--- a/Printed Exam Notes/Ch 24 Printed Notes.docx
+++ b/Printed Exam Notes/Ch 24 Printed Notes.docx
@@ -4319,6 +4319,56 @@
     </w:p>
     <w:p>
       <w:pPr>
+        <w:pStyle w:val="Figure"/>
+      </w:pPr>
+      <w:r>
+        <w:rPr>
+          <w:i/>
+        </w:rPr>
+        <w:t xml:space="preserve">Fig: </w:t>
+      </w:r>
+      <w:r>
+        <w:rPr/>
+        <w:t>Micrograph of a terminal bud shows hemispherical lateral bud, shoot apical meristem and immature leaf.</w:t>
+      </w:r>
+    </w:p>
+    <w:p>
+      <w:pPr>
+        <w:pStyle w:val="Figure"/>
+      </w:pPr>
+      <w:r>
+        <w:rPr>
+          <w:i/>
+        </w:rPr>
+        <w:t xml:space="preserve">Textbook caption: </w:t>
+      </w:r>
+      <w:r>
+        <w:rPr/>
+        <w:t>A terminal bud contains an apical meristem and produces new leaves and other tissues during primary growth. Lateral branches grow from the lateral bud.</w:t>
+      </w:r>
+    </w:p>
+    <w:p>
+      <w:pPr>
+        <w:pStyle w:val="Slideheading"/>
+      </w:pPr>
+      <w:bookmarkStart w:id="27" w:name="s242022"/>
+      <w:r>
+        <w:rPr>
+          <w:rStyle w:val="Slidecode"/>
+          <w:b/>
+        </w:rPr>
+        <w:t>24.2.22</w:t>
+      </w:r>
+      <w:r>
+        <w:rPr>
+          <w:b/>
+        </w:rPr>
+        <w:t xml:space="preserve"> Monocots</w:t>
+      </w:r>
+      <w:bookmarkEnd w:id="27"/>
+    </w:p>
+    <w:p>
+      <w:pPr>
         <w:pStyle w:val="Bullet"/>
         <w:numPr>
           <w:ilvl w:val="0"/>
@@ -4327,58 +4377,8 @@
       </w:pPr>
       <w:r>
         <w:rPr/>
-        <w:t>Steven P. Lynch</w:t>
-      </w:r>
-    </w:p>
-    <w:p>
-      <w:pPr>
-        <w:pStyle w:val="Figure"/>
-      </w:pPr>
-      <w:r>
-        <w:rPr>
-          <w:i/>
-        </w:rPr>
-        <w:t xml:space="preserve">Fig: </w:t>
-      </w:r>
-      <w:r>
-        <w:rPr/>
-        <w:t>Micrograph of a terminal bud shows hemispherical lateral bud, shoot apical meristem and immature leaf.</w:t>
-      </w:r>
-    </w:p>
-    <w:p>
-      <w:pPr>
-        <w:pStyle w:val="Figure"/>
-      </w:pPr>
-      <w:r>
-        <w:rPr>
-          <w:i/>
-        </w:rPr>
-        <w:t xml:space="preserve">Textbook caption: </w:t>
-      </w:r>
-      <w:r>
-        <w:rPr/>
-        <w:t>A terminal bud contains an apical meristem and produces new leaves and other tissues during primary growth. Lateral branches grow from the lateral bud.</w:t>
-      </w:r>
-    </w:p>
-    <w:p>
-      <w:pPr>
-        <w:pStyle w:val="Slideheading"/>
-      </w:pPr>
-      <w:bookmarkStart w:id="27" w:name="s242022"/>
-      <w:r>
-        <w:rPr>
-          <w:rStyle w:val="Slidecode"/>
-          <w:b/>
-        </w:rPr>
-        <w:t>24.2.22</w:t>
-      </w:r>
-      <w:r>
-        <w:rPr>
-          <w:b/>
-        </w:rPr>
-        <w:t xml:space="preserve"> Monocots</w:t>
-      </w:r>
-      <w:bookmarkEnd w:id="27"/>
+        <w:t>Variations of organs and organ systems lead to classification as a monocot or eudicot</w:t>
+      </w:r>
     </w:p>
     <w:p>
       <w:pPr>
@@ -4390,8 +4390,93 @@
       </w:pPr>
       <w:r>
         <w:rPr/>
-        <w:t>Variations of organs and organ systems lead to classification as a monocot or eudicot</w:t>
-      </w:r>
+        <w:t>Monocots (single cotyledon)</w:t>
+      </w:r>
+    </w:p>
+    <w:p>
+      <w:pPr>
+        <w:pStyle w:val="Bullet"/>
+        <w:numPr>
+          <w:ilvl w:val="1"/>
+          <w:numId w:val="90"/>
+        </w:numPr>
+      </w:pPr>
+      <w:r>
+        <w:rPr/>
+        <w:t>Cotyledons act as transfer tissue.</w:t>
+      </w:r>
+    </w:p>
+    <w:p>
+      <w:pPr>
+        <w:pStyle w:val="Bullet"/>
+        <w:numPr>
+          <w:ilvl w:val="2"/>
+          <w:numId w:val="90"/>
+        </w:numPr>
+      </w:pPr>
+      <w:r>
+        <w:rPr/>
+        <w:t>Nutrients are derived from the endosperm.</w:t>
+      </w:r>
+    </w:p>
+    <w:p>
+      <w:pPr>
+        <w:pStyle w:val="Bullet"/>
+        <w:numPr>
+          <w:ilvl w:val="1"/>
+          <w:numId w:val="90"/>
+        </w:numPr>
+      </w:pPr>
+      <w:r>
+        <w:rPr/>
+        <w:t>Root vascular tissue occurs in a ring.</w:t>
+      </w:r>
+    </w:p>
+    <w:p>
+      <w:pPr>
+        <w:pStyle w:val="Bullet"/>
+        <w:numPr>
+          <w:ilvl w:val="1"/>
+          <w:numId w:val="90"/>
+        </w:numPr>
+      </w:pPr>
+      <w:r>
+        <w:rPr/>
+        <w:t>Leaves have a parallel venation.</w:t>
+      </w:r>
+    </w:p>
+    <w:p>
+      <w:pPr>
+        <w:pStyle w:val="Bullet"/>
+        <w:numPr>
+          <w:ilvl w:val="1"/>
+          <w:numId w:val="90"/>
+        </w:numPr>
+      </w:pPr>
+      <w:r>
+        <w:rPr/>
+        <w:t>Flower parts are arranged in multiples of three.</w:t>
+      </w:r>
+    </w:p>
+    <w:p>
+      <w:pPr>
+        <w:pStyle w:val="Slideheading"/>
+      </w:pPr>
+      <w:bookmarkStart w:id="28" w:name="s242023"/>
+      <w:r>
+        <w:rPr>
+          <w:rStyle w:val="Slidecode"/>
+          <w:b/>
+        </w:rPr>
+        <w:t>24.2.23</w:t>
+      </w:r>
+      <w:r>
+        <w:rPr>
+          <w:b/>
+        </w:rPr>
+        <w:t xml:space="preserve"> Eudicots</w:t>
+      </w:r>
+      <w:bookmarkEnd w:id="28"/>
     </w:p>
     <w:p>
       <w:pPr>
@@ -4403,7 +4488,7 @@
       </w:pPr>
       <w:r>
         <w:rPr/>
-        <w:t>Monocots (single cotyledon)</w:t>
+        <w:t>Eudicots (two cotyledons)</w:t>
       </w:r>
     </w:p>
     <w:p>
@@ -4416,7 +4501,884 @@
       </w:pPr>
       <w:r>
         <w:rPr/>
-        <w:t>Cotyledons act as transfer tissue.</w:t>
+        <w:t>Cotyledons supply nutrients to seedlings.</w:t>
+      </w:r>
+    </w:p>
+    <w:p>
+      <w:pPr>
+        <w:pStyle w:val="Bullet"/>
+        <w:numPr>
+          <w:ilvl w:val="1"/>
+          <w:numId w:val="90"/>
+        </w:numPr>
+      </w:pPr>
+      <w:r>
+        <w:rPr/>
+        <w:t>Root phloem is located between xylem arms.</w:t>
+      </w:r>
+    </w:p>
+    <w:p>
+      <w:pPr>
+        <w:pStyle w:val="Bullet"/>
+        <w:numPr>
+          <w:ilvl w:val="1"/>
+          <w:numId w:val="90"/>
+        </w:numPr>
+      </w:pPr>
+      <w:r>
+        <w:rPr/>
+        <w:t>Leaves have a netted venation.</w:t>
+      </w:r>
+    </w:p>
+    <w:p>
+      <w:pPr>
+        <w:pStyle w:val="Bullet"/>
+        <w:numPr>
+          <w:ilvl w:val="1"/>
+          <w:numId w:val="90"/>
+        </w:numPr>
+      </w:pPr>
+      <w:r>
+        <w:rPr/>
+        <w:t>Flower parts are arranged in multiples of four or five.</w:t>
+      </w:r>
+    </w:p>
+    <w:p>
+      <w:pPr>
+        <w:pStyle w:val="Slideheading"/>
+      </w:pPr>
+      <w:bookmarkStart w:id="29" w:name="s242024"/>
+      <w:r>
+        <w:rPr>
+          <w:rStyle w:val="Slidecode"/>
+          <w:b/>
+        </w:rPr>
+        <w:t>24.2.24</w:t>
+      </w:r>
+      <w:r>
+        <w:rPr>
+          <w:b/>
+        </w:rPr>
+        <w:t xml:space="preserve"> Flowering Plants Are Either Monocots or Eudicots</w:t>
+      </w:r>
+      <w:bookmarkEnd w:id="29"/>
+    </w:p>
+    <w:p>
+      <w:pPr>
+        <w:pStyle w:val="Figure"/>
+      </w:pPr>
+      <w:r>
+        <w:rPr>
+          <w:i/>
+        </w:rPr>
+        <w:t xml:space="preserve">Fig: </w:t>
+      </w:r>
+      <w:r>
+        <w:rPr/>
+        <w:t>Monocots: one cotyledon in seed, root xylem and phloem in a ring; vascular bundles scattered in stem; leaf veins form a parallel pattern; flower parts in threes and multiples of three; one pore or slit (pollen). Eudicots: two cotyledons in seed; root phloem between arms of xylem; vascular bundles in a distinct ring; leaf veins form a net pattern; flower parts in fours or fives and their multiples; three pores or slits (pollen).</w:t>
+      </w:r>
+    </w:p>
+    <w:p>
+      <w:pPr>
+        <w:pStyle w:val="Slideheading"/>
+      </w:pPr>
+      <w:bookmarkStart w:id="30" w:name="s242025"/>
+      <w:r>
+        <w:rPr>
+          <w:rStyle w:val="Slidecode"/>
+          <w:b/>
+        </w:rPr>
+        <w:t>24.2.25</w:t>
+      </w:r>
+      <w:r>
+        <w:rPr>
+          <w:b/>
+        </w:rPr>
+        <w:t xml:space="preserve"> Vegetative Organs and Plant Life Cycles</w:t>
+      </w:r>
+      <w:bookmarkEnd w:id="30"/>
+    </w:p>
+    <w:p>
+      <w:pPr>
+        <w:pStyle w:val="Bullet"/>
+        <w:numPr>
+          <w:ilvl w:val="0"/>
+          <w:numId w:val="90"/>
+        </w:numPr>
+      </w:pPr>
+      <w:r>
+        <w:rPr/>
+        <w:t>Annual plants live for only one growing season.</w:t>
+      </w:r>
+    </w:p>
+    <w:p>
+      <w:pPr>
+        <w:pStyle w:val="Bullet"/>
+        <w:numPr>
+          <w:ilvl w:val="1"/>
+          <w:numId w:val="90"/>
+        </w:numPr>
+      </w:pPr>
+      <w:r>
+        <w:rPr/>
+        <w:t>These produce enough vegetative structures to support flower and seeds.</w:t>
+      </w:r>
+    </w:p>
+    <w:p>
+      <w:pPr>
+        <w:pStyle w:val="Bullet"/>
+        <w:numPr>
+          <w:ilvl w:val="1"/>
+          <w:numId w:val="90"/>
+        </w:numPr>
+      </w:pPr>
+      <w:r>
+        <w:rPr/>
+        <w:t>After seed dispersal, the plant dies.</w:t>
+      </w:r>
+    </w:p>
+    <w:p>
+      <w:pPr>
+        <w:pStyle w:val="Bullet"/>
+        <w:numPr>
+          <w:ilvl w:val="0"/>
+          <w:numId w:val="90"/>
+        </w:numPr>
+      </w:pPr>
+      <w:r>
+        <w:rPr/>
+        <w:t>Perennial plants live for three or more seasons.</w:t>
+      </w:r>
+    </w:p>
+    <w:p>
+      <w:pPr>
+        <w:pStyle w:val="Bullet"/>
+        <w:numPr>
+          <w:ilvl w:val="1"/>
+          <w:numId w:val="90"/>
+        </w:numPr>
+      </w:pPr>
+      <w:r>
+        <w:rPr/>
+        <w:t>These spend energy making vegetative structures which help the plant survive for years.</w:t>
+      </w:r>
+    </w:p>
+    <w:p>
+      <w:pPr>
+        <w:pStyle w:val="Bullet"/>
+        <w:numPr>
+          <w:ilvl w:val="0"/>
+          <w:numId w:val="90"/>
+        </w:numPr>
+      </w:pPr>
+      <w:r>
+        <w:rPr/>
+        <w:t>Flower-inducing genes LEAFY and Apetala 1 are the difference between annuals and perennials.</w:t>
+      </w:r>
+    </w:p>
+    <w:p>
+      <w:pPr>
+        <w:pStyle w:val="Bullet"/>
+        <w:numPr>
+          <w:ilvl w:val="1"/>
+          <w:numId w:val="90"/>
+        </w:numPr>
+      </w:pPr>
+      <w:r>
+        <w:rPr/>
+        <w:t>They are genetic switches which determine whether a plant is an annual or a perennial.</w:t>
+      </w:r>
+    </w:p>
+    <w:p>
+      <w:pPr>
+        <w:pStyle w:val="Bullet"/>
+        <w:numPr>
+          <w:ilvl w:val="1"/>
+          <w:numId w:val="90"/>
+        </w:numPr>
+      </w:pPr>
+      <w:r>
+        <w:rPr/>
+        <w:t>Blocking flower-inducing genes in annuals induces perennial growth.</w:t>
+      </w:r>
+    </w:p>
+    <w:p>
+      <w:pPr>
+        <w:pStyle w:val="Sectionheading"/>
+      </w:pPr>
+      <w:r>
+        <w:rPr/>
+        <w:t>24.3 Organization and Diversity of Roots</w:t>
+      </w:r>
+    </w:p>
+    <w:p>
+      <w:pPr>
+        <w:pStyle w:val="Pointer"/>
+      </w:pPr>
+      <w:r>
+        <w:rPr/>
+        <w:t xml:space="preserve">Quick guide for this section: page </w:t>
+      </w:r>
+      <w:r>
+        <w:fldChar w:fldCharType="begin"/>
+      </w:r>
+      <w:r>
+        <w:instrText xml:space="preserve"> PAGEREF g243 \h </w:instrText>
+      </w:r>
+      <w:r>
+        <w:fldChar w:fldCharType="separate"/>
+      </w:r>
+      <w:r>
+        <w:t>2</w:t>
+      </w:r>
+      <w:r>
+        <w:fldChar w:fldCharType="end"/>
+      </w:r>
+    </w:p>
+    <w:p>
+      <w:pPr>
+        <w:pStyle w:val="Slideheading"/>
+      </w:pPr>
+      <w:bookmarkStart w:id="31" w:name="s243026"/>
+      <w:r>
+        <w:rPr>
+          <w:rStyle w:val="Slidecode"/>
+          <w:b/>
+        </w:rPr>
+        <w:t>24.3.26</w:t>
+      </w:r>
+      <w:bookmarkEnd w:id="31"/>
+    </w:p>
+    <w:p>
+      <w:pPr>
+        <w:pStyle w:val="Bullet"/>
+        <w:numPr>
+          <w:ilvl w:val="0"/>
+          <w:numId w:val="90"/>
+        </w:numPr>
+      </w:pPr>
+      <w:r>
+        <w:rPr/>
+        <w:t>In the eudicot root:</w:t>
+      </w:r>
+    </w:p>
+    <w:p>
+      <w:pPr>
+        <w:pStyle w:val="Bullet"/>
+        <w:numPr>
+          <w:ilvl w:val="1"/>
+          <w:numId w:val="90"/>
+        </w:numPr>
+      </w:pPr>
+      <w:r>
+        <w:rPr/>
+        <w:t>Root cap contains the root apical meristem.</w:t>
+      </w:r>
+    </w:p>
+    <w:p>
+      <w:pPr>
+        <w:pStyle w:val="Bullet"/>
+        <w:numPr>
+          <w:ilvl w:val="1"/>
+          <w:numId w:val="90"/>
+        </w:numPr>
+      </w:pPr>
+      <w:r>
+        <w:rPr/>
+        <w:t>Zone of cell division contains primary meristems.</w:t>
+      </w:r>
+    </w:p>
+    <w:p>
+      <w:pPr>
+        <w:pStyle w:val="Bullet"/>
+        <w:numPr>
+          <w:ilvl w:val="1"/>
+          <w:numId w:val="90"/>
+        </w:numPr>
+      </w:pPr>
+      <w:r>
+        <w:rPr/>
+        <w:t>Zone of elongation contains cells that are lengthening and becoming specialized.</w:t>
+      </w:r>
+    </w:p>
+    <w:p>
+      <w:pPr>
+        <w:pStyle w:val="Bullet"/>
+        <w:numPr>
+          <w:ilvl w:val="1"/>
+          <w:numId w:val="90"/>
+        </w:numPr>
+      </w:pPr>
+      <w:r>
+        <w:rPr/>
+        <w:t>Zone of maturation contains fully differentiated cells.</w:t>
+      </w:r>
+    </w:p>
+    <w:p>
+      <w:pPr>
+        <w:pStyle w:val="Slideheading"/>
+      </w:pPr>
+      <w:bookmarkStart w:id="32" w:name="s243027"/>
+      <w:r>
+        <w:rPr>
+          <w:rStyle w:val="Slidecode"/>
+          <w:b/>
+        </w:rPr>
+        <w:t>24.3.27</w:t>
+      </w:r>
+      <w:r>
+        <w:rPr>
+          <w:b/>
+        </w:rPr>
+        <w:t xml:space="preserve"> Tissues of Eudicot Root</w:t>
+      </w:r>
+      <w:bookmarkEnd w:id="32"/>
+    </w:p>
+    <w:p>
+      <w:pPr>
+        <w:pStyle w:val="Bullet"/>
+        <w:numPr>
+          <w:ilvl w:val="0"/>
+          <w:numId w:val="90"/>
+        </w:numPr>
+      </w:pPr>
+      <w:r>
+        <w:rPr/>
+        <w:t>Epidermis – Outer layer of root</w:t>
+      </w:r>
+    </w:p>
+    <w:p>
+      <w:pPr>
+        <w:pStyle w:val="Bullet"/>
+        <w:numPr>
+          <w:ilvl w:val="0"/>
+          <w:numId w:val="90"/>
+        </w:numPr>
+      </w:pPr>
+      <w:r>
+        <w:rPr/>
+        <w:t>Cortex – Composed of parenchyma cells, allowing water and minerals movement</w:t>
+      </w:r>
+    </w:p>
+    <w:p>
+      <w:pPr>
+        <w:pStyle w:val="Bullet"/>
+        <w:numPr>
+          <w:ilvl w:val="0"/>
+          <w:numId w:val="90"/>
+        </w:numPr>
+      </w:pPr>
+      <w:r>
+        <w:rPr/>
+        <w:t>Endodermis – Forms a boundary between cortex and inner vascular cylinder</w:t>
+      </w:r>
+    </w:p>
+    <w:p>
+      <w:pPr>
+        <w:pStyle w:val="Bullet"/>
+        <w:numPr>
+          <w:ilvl w:val="1"/>
+          <w:numId w:val="90"/>
+        </w:numPr>
+      </w:pPr>
+      <w:r>
+        <w:rPr/>
+        <w:t>Casparian strip is composed of protein lignin and suberin.</w:t>
+      </w:r>
+    </w:p>
+    <w:p>
+      <w:pPr>
+        <w:pStyle w:val="Bullet"/>
+        <w:numPr>
+          <w:ilvl w:val="0"/>
+          <w:numId w:val="90"/>
+        </w:numPr>
+      </w:pPr>
+      <w:r>
+        <w:rPr/>
+        <w:t>Pericycle – Mitotically active and is the starting point for development of branch or lateral roots</w:t>
+      </w:r>
+    </w:p>
+    <w:p>
+      <w:pPr>
+        <w:pStyle w:val="Correction"/>
+      </w:pPr>
+      <w:r>
+        <w:rPr>
+          <w:b/>
+          <w:i/>
+        </w:rPr>
+        <w:t xml:space="preserve">Textbook: </w:t>
+      </w:r>
+      <w:r>
+        <w:rPr/>
+        <w:t>Lignin isn't a protein (the textbook uses the same wording): it's a chemical that hardens cell walls, and suberin is a waxy, waterproof lipid. Together they make the Casparian strip waterproof, so water and minerals must pass through the endodermal cells.</w:t>
+      </w:r>
+    </w:p>
+    <w:p>
+      <w:pPr>
+        <w:pStyle w:val="Slideheading"/>
+      </w:pPr>
+      <w:bookmarkStart w:id="33" w:name="s243028"/>
+      <w:r>
+        <w:rPr>
+          <w:rStyle w:val="Slidecode"/>
+          <w:b/>
+        </w:rPr>
+        <w:t>24.3.28</w:t>
+      </w:r>
+      <w:r>
+        <w:rPr>
+          <w:b/>
+        </w:rPr>
+        <w:t xml:space="preserve"> Eudicot Root Tip</w:t>
+      </w:r>
+      <w:bookmarkEnd w:id="33"/>
+    </w:p>
+    <w:p>
+      <w:pPr>
+        <w:pStyle w:val="Figure"/>
+      </w:pPr>
+      <w:r>
+        <w:rPr>
+          <w:i/>
+        </w:rPr>
+        <w:t xml:space="preserve">Fig: </w:t>
+      </w:r>
+      <w:r>
+        <w:rPr/>
+        <w:t>A) Root tip: Diagram of root tips divides into zone of cell division, zone of elongation, zone of maturation and vascular cylinder on the top. Micrograph of zone of cell division shows multiple procambium, ground meristem, protoderm, root apical meristem protected by root cap and root cap. B) Vascular cylinder: Micrograph of vascular cylinder shows multiple circular endodermis, pericycle, phloem, large circular xylem in center and circular cortex, with epidermis and root hair. C) Casparian strip: Diagram shows layers of xylem, phloem, pericycle, endodermis and Casparian strip, cortex and epidermis with root hair (from where water and minerals flow in and out).</w:t>
+      </w:r>
+    </w:p>
+    <w:p>
+      <w:pPr>
+        <w:pStyle w:val="Slideheading"/>
+      </w:pPr>
+      <w:bookmarkStart w:id="34" w:name="s243029"/>
+      <w:r>
+        <w:rPr>
+          <w:rStyle w:val="Slidecode"/>
+          <w:b/>
+        </w:rPr>
+        <w:t>24.3.29</w:t>
+      </w:r>
+      <w:r>
+        <w:rPr>
+          <w:b/>
+        </w:rPr>
+        <w:t xml:space="preserve"> Branching of a Eudicot Root</w:t>
+      </w:r>
+      <w:bookmarkEnd w:id="34"/>
+    </w:p>
+    <w:p>
+      <w:pPr>
+        <w:pStyle w:val="Figure"/>
+      </w:pPr>
+      <w:r>
+        <w:rPr>
+          <w:i/>
+        </w:rPr>
+        <w:t xml:space="preserve">Fig: </w:t>
+      </w:r>
+      <w:r>
+        <w:rPr/>
+        <w:t>Diagram of branched eudicot root shows a branch root, pericycle, endodermis, cortex in center and vascular tissue in core.</w:t>
+      </w:r>
+    </w:p>
+    <w:p>
+      <w:pPr>
+        <w:pStyle w:val="Figure"/>
+      </w:pPr>
+      <w:r>
+        <w:rPr>
+          <w:i/>
+        </w:rPr>
+        <w:t xml:space="preserve">Textbook caption: </w:t>
+      </w:r>
+      <w:r>
+        <w:rPr/>
+        <w:t>This cross section of a willow, Salix, shows the origination and growth of a branch root from the pericycle.</w:t>
+      </w:r>
+    </w:p>
+    <w:p>
+      <w:pPr>
+        <w:pStyle w:val="Slideheading"/>
+      </w:pPr>
+      <w:bookmarkStart w:id="35" w:name="s243030"/>
+      <w:r>
+        <w:rPr>
+          <w:rStyle w:val="Slidecode"/>
+          <w:b/>
+        </w:rPr>
+        <w:t>24.3.30</w:t>
+      </w:r>
+      <w:r>
+        <w:rPr>
+          <w:b/>
+        </w:rPr>
+        <w:t xml:space="preserve"> Organization of Monocot Roots</w:t>
+      </w:r>
+      <w:bookmarkEnd w:id="35"/>
+    </w:p>
+    <w:p>
+      <w:pPr>
+        <w:pStyle w:val="Bullet"/>
+        <w:numPr>
+          <w:ilvl w:val="0"/>
+          <w:numId w:val="90"/>
+        </w:numPr>
+      </w:pPr>
+      <w:r>
+        <w:rPr/>
+        <w:t>The ground tissue of root’s pith is surrounded by a vascular ring.</w:t>
+      </w:r>
+    </w:p>
+    <w:p>
+      <w:pPr>
+        <w:pStyle w:val="Bullet"/>
+        <w:numPr>
+          <w:ilvl w:val="0"/>
+          <w:numId w:val="90"/>
+        </w:numPr>
+      </w:pPr>
+      <w:r>
+        <w:rPr/>
+        <w:t>They have the same growth zones as eudicot roots, but do not undergo secondary growth.</w:t>
+      </w:r>
+    </w:p>
+    <w:p>
+      <w:pPr>
+        <w:pStyle w:val="Bullet"/>
+        <w:numPr>
+          <w:ilvl w:val="0"/>
+          <w:numId w:val="90"/>
+        </w:numPr>
+      </w:pPr>
+      <w:r>
+        <w:rPr/>
+        <w:t>They have pericycle, endodermis, cortex, and epidermis.</w:t>
+      </w:r>
+    </w:p>
+    <w:p>
+      <w:pPr>
+        <w:pStyle w:val="Slideheading"/>
+      </w:pPr>
+      <w:bookmarkStart w:id="36" w:name="s243031"/>
+      <w:r>
+        <w:rPr>
+          <w:rStyle w:val="Slidecode"/>
+          <w:b/>
+        </w:rPr>
+        <w:t>24.3.31</w:t>
+      </w:r>
+      <w:r>
+        <w:rPr>
+          <w:b/>
+        </w:rPr>
+        <w:t xml:space="preserve"> Monocot Root</w:t>
+      </w:r>
+      <w:bookmarkEnd w:id="36"/>
+    </w:p>
+    <w:p>
+      <w:pPr>
+        <w:pStyle w:val="Figure"/>
+      </w:pPr>
+      <w:r>
+        <w:rPr>
+          <w:i/>
+        </w:rPr>
+        <w:t xml:space="preserve">Fig: </w:t>
+      </w:r>
+      <w:r>
+        <w:rPr/>
+        <w:t>Diagram and micrograph of monocot root shows circular pith, phloem, multiple pericycle, endodermis with Casparian strip, xylem, cortex and epidermis.</w:t>
+      </w:r>
+    </w:p>
+    <w:p>
+      <w:pPr>
+        <w:pStyle w:val="Figure"/>
+      </w:pPr>
+      <w:r>
+        <w:rPr>
+          <w:i/>
+        </w:rPr>
+        <w:t xml:space="preserve">Textbook caption: </w:t>
+      </w:r>
+      <w:r>
+        <w:rPr/>
+        <w:t>In this overall cross section, it is possible to observe that a vascular ring surrounds a central pith.</w:t>
+      </w:r>
+    </w:p>
+    <w:p>
+      <w:pPr>
+        <w:pStyle w:val="Slideheading"/>
+      </w:pPr>
+      <w:bookmarkStart w:id="37" w:name="s243032"/>
+      <w:r>
+        <w:rPr>
+          <w:rStyle w:val="Slidecode"/>
+          <w:b/>
+        </w:rPr>
+        <w:t>24.3.32</w:t>
+      </w:r>
+      <w:r>
+        <w:rPr>
+          <w:b/>
+        </w:rPr>
+        <w:t xml:space="preserve"> Root Diversity</w:t>
+      </w:r>
+      <w:bookmarkEnd w:id="37"/>
+    </w:p>
+    <w:p>
+      <w:pPr>
+        <w:pStyle w:val="Bullet"/>
+        <w:numPr>
+          <w:ilvl w:val="0"/>
+          <w:numId w:val="90"/>
+        </w:numPr>
+      </w:pPr>
+      <w:r>
+        <w:rPr/>
+        <w:t>Primary root (taproot) – Fleshy, long single root, that grows straight down</w:t>
+      </w:r>
+    </w:p>
+    <w:p>
+      <w:pPr>
+        <w:pStyle w:val="Bullet"/>
+        <w:numPr>
+          <w:ilvl w:val="1"/>
+          <w:numId w:val="90"/>
+        </w:numPr>
+      </w:pPr>
+      <w:r>
+        <w:rPr/>
+        <w:t>Stores food</w:t>
+      </w:r>
+    </w:p>
+    <w:p>
+      <w:pPr>
+        <w:pStyle w:val="Bullet"/>
+        <w:numPr>
+          <w:ilvl w:val="0"/>
+          <w:numId w:val="90"/>
+        </w:numPr>
+      </w:pPr>
+      <w:r>
+        <w:rPr/>
+        <w:t>Fibrous root system – Slender roots and lateral branches</w:t>
+      </w:r>
+    </w:p>
+    <w:p>
+      <w:pPr>
+        <w:pStyle w:val="Bullet"/>
+        <w:numPr>
+          <w:ilvl w:val="1"/>
+          <w:numId w:val="90"/>
+        </w:numPr>
+      </w:pPr>
+      <w:r>
+        <w:rPr/>
+        <w:t>Anchors plant to soil</w:t>
+      </w:r>
+    </w:p>
+    <w:p>
+      <w:pPr>
+        <w:pStyle w:val="Bullet"/>
+        <w:numPr>
+          <w:ilvl w:val="1"/>
+          <w:numId w:val="90"/>
+        </w:numPr>
+      </w:pPr>
+      <w:r>
+        <w:rPr/>
+        <w:t>Found in monocots</w:t>
+      </w:r>
+    </w:p>
+    <w:p>
+      <w:pPr>
+        <w:pStyle w:val="Bullet"/>
+        <w:numPr>
+          <w:ilvl w:val="0"/>
+          <w:numId w:val="90"/>
+        </w:numPr>
+      </w:pPr>
+      <w:r>
+        <w:rPr/>
+        <w:t>Some plants have roots that possess a variety of adaptations to better perform their functions.</w:t>
+      </w:r>
+    </w:p>
+    <w:p>
+      <w:pPr>
+        <w:pStyle w:val="Bullet"/>
+        <w:numPr>
+          <w:ilvl w:val="0"/>
+          <w:numId w:val="90"/>
+        </w:numPr>
+      </w:pPr>
+      <w:r>
+        <w:rPr/>
+        <w:t>Improve anchorage to the ground and support in high wind</w:t>
+      </w:r>
+    </w:p>
+    <w:p>
+      <w:pPr>
+        <w:pStyle w:val="Bullet"/>
+        <w:numPr>
+          <w:ilvl w:val="0"/>
+          <w:numId w:val="90"/>
+        </w:numPr>
+      </w:pPr>
+      <w:r>
+        <w:rPr/>
+        <w:t>Store large quantities of carbohydrate</w:t>
+      </w:r>
+    </w:p>
+    <w:p>
+      <w:pPr>
+        <w:pStyle w:val="Bullet"/>
+        <w:numPr>
+          <w:ilvl w:val="0"/>
+          <w:numId w:val="90"/>
+        </w:numPr>
+      </w:pPr>
+      <w:r>
+        <w:rPr/>
+        <w:t>Increase absorption of water, minerals, oxygen, sunlight</w:t>
+      </w:r>
+    </w:p>
+    <w:p>
+      <w:pPr>
+        <w:pStyle w:val="Slideheading"/>
+      </w:pPr>
+      <w:bookmarkStart w:id="38" w:name="s243033"/>
+      <w:r>
+        <w:rPr>
+          <w:rStyle w:val="Slidecode"/>
+          <w:b/>
+        </w:rPr>
+        <w:t>24.3.33</w:t>
+      </w:r>
+      <w:r>
+        <w:rPr>
+          <w:b/>
+        </w:rPr>
+        <w:t xml:space="preserve"> Root Specializations</w:t>
+      </w:r>
+      <w:bookmarkEnd w:id="38"/>
+    </w:p>
+    <w:p>
+      <w:pPr>
+        <w:pStyle w:val="Figure"/>
+      </w:pPr>
+      <w:r>
+        <w:rPr>
+          <w:i/>
+        </w:rPr>
+        <w:t xml:space="preserve">Fig: </w:t>
+      </w:r>
+      <w:r>
+        <w:rPr/>
+        <w:t>Root specialization examples include: roots for storage; prop roots for support; pneumatophores for oxygen; multifunctioning aerial roots.</w:t>
+      </w:r>
+    </w:p>
+    <w:p>
+      <w:pPr>
+        <w:pStyle w:val="Figure"/>
+      </w:pPr>
+      <w:r>
+        <w:rPr>
+          <w:i/>
+        </w:rPr>
+        <w:t xml:space="preserve">Textbook: </w:t>
+      </w:r>
+      <w:r>
+        <w:rPr/>
+        <w:t>a. Sweet potato plants have food storage roots. b. Prop roots (corn) are specialized for support in high winds. c. Pneumatophores (mangrove, bald cypress) extend above the water's surface, so a tree living in water can acquire oxygen. d. The aerial roots of orchids offer physical support, water and nutrient uptake, and in some cases even photosynthesis; English ivy uses aerial roots to climb.</w:t>
+      </w:r>
+    </w:p>
+    <w:p>
+      <w:pPr>
+        <w:pStyle w:val="Slideheading"/>
+      </w:pPr>
+      <w:bookmarkStart w:id="39" w:name="s243034"/>
+      <w:r>
+        <w:rPr>
+          <w:rStyle w:val="Slidecode"/>
+          <w:b/>
+        </w:rPr>
+        <w:t>24.3.34</w:t>
+      </w:r>
+      <w:r>
+        <w:rPr>
+          <w:b/>
+        </w:rPr>
+        <w:t xml:space="preserve"> Root Symbiotic Relationships</w:t>
+      </w:r>
+      <w:bookmarkEnd w:id="39"/>
+    </w:p>
+    <w:p>
+      <w:pPr>
+        <w:pStyle w:val="Bullet"/>
+        <w:numPr>
+          <w:ilvl w:val="0"/>
+          <w:numId w:val="90"/>
+        </w:numPr>
+      </w:pPr>
+      <w:r>
+        <w:rPr/>
+        <w:t>Mycorrhizae:</w:t>
+      </w:r>
+    </w:p>
+    <w:p>
+      <w:pPr>
+        <w:pStyle w:val="Bullet"/>
+        <w:numPr>
+          <w:ilvl w:val="1"/>
+          <w:numId w:val="90"/>
+        </w:numPr>
+      </w:pPr>
+      <w:r>
+        <w:rPr/>
+        <w:t>Mutualistic associations between roots and fungi</w:t>
+      </w:r>
+    </w:p>
+    <w:p>
+      <w:pPr>
+        <w:pStyle w:val="Bullet"/>
+        <w:numPr>
+          <w:ilvl w:val="1"/>
+          <w:numId w:val="90"/>
+        </w:numPr>
+      </w:pPr>
+      <w:r>
+        <w:rPr/>
+        <w:t>Assist in water and mineral extraction</w:t>
+      </w:r>
+    </w:p>
+    <w:p>
+      <w:pPr>
+        <w:pStyle w:val="Bullet"/>
+        <w:numPr>
+          <w:ilvl w:val="0"/>
+          <w:numId w:val="90"/>
+        </w:numPr>
+      </w:pPr>
+      <w:r>
+        <w:rPr/>
+        <w:t>Root nodules:</w:t>
+      </w:r>
+    </w:p>
+    <w:p>
+      <w:pPr>
+        <w:pStyle w:val="Bullet"/>
+        <w:numPr>
+          <w:ilvl w:val="1"/>
+          <w:numId w:val="90"/>
+        </w:numPr>
+      </w:pPr>
+      <w:r>
+        <w:rPr/>
+        <w:t>Contain nitrogen-fixing bacteria</w:t>
       </w:r>
     </w:p>
     <w:p>
@@ -4429,7 +5391,80 @@
       </w:pPr>
       <w:r>
         <w:rPr/>
-        <w:t>Nutrients are derived from the endosperm.</w:t>
+        <w:t>Plants cannot extract nitrogen from air, but bacteria in nodules can take up and reduce atmospheric nitrogen.</w:t>
+      </w:r>
+    </w:p>
+    <w:p>
+      <w:pPr>
+        <w:pStyle w:val="Bullet"/>
+        <w:numPr>
+          <w:ilvl w:val="2"/>
+          <w:numId w:val="90"/>
+        </w:numPr>
+      </w:pPr>
+      <w:r>
+        <w:rPr/>
+        <w:t>Plants get nitrogen from bacteria, which receive carbohydrates from the plant.</w:t>
+      </w:r>
+    </w:p>
+    <w:p>
+      <w:pPr>
+        <w:pStyle w:val="Sectionheading"/>
+      </w:pPr>
+      <w:r>
+        <w:rPr/>
+        <w:t>24.4 Organization and Diversity of Stems</w:t>
+      </w:r>
+    </w:p>
+    <w:p>
+      <w:pPr>
+        <w:pStyle w:val="Pointer"/>
+      </w:pPr>
+      <w:r>
+        <w:rPr/>
+        <w:t xml:space="preserve">Quick guide for this section: page </w:t>
+      </w:r>
+      <w:r>
+        <w:fldChar w:fldCharType="begin"/>
+      </w:r>
+      <w:r>
+        <w:instrText xml:space="preserve"> PAGEREF g244 \h </w:instrText>
+      </w:r>
+      <w:r>
+        <w:fldChar w:fldCharType="separate"/>
+      </w:r>
+      <w:r>
+        <w:t>3</w:t>
+      </w:r>
+      <w:r>
+        <w:fldChar w:fldCharType="end"/>
+      </w:r>
+    </w:p>
+    <w:p>
+      <w:pPr>
+        <w:pStyle w:val="Slideheading"/>
+      </w:pPr>
+      <w:bookmarkStart w:id="40" w:name="s244035"/>
+      <w:r>
+        <w:rPr>
+          <w:rStyle w:val="Slidecode"/>
+          <w:b/>
+        </w:rPr>
+        <w:t>24.4.35</w:t>
+      </w:r>
+      <w:bookmarkEnd w:id="40"/>
+    </w:p>
+    <w:p>
+      <w:pPr>
+        <w:pStyle w:val="Bullet"/>
+        <w:numPr>
+          <w:ilvl w:val="0"/>
+          <w:numId w:val="90"/>
+        </w:numPr>
+      </w:pPr>
+      <w:r>
+        <w:rPr/>
+        <w:t>Anatomy of a woody twig:</w:t>
       </w:r>
     </w:p>
     <w:p>
@@ -4442,7 +5477,33 @@
       </w:pPr>
       <w:r>
         <w:rPr/>
-        <w:t>Root vascular tissue occurs in a ring.</w:t>
+        <w:t>Terminal bud contains the shoot tip protected by bud scales.</w:t>
+      </w:r>
+    </w:p>
+    <w:p>
+      <w:pPr>
+        <w:pStyle w:val="Bullet"/>
+        <w:numPr>
+          <w:ilvl w:val="2"/>
+          <w:numId w:val="90"/>
+        </w:numPr>
+      </w:pPr>
+      <w:r>
+        <w:rPr/>
+        <w:t>Each spring, bud scales drop, leaving a scar.</w:t>
+      </w:r>
+    </w:p>
+    <w:p>
+      <w:pPr>
+        <w:pStyle w:val="Bullet"/>
+        <w:numPr>
+          <w:ilvl w:val="2"/>
+          <w:numId w:val="90"/>
+        </w:numPr>
+      </w:pPr>
+      <w:r>
+        <w:rPr/>
+        <w:t>Each scar is one year of growth.</w:t>
       </w:r>
     </w:p>
     <w:p>
@@ -4455,7 +5516,214 @@
       </w:pPr>
       <w:r>
         <w:rPr/>
-        <w:t>Leaves have a parallel venation.</w:t>
+        <w:t>Shoot apical meristem</w:t>
+      </w:r>
+    </w:p>
+    <w:p>
+      <w:pPr>
+        <w:pStyle w:val="Bullet"/>
+        <w:numPr>
+          <w:ilvl w:val="2"/>
+          <w:numId w:val="90"/>
+        </w:numPr>
+      </w:pPr>
+      <w:r>
+        <w:rPr/>
+        <w:t>Produces new cells that elongate and increase stem length</w:t>
+      </w:r>
+    </w:p>
+    <w:p>
+      <w:pPr>
+        <w:pStyle w:val="Bullet"/>
+        <w:numPr>
+          <w:ilvl w:val="2"/>
+          <w:numId w:val="90"/>
+        </w:numPr>
+      </w:pPr>
+      <w:r>
+        <w:rPr/>
+        <w:t>Protected by terminal bud</w:t>
+      </w:r>
+    </w:p>
+    <w:p>
+      <w:pPr>
+        <w:pStyle w:val="Bullet"/>
+        <w:numPr>
+          <w:ilvl w:val="3"/>
+          <w:numId w:val="90"/>
+        </w:numPr>
+      </w:pPr>
+      <w:r>
+        <w:rPr/>
+        <w:t>Enveloped by leaf primordia</w:t>
+      </w:r>
+    </w:p>
+    <w:p>
+      <w:pPr>
+        <w:pStyle w:val="Bullet"/>
+        <w:numPr>
+          <w:ilvl w:val="3"/>
+          <w:numId w:val="90"/>
+        </w:numPr>
+      </w:pPr>
+      <w:r>
+        <w:rPr/>
+        <w:t>Specialized primary meristems</w:t>
+      </w:r>
+    </w:p>
+    <w:p>
+      <w:pPr>
+        <w:pStyle w:val="Bullet"/>
+        <w:numPr>
+          <w:ilvl w:val="4"/>
+          <w:numId w:val="90"/>
+        </w:numPr>
+      </w:pPr>
+      <w:r>
+        <w:rPr/>
+        <w:t>Protoderm – gives rise to the epidermis</w:t>
+      </w:r>
+    </w:p>
+    <w:p>
+      <w:pPr>
+        <w:pStyle w:val="Bullet"/>
+        <w:numPr>
+          <w:ilvl w:val="4"/>
+          <w:numId w:val="90"/>
+        </w:numPr>
+      </w:pPr>
+      <w:r>
+        <w:rPr/>
+        <w:t>Ground Meristem – gives rise to pith and cortex</w:t>
+      </w:r>
+    </w:p>
+    <w:p>
+      <w:pPr>
+        <w:pStyle w:val="Bullet"/>
+        <w:numPr>
+          <w:ilvl w:val="4"/>
+          <w:numId w:val="90"/>
+        </w:numPr>
+      </w:pPr>
+      <w:r>
+        <w:rPr/>
+        <w:t>Procambium – produces primary xylem and phloem</w:t>
+      </w:r>
+    </w:p>
+    <w:p>
+      <w:pPr>
+        <w:pStyle w:val="Bullet"/>
+        <w:numPr>
+          <w:ilvl w:val="2"/>
+          <w:numId w:val="90"/>
+        </w:numPr>
+      </w:pPr>
+      <w:r>
+        <w:rPr/>
+        <w:t>Mature vascular bundles contain vascular cambium.</w:t>
+      </w:r>
+    </w:p>
+    <w:p>
+      <w:pPr>
+        <w:pStyle w:val="Slideheading"/>
+      </w:pPr>
+      <w:bookmarkStart w:id="41" w:name="s244036"/>
+      <w:r>
+        <w:rPr>
+          <w:rStyle w:val="Slidecode"/>
+          <w:b/>
+        </w:rPr>
+        <w:t>24.4.36</w:t>
+      </w:r>
+      <w:r>
+        <w:rPr>
+          <w:b/>
+        </w:rPr>
+        <w:t xml:space="preserve"> Woody Twig</w:t>
+      </w:r>
+      <w:bookmarkEnd w:id="41"/>
+    </w:p>
+    <w:p>
+      <w:pPr>
+        <w:pStyle w:val="Figure"/>
+      </w:pPr>
+      <w:r>
+        <w:rPr>
+          <w:i/>
+        </w:rPr>
+        <w:t xml:space="preserve">Fig: </w:t>
+      </w:r>
+      <w:r>
+        <w:rPr/>
+        <w:t>Diagram shows lenticel, bud scale, terminal budscale scars, nodes, internode, axillary bud, leaf and bundle scars, stem, terminal bud and bud scale.</w:t>
+      </w:r>
+    </w:p>
+    <w:p>
+      <w:pPr>
+        <w:pStyle w:val="Slideheading"/>
+      </w:pPr>
+      <w:bookmarkStart w:id="42" w:name="s244037"/>
+      <w:r>
+        <w:rPr>
+          <w:rStyle w:val="Slidecode"/>
+          <w:b/>
+        </w:rPr>
+        <w:t>24.4.37</w:t>
+      </w:r>
+      <w:r>
+        <w:rPr>
+          <w:b/>
+        </w:rPr>
+        <w:t xml:space="preserve"> Shoot Tip and Primary Meristems</w:t>
+      </w:r>
+      <w:bookmarkEnd w:id="42"/>
+    </w:p>
+    <w:p>
+      <w:pPr>
+        <w:pStyle w:val="Figure"/>
+      </w:pPr>
+      <w:r>
+        <w:rPr>
+          <w:i/>
+        </w:rPr>
+        <w:t xml:space="preserve">Fig: </w:t>
+      </w:r>
+      <w:r>
+        <w:rPr/>
+        <w:t>A) Shoot tip: Diagram of shoot tips divides into three zones. Lower zone: It consists of longitudinal primary xylem and primary phloem. Middle zone: It consists of longitudinal vascular cambium and hemispherical axillary bud. Top zone: It consists of procambium, ground meristem, protoderm, shoot apical meristem and leaf primordium. B) Fate of primary meristems: Three Primary Meristems: It consists of protoderm on the outer radial area, ground meristem in the middle and procambium in the core. C) Primary Tissues: It consists of epidermis on the outermost radial area, cortex in the outer radial area and pith in the center. Enlarged diagram of vascular bundles show circular multiple pith, primary xylem, vascular cambium, primary phloem and cortex.</w:t>
+      </w:r>
+    </w:p>
+    <w:p>
+      <w:pPr>
+        <w:pStyle w:val="Slideheading"/>
+      </w:pPr>
+      <w:bookmarkStart w:id="43" w:name="s244038"/>
+      <w:r>
+        <w:rPr>
+          <w:rStyle w:val="Slidecode"/>
+          <w:b/>
+        </w:rPr>
+        <w:t>24.4.38</w:t>
+      </w:r>
+      <w:r>
+        <w:rPr>
+          <w:b/>
+        </w:rPr>
+        <w:t xml:space="preserve"> Herbaceous Stems</w:t>
+      </w:r>
+      <w:bookmarkEnd w:id="43"/>
+    </w:p>
+    <w:p>
+      <w:pPr>
+        <w:pStyle w:val="Bullet"/>
+        <w:numPr>
+          <w:ilvl w:val="0"/>
+          <w:numId w:val="90"/>
+        </w:numPr>
+      </w:pPr>
+      <w:r>
+        <w:rPr/>
+        <w:t>Mature, nonwoody stems exhibit only primary growth.</w:t>
       </w:r>
     </w:p>
     <w:p>
@@ -4468,28 +5736,137 @@
       </w:pPr>
       <w:r>
         <w:rPr/>
-        <w:t>Flower parts are arranged in multiples of three.</w:t>
+        <w:t>Outermost tissue is covered with waxy cuticle.</w:t>
+      </w:r>
+    </w:p>
+    <w:p>
+      <w:pPr>
+        <w:pStyle w:val="Bullet"/>
+        <w:numPr>
+          <w:ilvl w:val="1"/>
+          <w:numId w:val="90"/>
+        </w:numPr>
+      </w:pPr>
+      <w:r>
+        <w:rPr/>
+        <w:t>Stems have distinctive vascular bundles.</w:t>
+      </w:r>
+    </w:p>
+    <w:p>
+      <w:pPr>
+        <w:pStyle w:val="Bullet"/>
+        <w:numPr>
+          <w:ilvl w:val="2"/>
+          <w:numId w:val="90"/>
+        </w:numPr>
+      </w:pPr>
+      <w:r>
+        <w:rPr/>
+        <w:t>Herbaceous eudicots – vascular bundles arranged in distinct ring</w:t>
+      </w:r>
+    </w:p>
+    <w:p>
+      <w:pPr>
+        <w:pStyle w:val="Bullet"/>
+        <w:numPr>
+          <w:ilvl w:val="2"/>
+          <w:numId w:val="90"/>
+        </w:numPr>
+      </w:pPr>
+      <w:r>
+        <w:rPr/>
+        <w:t>Monocots – vascular bundles scattered throughout stem</w:t>
       </w:r>
     </w:p>
     <w:p>
       <w:pPr>
         <w:pStyle w:val="Slideheading"/>
       </w:pPr>
-      <w:bookmarkStart w:id="28" w:name="s242023"/>
+      <w:bookmarkStart w:id="44" w:name="s244039"/>
       <w:r>
         <w:rPr>
           <w:rStyle w:val="Slidecode"/>
           <w:b/>
         </w:rPr>
-        <w:t>24.2.23</w:t>
+        <w:t>24.4.39</w:t>
       </w:r>
       <w:r>
         <w:rPr>
           <w:b/>
         </w:rPr>
-        <w:t xml:space="preserve"> Eudicots</w:t>
-      </w:r>
-      <w:bookmarkEnd w:id="28"/>
+        <w:t xml:space="preserve"> Herbaceous Eudicot Stem</w:t>
+      </w:r>
+      <w:bookmarkEnd w:id="44"/>
+    </w:p>
+    <w:p>
+      <w:pPr>
+        <w:pStyle w:val="Figure"/>
+      </w:pPr>
+      <w:r>
+        <w:rPr>
+          <w:i/>
+        </w:rPr>
+        <w:t xml:space="preserve">Fig: </w:t>
+      </w:r>
+      <w:r>
+        <w:rPr/>
+        <w:t>Left panel: Diagram of herbaceous eudicot stem consists of cluster of pith in the center with cortex and epidermis. Right panel: Enlarged diagram of vascular bundles show circular multiple xylem, phloem, phloem fiber, circular pith, vascular cambium with set layers of parenchyma cells, collenchyma cells, and epidermis.</w:t>
+      </w:r>
+    </w:p>
+    <w:p>
+      <w:pPr>
+        <w:pStyle w:val="Slideheading"/>
+      </w:pPr>
+      <w:bookmarkStart w:id="45" w:name="s244040"/>
+      <w:r>
+        <w:rPr>
+          <w:rStyle w:val="Slidecode"/>
+          <w:b/>
+        </w:rPr>
+        <w:t>24.4.40</w:t>
+      </w:r>
+      <w:r>
+        <w:rPr>
+          <w:b/>
+        </w:rPr>
+        <w:t xml:space="preserve"> Monocot Stem</w:t>
+      </w:r>
+      <w:bookmarkEnd w:id="45"/>
+    </w:p>
+    <w:p>
+      <w:pPr>
+        <w:pStyle w:val="Figure"/>
+      </w:pPr>
+      <w:r>
+        <w:rPr>
+          <w:i/>
+        </w:rPr>
+        <w:t xml:space="preserve">Fig: </w:t>
+      </w:r>
+      <w:r>
+        <w:rPr/>
+        <w:t>Top panel: Micrograph shows ovular vascular bundles, ground tissue and epidermis. Right panel: Enlarged diagram of vascular bundle shows different sized circular layers of ground tissue (parenchyma), xylem, phloem, bundle sheath cells, sieve-tube member, air space, companion cell, and vessel element.</w:t>
+      </w:r>
+    </w:p>
+    <w:p>
+      <w:pPr>
+        <w:pStyle w:val="Slideheading"/>
+      </w:pPr>
+      <w:bookmarkStart w:id="46" w:name="s244041"/>
+      <w:r>
+        <w:rPr>
+          <w:rStyle w:val="Slidecode"/>
+          <w:b/>
+        </w:rPr>
+        <w:t>24.4.41</w:t>
+      </w:r>
+      <w:r>
+        <w:rPr>
+          <w:b/>
+        </w:rPr>
+        <w:t xml:space="preserve"> Woody Stems</w:t>
+      </w:r>
+      <w:bookmarkEnd w:id="46"/>
     </w:p>
     <w:p>
       <w:pPr>
@@ -4501,7 +5878,66 @@
       </w:pPr>
       <w:r>
         <w:rPr/>
-        <w:t>Eudicots (two cotyledons)</w:t>
+        <w:t>Woody plants have both primary and secondary tissues.</w:t>
+      </w:r>
+    </w:p>
+    <w:p>
+      <w:pPr>
+        <w:pStyle w:val="Bullet"/>
+        <w:numPr>
+          <w:ilvl w:val="2"/>
+          <w:numId w:val="90"/>
+        </w:numPr>
+      </w:pPr>
+      <w:r>
+        <w:rPr/>
+        <w:t>Primary tissues form each year from primary meristems.</w:t>
+      </w:r>
+    </w:p>
+    <w:p>
+      <w:pPr>
+        <w:pStyle w:val="Bullet"/>
+        <w:numPr>
+          <w:ilvl w:val="2"/>
+          <w:numId w:val="90"/>
+        </w:numPr>
+      </w:pPr>
+      <w:r>
+        <w:rPr/>
+        <w:t>Secondary tissues develop during first and subsequent years from lateral meristems.</w:t>
+      </w:r>
+    </w:p>
+    <w:p>
+      <w:pPr>
+        <w:pStyle w:val="Slideheading"/>
+      </w:pPr>
+      <w:bookmarkStart w:id="47" w:name="s244042"/>
+      <w:r>
+        <w:rPr>
+          <w:rStyle w:val="Slidecode"/>
+          <w:b/>
+        </w:rPr>
+        <w:t>24.4.42</w:t>
+      </w:r>
+      <w:r>
+        <w:rPr>
+          <w:b/>
+        </w:rPr>
+        <w:t xml:space="preserve"> Woody Stem Characteristics</w:t>
+      </w:r>
+      <w:bookmarkEnd w:id="47"/>
+    </w:p>
+    <w:p>
+      <w:pPr>
+        <w:pStyle w:val="Bullet"/>
+        <w:numPr>
+          <w:ilvl w:val="0"/>
+          <w:numId w:val="90"/>
+        </w:numPr>
+      </w:pPr>
+      <w:r>
+        <w:rPr/>
+        <w:t>Woody stems have both primary and secondary growth.</w:t>
       </w:r>
     </w:p>
     <w:p>
@@ -4514,7 +5950,7 @@
       </w:pPr>
       <w:r>
         <w:rPr/>
-        <w:t>Cotyledons supply nutrients to seedlings.</w:t>
+        <w:t>Primary growth increases the length of the plant.</w:t>
       </w:r>
     </w:p>
     <w:p>
@@ -4527,7 +5963,20 @@
       </w:pPr>
       <w:r>
         <w:rPr/>
-        <w:t>Root phloem is located between xylem arms.</w:t>
+        <w:t>Secondary growth increases the girth.</w:t>
+      </w:r>
+    </w:p>
+    <w:p>
+      <w:pPr>
+        <w:pStyle w:val="Bullet"/>
+        <w:numPr>
+          <w:ilvl w:val="0"/>
+          <w:numId w:val="90"/>
+        </w:numPr>
+      </w:pPr>
+      <w:r>
+        <w:rPr/>
+        <w:t>Woody stems have no vascular tissue, and instead have three distinct regions.</w:t>
       </w:r>
     </w:p>
     <w:p>
@@ -4540,7 +5989,7 @@
       </w:pPr>
       <w:r>
         <w:rPr/>
-        <w:t>Leaves have a netted venation.</w:t>
+        <w:t>Bark</w:t>
       </w:r>
     </w:p>
     <w:p>
@@ -4553,28 +6002,44 @@
       </w:pPr>
       <w:r>
         <w:rPr/>
-        <w:t>Flower parts are arranged in multiples of four or five.</w:t>
+        <w:t>Pith</w:t>
+      </w:r>
+    </w:p>
+    <w:p>
+      <w:pPr>
+        <w:pStyle w:val="Correction"/>
+      </w:pPr>
+      <w:r>
+        <w:rPr>
+          <w:b/>
+          <w:i/>
+        </w:rPr>
+        <w:t xml:space="preserve">Textbook: </w:t>
+      </w:r>
+      <w:r>
+        <w:rPr/>
+        <w:t>Woody stems are mostly vascular tissue: wood is secondary xylem, and bark contains secondary phloem (24.4.43–45). The three regions are bark, wood and pith (the slide leaves out wood). The professor confirmed this slide is wrong (Oct 22).</w:t>
       </w:r>
     </w:p>
     <w:p>
       <w:pPr>
         <w:pStyle w:val="Slideheading"/>
       </w:pPr>
-      <w:bookmarkStart w:id="29" w:name="s242024"/>
+      <w:bookmarkStart w:id="48" w:name="s244043"/>
       <w:r>
         <w:rPr>
           <w:rStyle w:val="Slidecode"/>
           <w:b/>
         </w:rPr>
-        <w:t>24.2.24</w:t>
+        <w:t>24.4.43</w:t>
       </w:r>
       <w:r>
         <w:rPr>
           <w:b/>
         </w:rPr>
-        <w:t xml:space="preserve"> Flowering Plants Are Either Monocots or Eudicots</w:t>
-      </w:r>
-      <w:bookmarkEnd w:id="29"/>
+        <w:t xml:space="preserve"> Diagrams of Secondary Growth of Stems</w:t>
+      </w:r>
+      <w:bookmarkEnd w:id="48"/>
     </w:p>
     <w:p>
       <w:pPr>
@@ -4588,28 +6053,28 @@
       </w:r>
       <w:r>
         <w:rPr/>
-        <w:t>Monocots: one cotyledon in seed, root xylem and phloem in a ring; vascular bundles scattered in stem; leaf veins form a parallel pattern; flower parts in threes and multiples of three; one pore or slit (pollen). Eudicots: two cotyledons in seed; root phloem between arms of xylem; vascular bundles in a distinct ring; leaf veins form a net pattern; flower parts in fours or fives and their multiples; three pores or slits (pollen).</w:t>
+        <w:t>Vascular cambium: lateral meristem that will produce secondary xylem and secondary phloem in each succeeding year. Periderm: As a stem becomes woody, epidermis is replaced by the periderm. Bark: includes periderm and living secondary phloem. Wood: Increases each year; includes annual rings of xylem.</w:t>
       </w:r>
     </w:p>
     <w:p>
       <w:pPr>
         <w:pStyle w:val="Slideheading"/>
       </w:pPr>
-      <w:bookmarkStart w:id="30" w:name="s242025"/>
+      <w:bookmarkStart w:id="49" w:name="s244044"/>
       <w:r>
         <w:rPr>
           <w:rStyle w:val="Slidecode"/>
           <w:b/>
         </w:rPr>
-        <w:t>24.2.25</w:t>
+        <w:t>24.4.44</w:t>
       </w:r>
       <w:r>
         <w:rPr>
           <w:b/>
         </w:rPr>
-        <w:t xml:space="preserve"> Vegetative Organs and Plant Life Cycles</w:t>
-      </w:r>
-      <w:bookmarkEnd w:id="30"/>
+        <w:t xml:space="preserve"> Bark</w:t>
+      </w:r>
+      <w:bookmarkEnd w:id="49"/>
     </w:p>
     <w:p>
       <w:pPr>
@@ -4621,7 +6086,46 @@
       </w:pPr>
       <w:r>
         <w:rPr/>
-        <w:t>Annual plants live for only one growing season.</w:t>
+        <w:t>Bark of a tree contains cork, cork cambium, cortex, and phloem.</w:t>
+      </w:r>
+    </w:p>
+    <w:p>
+      <w:pPr>
+        <w:pStyle w:val="Bullet"/>
+        <w:numPr>
+          <w:ilvl w:val="0"/>
+          <w:numId w:val="90"/>
+        </w:numPr>
+      </w:pPr>
+      <w:r>
+        <w:rPr/>
+        <w:t>Bark can be removed, but it is harmful to the plant due to lack of organic nutrient transport.</w:t>
+      </w:r>
+    </w:p>
+    <w:p>
+      <w:pPr>
+        <w:pStyle w:val="Bullet"/>
+        <w:numPr>
+          <w:ilvl w:val="0"/>
+          <w:numId w:val="90"/>
+        </w:numPr>
+      </w:pPr>
+      <w:r>
+        <w:rPr/>
+        <w:t>Girdling, removing bark from around the tree, leads to the death of the tree.</w:t>
+      </w:r>
+    </w:p>
+    <w:p>
+      <w:pPr>
+        <w:pStyle w:val="Bullet"/>
+        <w:numPr>
+          <w:ilvl w:val="0"/>
+          <w:numId w:val="90"/>
+        </w:numPr>
+      </w:pPr>
+      <w:r>
+        <w:rPr/>
+        <w:t>Cork cells are impregnated with suberin.</w:t>
       </w:r>
     </w:p>
     <w:p>
@@ -4634,7 +6138,40 @@
       </w:pPr>
       <w:r>
         <w:rPr/>
-        <w:t>These produce enough vegetative structures to support flower and seeds.</w:t>
+        <w:t>Gas exchange is impeded except at lenticels.</w:t>
+      </w:r>
+    </w:p>
+    <w:p>
+      <w:pPr>
+        <w:pStyle w:val="Slideheading"/>
+      </w:pPr>
+      <w:bookmarkStart w:id="50" w:name="s244045"/>
+      <w:r>
+        <w:rPr>
+          <w:rStyle w:val="Slidecode"/>
+          <w:b/>
+        </w:rPr>
+        <w:t>24.4.45</w:t>
+      </w:r>
+      <w:r>
+        <w:rPr>
+          <w:b/>
+        </w:rPr>
+        <w:t xml:space="preserve"> Wood</w:t>
+      </w:r>
+      <w:bookmarkEnd w:id="50"/>
+    </w:p>
+    <w:p>
+      <w:pPr>
+        <w:pStyle w:val="Bullet"/>
+        <w:numPr>
+          <w:ilvl w:val="0"/>
+          <w:numId w:val="90"/>
+        </w:numPr>
+      </w:pPr>
+      <w:r>
+        <w:rPr/>
+        <w:t>Wood is secondary xylem that builds up year after year.</w:t>
       </w:r>
     </w:p>
     <w:p>
@@ -4647,7 +6184,33 @@
       </w:pPr>
       <w:r>
         <w:rPr/>
-        <w:t>After seed dispersal, the plant dies.</w:t>
+        <w:t>Vascular cambium is dormant during winter.</w:t>
+      </w:r>
+    </w:p>
+    <w:p>
+      <w:pPr>
+        <w:pStyle w:val="Bullet"/>
+        <w:numPr>
+          <w:ilvl w:val="1"/>
+          <w:numId w:val="90"/>
+        </w:numPr>
+      </w:pPr>
+      <w:r>
+        <w:rPr/>
+        <w:t>Annual ring is made up of spring wood and summer wood.</w:t>
+      </w:r>
+    </w:p>
+    <w:p>
+      <w:pPr>
+        <w:pStyle w:val="Bullet"/>
+        <w:numPr>
+          <w:ilvl w:val="2"/>
+          <w:numId w:val="90"/>
+        </w:numPr>
+      </w:pPr>
+      <w:r>
+        <w:rPr/>
+        <w:t>Summer wood has a lower proportion of vessels than spring wood.</w:t>
       </w:r>
     </w:p>
     <w:p>
@@ -4660,1582 +6223,6 @@
       </w:pPr>
       <w:r>
         <w:rPr/>
-        <w:t>Perennial plants live for three or more seasons.</w:t>
-      </w:r>
-    </w:p>
-    <w:p>
-      <w:pPr>
-        <w:pStyle w:val="Bullet"/>
-        <w:numPr>
-          <w:ilvl w:val="1"/>
-          <w:numId w:val="90"/>
-        </w:numPr>
-      </w:pPr>
-      <w:r>
-        <w:rPr/>
-        <w:t>These spend energy making vegetative structures which help the plant survive for years.</w:t>
-      </w:r>
-    </w:p>
-    <w:p>
-      <w:pPr>
-        <w:pStyle w:val="Bullet"/>
-        <w:numPr>
-          <w:ilvl w:val="0"/>
-          <w:numId w:val="90"/>
-        </w:numPr>
-      </w:pPr>
-      <w:r>
-        <w:rPr/>
-        <w:t>Flower-inducing genes LEAFY and Apetala 1 are the difference between annuals and perennials.</w:t>
-      </w:r>
-    </w:p>
-    <w:p>
-      <w:pPr>
-        <w:pStyle w:val="Bullet"/>
-        <w:numPr>
-          <w:ilvl w:val="1"/>
-          <w:numId w:val="90"/>
-        </w:numPr>
-      </w:pPr>
-      <w:r>
-        <w:rPr/>
-        <w:t>They are genetic switches which determine whether a plant is an annual or a perennial.</w:t>
-      </w:r>
-    </w:p>
-    <w:p>
-      <w:pPr>
-        <w:pStyle w:val="Bullet"/>
-        <w:numPr>
-          <w:ilvl w:val="1"/>
-          <w:numId w:val="90"/>
-        </w:numPr>
-      </w:pPr>
-      <w:r>
-        <w:rPr/>
-        <w:t>Blocking flower-inducing genes in annuals induces perennial growth.</w:t>
-      </w:r>
-    </w:p>
-    <w:p>
-      <w:pPr>
-        <w:pStyle w:val="Sectionheading"/>
-      </w:pPr>
-      <w:r>
-        <w:rPr/>
-        <w:t>24.3 Organization and Diversity of Roots</w:t>
-      </w:r>
-    </w:p>
-    <w:p>
-      <w:pPr>
-        <w:pStyle w:val="Pointer"/>
-      </w:pPr>
-      <w:r>
-        <w:rPr/>
-        <w:t xml:space="preserve">Quick guide for this section: page </w:t>
-      </w:r>
-      <w:r>
-        <w:fldChar w:fldCharType="begin"/>
-      </w:r>
-      <w:r>
-        <w:instrText xml:space="preserve"> PAGEREF g243 \h </w:instrText>
-      </w:r>
-      <w:r>
-        <w:fldChar w:fldCharType="separate"/>
-      </w:r>
-      <w:r>
-        <w:t>2</w:t>
-      </w:r>
-      <w:r>
-        <w:fldChar w:fldCharType="end"/>
-      </w:r>
-    </w:p>
-    <w:p>
-      <w:pPr>
-        <w:pStyle w:val="Slideheading"/>
-      </w:pPr>
-      <w:bookmarkStart w:id="31" w:name="s243026"/>
-      <w:r>
-        <w:rPr>
-          <w:rStyle w:val="Slidecode"/>
-          <w:b/>
-        </w:rPr>
-        <w:t>24.3.26</w:t>
-      </w:r>
-      <w:bookmarkEnd w:id="31"/>
-    </w:p>
-    <w:p>
-      <w:pPr>
-        <w:pStyle w:val="Bullet"/>
-        <w:numPr>
-          <w:ilvl w:val="0"/>
-          <w:numId w:val="90"/>
-        </w:numPr>
-      </w:pPr>
-      <w:r>
-        <w:rPr/>
-        <w:t>In the eudicot root:</w:t>
-      </w:r>
-    </w:p>
-    <w:p>
-      <w:pPr>
-        <w:pStyle w:val="Bullet"/>
-        <w:numPr>
-          <w:ilvl w:val="1"/>
-          <w:numId w:val="90"/>
-        </w:numPr>
-      </w:pPr>
-      <w:r>
-        <w:rPr/>
-        <w:t>Root cap contains the root apical meristem.</w:t>
-      </w:r>
-    </w:p>
-    <w:p>
-      <w:pPr>
-        <w:pStyle w:val="Bullet"/>
-        <w:numPr>
-          <w:ilvl w:val="1"/>
-          <w:numId w:val="90"/>
-        </w:numPr>
-      </w:pPr>
-      <w:r>
-        <w:rPr/>
-        <w:t>Zone of cell division contains primary meristems.</w:t>
-      </w:r>
-    </w:p>
-    <w:p>
-      <w:pPr>
-        <w:pStyle w:val="Bullet"/>
-        <w:numPr>
-          <w:ilvl w:val="1"/>
-          <w:numId w:val="90"/>
-        </w:numPr>
-      </w:pPr>
-      <w:r>
-        <w:rPr/>
-        <w:t>Zone of elongation contains cells that are lengthening and becoming specialized.</w:t>
-      </w:r>
-    </w:p>
-    <w:p>
-      <w:pPr>
-        <w:pStyle w:val="Bullet"/>
-        <w:numPr>
-          <w:ilvl w:val="1"/>
-          <w:numId w:val="90"/>
-        </w:numPr>
-      </w:pPr>
-      <w:r>
-        <w:rPr/>
-        <w:t>Zone of maturation contains fully differentiated cells.</w:t>
-      </w:r>
-    </w:p>
-    <w:p>
-      <w:pPr>
-        <w:pStyle w:val="Slideheading"/>
-      </w:pPr>
-      <w:bookmarkStart w:id="32" w:name="s243027"/>
-      <w:r>
-        <w:rPr>
-          <w:rStyle w:val="Slidecode"/>
-          <w:b/>
-        </w:rPr>
-        <w:t>24.3.27</w:t>
-      </w:r>
-      <w:r>
-        <w:rPr>
-          <w:b/>
-        </w:rPr>
-        <w:t xml:space="preserve"> Tissues of Eudicot Root</w:t>
-      </w:r>
-      <w:bookmarkEnd w:id="32"/>
-    </w:p>
-    <w:p>
-      <w:pPr>
-        <w:pStyle w:val="Bullet"/>
-        <w:numPr>
-          <w:ilvl w:val="0"/>
-          <w:numId w:val="90"/>
-        </w:numPr>
-      </w:pPr>
-      <w:r>
-        <w:rPr/>
-        <w:t>Epidermis – Outer layer of root</w:t>
-      </w:r>
-    </w:p>
-    <w:p>
-      <w:pPr>
-        <w:pStyle w:val="Bullet"/>
-        <w:numPr>
-          <w:ilvl w:val="0"/>
-          <w:numId w:val="90"/>
-        </w:numPr>
-      </w:pPr>
-      <w:r>
-        <w:rPr/>
-        <w:t>Cortex – Composed of parenchyma cells, allowing water and minerals movement</w:t>
-      </w:r>
-    </w:p>
-    <w:p>
-      <w:pPr>
-        <w:pStyle w:val="Bullet"/>
-        <w:numPr>
-          <w:ilvl w:val="0"/>
-          <w:numId w:val="90"/>
-        </w:numPr>
-      </w:pPr>
-      <w:r>
-        <w:rPr/>
-        <w:t>Endodermis – Forms a boundary between cortex and inner vascular cylinder</w:t>
-      </w:r>
-    </w:p>
-    <w:p>
-      <w:pPr>
-        <w:pStyle w:val="Bullet"/>
-        <w:numPr>
-          <w:ilvl w:val="1"/>
-          <w:numId w:val="90"/>
-        </w:numPr>
-      </w:pPr>
-      <w:r>
-        <w:rPr/>
-        <w:t>Casparian strip is composed of protein lignin and suberin.</w:t>
-      </w:r>
-    </w:p>
-    <w:p>
-      <w:pPr>
-        <w:pStyle w:val="Bullet"/>
-        <w:numPr>
-          <w:ilvl w:val="0"/>
-          <w:numId w:val="90"/>
-        </w:numPr>
-      </w:pPr>
-      <w:r>
-        <w:rPr/>
-        <w:t>Pericycle – Mitotically active and is the starting point for development of branch or lateral roots</w:t>
-      </w:r>
-    </w:p>
-    <w:p>
-      <w:pPr>
-        <w:pStyle w:val="Correction"/>
-      </w:pPr>
-      <w:r>
-        <w:rPr>
-          <w:b/>
-          <w:i/>
-        </w:rPr>
-        <w:t xml:space="preserve">Textbook: </w:t>
-      </w:r>
-      <w:r>
-        <w:rPr/>
-        <w:t>Lignin isn't a protein (the textbook uses the same wording): it's a chemical that hardens cell walls, and suberin is a waxy, waterproof lipid. Together they make the Casparian strip waterproof, so water and minerals must pass through the endodermal cells.</w:t>
-      </w:r>
-    </w:p>
-    <w:p>
-      <w:pPr>
-        <w:pStyle w:val="Slideheading"/>
-      </w:pPr>
-      <w:bookmarkStart w:id="33" w:name="s243028"/>
-      <w:r>
-        <w:rPr>
-          <w:rStyle w:val="Slidecode"/>
-          <w:b/>
-        </w:rPr>
-        <w:t>24.3.28</w:t>
-      </w:r>
-      <w:r>
-        <w:rPr>
-          <w:b/>
-        </w:rPr>
-        <w:t xml:space="preserve"> Eudicot Root Tip</w:t>
-      </w:r>
-      <w:bookmarkEnd w:id="33"/>
-    </w:p>
-    <w:p>
-      <w:pPr>
-        <w:pStyle w:val="Figure"/>
-      </w:pPr>
-      <w:r>
-        <w:rPr>
-          <w:i/>
-        </w:rPr>
-        <w:t xml:space="preserve">Fig: </w:t>
-      </w:r>
-      <w:r>
-        <w:rPr/>
-        <w:t>A) Root tip: Diagram of root tips divides into zone of cell division, zone of elongation, zone of maturation and vascular cylinder on the top. Micrograph of zone of cell division shows multiple procambium, ground meristem, protoderm, root apical meristem protected by root cap and root cap. B) Vascular cylinder: Micrograph of vascular cylinder shows multiple circular endodermis, pericycle, phloem, large circular xylem in center and circular cortex, with epidermis and root hair. C) Casparian strip: Diagram shows layers of xylem, phloem, pericycle, endodermis and Casparian strip, cortex and epidermis with root hair (from where water and minerals flow in and out).</w:t>
-      </w:r>
-    </w:p>
-    <w:p>
-      <w:pPr>
-        <w:pStyle w:val="Slideheading"/>
-      </w:pPr>
-      <w:bookmarkStart w:id="34" w:name="s243029"/>
-      <w:r>
-        <w:rPr>
-          <w:rStyle w:val="Slidecode"/>
-          <w:b/>
-        </w:rPr>
-        <w:t>24.3.29</w:t>
-      </w:r>
-      <w:r>
-        <w:rPr>
-          <w:b/>
-        </w:rPr>
-        <w:t xml:space="preserve"> Branching of a Eudicot Root</w:t>
-      </w:r>
-      <w:bookmarkEnd w:id="34"/>
-    </w:p>
-    <w:p>
-      <w:pPr>
-        <w:pStyle w:val="Figure"/>
-      </w:pPr>
-      <w:r>
-        <w:rPr>
-          <w:i/>
-        </w:rPr>
-        <w:t xml:space="preserve">Fig: </w:t>
-      </w:r>
-      <w:r>
-        <w:rPr/>
-        <w:t>Diagram of branched eudicot root shows a branch root, pericycle, endodermis, cortex in center and vascular tissue in core.</w:t>
-      </w:r>
-    </w:p>
-    <w:p>
-      <w:pPr>
-        <w:pStyle w:val="Figure"/>
-      </w:pPr>
-      <w:r>
-        <w:rPr>
-          <w:i/>
-        </w:rPr>
-        <w:t xml:space="preserve">Textbook caption: </w:t>
-      </w:r>
-      <w:r>
-        <w:rPr/>
-        <w:t>This cross section of a willow, Salix, shows the origination and growth of a branch root from the pericycle.</w:t>
-      </w:r>
-    </w:p>
-    <w:p>
-      <w:pPr>
-        <w:pStyle w:val="Slideheading"/>
-      </w:pPr>
-      <w:bookmarkStart w:id="35" w:name="s243030"/>
-      <w:r>
-        <w:rPr>
-          <w:rStyle w:val="Slidecode"/>
-          <w:b/>
-        </w:rPr>
-        <w:t>24.3.30</w:t>
-      </w:r>
-      <w:r>
-        <w:rPr>
-          <w:b/>
-        </w:rPr>
-        <w:t xml:space="preserve"> Organization of Monocot Roots</w:t>
-      </w:r>
-      <w:bookmarkEnd w:id="35"/>
-    </w:p>
-    <w:p>
-      <w:pPr>
-        <w:pStyle w:val="Bullet"/>
-        <w:numPr>
-          <w:ilvl w:val="0"/>
-          <w:numId w:val="90"/>
-        </w:numPr>
-      </w:pPr>
-      <w:r>
-        <w:rPr/>
-        <w:t>The ground tissue of root’s pith is surrounded by a vascular ring.</w:t>
-      </w:r>
-    </w:p>
-    <w:p>
-      <w:pPr>
-        <w:pStyle w:val="Bullet"/>
-        <w:numPr>
-          <w:ilvl w:val="0"/>
-          <w:numId w:val="90"/>
-        </w:numPr>
-      </w:pPr>
-      <w:r>
-        <w:rPr/>
-        <w:t>They have the same growth zones as eudicot roots, but do not undergo secondary growth.</w:t>
-      </w:r>
-    </w:p>
-    <w:p>
-      <w:pPr>
-        <w:pStyle w:val="Bullet"/>
-        <w:numPr>
-          <w:ilvl w:val="0"/>
-          <w:numId w:val="90"/>
-        </w:numPr>
-      </w:pPr>
-      <w:r>
-        <w:rPr/>
-        <w:t>They have pericycle, endodermis, cortex, and epidermis.</w:t>
-      </w:r>
-    </w:p>
-    <w:p>
-      <w:pPr>
-        <w:pStyle w:val="Slideheading"/>
-      </w:pPr>
-      <w:bookmarkStart w:id="36" w:name="s243031"/>
-      <w:r>
-        <w:rPr>
-          <w:rStyle w:val="Slidecode"/>
-          <w:b/>
-        </w:rPr>
-        <w:t>24.3.31</w:t>
-      </w:r>
-      <w:r>
-        <w:rPr>
-          <w:b/>
-        </w:rPr>
-        <w:t xml:space="preserve"> Monocot Root</w:t>
-      </w:r>
-      <w:bookmarkEnd w:id="36"/>
-    </w:p>
-    <w:p>
-      <w:pPr>
-        <w:pStyle w:val="Figure"/>
-      </w:pPr>
-      <w:r>
-        <w:rPr>
-          <w:i/>
-        </w:rPr>
-        <w:t xml:space="preserve">Fig: </w:t>
-      </w:r>
-      <w:r>
-        <w:rPr/>
-        <w:t>Diagram and micrograph of monocot root shows circular pith, phloem, multiple pericycle, endodermis with Casparian strip, xylem, cortex and epidermis.</w:t>
-      </w:r>
-    </w:p>
-    <w:p>
-      <w:pPr>
-        <w:pStyle w:val="Figure"/>
-      </w:pPr>
-      <w:r>
-        <w:rPr>
-          <w:i/>
-        </w:rPr>
-        <w:t xml:space="preserve">Textbook caption: </w:t>
-      </w:r>
-      <w:r>
-        <w:rPr/>
-        <w:t>In this overall cross section, it is possible to observe that a vascular ring surrounds a central pith.</w:t>
-      </w:r>
-    </w:p>
-    <w:p>
-      <w:pPr>
-        <w:pStyle w:val="Slideheading"/>
-      </w:pPr>
-      <w:bookmarkStart w:id="37" w:name="s243032"/>
-      <w:r>
-        <w:rPr>
-          <w:rStyle w:val="Slidecode"/>
-          <w:b/>
-        </w:rPr>
-        <w:t>24.3.32</w:t>
-      </w:r>
-      <w:r>
-        <w:rPr>
-          <w:b/>
-        </w:rPr>
-        <w:t xml:space="preserve"> Root Diversity</w:t>
-      </w:r>
-      <w:bookmarkEnd w:id="37"/>
-    </w:p>
-    <w:p>
-      <w:pPr>
-        <w:pStyle w:val="Bullet"/>
-        <w:numPr>
-          <w:ilvl w:val="0"/>
-          <w:numId w:val="90"/>
-        </w:numPr>
-      </w:pPr>
-      <w:r>
-        <w:rPr/>
-        <w:t>Primary root (taproot) – Fleshy, long single root, that grows straight down</w:t>
-      </w:r>
-    </w:p>
-    <w:p>
-      <w:pPr>
-        <w:pStyle w:val="Bullet"/>
-        <w:numPr>
-          <w:ilvl w:val="1"/>
-          <w:numId w:val="90"/>
-        </w:numPr>
-      </w:pPr>
-      <w:r>
-        <w:rPr/>
-        <w:t>Stores food</w:t>
-      </w:r>
-    </w:p>
-    <w:p>
-      <w:pPr>
-        <w:pStyle w:val="Bullet"/>
-        <w:numPr>
-          <w:ilvl w:val="0"/>
-          <w:numId w:val="90"/>
-        </w:numPr>
-      </w:pPr>
-      <w:r>
-        <w:rPr/>
-        <w:t>Fibrous root system – Slender roots and lateral branches</w:t>
-      </w:r>
-    </w:p>
-    <w:p>
-      <w:pPr>
-        <w:pStyle w:val="Bullet"/>
-        <w:numPr>
-          <w:ilvl w:val="1"/>
-          <w:numId w:val="90"/>
-        </w:numPr>
-      </w:pPr>
-      <w:r>
-        <w:rPr/>
-        <w:t>Anchors plant to soil</w:t>
-      </w:r>
-    </w:p>
-    <w:p>
-      <w:pPr>
-        <w:pStyle w:val="Bullet"/>
-        <w:numPr>
-          <w:ilvl w:val="1"/>
-          <w:numId w:val="90"/>
-        </w:numPr>
-      </w:pPr>
-      <w:r>
-        <w:rPr/>
-        <w:t>Found in monocots</w:t>
-      </w:r>
-    </w:p>
-    <w:p>
-      <w:pPr>
-        <w:pStyle w:val="Bullet"/>
-        <w:numPr>
-          <w:ilvl w:val="0"/>
-          <w:numId w:val="90"/>
-        </w:numPr>
-      </w:pPr>
-      <w:r>
-        <w:rPr/>
-        <w:t>Some plants have roots that possess a variety of adaptations to better perform their functions.</w:t>
-      </w:r>
-    </w:p>
-    <w:p>
-      <w:pPr>
-        <w:pStyle w:val="Bullet"/>
-        <w:numPr>
-          <w:ilvl w:val="0"/>
-          <w:numId w:val="90"/>
-        </w:numPr>
-      </w:pPr>
-      <w:r>
-        <w:rPr/>
-        <w:t>Improve anchorage to the ground and support in high wind</w:t>
-      </w:r>
-    </w:p>
-    <w:p>
-      <w:pPr>
-        <w:pStyle w:val="Bullet"/>
-        <w:numPr>
-          <w:ilvl w:val="0"/>
-          <w:numId w:val="90"/>
-        </w:numPr>
-      </w:pPr>
-      <w:r>
-        <w:rPr/>
-        <w:t>Store large quantities of carbohydrate</w:t>
-      </w:r>
-    </w:p>
-    <w:p>
-      <w:pPr>
-        <w:pStyle w:val="Bullet"/>
-        <w:numPr>
-          <w:ilvl w:val="0"/>
-          <w:numId w:val="90"/>
-        </w:numPr>
-      </w:pPr>
-      <w:r>
-        <w:rPr/>
-        <w:t>Increase absorption of water, minerals, oxygen, sunlight</w:t>
-      </w:r>
-    </w:p>
-    <w:p>
-      <w:pPr>
-        <w:pStyle w:val="Slideheading"/>
-      </w:pPr>
-      <w:bookmarkStart w:id="38" w:name="s243033"/>
-      <w:r>
-        <w:rPr>
-          <w:rStyle w:val="Slidecode"/>
-          <w:b/>
-        </w:rPr>
-        <w:t>24.3.33</w:t>
-      </w:r>
-      <w:r>
-        <w:rPr>
-          <w:b/>
-        </w:rPr>
-        <w:t xml:space="preserve"> Root Specializations</w:t>
-      </w:r>
-      <w:bookmarkEnd w:id="38"/>
-    </w:p>
-    <w:p>
-      <w:pPr>
-        <w:pStyle w:val="Figure"/>
-      </w:pPr>
-      <w:r>
-        <w:rPr>
-          <w:i/>
-        </w:rPr>
-        <w:t xml:space="preserve">Fig: </w:t>
-      </w:r>
-      <w:r>
-        <w:rPr/>
-        <w:t>Root specialization examples include: roots for storage; prop roots for support; pneumatophores for oxygen; multifunctioning aerial roots.</w:t>
-      </w:r>
-    </w:p>
-    <w:p>
-      <w:pPr>
-        <w:pStyle w:val="Figure"/>
-      </w:pPr>
-      <w:r>
-        <w:rPr>
-          <w:i/>
-        </w:rPr>
-        <w:t xml:space="preserve">Textbook: </w:t>
-      </w:r>
-      <w:r>
-        <w:rPr/>
-        <w:t>a. Sweet potato plants have food storage roots. b. Prop roots (corn) are specialized for support in high winds. c. Pneumatophores (mangrove, bald cypress) extend above the water's surface, so a tree living in water can acquire oxygen. d. The aerial roots of orchids offer physical support, water and nutrient uptake, and in some cases even photosynthesis; English ivy uses aerial roots to climb.</w:t>
-      </w:r>
-    </w:p>
-    <w:p>
-      <w:pPr>
-        <w:pStyle w:val="Slideheading"/>
-      </w:pPr>
-      <w:bookmarkStart w:id="39" w:name="s243034"/>
-      <w:r>
-        <w:rPr>
-          <w:rStyle w:val="Slidecode"/>
-          <w:b/>
-        </w:rPr>
-        <w:t>24.3.34</w:t>
-      </w:r>
-      <w:r>
-        <w:rPr>
-          <w:b/>
-        </w:rPr>
-        <w:t xml:space="preserve"> Root Symbiotic Relationships</w:t>
-      </w:r>
-      <w:bookmarkEnd w:id="39"/>
-    </w:p>
-    <w:p>
-      <w:pPr>
-        <w:pStyle w:val="Bullet"/>
-        <w:numPr>
-          <w:ilvl w:val="0"/>
-          <w:numId w:val="90"/>
-        </w:numPr>
-      </w:pPr>
-      <w:r>
-        <w:rPr/>
-        <w:t>Mycorrhizae:</w:t>
-      </w:r>
-    </w:p>
-    <w:p>
-      <w:pPr>
-        <w:pStyle w:val="Bullet"/>
-        <w:numPr>
-          <w:ilvl w:val="1"/>
-          <w:numId w:val="90"/>
-        </w:numPr>
-      </w:pPr>
-      <w:r>
-        <w:rPr/>
-        <w:t>Mutualistic associations between roots and fungi</w:t>
-      </w:r>
-    </w:p>
-    <w:p>
-      <w:pPr>
-        <w:pStyle w:val="Bullet"/>
-        <w:numPr>
-          <w:ilvl w:val="1"/>
-          <w:numId w:val="90"/>
-        </w:numPr>
-      </w:pPr>
-      <w:r>
-        <w:rPr/>
-        <w:t>Assist in water and mineral extraction</w:t>
-      </w:r>
-    </w:p>
-    <w:p>
-      <w:pPr>
-        <w:pStyle w:val="Bullet"/>
-        <w:numPr>
-          <w:ilvl w:val="0"/>
-          <w:numId w:val="90"/>
-        </w:numPr>
-      </w:pPr>
-      <w:r>
-        <w:rPr/>
-        <w:t>Root nodules:</w:t>
-      </w:r>
-    </w:p>
-    <w:p>
-      <w:pPr>
-        <w:pStyle w:val="Bullet"/>
-        <w:numPr>
-          <w:ilvl w:val="1"/>
-          <w:numId w:val="90"/>
-        </w:numPr>
-      </w:pPr>
-      <w:r>
-        <w:rPr/>
-        <w:t>Contain nitrogen-fixing bacteria</w:t>
-      </w:r>
-    </w:p>
-    <w:p>
-      <w:pPr>
-        <w:pStyle w:val="Bullet"/>
-        <w:numPr>
-          <w:ilvl w:val="2"/>
-          <w:numId w:val="90"/>
-        </w:numPr>
-      </w:pPr>
-      <w:r>
-        <w:rPr/>
-        <w:t>Plants cannot extract nitrogen from air, but bacteria in nodules can take up and reduce atmospheric nitrogen.</w:t>
-      </w:r>
-    </w:p>
-    <w:p>
-      <w:pPr>
-        <w:pStyle w:val="Bullet"/>
-        <w:numPr>
-          <w:ilvl w:val="2"/>
-          <w:numId w:val="90"/>
-        </w:numPr>
-      </w:pPr>
-      <w:r>
-        <w:rPr/>
-        <w:t>Plants get nitrogen from bacteria, which receive carbohydrates from the plant.</w:t>
-      </w:r>
-    </w:p>
-    <w:p>
-      <w:pPr>
-        <w:pStyle w:val="Sectionheading"/>
-      </w:pPr>
-      <w:r>
-        <w:rPr/>
-        <w:t>24.4 Organization and Diversity of Stems</w:t>
-      </w:r>
-    </w:p>
-    <w:p>
-      <w:pPr>
-        <w:pStyle w:val="Pointer"/>
-      </w:pPr>
-      <w:r>
-        <w:rPr/>
-        <w:t xml:space="preserve">Quick guide for this section: page </w:t>
-      </w:r>
-      <w:r>
-        <w:fldChar w:fldCharType="begin"/>
-      </w:r>
-      <w:r>
-        <w:instrText xml:space="preserve"> PAGEREF g244 \h </w:instrText>
-      </w:r>
-      <w:r>
-        <w:fldChar w:fldCharType="separate"/>
-      </w:r>
-      <w:r>
-        <w:t>3</w:t>
-      </w:r>
-      <w:r>
-        <w:fldChar w:fldCharType="end"/>
-      </w:r>
-    </w:p>
-    <w:p>
-      <w:pPr>
-        <w:pStyle w:val="Slideheading"/>
-      </w:pPr>
-      <w:bookmarkStart w:id="40" w:name="s244035"/>
-      <w:r>
-        <w:rPr>
-          <w:rStyle w:val="Slidecode"/>
-          <w:b/>
-        </w:rPr>
-        <w:t>24.4.35</w:t>
-      </w:r>
-      <w:bookmarkEnd w:id="40"/>
-    </w:p>
-    <w:p>
-      <w:pPr>
-        <w:pStyle w:val="Bullet"/>
-        <w:numPr>
-          <w:ilvl w:val="0"/>
-          <w:numId w:val="90"/>
-        </w:numPr>
-      </w:pPr>
-      <w:r>
-        <w:rPr/>
-        <w:t>Anatomy of a woody twig:</w:t>
-      </w:r>
-    </w:p>
-    <w:p>
-      <w:pPr>
-        <w:pStyle w:val="Bullet"/>
-        <w:numPr>
-          <w:ilvl w:val="1"/>
-          <w:numId w:val="90"/>
-        </w:numPr>
-      </w:pPr>
-      <w:r>
-        <w:rPr/>
-        <w:t>Terminal bud contains the shoot tip protected by bud scales.</w:t>
-      </w:r>
-    </w:p>
-    <w:p>
-      <w:pPr>
-        <w:pStyle w:val="Bullet"/>
-        <w:numPr>
-          <w:ilvl w:val="2"/>
-          <w:numId w:val="90"/>
-        </w:numPr>
-      </w:pPr>
-      <w:r>
-        <w:rPr/>
-        <w:t>Each spring, bud scales drop, leaving a scar.</w:t>
-      </w:r>
-    </w:p>
-    <w:p>
-      <w:pPr>
-        <w:pStyle w:val="Bullet"/>
-        <w:numPr>
-          <w:ilvl w:val="2"/>
-          <w:numId w:val="90"/>
-        </w:numPr>
-      </w:pPr>
-      <w:r>
-        <w:rPr/>
-        <w:t>Each scar is one year of growth.</w:t>
-      </w:r>
-    </w:p>
-    <w:p>
-      <w:pPr>
-        <w:pStyle w:val="Bullet"/>
-        <w:numPr>
-          <w:ilvl w:val="1"/>
-          <w:numId w:val="90"/>
-        </w:numPr>
-      </w:pPr>
-      <w:r>
-        <w:rPr/>
-        <w:t>Shoot apical meristem</w:t>
-      </w:r>
-    </w:p>
-    <w:p>
-      <w:pPr>
-        <w:pStyle w:val="Bullet"/>
-        <w:numPr>
-          <w:ilvl w:val="2"/>
-          <w:numId w:val="90"/>
-        </w:numPr>
-      </w:pPr>
-      <w:r>
-        <w:rPr/>
-        <w:t>Produces new cells that elongate and increase stem length</w:t>
-      </w:r>
-    </w:p>
-    <w:p>
-      <w:pPr>
-        <w:pStyle w:val="Bullet"/>
-        <w:numPr>
-          <w:ilvl w:val="2"/>
-          <w:numId w:val="90"/>
-        </w:numPr>
-      </w:pPr>
-      <w:r>
-        <w:rPr/>
-        <w:t>Protected by terminal bud</w:t>
-      </w:r>
-    </w:p>
-    <w:p>
-      <w:pPr>
-        <w:pStyle w:val="Bullet"/>
-        <w:numPr>
-          <w:ilvl w:val="3"/>
-          <w:numId w:val="90"/>
-        </w:numPr>
-      </w:pPr>
-      <w:r>
-        <w:rPr/>
-        <w:t>Enveloped by leaf primordia</w:t>
-      </w:r>
-    </w:p>
-    <w:p>
-      <w:pPr>
-        <w:pStyle w:val="Bullet"/>
-        <w:numPr>
-          <w:ilvl w:val="3"/>
-          <w:numId w:val="90"/>
-        </w:numPr>
-      </w:pPr>
-      <w:r>
-        <w:rPr/>
-        <w:t>Specialized primary meristems</w:t>
-      </w:r>
-    </w:p>
-    <w:p>
-      <w:pPr>
-        <w:pStyle w:val="Bullet"/>
-        <w:numPr>
-          <w:ilvl w:val="4"/>
-          <w:numId w:val="90"/>
-        </w:numPr>
-      </w:pPr>
-      <w:r>
-        <w:rPr/>
-        <w:t>Protoderm – gives rise to the epidermis</w:t>
-      </w:r>
-    </w:p>
-    <w:p>
-      <w:pPr>
-        <w:pStyle w:val="Bullet"/>
-        <w:numPr>
-          <w:ilvl w:val="4"/>
-          <w:numId w:val="90"/>
-        </w:numPr>
-      </w:pPr>
-      <w:r>
-        <w:rPr/>
-        <w:t>Ground Meristem – gives rise to pith and cortex</w:t>
-      </w:r>
-    </w:p>
-    <w:p>
-      <w:pPr>
-        <w:pStyle w:val="Bullet"/>
-        <w:numPr>
-          <w:ilvl w:val="4"/>
-          <w:numId w:val="90"/>
-        </w:numPr>
-      </w:pPr>
-      <w:r>
-        <w:rPr/>
-        <w:t>Procambium – produces primary xylem and phloem</w:t>
-      </w:r>
-    </w:p>
-    <w:p>
-      <w:pPr>
-        <w:pStyle w:val="Bullet"/>
-        <w:numPr>
-          <w:ilvl w:val="2"/>
-          <w:numId w:val="90"/>
-        </w:numPr>
-      </w:pPr>
-      <w:r>
-        <w:rPr/>
-        <w:t>Mature vascular bundles contain vascular cambium.</w:t>
-      </w:r>
-    </w:p>
-    <w:p>
-      <w:pPr>
-        <w:pStyle w:val="Slideheading"/>
-      </w:pPr>
-      <w:bookmarkStart w:id="41" w:name="s244036"/>
-      <w:r>
-        <w:rPr>
-          <w:rStyle w:val="Slidecode"/>
-          <w:b/>
-        </w:rPr>
-        <w:t>24.4.36</w:t>
-      </w:r>
-      <w:r>
-        <w:rPr>
-          <w:b/>
-        </w:rPr>
-        <w:t xml:space="preserve"> Woody Twig</w:t>
-      </w:r>
-      <w:bookmarkEnd w:id="41"/>
-    </w:p>
-    <w:p>
-      <w:pPr>
-        <w:pStyle w:val="Figure"/>
-      </w:pPr>
-      <w:r>
-        <w:rPr>
-          <w:i/>
-        </w:rPr>
-        <w:t xml:space="preserve">Fig: </w:t>
-      </w:r>
-      <w:r>
-        <w:rPr/>
-        <w:t>Diagram shows lenticel, bud scale, terminal budscale scars, nodes, internode, axillary bud, leaf and bundle scars, stem, terminal bud and bud scale.</w:t>
-      </w:r>
-    </w:p>
-    <w:p>
-      <w:pPr>
-        <w:pStyle w:val="Slideheading"/>
-      </w:pPr>
-      <w:bookmarkStart w:id="42" w:name="s244037"/>
-      <w:r>
-        <w:rPr>
-          <w:rStyle w:val="Slidecode"/>
-          <w:b/>
-        </w:rPr>
-        <w:t>24.4.37</w:t>
-      </w:r>
-      <w:r>
-        <w:rPr>
-          <w:b/>
-        </w:rPr>
-        <w:t xml:space="preserve"> Shoot Tip and Primary Meristems</w:t>
-      </w:r>
-      <w:bookmarkEnd w:id="42"/>
-    </w:p>
-    <w:p>
-      <w:pPr>
-        <w:pStyle w:val="Figure"/>
-      </w:pPr>
-      <w:r>
-        <w:rPr>
-          <w:i/>
-        </w:rPr>
-        <w:t xml:space="preserve">Fig: </w:t>
-      </w:r>
-      <w:r>
-        <w:rPr/>
-        <w:t>A) Shoot tip: Diagram of shoot tips divides into three zones. Lower zone: It consists of longitudinal primary xylem and primary phloem. Middle zone: It consists of longitudinal vascular cambium and hemispherical axillary bud. Top zone: It consists of procambium, ground meristem, protoderm, shoot apical meristem and leaf primordium. B) Fate of primary meristems: Three Primary Meristems: It consists of protoderm on the outer radial area, ground meristem in the middle and procambium in the core. C) Primary Tissues: It consists of epidermis on the outermost radial area, cortex in the outer radial area and pith in the center. Enlarged diagram of vascular bundles show circular multiple pith, primary xylem, vascular cambium, primary phloem and cortex.</w:t>
-      </w:r>
-    </w:p>
-    <w:p>
-      <w:pPr>
-        <w:pStyle w:val="Slideheading"/>
-      </w:pPr>
-      <w:bookmarkStart w:id="43" w:name="s244038"/>
-      <w:r>
-        <w:rPr>
-          <w:rStyle w:val="Slidecode"/>
-          <w:b/>
-        </w:rPr>
-        <w:t>24.4.38</w:t>
-      </w:r>
-      <w:r>
-        <w:rPr>
-          <w:b/>
-        </w:rPr>
-        <w:t xml:space="preserve"> Herbaceous Stems</w:t>
-      </w:r>
-      <w:bookmarkEnd w:id="43"/>
-    </w:p>
-    <w:p>
-      <w:pPr>
-        <w:pStyle w:val="Bullet"/>
-        <w:numPr>
-          <w:ilvl w:val="0"/>
-          <w:numId w:val="90"/>
-        </w:numPr>
-      </w:pPr>
-      <w:r>
-        <w:rPr/>
-        <w:t>Mature, nonwoody stems exhibit only primary growth.</w:t>
-      </w:r>
-    </w:p>
-    <w:p>
-      <w:pPr>
-        <w:pStyle w:val="Bullet"/>
-        <w:numPr>
-          <w:ilvl w:val="1"/>
-          <w:numId w:val="90"/>
-        </w:numPr>
-      </w:pPr>
-      <w:r>
-        <w:rPr/>
-        <w:t>Outermost tissue is covered with waxy cuticle.</w:t>
-      </w:r>
-    </w:p>
-    <w:p>
-      <w:pPr>
-        <w:pStyle w:val="Bullet"/>
-        <w:numPr>
-          <w:ilvl w:val="1"/>
-          <w:numId w:val="90"/>
-        </w:numPr>
-      </w:pPr>
-      <w:r>
-        <w:rPr/>
-        <w:t>Stems have distinctive vascular bundles.</w:t>
-      </w:r>
-    </w:p>
-    <w:p>
-      <w:pPr>
-        <w:pStyle w:val="Bullet"/>
-        <w:numPr>
-          <w:ilvl w:val="2"/>
-          <w:numId w:val="90"/>
-        </w:numPr>
-      </w:pPr>
-      <w:r>
-        <w:rPr/>
-        <w:t>Herbaceous eudicots – vascular bundles arranged in distinct ring</w:t>
-      </w:r>
-    </w:p>
-    <w:p>
-      <w:pPr>
-        <w:pStyle w:val="Bullet"/>
-        <w:numPr>
-          <w:ilvl w:val="2"/>
-          <w:numId w:val="90"/>
-        </w:numPr>
-      </w:pPr>
-      <w:r>
-        <w:rPr/>
-        <w:t>Monocots – vascular bundles scattered throughout stem</w:t>
-      </w:r>
-    </w:p>
-    <w:p>
-      <w:pPr>
-        <w:pStyle w:val="Slideheading"/>
-      </w:pPr>
-      <w:bookmarkStart w:id="44" w:name="s244039"/>
-      <w:r>
-        <w:rPr>
-          <w:rStyle w:val="Slidecode"/>
-          <w:b/>
-        </w:rPr>
-        <w:t>24.4.39</w:t>
-      </w:r>
-      <w:r>
-        <w:rPr>
-          <w:b/>
-        </w:rPr>
-        <w:t xml:space="preserve"> Herbaceous Eudicot Stem</w:t>
-      </w:r>
-      <w:bookmarkEnd w:id="44"/>
-    </w:p>
-    <w:p>
-      <w:pPr>
-        <w:pStyle w:val="Figure"/>
-      </w:pPr>
-      <w:r>
-        <w:rPr>
-          <w:i/>
-        </w:rPr>
-        <w:t xml:space="preserve">Fig: </w:t>
-      </w:r>
-      <w:r>
-        <w:rPr/>
-        <w:t>Left panel: Diagram of herbaceous eudicot stem consists of cluster of pith in the center with cortex and epidermis. Right panel: Enlarged diagram of vascular bundles show circular multiple xylem, phloem, phloem fiber, circular pith, vascular cambium with set layers of parenchyma cells, collenchyma cells, and epidermis.</w:t>
-      </w:r>
-    </w:p>
-    <w:p>
-      <w:pPr>
-        <w:pStyle w:val="Slideheading"/>
-      </w:pPr>
-      <w:bookmarkStart w:id="45" w:name="s244040"/>
-      <w:r>
-        <w:rPr>
-          <w:rStyle w:val="Slidecode"/>
-          <w:b/>
-        </w:rPr>
-        <w:t>24.4.40</w:t>
-      </w:r>
-      <w:r>
-        <w:rPr>
-          <w:b/>
-        </w:rPr>
-        <w:t xml:space="preserve"> Monocot Stem</w:t>
-      </w:r>
-      <w:bookmarkEnd w:id="45"/>
-    </w:p>
-    <w:p>
-      <w:pPr>
-        <w:pStyle w:val="Figure"/>
-      </w:pPr>
-      <w:r>
-        <w:rPr>
-          <w:i/>
-        </w:rPr>
-        <w:t xml:space="preserve">Fig: </w:t>
-      </w:r>
-      <w:r>
-        <w:rPr/>
-        <w:t>Top panel: Micrograph shows ovular vascular bundles, ground tissue and epidermis. Right panel: Enlarged diagram of vascular bundle shows different sized circular layers of ground tissue (parenchyma), xylem, phloem, bundle sheath cells, sieve-tube member, air space, companion cell, and vessel element.</w:t>
-      </w:r>
-    </w:p>
-    <w:p>
-      <w:pPr>
-        <w:pStyle w:val="Slideheading"/>
-      </w:pPr>
-      <w:bookmarkStart w:id="46" w:name="s244041"/>
-      <w:r>
-        <w:rPr>
-          <w:rStyle w:val="Slidecode"/>
-          <w:b/>
-        </w:rPr>
-        <w:t>24.4.41</w:t>
-      </w:r>
-      <w:r>
-        <w:rPr>
-          <w:b/>
-        </w:rPr>
-        <w:t xml:space="preserve"> Woody Stems</w:t>
-      </w:r>
-      <w:bookmarkEnd w:id="46"/>
-    </w:p>
-    <w:p>
-      <w:pPr>
-        <w:pStyle w:val="Bullet"/>
-        <w:numPr>
-          <w:ilvl w:val="0"/>
-          <w:numId w:val="90"/>
-        </w:numPr>
-      </w:pPr>
-      <w:r>
-        <w:rPr/>
-        <w:t>Woody plants have both primary and secondary tissues.</w:t>
-      </w:r>
-    </w:p>
-    <w:p>
-      <w:pPr>
-        <w:pStyle w:val="Bullet"/>
-        <w:numPr>
-          <w:ilvl w:val="2"/>
-          <w:numId w:val="90"/>
-        </w:numPr>
-      </w:pPr>
-      <w:r>
-        <w:rPr/>
-        <w:t>Primary tissues form each year from primary meristems.</w:t>
-      </w:r>
-    </w:p>
-    <w:p>
-      <w:pPr>
-        <w:pStyle w:val="Bullet"/>
-        <w:numPr>
-          <w:ilvl w:val="2"/>
-          <w:numId w:val="90"/>
-        </w:numPr>
-      </w:pPr>
-      <w:r>
-        <w:rPr/>
-        <w:t>Secondary tissues develop during first and subsequent years from lateral meristems.</w:t>
-      </w:r>
-    </w:p>
-    <w:p>
-      <w:pPr>
-        <w:pStyle w:val="Slideheading"/>
-      </w:pPr>
-      <w:bookmarkStart w:id="47" w:name="s244042"/>
-      <w:r>
-        <w:rPr>
-          <w:rStyle w:val="Slidecode"/>
-          <w:b/>
-        </w:rPr>
-        <w:t>24.4.42</w:t>
-      </w:r>
-      <w:r>
-        <w:rPr>
-          <w:b/>
-        </w:rPr>
-        <w:t xml:space="preserve"> Woody Stem Characteristics</w:t>
-      </w:r>
-      <w:bookmarkEnd w:id="47"/>
-    </w:p>
-    <w:p>
-      <w:pPr>
-        <w:pStyle w:val="Bullet"/>
-        <w:numPr>
-          <w:ilvl w:val="0"/>
-          <w:numId w:val="90"/>
-        </w:numPr>
-      </w:pPr>
-      <w:r>
-        <w:rPr/>
-        <w:t>Woody stems have both primary and secondary growth.</w:t>
-      </w:r>
-    </w:p>
-    <w:p>
-      <w:pPr>
-        <w:pStyle w:val="Bullet"/>
-        <w:numPr>
-          <w:ilvl w:val="1"/>
-          <w:numId w:val="90"/>
-        </w:numPr>
-      </w:pPr>
-      <w:r>
-        <w:rPr/>
-        <w:t>Primary growth increases the length of the plant.</w:t>
-      </w:r>
-    </w:p>
-    <w:p>
-      <w:pPr>
-        <w:pStyle w:val="Bullet"/>
-        <w:numPr>
-          <w:ilvl w:val="1"/>
-          <w:numId w:val="90"/>
-        </w:numPr>
-      </w:pPr>
-      <w:r>
-        <w:rPr/>
-        <w:t>Secondary growth increases the girth.</w:t>
-      </w:r>
-    </w:p>
-    <w:p>
-      <w:pPr>
-        <w:pStyle w:val="Bullet"/>
-        <w:numPr>
-          <w:ilvl w:val="0"/>
-          <w:numId w:val="90"/>
-        </w:numPr>
-      </w:pPr>
-      <w:r>
-        <w:rPr/>
-        <w:t>Woody stems have no vascular tissue, and instead have three distinct regions.</w:t>
-      </w:r>
-    </w:p>
-    <w:p>
-      <w:pPr>
-        <w:pStyle w:val="Bullet"/>
-        <w:numPr>
-          <w:ilvl w:val="1"/>
-          <w:numId w:val="90"/>
-        </w:numPr>
-      </w:pPr>
-      <w:r>
-        <w:rPr/>
-        <w:t>Bark</w:t>
-      </w:r>
-    </w:p>
-    <w:p>
-      <w:pPr>
-        <w:pStyle w:val="Bullet"/>
-        <w:numPr>
-          <w:ilvl w:val="1"/>
-          <w:numId w:val="90"/>
-        </w:numPr>
-      </w:pPr>
-      <w:r>
-        <w:rPr/>
-        <w:t>Pith</w:t>
-      </w:r>
-    </w:p>
-    <w:p>
-      <w:pPr>
-        <w:pStyle w:val="Correction"/>
-      </w:pPr>
-      <w:r>
-        <w:rPr>
-          <w:b/>
-          <w:i/>
-        </w:rPr>
-        <w:t xml:space="preserve">Textbook: </w:t>
-      </w:r>
-      <w:r>
-        <w:rPr/>
-        <w:t>Woody stems are mostly vascular tissue: wood is secondary xylem, and bark contains secondary phloem (24.4.43–45). The three regions are bark, wood and pith (the slide leaves out wood). The professor confirmed this slide is wrong (Oct 22).</w:t>
-      </w:r>
-    </w:p>
-    <w:p>
-      <w:pPr>
-        <w:pStyle w:val="Slideheading"/>
-      </w:pPr>
-      <w:bookmarkStart w:id="48" w:name="s244043"/>
-      <w:r>
-        <w:rPr>
-          <w:rStyle w:val="Slidecode"/>
-          <w:b/>
-        </w:rPr>
-        <w:t>24.4.43</w:t>
-      </w:r>
-      <w:r>
-        <w:rPr>
-          <w:b/>
-        </w:rPr>
-        <w:t xml:space="preserve"> Diagrams of Secondary Growth of Stems</w:t>
-      </w:r>
-      <w:bookmarkEnd w:id="48"/>
-    </w:p>
-    <w:p>
-      <w:pPr>
-        <w:pStyle w:val="Figure"/>
-      </w:pPr>
-      <w:r>
-        <w:rPr>
-          <w:i/>
-        </w:rPr>
-        <w:t xml:space="preserve">Fig: </w:t>
-      </w:r>
-      <w:r>
-        <w:rPr/>
-        <w:t>Vascular cambium: lateral meristem that will produce secondary xylem and secondary phloem in each succeeding year. Periderm: As a stem becomes woody, epidermis is replaced by the periderm. Bark: includes periderm and living secondary phloem. Wood: Increases each year; includes annual rings of xylem.</w:t>
-      </w:r>
-    </w:p>
-    <w:p>
-      <w:pPr>
-        <w:pStyle w:val="Slideheading"/>
-      </w:pPr>
-      <w:bookmarkStart w:id="49" w:name="s244044"/>
-      <w:r>
-        <w:rPr>
-          <w:rStyle w:val="Slidecode"/>
-          <w:b/>
-        </w:rPr>
-        <w:t>24.4.44</w:t>
-      </w:r>
-      <w:r>
-        <w:rPr>
-          <w:b/>
-        </w:rPr>
-        <w:t xml:space="preserve"> Bark</w:t>
-      </w:r>
-      <w:bookmarkEnd w:id="49"/>
-    </w:p>
-    <w:p>
-      <w:pPr>
-        <w:pStyle w:val="Bullet"/>
-        <w:numPr>
-          <w:ilvl w:val="0"/>
-          <w:numId w:val="90"/>
-        </w:numPr>
-      </w:pPr>
-      <w:r>
-        <w:rPr/>
-        <w:t>Bark of a tree contains cork, cork cambium, cortex, and phloem.</w:t>
-      </w:r>
-    </w:p>
-    <w:p>
-      <w:pPr>
-        <w:pStyle w:val="Bullet"/>
-        <w:numPr>
-          <w:ilvl w:val="0"/>
-          <w:numId w:val="90"/>
-        </w:numPr>
-      </w:pPr>
-      <w:r>
-        <w:rPr/>
-        <w:t>Bark can be removed, but it is harmful to the plant due to lack of organic nutrient transport.</w:t>
-      </w:r>
-    </w:p>
-    <w:p>
-      <w:pPr>
-        <w:pStyle w:val="Bullet"/>
-        <w:numPr>
-          <w:ilvl w:val="0"/>
-          <w:numId w:val="90"/>
-        </w:numPr>
-      </w:pPr>
-      <w:r>
-        <w:rPr/>
-        <w:t>Girdling, removing bark from around the tree, leads to the death of the tree.</w:t>
-      </w:r>
-    </w:p>
-    <w:p>
-      <w:pPr>
-        <w:pStyle w:val="Bullet"/>
-        <w:numPr>
-          <w:ilvl w:val="0"/>
-          <w:numId w:val="90"/>
-        </w:numPr>
-      </w:pPr>
-      <w:r>
-        <w:rPr/>
-        <w:t>Cork cells are impregnated with suberin.</w:t>
-      </w:r>
-    </w:p>
-    <w:p>
-      <w:pPr>
-        <w:pStyle w:val="Bullet"/>
-        <w:numPr>
-          <w:ilvl w:val="1"/>
-          <w:numId w:val="90"/>
-        </w:numPr>
-      </w:pPr>
-      <w:r>
-        <w:rPr/>
-        <w:t>Gas exchange is impeded except at lenticels.</w:t>
-      </w:r>
-    </w:p>
-    <w:p>
-      <w:pPr>
-        <w:pStyle w:val="Slideheading"/>
-      </w:pPr>
-      <w:bookmarkStart w:id="50" w:name="s244045"/>
-      <w:r>
-        <w:rPr>
-          <w:rStyle w:val="Slidecode"/>
-          <w:b/>
-        </w:rPr>
-        <w:t>24.4.45</w:t>
-      </w:r>
-      <w:r>
-        <w:rPr>
-          <w:b/>
-        </w:rPr>
-        <w:t xml:space="preserve"> Wood</w:t>
-      </w:r>
-      <w:bookmarkEnd w:id="50"/>
-    </w:p>
-    <w:p>
-      <w:pPr>
-        <w:pStyle w:val="Bullet"/>
-        <w:numPr>
-          <w:ilvl w:val="0"/>
-          <w:numId w:val="90"/>
-        </w:numPr>
-      </w:pPr>
-      <w:r>
-        <w:rPr/>
-        <w:t>Wood is secondary xylem that builds up year after year.</w:t>
-      </w:r>
-    </w:p>
-    <w:p>
-      <w:pPr>
-        <w:pStyle w:val="Bullet"/>
-        <w:numPr>
-          <w:ilvl w:val="1"/>
-          <w:numId w:val="90"/>
-        </w:numPr>
-      </w:pPr>
-      <w:r>
-        <w:rPr/>
-        <w:t>Vascular cambium is dormant during winter.</w:t>
-      </w:r>
-    </w:p>
-    <w:p>
-      <w:pPr>
-        <w:pStyle w:val="Bullet"/>
-        <w:numPr>
-          <w:ilvl w:val="1"/>
-          <w:numId w:val="90"/>
-        </w:numPr>
-      </w:pPr>
-      <w:r>
-        <w:rPr/>
-        <w:t>Annual ring is made up of spring wood and summer wood.</w:t>
-      </w:r>
-    </w:p>
-    <w:p>
-      <w:pPr>
-        <w:pStyle w:val="Bullet"/>
-        <w:numPr>
-          <w:ilvl w:val="2"/>
-          <w:numId w:val="90"/>
-        </w:numPr>
-      </w:pPr>
-      <w:r>
-        <w:rPr/>
-        <w:t>Summer wood has a lower proportion of vessels than spring wood.</w:t>
-      </w:r>
-    </w:p>
-    <w:p>
-      <w:pPr>
-        <w:pStyle w:val="Bullet"/>
-        <w:numPr>
-          <w:ilvl w:val="0"/>
-          <w:numId w:val="90"/>
-        </w:numPr>
-      </w:pPr>
-      <w:r>
-        <w:rPr/>
         <w:t>In older trees, inner annual rings, called heartwood, no longer function in water transport.</w:t>
       </w:r>
     </w:p>
@@ -6258,19 +6245,6 @@
         <w:t xml:space="preserve"> Three-Year-Old Woody Twig</w:t>
       </w:r>
       <w:bookmarkEnd w:id="51"/>
-    </w:p>
-    <w:p>
-      <w:pPr>
-        <w:pStyle w:val="Bullet"/>
-        <w:numPr>
-          <w:ilvl w:val="0"/>
-          <w:numId w:val="90"/>
-        </w:numPr>
-      </w:pPr>
-      <w:r>
-        <w:rPr/>
-        <w:t>(photo) (circular cross section): Ed Reschke/Stone/Getty Images</w:t>
-      </w:r>
     </w:p>
     <w:p>
       <w:pPr>

--- a/Printed Exam Notes/Ch 24 Printed Notes.docx
+++ b/Printed Exam Notes/Ch 24 Printed Notes.docx
@@ -269,7 +269,7 @@
         <w:fldChar w:fldCharType="separate"/>
       </w:r>
       <w:r>
-        <w:t>4</w:t>
+        <w:t>3</w:t>
       </w:r>
       <w:r>
         <w:fldChar w:fldCharType="end"/>
@@ -474,7 +474,7 @@
         <w:fldChar w:fldCharType="separate"/>
       </w:r>
       <w:r>
-        <w:t>5</w:t>
+        <w:t>4</w:t>
       </w:r>
       <w:r>
         <w:fldChar w:fldCharType="end"/>
@@ -502,7 +502,7 @@
         <w:fldChar w:fldCharType="separate"/>
       </w:r>
       <w:r>
-        <w:t>5</w:t>
+        <w:t>4</w:t>
       </w:r>
       <w:r>
         <w:fldChar w:fldCharType="end"/>
@@ -530,7 +530,7 @@
         <w:fldChar w:fldCharType="separate"/>
       </w:r>
       <w:r>
-        <w:t>5</w:t>
+        <w:t>4</w:t>
       </w:r>
       <w:r>
         <w:fldChar w:fldCharType="end"/>
@@ -558,7 +558,7 @@
         <w:fldChar w:fldCharType="separate"/>
       </w:r>
       <w:r>
-        <w:t>5</w:t>
+        <w:t>4</w:t>
       </w:r>
       <w:r>
         <w:fldChar w:fldCharType="end"/>
@@ -763,7 +763,7 @@
         <w:fldChar w:fldCharType="separate"/>
       </w:r>
       <w:r>
-        <w:t>6</w:t>
+        <w:t>5</w:t>
       </w:r>
       <w:r>
         <w:fldChar w:fldCharType="end"/>
@@ -791,7 +791,7 @@
         <w:fldChar w:fldCharType="separate"/>
       </w:r>
       <w:r>
-        <w:t>6</w:t>
+        <w:t>5</w:t>
       </w:r>
       <w:r>
         <w:fldChar w:fldCharType="end"/>
@@ -819,7 +819,7 @@
         <w:fldChar w:fldCharType="separate"/>
       </w:r>
       <w:r>
-        <w:t>6</w:t>
+        <w:t>5</w:t>
       </w:r>
       <w:r>
         <w:fldChar w:fldCharType="end"/>
@@ -847,7 +847,7 @@
         <w:fldChar w:fldCharType="separate"/>
       </w:r>
       <w:r>
-        <w:t>6</w:t>
+        <w:t>5</w:t>
       </w:r>
       <w:r>
         <w:fldChar w:fldCharType="end"/>
@@ -875,7 +875,7 @@
         <w:fldChar w:fldCharType="separate"/>
       </w:r>
       <w:r>
-        <w:t>6</w:t>
+        <w:t>5</w:t>
       </w:r>
       <w:r>
         <w:fldChar w:fldCharType="end"/>
@@ -1080,7 +1080,7 @@
         <w:fldChar w:fldCharType="separate"/>
       </w:r>
       <w:r>
-        <w:t>7</w:t>
+        <w:t>6</w:t>
       </w:r>
       <w:r>
         <w:fldChar w:fldCharType="end"/>
@@ -1108,7 +1108,7 @@
         <w:fldChar w:fldCharType="separate"/>
       </w:r>
       <w:r>
-        <w:t>7</w:t>
+        <w:t>6</w:t>
       </w:r>
       <w:r>
         <w:fldChar w:fldCharType="end"/>
@@ -1136,7 +1136,7 @@
         <w:fldChar w:fldCharType="separate"/>
       </w:r>
       <w:r>
-        <w:t>7</w:t>
+        <w:t>6</w:t>
       </w:r>
       <w:r>
         <w:fldChar w:fldCharType="end"/>
@@ -1164,7 +1164,7 @@
         <w:fldChar w:fldCharType="separate"/>
       </w:r>
       <w:r>
-        <w:t>7</w:t>
+        <w:t>6</w:t>
       </w:r>
       <w:r>
         <w:fldChar w:fldCharType="end"/>
@@ -1397,7 +1397,7 @@
         <w:fldChar w:fldCharType="separate"/>
       </w:r>
       <w:r>
-        <w:t>8</w:t>
+        <w:t>7</w:t>
       </w:r>
       <w:r>
         <w:fldChar w:fldCharType="end"/>
@@ -1425,7 +1425,7 @@
         <w:fldChar w:fldCharType="separate"/>
       </w:r>
       <w:r>
-        <w:t>8</w:t>
+        <w:t>7</w:t>
       </w:r>
       <w:r>
         <w:fldChar w:fldCharType="end"/>
@@ -1453,7 +1453,7 @@
         <w:fldChar w:fldCharType="separate"/>
       </w:r>
       <w:r>
-        <w:t>8</w:t>
+        <w:t>7</w:t>
       </w:r>
       <w:r>
         <w:fldChar w:fldCharType="end"/>
@@ -1481,7 +1481,7 @@
         <w:fldChar w:fldCharType="separate"/>
       </w:r>
       <w:r>
-        <w:t>8</w:t>
+        <w:t>7</w:t>
       </w:r>
       <w:r>
         <w:fldChar w:fldCharType="end"/>
@@ -1686,7 +1686,7 @@
         <w:fldChar w:fldCharType="separate"/>
       </w:r>
       <w:r>
-        <w:t>9</w:t>
+        <w:t>8</w:t>
       </w:r>
       <w:r>
         <w:fldChar w:fldCharType="end"/>
@@ -1714,7 +1714,7 @@
         <w:fldChar w:fldCharType="separate"/>
       </w:r>
       <w:r>
-        <w:t>9</w:t>
+        <w:t>8</w:t>
       </w:r>
       <w:r>
         <w:fldChar w:fldCharType="end"/>
@@ -1742,7 +1742,7 @@
         <w:fldChar w:fldCharType="separate"/>
       </w:r>
       <w:r>
-        <w:t>9</w:t>
+        <w:t>8</w:t>
       </w:r>
       <w:r>
         <w:fldChar w:fldCharType="end"/>
@@ -1773,7 +1773,7 @@
         <w:fldChar w:fldCharType="begin"/>
       </w:r>
       <w:r>
-        <w:instrText xml:space="preserve"> PAGEREF lkLkTables \h </w:instrText>
+        <w:instrText xml:space="preserve"> PAGEREF lk24LkTables \h </w:instrText>
       </w:r>
       <w:r>
         <w:fldChar w:fldCharType="separate"/>
@@ -1801,7 +1801,7 @@
         <w:fldChar w:fldCharType="begin"/>
       </w:r>
       <w:r>
-        <w:instrText xml:space="preserve"> PAGEREF lkLkSeq \h </w:instrText>
+        <w:instrText xml:space="preserve"> PAGEREF lk24LkSeq \h </w:instrText>
       </w:r>
       <w:r>
         <w:fldChar w:fldCharType="separate"/>
@@ -1829,7 +1829,7 @@
         <w:fldChar w:fldCharType="begin"/>
       </w:r>
       <w:r>
-        <w:instrText xml:space="preserve"> PAGEREF lkLkUses \h </w:instrText>
+        <w:instrText xml:space="preserve"> PAGEREF lk24LkUses \h </w:instrText>
       </w:r>
       <w:r>
         <w:fldChar w:fldCharType="separate"/>
@@ -1847,7 +1847,7 @@
       </w:pPr>
       <w:r>
         <w:rPr/>
-        <w:t>Indexes: see the Ch 24 Index file (clue index, glossary, term index)</w:t>
+        <w:t>Indexes: see Ch 24 in the index file (clue index, glossary, term index)</w:t>
       </w:r>
     </w:p>
     <w:p>
@@ -1878,7 +1878,7 @@
       </w:pPr>
       <w:r>
         <w:rPr/>
-        <w:t>Ch 24 is the anatomy of a flowering plant, built up from cells to tissues to organs. As in animals, a cell is the basic unit of life; a tissue is a group of specialized cells doing one job; an organ, such as a root, stem or leaf, is made of several tissues (24.1.4).</w:t>
+        <w:t>Ch 24 is the anatomy of a flowering plant, from cells to tissues to organs: a tissue is a group of specialized cells doing one job, and an organ, such as a root, stem or leaf, is made of several tissues (24.1.4).</w:t>
       </w:r>
     </w:p>
     <w:p>
@@ -1887,7 +1887,7 @@
       </w:pPr>
       <w:r>
         <w:rPr/>
-        <w:t>Everything grows from meristems: undifferentiated cells that keep dividing for the plant's whole life. Each division leaves one meristem cell and one cell that goes on to specialize (24.1.5, 24.1.6). The new cells become three tissue types: epidermal tissue (the outer covering), ground tissue (the filler that photosynthesizes, stores and supports) and vascular tissue (the plumbing: xylem and phloem) (24.1.3, 24.1.6). These tissues build the three vegetative organs: roots, stems and leaves (24.2.18).</w:t>
+        <w:t>Everything grows from meristems, undifferentiated cells that keep dividing for the plant's whole life; each division leaves one meristem cell and one cell that goes on to specialize (24.1.5, 24.1.6). The new cells become three tissue types: epidermal (the outer covering), ground (the filler that photosynthesizes, stores and supports) and vascular (xylem and phloem, the plumbing) (24.1.3, 24.1.6). These build the three vegetative organs: roots, stems and leaves (24.2.18).</w:t>
       </w:r>
     </w:p>
     <w:p>
@@ -1896,7 +1896,7 @@
       </w:pPr>
       <w:r>
         <w:rPr/>
-        <w:t>Two kinds of growth run through the chapter. Primary growth, from apical meristems at the tips, makes roots and stems longer; secondary growth, from lateral meristems, makes woody stems thicker (24.1.6, 24.4.41, 24.4.42). The chapter is very term-heavy: understand the ideas here, and look up the names in the tables.</w:t>
+        <w:t>Two kinds of growth run through the chapter: primary growth, from apical meristems at the tips, makes roots and stems longer; secondary growth, from lateral meristems, makes woody stems thicker (24.1.6, 24.4.41, 24.4.42). The chapter is term-heavy: this guide gives the ideas that hold the terms together, and the tables hold the details.</w:t>
       </w:r>
     </w:p>
     <w:p>
@@ -1944,7 +1944,7 @@
       </w:pPr>
       <w:r>
         <w:rPr/>
-        <w:t>Closely packed epidermal cells; where they face the air they're covered by a waxy cuticle, which limits water loss (24.1.7).</w:t>
+        <w:t>Closely packed epidermal cells, covered by a waxy cuticle where they face the air (24.1.7).</w:t>
       </w:r>
     </w:p>
     <w:p>
@@ -1957,7 +1957,7 @@
       </w:pPr>
       <w:r>
         <w:rPr/>
-        <w:t>Root epidermal cells grow root hairs, which increase the root's surface area for absorbing water (24.1.7).</w:t>
+        <w:t>Root hairs on root epidermal cells increase the root's surface area for absorbing water (24.1.7).</w:t>
       </w:r>
     </w:p>
     <w:p>
@@ -1970,7 +1970,7 @@
       </w:pPr>
       <w:r>
         <w:rPr/>
-        <w:t>Epidermal cells of stems, leaves and reproductive organs grow trichomes (hairs), which protect from sun and moisture loss and discourage herbivory (being eaten) (24.1.8).</w:t>
+        <w:t>Trichomes (hairs) on stems, leaves and reproductive organs protect from sun and moisture loss and discourage herbivory (being eaten); the lower leaf surface has stomata (24.1.8).</w:t>
       </w:r>
     </w:p>
     <w:p>
@@ -1983,7 +1983,16 @@
       </w:pPr>
       <w:r>
         <w:rPr/>
-        <w:t>The lower leaf surface has stomata: pores, each between two guard cells, for gas exchange (24.1.8, 24.1.9).</w:t>
+        <w:t>In older woody stems the epidermis is replaced by periderm, mainly cork made by the cork cambium; gases pass through the cork only at lenticels (24.1.8, 24.4.44).</w:t>
+      </w:r>
+    </w:p>
+    <w:p>
+      <w:pPr>
+        <w:pStyle w:val="Guidesubheading"/>
+      </w:pPr>
+      <w:r>
+        <w:rPr/>
+        <w:t>Ground tissue: the bulk of the plant</w:t>
       </w:r>
     </w:p>
     <w:p>
@@ -1996,16 +2005,7 @@
       </w:pPr>
       <w:r>
         <w:rPr/>
-        <w:t>In older woody stems the epidermis is replaced by periderm, mainly cork, made by the cork cambium (24.1.8). Cork cells contain waterproof suberin, so gases pass only at lenticels, loose spots in the cork (24.4.44).</w:t>
-      </w:r>
-    </w:p>
-    <w:p>
-      <w:pPr>
-        <w:pStyle w:val="Guidesubheading"/>
-      </w:pPr>
-      <w:r>
-        <w:rPr/>
-        <w:t>Ground tissue: the bulk of the plant</w:t>
+        <w:t>Parenchyma: the least specialized and most abundant cells; they can divide, and those with chloroplasts photosynthesize (24.1.10).</w:t>
       </w:r>
     </w:p>
     <w:p>
@@ -2018,7 +2018,7 @@
       </w:pPr>
       <w:r>
         <w:rPr/>
-        <w:t>Parenchyma: the least specialized and most abundant cells, found in every organ. They can divide and give rise to more specialized cells, and those with chloroplasts photosynthesize (24.1.10).</w:t>
+        <w:t>Collenchyma: living cells with thicker primary walls; flexible support for young regions, like the strings in celery stalks (24.1.10).</w:t>
       </w:r>
     </w:p>
     <w:p>
@@ -2031,7 +2031,16 @@
       </w:pPr>
       <w:r>
         <w:rPr/>
-        <w:t>Collenchyma: living cells with thicker primary walls, in bundles under the epidermis; flexible support for young regions, like the strings in celery stalks (24.1.10).</w:t>
+        <w:t>Sclerenchyma: thick walls hardened with lignin; most are dead at maturity; support for mature regions. Fibers are long and slender (hemp, rope); sclereids are shorter (seed coats, nutshells) (24.1.11).</w:t>
+      </w:r>
+    </w:p>
+    <w:p>
+      <w:pPr>
+        <w:pStyle w:val="Guidesubheading"/>
+      </w:pPr>
+      <w:r>
+        <w:rPr/>
+        <w:t>Vascular tissue: the plumbing</w:t>
       </w:r>
     </w:p>
     <w:p>
@@ -2044,16 +2053,7 @@
       </w:pPr>
       <w:r>
         <w:rPr/>
-        <w:t>Sclerenchyma: thick secondary walls hardened with lignin; most are dead at maturity; they support mature regions. Fibers are long and slender (hemp, rope); sclereids are shorter and varied (seed coats, nutshells) (24.1.11).</w:t>
-      </w:r>
-    </w:p>
-    <w:p>
-      <w:pPr>
-        <w:pStyle w:val="Guidesubheading"/>
-      </w:pPr>
-      <w:r>
-        <w:rPr/>
-        <w:t>Vascular tissue: the plumbing</w:t>
+        <w:t>Xylem carries water and minerals from the roots to the leaves through two kinds of cells: tracheids, long with tapered ends, where water crosses through pits in the walls, and vessel elements, larger, with perforation plates in their end walls, joined into a continuous vessel (24.1.13, 24.1.15). Both are dead and hollow when they work (textbook).</w:t>
       </w:r>
     </w:p>
     <w:p>
@@ -2066,7 +2066,7 @@
       </w:pPr>
       <w:r>
         <w:rPr/>
-        <w:t>Xylem carries water and minerals from the roots to the leaves. Its two water-conducting cells are tracheids, long with tapered ends, where water crosses through pits in the walls, and vessel elements, larger, with perforation plates in their end walls, lined up into a continuous vessel (24.1.13, 24.1.15). Both are dead and hollow when they work (textbook).</w:t>
+        <w:t>Phloem carries sucrose and other organic compounds. Its conducting cells, sieve-tube members, have cytoplasm but no nucleus, and sieve plates (clusters of pores) in their walls. Each has a companion cell, which has a nucleus and helps with transport; plasmodesmata (channels between plant cells) connect the two (24.1.16).</w:t>
       </w:r>
     </w:p>
     <w:p>
@@ -2079,7 +2079,60 @@
       </w:pPr>
       <w:r>
         <w:rPr/>
-        <w:t>Vascular rays between rows of tracheids carry water sideways, across the width of the plant (24.1.15).</w:t>
+        <w:t>Where it is: the vascular cylinder in roots, vascular bundles in stems, leaf veins in leaves (24.1.13).</w:t>
+      </w:r>
+    </w:p>
+    <w:p>
+      <w:pPr>
+        <w:pStyle w:val="Guidetext"/>
+      </w:pPr>
+      <w:r>
+        <w:rPr/>
+        <w:t>Traps: tracheid vs vessel element (both xylem, both carry water); sieve-tube member (no nucleus) vs companion cell (nucleus); collenchyma (living, flexible) vs sclerenchyma (mostly dead, rigid, lignin); fibers (long) vs sclereids (short) (24.1.10, 24.1.11, 24.1.15, 24.1.16).</w:t>
+      </w:r>
+    </w:p>
+    <w:p>
+      <w:pPr>
+        <w:pStyle w:val="Guidepart"/>
+      </w:pPr>
+      <w:bookmarkStart w:id="3" w:name="g242"/>
+      <w:r>
+        <w:rPr>
+          <w:rStyle w:val="Slidecode"/>
+        </w:rPr>
+        <w:t>24.2 Organs of Flowering Plants</w:t>
+      </w:r>
+      <w:r>
+        <w:rPr/>
+        <w:t xml:space="preserve"> (slides 18–25)</w:t>
+      </w:r>
+      <w:bookmarkEnd w:id="3"/>
+    </w:p>
+    <w:p>
+      <w:pPr>
+        <w:pStyle w:val="Guidetext"/>
+      </w:pPr>
+      <w:r>
+        <w:rPr/>
+        <w:t>Vegetative organs are all the plant parts except the reproductive structures (flowers, seeds and fruits); they handle growth and nutrition: roots, stems and leaves. The root system is just the roots; the shoot system is the stem and leaves (24.2.18, 24.2.19).</w:t>
+      </w:r>
+    </w:p>
+    <w:p>
+      <w:pPr>
+        <w:pStyle w:val="Guidetext"/>
+      </w:pPr>
+      <w:r>
+        <w:rPr/>
+        <w:t>The stem is the main axis; it grows longer and produces leaves. Nodes are where leaves attach, and internodes are the stretches of stem between nodes. The terminal bud at the stem's end contains the shoot apical meristem and produces new leaves, and lateral (axillary) buds, where a leaf joins the stem, can grow into branches (24.2.20, 24.2.21).</w:t>
+      </w:r>
+    </w:p>
+    <w:p>
+      <w:pPr>
+        <w:pStyle w:val="Guidesubheading"/>
+      </w:pPr>
+      <w:r>
+        <w:rPr/>
+        <w:t>Monocots vs eudicots (24.2.22 to 24.2.24)</w:t>
       </w:r>
     </w:p>
     <w:p>
@@ -2092,7 +2145,7 @@
       </w:pPr>
       <w:r>
         <w:rPr/>
-        <w:t>Phloem carries sucrose and other organic compounds. Its conducting cells, sieve-tube members, have cytoplasm but no nucleus, and their walls have sieve plates (clusters of pores). Each has a companion cell, which has a nucleus and helps with transport; plasmodesmata (channels between plant cells) connect the two (24.1.16).</w:t>
+        <w:t>Cotyledons (seed leaves): monocots have one, which acts as transfer tissue, passing on nutrients from the endosperm; eudicots have two, which supply the seedling's nutrients themselves (24.2.22, 24.2.23).</w:t>
       </w:r>
     </w:p>
     <w:p>
@@ -2105,60 +2158,7 @@
       </w:pPr>
       <w:r>
         <w:rPr/>
-        <w:t>Where it is: the vascular cylinder in roots, vascular bundles in stems, leaf veins in leaves (24.1.13).</w:t>
-      </w:r>
-    </w:p>
-    <w:p>
-      <w:pPr>
-        <w:pStyle w:val="Guidetext"/>
-      </w:pPr>
-      <w:r>
-        <w:rPr/>
-        <w:t>Traps: tracheid vs vessel element (both xylem, both carry water); sieve-tube member (no nucleus) vs companion cell (nucleus); collenchyma (living, flexible) vs sclerenchyma (mostly dead, rigid, lignin); fibers (long) vs sclereids (short) (24.1.10, 24.1.11, 24.1.15, 24.1.16).</w:t>
-      </w:r>
-    </w:p>
-    <w:p>
-      <w:pPr>
-        <w:pStyle w:val="Guidepart"/>
-      </w:pPr>
-      <w:bookmarkStart w:id="3" w:name="g242"/>
-      <w:r>
-        <w:rPr>
-          <w:rStyle w:val="Slidecode"/>
-        </w:rPr>
-        <w:t>24.2 Organs of Flowering Plants</w:t>
-      </w:r>
-      <w:r>
-        <w:rPr/>
-        <w:t xml:space="preserve"> (slides 18–25)</w:t>
-      </w:r>
-      <w:bookmarkEnd w:id="3"/>
-    </w:p>
-    <w:p>
-      <w:pPr>
-        <w:pStyle w:val="Guidetext"/>
-      </w:pPr>
-      <w:r>
-        <w:rPr/>
-        <w:t>Vegetative organs are all the plant parts except the reproductive structures (flowers, seeds and fruits); they handle growth and nutrition. There are three: roots, stems and leaves (24.2.18). Most flowering plants have a root system, which is just the roots, and a shoot system, the stem and leaves (24.2.18, 24.2.19).</w:t>
-      </w:r>
-    </w:p>
-    <w:p>
-      <w:pPr>
-        <w:pStyle w:val="Guidetext"/>
-      </w:pPr>
-      <w:r>
-        <w:rPr/>
-        <w:t>The stem is the main axis; it grows longer and produces leaves. Nodes are where leaves attach; internodes are the stretches of stem between nodes. The terminal bud at the stem's end contains the shoot apical meristem and produces new leaves (24.2.20, 24.2.21). Lateral (axillary) buds sit where a leaf joins the stem and can grow into branches (24.2.19, 24.2.21).</w:t>
-      </w:r>
-    </w:p>
-    <w:p>
-      <w:pPr>
-        <w:pStyle w:val="Guidesubheading"/>
-      </w:pPr>
-      <w:r>
-        <w:rPr/>
-        <w:t>Monocots vs eudicots (24.2.22 to 24.2.24)</w:t>
+        <w:t>Roots: monocot vascular tissue is in a ring; in eudicots the phloem sits between the arms of the xylem (24.2.22, 24.2.23).</w:t>
       </w:r>
     </w:p>
     <w:p>
@@ -2171,7 +2171,7 @@
       </w:pPr>
       <w:r>
         <w:rPr/>
-        <w:t>Cotyledons (seed leaves): monocots have one, which acts as transfer tissue, passing on nutrients from the endosperm; eudicots have two, which supply the seedling's nutrients themselves (24.2.22, 24.2.23).</w:t>
+        <w:t>Stems: monocot vascular bundles are scattered; eudicot bundles are in a distinct ring (24.2.24).</w:t>
       </w:r>
     </w:p>
     <w:p>
@@ -2184,7 +2184,7 @@
       </w:pPr>
       <w:r>
         <w:rPr/>
-        <w:t>Roots: monocot vascular tissue is in a ring; in eudicots the phloem sits between the arms of the xylem (24.2.22, 24.2.23).</w:t>
+        <w:t>Leaves: monocots have parallel veins; eudicots have netted veins (24.2.22, 24.2.23).</w:t>
       </w:r>
     </w:p>
     <w:p>
@@ -2197,7 +2197,51 @@
       </w:pPr>
       <w:r>
         <w:rPr/>
-        <w:t>Stems: monocot vascular bundles are scattered; eudicot bundles are in a distinct ring (24.2.24).</w:t>
+        <w:t>Flowers: monocot parts in threes; eudicot parts in fours or fives. Pollen: monocots have one pore or slit, eudicots three (24.2.24).</w:t>
+      </w:r>
+    </w:p>
+    <w:p>
+      <w:pPr>
+        <w:pStyle w:val="Guidetext"/>
+      </w:pPr>
+      <w:r>
+        <w:rPr/>
+        <w:t>Annual plants live one growing season: they make just enough vegetative structures to support flowers and seeds, and die after the seeds are dispersed. Perennial plants live three or more seasons and spend energy on vegetative structures that keep them alive for years. The switch is a pair of flower-inducing genes, LEAFY and Apetala 1: blocking them makes an annual grow like a perennial (24.2.25).</w:t>
+      </w:r>
+    </w:p>
+    <w:p>
+      <w:pPr>
+        <w:pStyle w:val="Guidepart"/>
+      </w:pPr>
+      <w:bookmarkStart w:id="4" w:name="g243"/>
+      <w:r>
+        <w:rPr>
+          <w:rStyle w:val="Slidecode"/>
+        </w:rPr>
+        <w:t>24.3 Organization and Diversity of Roots</w:t>
+      </w:r>
+      <w:r>
+        <w:rPr/>
+        <w:t xml:space="preserve"> (slides 26–34)</w:t>
+      </w:r>
+      <w:bookmarkEnd w:id="4"/>
+    </w:p>
+    <w:p>
+      <w:pPr>
+        <w:pStyle w:val="Guidetext"/>
+      </w:pPr>
+      <w:r>
+        <w:rPr/>
+        <w:t>Root zones, from the tip up (24.3.26, 24.3.28): the root cap covers and protects the root apical meristem; in the zone of cell division the primary meristems divide; in the zone of elongation cells lengthen and begin to specialize; in the zone of maturation cells are fully differentiated, and root hairs grow there.</w:t>
+      </w:r>
+    </w:p>
+    <w:p>
+      <w:pPr>
+        <w:pStyle w:val="Guidesubheading"/>
+      </w:pPr>
+      <w:r>
+        <w:rPr/>
+        <w:t>Eudicot root tissues, from the outside in</w:t>
       </w:r>
     </w:p>
     <w:p>
@@ -2210,7 +2254,7 @@
       </w:pPr>
       <w:r>
         <w:rPr/>
-        <w:t>Leaves: monocots have parallel veins; eudicots have netted veins (24.2.22, 24.2.23).</w:t>
+        <w:t>Epidermis: the outer layer of the root, with the root hairs (24.3.27, 24.3.28).</w:t>
       </w:r>
     </w:p>
     <w:p>
@@ -2223,60 +2267,7 @@
       </w:pPr>
       <w:r>
         <w:rPr/>
-        <w:t>Flowers: monocot parts in threes; eudicot parts in fours or fives. Pollen: monocots have one pore or slit, eudicots three (24.2.24).</w:t>
-      </w:r>
-    </w:p>
-    <w:p>
-      <w:pPr>
-        <w:pStyle w:val="Guidetext"/>
-      </w:pPr>
-      <w:r>
-        <w:rPr/>
-        <w:t>Annual plants live one growing season: they make just enough vegetative structures to support flowers and seeds, and die after the seeds are dispersed. Perennial plants live three or more seasons and spend energy on vegetative structures that let them survive for years (24.2.25).</w:t>
-      </w:r>
-    </w:p>
-    <w:p>
-      <w:pPr>
-        <w:pStyle w:val="Guidetext"/>
-      </w:pPr>
-      <w:r>
-        <w:rPr/>
-        <w:t>The switch between the two is a pair of flower-inducing genes, LEAFY and Apetala 1: when they turn on, the shoot apical meristem stops making leaves and starts making flowers (textbook). Blocking these genes in an annual makes it grow like a perennial (24.2.25).</w:t>
-      </w:r>
-    </w:p>
-    <w:p>
-      <w:pPr>
-        <w:pStyle w:val="Guidepart"/>
-      </w:pPr>
-      <w:bookmarkStart w:id="4" w:name="g243"/>
-      <w:r>
-        <w:rPr>
-          <w:rStyle w:val="Slidecode"/>
-        </w:rPr>
-        <w:t>24.3 Organization and Diversity of Roots</w:t>
-      </w:r>
-      <w:r>
-        <w:rPr/>
-        <w:t xml:space="preserve"> (slides 26–34)</w:t>
-      </w:r>
-      <w:bookmarkEnd w:id="4"/>
-    </w:p>
-    <w:p>
-      <w:pPr>
-        <w:pStyle w:val="Guidetext"/>
-      </w:pPr>
-      <w:r>
-        <w:rPr/>
-        <w:t>Root zones, from the tip up (24.3.26, 24.3.28): the root cap covers and protects the root apical meristem; in the zone of cell division the primary meristems divide; in the zone of elongation cells lengthen and begin to specialize; in the zone of maturation cells are fully differentiated, and root hairs grow there.</w:t>
-      </w:r>
-    </w:p>
-    <w:p>
-      <w:pPr>
-        <w:pStyle w:val="Guidesubheading"/>
-      </w:pPr>
-      <w:r>
-        <w:rPr/>
-        <w:t>Eudicot root tissues, from the outside in</w:t>
+        <w:t>Cortex: parenchyma cells; water and minerals move between and through them (24.3.27).</w:t>
       </w:r>
     </w:p>
     <w:p>
@@ -2289,7 +2280,7 @@
       </w:pPr>
       <w:r>
         <w:rPr/>
-        <w:t>Epidermis: the outer layer of the root, with the root hairs (24.3.27, 24.3.28).</w:t>
+        <w:t>Endodermis: one layer of cells forming the boundary between the cortex and the vascular cylinder. Its Casparian strip, made of lignin and suberin, is a waterproof band, so water and minerals can't slip between the cells and must pass through the endodermal cells, which control what enters (24.3.27, 24.3.28). The slide calls lignin a protein; it isn't one.</w:t>
       </w:r>
     </w:p>
     <w:p>
@@ -2302,7 +2293,7 @@
       </w:pPr>
       <w:r>
         <w:rPr/>
-        <w:t>Cortex: parenchyma cells; water and minerals move between and through them (24.3.27). It mainly stores food (textbook).</w:t>
+        <w:t>Pericycle: just inside the endodermis; its cells keep dividing and start branch (lateral) roots, which grow out through the cortex (24.3.27, 24.3.29).</w:t>
       </w:r>
     </w:p>
     <w:p>
@@ -2315,7 +2306,132 @@
       </w:pPr>
       <w:r>
         <w:rPr/>
-        <w:t>Endodermis: one layer of cells forming the boundary between the cortex and the vascular cylinder. Its Casparian strip, made of lignin and suberin, is a waterproof band, so water and minerals can't slip between the cells and must pass through the endodermal cells, which control what enters (24.3.27, 24.3.28). The slide says "protein lignin" (so does the textbook), but lignin isn't a protein.</w:t>
+        <w:t>Vascular cylinder: in eudicots, star-shaped xylem with phloem between its arms (24.2.23, 24.3.28).</w:t>
+      </w:r>
+    </w:p>
+    <w:p>
+      <w:pPr>
+        <w:pStyle w:val="Guidetext"/>
+      </w:pPr>
+      <w:r>
+        <w:rPr/>
+        <w:t>Monocot roots have the same growth zones and the same layers (pericycle, endodermis, cortex, epidermis), but a central pith surrounded by a ring of vascular tissue (24.3.30, 24.3.31). The slide says they don't undergo secondary growth; the textbook says they undergo the same secondary growth as eudicot roots, and the textbook wins.</w:t>
+      </w:r>
+    </w:p>
+    <w:p>
+      <w:pPr>
+        <w:pStyle w:val="Guidetext"/>
+      </w:pPr>
+      <w:r>
+        <w:rPr/>
+        <w:t>Root types (24.3.32, 24.3.33): a taproot is one long, fleshy main root that grows straight down and stores food; a fibrous root system is many slender roots that anchor the plant (monocots). Specialized roots include storage roots (sweet potato), prop roots for support (corn), pneumatophores that reach above water for oxygen (mangrove), and aerial roots (orchids).</w:t>
+      </w:r>
+    </w:p>
+    <w:p>
+      <w:pPr>
+        <w:pStyle w:val="Guidetext"/>
+      </w:pPr>
+      <w:r>
+        <w:rPr/>
+        <w:t>Root partners (24.3.34): mycorrhizae are mutualistic fungi on roots that help extract water and minerals. Root nodules hold nitrogen-fixing bacteria: plants can't extract nitrogen from the air, but the bacteria take it up and reduce it, so the plant gets nitrogen and the bacteria get carbohydrates.</w:t>
+      </w:r>
+    </w:p>
+    <w:p>
+      <w:pPr>
+        <w:pStyle w:val="Guidetext"/>
+      </w:pPr>
+      <w:r>
+        <w:rPr/>
+        <w:t>Traps: root cap (protects the tip) vs root hairs (absorb, in the zone of maturation); endodermis (Casparian strip, controls entry) vs pericycle (makes branch roots); taproot vs fibrous roots; mycorrhizae (fungi) vs nodules (bacteria) (24.3.26, 24.3.27, 24.3.32, 24.3.34).</w:t>
+      </w:r>
+    </w:p>
+    <w:p>
+      <w:pPr>
+        <w:pStyle w:val="Guidepart"/>
+      </w:pPr>
+      <w:bookmarkStart w:id="5" w:name="g244"/>
+      <w:r>
+        <w:rPr>
+          <w:rStyle w:val="Slidecode"/>
+        </w:rPr>
+        <w:t>24.4 Organization and Diversity of Stems</w:t>
+      </w:r>
+      <w:r>
+        <w:rPr/>
+        <w:t xml:space="preserve"> (slides 35–49)</w:t>
+      </w:r>
+      <w:bookmarkEnd w:id="5"/>
+    </w:p>
+    <w:p>
+      <w:pPr>
+        <w:pStyle w:val="Guidetext"/>
+      </w:pPr>
+      <w:r>
+        <w:rPr/>
+        <w:t>A woody twig (24.4.35, 24.4.36): the terminal bud at the tip holds the shoot tip, protected by bud scales. Each spring the scales drop and leave a ring of scars, so each scar ring marks one year of growth.</w:t>
+      </w:r>
+    </w:p>
+    <w:p>
+      <w:pPr>
+        <w:pStyle w:val="Guidetext"/>
+      </w:pPr>
+      <w:r>
+        <w:rPr/>
+        <w:t>The shoot tip's primary meristems make the stem's primary tissues: protoderm makes the epidermis, ground meristem makes the pith and cortex, and procambium makes primary xylem and phloem (24.4.35, 24.4.37).</w:t>
+      </w:r>
+    </w:p>
+    <w:p>
+      <w:pPr>
+        <w:pStyle w:val="Guidetext"/>
+      </w:pPr>
+      <w:r>
+        <w:rPr/>
+        <w:t>Herbaceous (non-woody) stems have only primary growth and a waxy cuticle. Their vascular bundles are in a distinct ring in eudicots, with cortex outside and pith inside, and scattered in monocots (24.4.38, 24.4.39, 24.4.40).</w:t>
+      </w:r>
+    </w:p>
+    <w:p>
+      <w:pPr>
+        <w:pStyle w:val="Guidetext"/>
+      </w:pPr>
+      <w:r>
+        <w:rPr/>
+        <w:t>Woody stems have both primary growth, which adds length, and secondary growth, which adds girth (thickness). Secondary tissues come from lateral meristems: the vascular cambium makes secondary xylem and secondary phloem each year, and the cork cambium makes cork (24.4.41, 24.4.42, 24.4.43).</w:t>
+      </w:r>
+    </w:p>
+    <w:p>
+      <w:pPr>
+        <w:pStyle w:val="Guidetext"/>
+      </w:pPr>
+      <w:r>
+        <w:rPr/>
+        <w:t>A woody stem has three regions: bark, wood and pith (24.4.42, 24.4.46). The slide lists only bark and pith and says woody stems have no vascular tissue, which is wrong (the professor confirmed it): wood is secondary xylem and bark contains phloem (24.4.44, 24.4.45).</w:t>
+      </w:r>
+    </w:p>
+    <w:p>
+      <w:pPr>
+        <w:pStyle w:val="Guidetext"/>
+      </w:pPr>
+      <w:r>
+        <w:rPr/>
+        <w:t>Bark is everything outside the vascular cambium: cork, cork cambium, cortex and phloem (24.4.44). Girdling, removing a ring of bark all the way around, kills the tree, because the phloem in the bark can no longer carry organic nutrients (24.4.44).</w:t>
+      </w:r>
+    </w:p>
+    <w:p>
+      <w:pPr>
+        <w:pStyle w:val="Guidetext"/>
+      </w:pPr>
+      <w:r>
+        <w:rPr/>
+        <w:t>Wood is secondary xylem that builds up year after year; the vascular cambium is dormant in winter. Each annual ring is spring wood plus summer wood, and summer wood has fewer vessels, so counting rings gives the age. Sapwood, the outer rings, still carries water; heartwood, the inner rings of older trees, no longer does (24.4.45, 24.4.46, 24.4.47).</w:t>
+      </w:r>
+    </w:p>
+    <w:p>
+      <w:pPr>
+        <w:pStyle w:val="Guidesubheading"/>
+      </w:pPr>
+      <w:r>
+        <w:rPr/>
+        <w:t>Stem types (24.4.48, 24.4.49)</w:t>
       </w:r>
     </w:p>
     <w:p>
@@ -2328,7 +2444,7 @@
       </w:pPr>
       <w:r>
         <w:rPr/>
-        <w:t>Pericycle: just inside the endodermis; its cells keep dividing and start branch (lateral) roots, which grow out through the cortex (24.3.27, 24.3.29).</w:t>
+        <w:t>Stolons: above-ground horizontal stems that make new plants where their nodes touch the ground (strawberry runners) (24.4.48, 24.4.49).</w:t>
       </w:r>
     </w:p>
     <w:p>
@@ -2341,34 +2457,7 @@
       </w:pPr>
       <w:r>
         <w:rPr/>
-        <w:t>Vascular cylinder: in eudicots, star-shaped xylem with phloem between its arms (24.2.23, 24.3.28).</w:t>
-      </w:r>
-    </w:p>
-    <w:p>
-      <w:pPr>
-        <w:pStyle w:val="Guidetext"/>
-      </w:pPr>
-      <w:r>
-        <w:rPr/>
-        <w:t>Monocot roots have the same growth zones and the same layers (pericycle, endodermis, cortex, epidermis), but a central pith surrounded by a ring of vascular tissue, and they don't undergo secondary growth (24.3.30, 24.3.31). (One textbook sentence says they do, but the textbook also says secondary growth occurs only in conifers and woody eudicots, which agrees with the slide.)</w:t>
-      </w:r>
-    </w:p>
-    <w:p>
-      <w:pPr>
-        <w:pStyle w:val="Guidetext"/>
-      </w:pPr>
-      <w:r>
-        <w:rPr/>
-        <w:t>Root types (24.3.32): a taproot is one long, fleshy main root that grows straight down and stores food (eudicots; textbook); a fibrous root system is many slender roots and lateral branches that anchor the plant (monocots).</w:t>
-      </w:r>
-    </w:p>
-    <w:p>
-      <w:pPr>
-        <w:pStyle w:val="Guidesubheading"/>
-      </w:pPr>
-      <w:r>
-        <w:rPr/>
-        <w:t>Root specializations (24.3.32, 24.3.33; examples from the textbook)</w:t>
+        <w:t>Rhizomes: underground horizontal stems that contribute to asexual reproduction (24.4.48).</w:t>
       </w:r>
     </w:p>
     <w:p>
@@ -2381,7 +2470,7 @@
       </w:pPr>
       <w:r>
         <w:rPr/>
-        <w:t>Storage roots store large amounts of carbohydrate (sweet potato) (24.3.32, 24.3.33).</w:t>
+        <w:t>Tubers: enlarged food-storing parts of rhizomes; a potato is a tuber (24.4.48, 24.4.49).</w:t>
       </w:r>
     </w:p>
     <w:p>
@@ -2394,8 +2483,90 @@
       </w:pPr>
       <w:r>
         <w:rPr/>
-        <w:t>Prop roots grow from the base of the stem for support in high wind (corn) (24.3.32, 24.3.33).</w:t>
-      </w:r>
+        <w:t>Corms: underground stems that make new plants the next season (24.4.48).</w:t>
+      </w:r>
+    </w:p>
+    <w:p>
+      <w:pPr>
+        <w:pStyle w:val="Guidetext"/>
+      </w:pPr>
+      <w:r>
+        <w:rPr/>
+        <w:t>Traps: primary growth (length, apical meristems) vs secondary growth (girth, lateral meristems); bark vs wood; spring vs summer wood; heartwood vs sapwood; stolon (above ground) vs rhizome (below ground); bundles in a ring (eudicot) vs scattered (monocot) (24.4.38, 24.4.42, 24.4.45, 24.4.47, 24.4.48).</w:t>
+      </w:r>
+    </w:p>
+    <w:p>
+      <w:pPr>
+        <w:pStyle w:val="Guidepart"/>
+      </w:pPr>
+      <w:bookmarkStart w:id="6" w:name="g245"/>
+      <w:r>
+        <w:rPr>
+          <w:rStyle w:val="Slidecode"/>
+        </w:rPr>
+        <w:t>24.5 Organization and Diversity of Leaves</w:t>
+      </w:r>
+      <w:r>
+        <w:rPr/>
+        <w:t xml:space="preserve"> (slides 50–55)</w:t>
+      </w:r>
+      <w:bookmarkEnd w:id="6"/>
+    </w:p>
+    <w:p>
+      <w:pPr>
+        <w:pStyle w:val="Guidetext"/>
+      </w:pPr>
+      <w:r>
+        <w:rPr/>
+        <w:t>The leaf carries on most of the plant's photosynthesis, which needs water, carbon dioxide and sunlight (24.5.50). A foliage leaf is usually broad and thin: the blade is the wide part, the petiole is the stalk attaching it to the stem, and the leaf axil, the upper angle between petiole and stem, holds the axillary bud. Evergreens keep their leaves all year; deciduous plants lose all of them (24.5.50).</w:t>
+      </w:r>
+    </w:p>
+    <w:p>
+      <w:pPr>
+        <w:pStyle w:val="Guidetext"/>
+      </w:pPr>
+      <w:r>
+        <w:rPr/>
+        <w:t>Inside a leaf (24.5.51, 24.5.52): upper and lower epidermis with a waxy cuticle and trichomes; stomata in the lower epidermis for gas exchange; and mesophyll, the chloroplast-filled middle. In eudicots the mesophyll has two layers: palisade mesophyll, elongated cells near the top that do most of the photosynthesis, and spongy mesophyll, irregular cells bounded by air spaces. Leaf veins bring water and minerals in through the xylem and carry sugar out through the phloem.</w:t>
+      </w:r>
+    </w:p>
+    <w:p>
+      <w:pPr>
+        <w:pStyle w:val="Guidetext"/>
+      </w:pPr>
+      <w:r>
+        <w:rPr/>
+        <w:t>Carbon dioxide enters through the stomata, and oxygen and water vapor leave; the figure description saying carbon dioxide leaves is a slip (24.5.52).</w:t>
+      </w:r>
+    </w:p>
+    <w:p>
+      <w:pPr>
+        <w:pStyle w:val="Guidetext"/>
+      </w:pPr>
+      <w:r>
+        <w:rPr/>
+        <w:t>Leaves are arranged on the stem as alternate, opposite (two per node) or whorled (several per node), and a blade is simple (one piece) or compound (divided into leaflets) (24.5.53, 24.5.54). Leaves are also adapted to their environment: shade leaves, spines (a cactus's spines are modified leaves that protect the stem), climbing tendrils, reduced leaves, and insect-catching leaves such as the sundew's and the Venus flytrap's (24.5.53, 24.5.55).</w:t>
+      </w:r>
+    </w:p>
+    <w:p>
+      <w:pPr>
+        <w:pStyle w:val="Guidetext"/>
+      </w:pPr>
+      <w:r>
+        <w:rPr/>
+        <w:t>Traps: blade vs petiole; palisade vs spongy mesophyll; simple vs compound; alternate vs opposite vs whorled; evergreen vs deciduous; cactus spines are leaves, not stems (24.5.50, 24.5.51, 24.5.53, 24.5.55).</w:t>
+      </w:r>
+    </w:p>
+    <w:p>
+      <w:pPr>
+        <w:pStyle w:val="Guidepart"/>
+      </w:pPr>
+      <w:bookmarkStart w:id="7" w:name="g249"/>
+      <w:r>
+        <w:rPr/>
+        <w:t>Look these up, don't memorize</w:t>
+      </w:r>
+      <w:bookmarkEnd w:id="7"/>
     </w:p>
     <w:p>
       <w:pPr>
@@ -2407,7 +2578,7 @@
       </w:pPr>
       <w:r>
         <w:rPr/>
-        <w:t>Pneumatophores grow up out of the water so the roots can get oxygen (mangrove, bald cypress) (24.3.33).</w:t>
+        <w:t>Which meristem makes what, and every cell type side by side: the Meristems and Cell and tissue types tables.</w:t>
       </w:r>
     </w:p>
     <w:p>
@@ -2420,114 +2591,7 @@
       </w:pPr>
       <w:r>
         <w:rPr/>
-        <w:t>Aerial roots support, climb or take up moisture and sunlight (orchids, English ivy) (24.3.32, 24.3.33).</w:t>
-      </w:r>
-    </w:p>
-    <w:p>
-      <w:pPr>
-        <w:pStyle w:val="Guidetext"/>
-      </w:pPr>
-      <w:r>
-        <w:rPr/>
-        <w:t>Root partners (24.3.34): mycorrhizae are mutualistic fungi on roots that help extract water and minerals. Root nodules hold nitrogen-fixing bacteria: plants can't extract nitrogen from the air, but the bacteria take it up and reduce it, so the plant gets nitrogen and the bacteria get carbohydrates.</w:t>
-      </w:r>
-    </w:p>
-    <w:p>
-      <w:pPr>
-        <w:pStyle w:val="Guidetext"/>
-      </w:pPr>
-      <w:r>
-        <w:rPr/>
-        <w:t>Traps: root cap (protects the tip) vs root hairs (absorb, in the zone of maturation); endodermis (Casparian strip, controls entry) vs pericycle (makes branch roots); taproot vs fibrous roots; mycorrhizae (fungi) vs nodules (bacteria) (24.3.26, 24.3.27, 24.3.32, 24.3.34).</w:t>
-      </w:r>
-    </w:p>
-    <w:p>
-      <w:pPr>
-        <w:pStyle w:val="Guidepart"/>
-      </w:pPr>
-      <w:bookmarkStart w:id="5" w:name="g244"/>
-      <w:r>
-        <w:rPr>
-          <w:rStyle w:val="Slidecode"/>
-        </w:rPr>
-        <w:t>24.4 Organization and Diversity of Stems</w:t>
-      </w:r>
-      <w:r>
-        <w:rPr/>
-        <w:t xml:space="preserve"> (slides 35–49)</w:t>
-      </w:r>
-      <w:bookmarkEnd w:id="5"/>
-    </w:p>
-    <w:p>
-      <w:pPr>
-        <w:pStyle w:val="Guidetext"/>
-      </w:pPr>
-      <w:r>
-        <w:rPr/>
-        <w:t>A woody twig (24.4.35, 24.4.36): the terminal bud at the tip holds the shoot tip, protected by bud scales. Each spring the scales drop and leave a ring of scars, so each scar ring marks one year of growth. Leaves attach at nodes, with axillary buds; lenticels dot the bark.</w:t>
-      </w:r>
-    </w:p>
-    <w:p>
-      <w:pPr>
-        <w:pStyle w:val="Guidetext"/>
-      </w:pPr>
-      <w:r>
-        <w:rPr/>
-        <w:t>The shoot apical meristem, inside the terminal bud and wrapped in leaf primordia (young leaves), makes the cells that lengthen the stem. Its primary meristems: protoderm makes the epidermis, ground meristem makes the pith and cortex, procambium makes primary xylem and phloem. Mature vascular bundles also contain vascular cambium (24.4.35, 24.4.37).</w:t>
-      </w:r>
-    </w:p>
-    <w:p>
-      <w:pPr>
-        <w:pStyle w:val="Guidetext"/>
-      </w:pPr>
-      <w:r>
-        <w:rPr/>
-        <w:t>Herbaceous (non-woody) stems have only primary growth and a waxy cuticle. Their vascular bundles are in a distinct ring in eudicots, with cortex outside and pith inside, and scattered in monocots (24.4.38, 24.4.39, 24.4.40).</w:t>
-      </w:r>
-    </w:p>
-    <w:p>
-      <w:pPr>
-        <w:pStyle w:val="Guidetext"/>
-      </w:pPr>
-      <w:r>
-        <w:rPr/>
-        <w:t>Woody stems have both primary growth, which adds length, and secondary growth, which adds girth (thickness). Secondary tissues come from lateral meristems: the vascular cambium makes secondary xylem and secondary phloem each year, and the cork cambium makes cork (24.4.41, 24.4.42, 24.4.43).</w:t>
-      </w:r>
-    </w:p>
-    <w:p>
-      <w:pPr>
-        <w:pStyle w:val="Guidetext"/>
-      </w:pPr>
-      <w:r>
-        <w:rPr/>
-        <w:t>A woody stem has three regions: bark, wood and pith (24.4.42, 24.4.46). The slide's "woody stems have no vascular tissue" is wrong (the professor confirmed it): wood is secondary xylem and bark contains phloem (24.4.44, 24.4.45). The slide also lists only bark and pith; the third region is wood.</w:t>
-      </w:r>
-    </w:p>
-    <w:p>
-      <w:pPr>
-        <w:pStyle w:val="Guidetext"/>
-      </w:pPr>
-      <w:r>
-        <w:rPr/>
-        <w:t>Bark is everything outside the vascular cambium: cork, cork cambium, cortex and phloem (24.4.44). Girdling, removing a ring of bark all the way around, kills the tree, because the phloem in the bark can no longer carry organic nutrients (24.4.44).</w:t>
-      </w:r>
-    </w:p>
-    <w:p>
-      <w:pPr>
-        <w:pStyle w:val="Guidetext"/>
-      </w:pPr>
-      <w:r>
-        <w:rPr/>
-        <w:t>Wood is secondary xylem that builds up year after year; the vascular cambium is dormant in winter. Each annual ring is spring wood plus summer wood, and summer wood has fewer vessels, so counting rings gives the age. Sapwood, the outer rings, still carries water; heartwood, the inner rings of older trees, no longer does (24.4.45, 24.4.46, 24.4.47).</w:t>
-      </w:r>
-    </w:p>
-    <w:p>
-      <w:pPr>
-        <w:pStyle w:val="Guidesubheading"/>
-      </w:pPr>
-      <w:r>
-        <w:rPr/>
-        <w:t>Stem types (24.4.48, 24.4.49)</w:t>
+        <w:t>Root zones and root tissues in order: the Sequences; root types, specializations and partners: the Roots table.</w:t>
       </w:r>
     </w:p>
     <w:p>
@@ -2540,7 +2604,7 @@
       </w:pPr>
       <w:r>
         <w:rPr/>
-        <w:t>Stolons: above-ground horizontal stems that make new plants where their nodes touch the ground (strawberry runners) (24.4.48, 24.4.49).</w:t>
+        <w:t>Monocot vs eudicot features: the Monocots vs eudicots table.</w:t>
       </w:r>
     </w:p>
     <w:p>
@@ -2553,7 +2617,7 @@
       </w:pPr>
       <w:r>
         <w:rPr/>
-        <w:t>Rhizomes: underground horizontal stems that contribute to asexual reproduction (iris) (24.4.48, 24.4.49).</w:t>
+        <w:t>Woody stem regions, stem types and leaf terms with examples: the Woody stem, Stems and Leaves tables.</w:t>
       </w:r>
     </w:p>
     <w:p>
@@ -2566,189 +2630,7 @@
       </w:pPr>
       <w:r>
         <w:rPr/>
-        <w:t>Tubers: enlarged parts of rhizomes that store food; a potato is a tuber (24.4.48, 24.4.49).</w:t>
-      </w:r>
-    </w:p>
-    <w:p>
-      <w:pPr>
-        <w:pStyle w:val="Guidebullet"/>
-        <w:numPr>
-          <w:ilvl w:val="0"/>
-          <w:numId w:val="90"/>
-        </w:numPr>
-      </w:pPr>
-      <w:r>
-        <w:rPr/>
-        <w:t>Corms: underground stems that make new plants the next season (gladiolus) (24.4.48, 24.4.49).</w:t>
-      </w:r>
-    </w:p>
-    <w:p>
-      <w:pPr>
-        <w:pStyle w:val="Guidebullet"/>
-        <w:numPr>
-          <w:ilvl w:val="0"/>
-          <w:numId w:val="90"/>
-        </w:numPr>
-      </w:pPr>
-      <w:r>
-        <w:rPr/>
-        <w:t>Uses: sugar cane stems give table sugar; bark gives cinnamon and quinine; wood gives paper and building materials (24.4.48).</w:t>
-      </w:r>
-    </w:p>
-    <w:p>
-      <w:pPr>
-        <w:pStyle w:val="Guidetext"/>
-      </w:pPr>
-      <w:r>
-        <w:rPr/>
-        <w:t>Traps: primary growth (length, apical meristems) vs secondary growth (girth, lateral meristems); bark vs wood; spring vs summer wood; heartwood vs sapwood; stolon (above ground) vs rhizome (below ground); bundles in a ring (eudicot) vs scattered (monocot) (24.4.38, 24.4.42, 24.4.45, 24.4.47, 24.4.48).</w:t>
-      </w:r>
-    </w:p>
-    <w:p>
-      <w:pPr>
-        <w:pStyle w:val="Guidepart"/>
-      </w:pPr>
-      <w:bookmarkStart w:id="6" w:name="g245"/>
-      <w:r>
-        <w:rPr>
-          <w:rStyle w:val="Slidecode"/>
-        </w:rPr>
-        <w:t>24.5 Organization and Diversity of Leaves</w:t>
-      </w:r>
-      <w:r>
-        <w:rPr/>
-        <w:t xml:space="preserve"> (slides 50–55)</w:t>
-      </w:r>
-      <w:bookmarkEnd w:id="6"/>
-    </w:p>
-    <w:p>
-      <w:pPr>
-        <w:pStyle w:val="Guidetext"/>
-      </w:pPr>
-      <w:r>
-        <w:rPr/>
-        <w:t>The leaf carries on most of the plant's photosynthesis, which needs water, carbon dioxide and sunlight (24.5.50). A foliage leaf is usually broad and thin: the blade is the wide part, the petiole is the stalk attaching it to the stem, and the leaf axil, the upper angle between petiole and stem, holds the axillary bud (24.5.50). Evergreens keep their leaves all year; deciduous plants lose all of them (24.5.50).</w:t>
-      </w:r>
-    </w:p>
-    <w:p>
-      <w:pPr>
-        <w:pStyle w:val="Guidetext"/>
-      </w:pPr>
-      <w:r>
-        <w:rPr/>
-        <w:t>Inside a leaf (24.5.51, 24.5.52): upper and lower epidermis with a waxy cuticle and trichomes; stomata in the lower epidermis for gas exchange; and mesophyll, the chloroplast-filled middle. In eudicots the mesophyll has two layers: palisade mesophyll, elongated cells near the top, and spongy mesophyll, irregular cells bounded by air spaces. Leaf veins bring water and minerals in through the xylem and carry sugar out through the phloem.</w:t>
-      </w:r>
-    </w:p>
-    <w:p>
-      <w:pPr>
-        <w:pStyle w:val="Guidetext"/>
-      </w:pPr>
-      <w:r>
-        <w:rPr/>
-        <w:t>The palisade layer does most of the photosynthesis, and the spongy layer's air spaces let carbon dioxide spread through the leaf (textbook). Carbon dioxide enters through the stomata, and oxygen and water vapor leave; the figure description saying carbon dioxide leaves is a slip (24.5.52).</w:t>
-      </w:r>
-    </w:p>
-    <w:p>
-      <w:pPr>
-        <w:pStyle w:val="Guidetext"/>
-      </w:pPr>
-      <w:r>
-        <w:rPr/>
-        <w:t>Leaf variety (24.5.53, 24.5.54): leaves are arranged on the stem as alternate (beech), opposite (maple) or whorled (bedstraw); a simple leaf has one blade (magnolia), while a compound leaf is divided into leaflets, pinnately in pairs (black walnut) or palmately from one point (buckeye).</w:t>
-      </w:r>
-    </w:p>
-    <w:p>
-      <w:pPr>
-        <w:pStyle w:val="Guidetext"/>
-      </w:pPr>
-      <w:r>
-        <w:rPr/>
-        <w:t>Leaves are adapted to their environment (24.5.53, 24.5.55; examples from the textbook): broad shade leaves; cactus spines, which are modified leaves that protect the fleshy stem; climbing leaves modified into tendrils (cucumber); reduced leaves (desert plants); and insect-catching leaves, as in the sundew (sticky hairs) and the Venus flytrap (hinged leaves that snap shut). Carnivorous plants grow where soil nitrogen is scarce, and the digested insects supply it (textbook).</w:t>
-      </w:r>
-    </w:p>
-    <w:p>
-      <w:pPr>
-        <w:pStyle w:val="Guidetext"/>
-      </w:pPr>
-      <w:r>
-        <w:rPr/>
-        <w:t>Traps: blade vs petiole; palisade vs spongy mesophyll; simple vs compound; alternate vs opposite vs whorled; evergreen vs deciduous; cactus spines are leaves, not stems (24.5.50, 24.5.51, 24.5.53, 24.5.55).</w:t>
-      </w:r>
-    </w:p>
-    <w:p>
-      <w:pPr>
-        <w:pStyle w:val="Guidepart"/>
-      </w:pPr>
-      <w:bookmarkStart w:id="7" w:name="g249"/>
-      <w:r>
-        <w:rPr/>
-        <w:t>Look these up, don't memorize</w:t>
-      </w:r>
-      <w:bookmarkEnd w:id="7"/>
-    </w:p>
-    <w:p>
-      <w:pPr>
-        <w:pStyle w:val="Guidebullet"/>
-        <w:numPr>
-          <w:ilvl w:val="0"/>
-          <w:numId w:val="90"/>
-        </w:numPr>
-      </w:pPr>
-      <w:r>
-        <w:rPr/>
-        <w:t>Primary meristems and what each one makes; the three tissue types and their cells: the tissue tables.</w:t>
-      </w:r>
-    </w:p>
-    <w:p>
-      <w:pPr>
-        <w:pStyle w:val="Guidebullet"/>
-        <w:numPr>
-          <w:ilvl w:val="0"/>
-          <w:numId w:val="90"/>
-        </w:numPr>
-      </w:pPr>
-      <w:r>
-        <w:rPr/>
-        <w:t>Root zones and root tissues in order, root types and root specializations: the root tables.</w:t>
-      </w:r>
-    </w:p>
-    <w:p>
-      <w:pPr>
-        <w:pStyle w:val="Guidebullet"/>
-        <w:numPr>
-          <w:ilvl w:val="0"/>
-          <w:numId w:val="90"/>
-        </w:numPr>
-      </w:pPr>
-      <w:r>
-        <w:rPr/>
-        <w:t>Monocot vs eudicot: the comparison table.</w:t>
-      </w:r>
-    </w:p>
-    <w:p>
-      <w:pPr>
-        <w:pStyle w:val="Guidebullet"/>
-        <w:numPr>
-          <w:ilvl w:val="0"/>
-          <w:numId w:val="90"/>
-        </w:numPr>
-      </w:pPr>
-      <w:r>
-        <w:rPr/>
-        <w:t>Stem types, leaf arrangements and leaf adaptations: the stem and leaf tables.</w:t>
-      </w:r>
-    </w:p>
-    <w:p>
-      <w:pPr>
-        <w:pStyle w:val="Guidebullet"/>
-        <w:numPr>
-          <w:ilvl w:val="0"/>
-          <w:numId w:val="90"/>
-        </w:numPr>
-      </w:pPr>
-      <w:r>
-        <w:rPr/>
-        <w:t>Exact numbers: don't memorize them.</w:t>
+        <w:t>Uses (sugar cane, cinnamon, quinine, wood, hemp): the Uses table.</w:t>
       </w:r>
     </w:p>
     <w:p>
@@ -5061,6 +4943,22 @@
     </w:p>
     <w:p>
       <w:pPr>
+        <w:pStyle w:val="Correction"/>
+      </w:pPr>
+      <w:r>
+        <w:rPr>
+          <w:b/>
+          <w:i/>
+        </w:rPr>
+        <w:t xml:space="preserve">Textbook: </w:t>
+      </w:r>
+      <w:r>
+        <w:rPr/>
+        <w:t>Monocot roots have the same growth zones and undergo the same secondary growth as eudicot roots (textbook p. 437).</w:t>
+      </w:r>
+    </w:p>
+    <w:p>
+      <w:pPr>
         <w:pStyle w:val="Slideheading"/>
       </w:pPr>
       <w:bookmarkStart w:id="36" w:name="s243031"/>
@@ -6560,7 +6458,7 @@
         <w:fldChar w:fldCharType="separate"/>
       </w:r>
       <w:r>
-        <w:t>4</w:t>
+        <w:t>3</w:t>
       </w:r>
       <w:r>
         <w:fldChar w:fldCharType="end"/>
@@ -7163,7 +7061,7 @@
       <w:pPr>
         <w:pStyle w:val="Lookupheading"/>
       </w:pPr>
-      <w:bookmarkStart w:id="61" w:name="lkLkTables"/>
+      <w:bookmarkStart w:id="61" w:name="lk24LkTables"/>
       <w:r>
         <w:rPr>
           <w:rStyle w:val="Slidecode"/>
@@ -10509,7 +10407,7 @@
       <w:pPr>
         <w:pStyle w:val="Lookupheading"/>
       </w:pPr>
-      <w:bookmarkStart w:id="62" w:name="lkLkSeq"/>
+      <w:bookmarkStart w:id="62" w:name="lk24LkSeq"/>
       <w:r>
         <w:rPr>
           <w:rStyle w:val="Slidecode"/>
@@ -10594,7 +10492,7 @@
       <w:pPr>
         <w:pStyle w:val="Lookupheading"/>
       </w:pPr>
-      <w:bookmarkStart w:id="63" w:name="lkLkUses"/>
+      <w:bookmarkStart w:id="63" w:name="lk24LkUses"/>
       <w:r>
         <w:rPr>
           <w:rStyle w:val="Slidecode"/>

--- a/Printed Exam Notes/Ch 24 Printed Notes.docx
+++ b/Printed Exam Notes/Ch 24 Printed Notes.docx
@@ -157,7 +157,7 @@
         <w:fldChar w:fldCharType="separate"/>
       </w:r>
       <w:r>
-        <w:t>2</w:t>
+        <w:t>1</w:t>
       </w:r>
       <w:r>
         <w:fldChar w:fldCharType="end"/>
@@ -297,7 +297,7 @@
         <w:fldChar w:fldCharType="separate"/>
       </w:r>
       <w:r>
-        <w:t>4</w:t>
+        <w:t>3</w:t>
       </w:r>
       <w:r>
         <w:fldChar w:fldCharType="end"/>
@@ -586,7 +586,7 @@
         <w:fldChar w:fldCharType="separate"/>
       </w:r>
       <w:r>
-        <w:t>5</w:t>
+        <w:t>4</w:t>
       </w:r>
       <w:r>
         <w:fldChar w:fldCharType="end"/>
@@ -614,7 +614,7 @@
         <w:fldChar w:fldCharType="separate"/>
       </w:r>
       <w:r>
-        <w:t>5</w:t>
+        <w:t>4</w:t>
       </w:r>
       <w:r>
         <w:fldChar w:fldCharType="end"/>
@@ -642,7 +642,7 @@
         <w:fldChar w:fldCharType="separate"/>
       </w:r>
       <w:r>
-        <w:t>5</w:t>
+        <w:t>4</w:t>
       </w:r>
       <w:r>
         <w:fldChar w:fldCharType="end"/>
@@ -903,7 +903,7 @@
         <w:fldChar w:fldCharType="separate"/>
       </w:r>
       <w:r>
-        <w:t>6</w:t>
+        <w:t>5</w:t>
       </w:r>
       <w:r>
         <w:fldChar w:fldCharType="end"/>
@@ -940,7 +940,7 @@
         <w:fldChar w:fldCharType="separate"/>
       </w:r>
       <w:r>
-        <w:t>6</w:t>
+        <w:t>5</w:t>
       </w:r>
       <w:r>
         <w:fldChar w:fldCharType="end"/>
@@ -968,7 +968,7 @@
         <w:fldChar w:fldCharType="separate"/>
       </w:r>
       <w:r>
-        <w:t>6</w:t>
+        <w:t>5</w:t>
       </w:r>
       <w:r>
         <w:fldChar w:fldCharType="end"/>
@@ -1201,7 +1201,7 @@
         <w:fldChar w:fldCharType="separate"/>
       </w:r>
       <w:r>
-        <w:t>7</w:t>
+        <w:t>6</w:t>
       </w:r>
       <w:r>
         <w:fldChar w:fldCharType="end"/>
@@ -1229,7 +1229,7 @@
         <w:fldChar w:fldCharType="separate"/>
       </w:r>
       <w:r>
-        <w:t>7</w:t>
+        <w:t>6</w:t>
       </w:r>
       <w:r>
         <w:fldChar w:fldCharType="end"/>
@@ -1257,7 +1257,7 @@
         <w:fldChar w:fldCharType="separate"/>
       </w:r>
       <w:r>
-        <w:t>7</w:t>
+        <w:t>6</w:t>
       </w:r>
       <w:r>
         <w:fldChar w:fldCharType="end"/>
@@ -1285,7 +1285,7 @@
         <w:fldChar w:fldCharType="separate"/>
       </w:r>
       <w:r>
-        <w:t>7</w:t>
+        <w:t>6</w:t>
       </w:r>
       <w:r>
         <w:fldChar w:fldCharType="end"/>
@@ -1509,7 +1509,7 @@
         <w:fldChar w:fldCharType="separate"/>
       </w:r>
       <w:r>
-        <w:t>8</w:t>
+        <w:t>7</w:t>
       </w:r>
       <w:r>
         <w:fldChar w:fldCharType="end"/>
@@ -1537,7 +1537,7 @@
         <w:fldChar w:fldCharType="separate"/>
       </w:r>
       <w:r>
-        <w:t>8</w:t>
+        <w:t>7</w:t>
       </w:r>
       <w:r>
         <w:fldChar w:fldCharType="end"/>
@@ -1565,7 +1565,7 @@
         <w:fldChar w:fldCharType="separate"/>
       </w:r>
       <w:r>
-        <w:t>8</w:t>
+        <w:t>7</w:t>
       </w:r>
       <w:r>
         <w:fldChar w:fldCharType="end"/>
@@ -1602,7 +1602,7 @@
         <w:fldChar w:fldCharType="separate"/>
       </w:r>
       <w:r>
-        <w:t>8</w:t>
+        <w:t>7</w:t>
       </w:r>
       <w:r>
         <w:fldChar w:fldCharType="end"/>
@@ -1630,7 +1630,7 @@
         <w:fldChar w:fldCharType="separate"/>
       </w:r>
       <w:r>
-        <w:t>8</w:t>
+        <w:t>7</w:t>
       </w:r>
       <w:r>
         <w:fldChar w:fldCharType="end"/>
@@ -1779,7 +1779,7 @@
         <w:fldChar w:fldCharType="separate"/>
       </w:r>
       <w:r>
-        <w:t>9</w:t>
+        <w:t>8</w:t>
       </w:r>
       <w:r>
         <w:fldChar w:fldCharType="end"/>
@@ -1807,7 +1807,7 @@
         <w:fldChar w:fldCharType="separate"/>
       </w:r>
       <w:r>
-        <w:t>11</w:t>
+        <w:t>10</w:t>
       </w:r>
       <w:r>
         <w:fldChar w:fldCharType="end"/>
@@ -1835,7 +1835,7 @@
         <w:fldChar w:fldCharType="separate"/>
       </w:r>
       <w:r>
-        <w:t>11</w:t>
+        <w:t>10</w:t>
       </w:r>
       <w:r>
         <w:fldChar w:fldCharType="end"/>
@@ -1878,7 +1878,7 @@
       </w:pPr>
       <w:r>
         <w:rPr/>
-        <w:t>Ch 24 is the anatomy of a flowering plant, from cells to tissues to organs: a tissue is a group of specialized cells doing one job, and an organ, such as a root, stem or leaf, is made of several tissues (24.1.4).</w:t>
+        <w:t>Ch 24 is the anatomy of a flowering plant: cells form tissues, and tissues form organs. A tissue is a group of specialized cells doing one job; an organ, such as a root, stem or leaf, is made of several tissues (24.1.4).</w:t>
       </w:r>
     </w:p>
     <w:p>
@@ -1887,7 +1887,7 @@
       </w:pPr>
       <w:r>
         <w:rPr/>
-        <w:t>Everything grows from meristems, undifferentiated cells that keep dividing for the plant's whole life; each division leaves one meristem cell and one cell that goes on to specialize (24.1.5, 24.1.6). The new cells become three tissue types: epidermal (the outer covering), ground (the filler that photosynthesizes, stores and supports) and vascular (xylem and phloem, the plumbing) (24.1.3, 24.1.6). These build the three vegetative organs: roots, stems and leaves (24.2.18).</w:t>
+        <w:t>Plants grow from meristems: undifferentiated cells that keep dividing for the plant's whole life. Each division leaves one meristem cell and one cell that goes on to specialize (24.1.5, 24.1.6). The new cells form three tissue types: epidermal (the outer covering), ground (the filler, which photosynthesizes, stores food and gives support) and vascular (xylem and phloem, the plumbing) (24.1.3, 24.1.6). These tissues build the three vegetative organs: roots, stems and leaves (24.2.18).</w:t>
       </w:r>
     </w:p>
     <w:p>
@@ -1896,7 +1896,7 @@
       </w:pPr>
       <w:r>
         <w:rPr/>
-        <w:t>Two kinds of growth run through the chapter: primary growth, from apical meristems at the tips, makes roots and stems longer; secondary growth, from lateral meristems, makes woody stems thicker (24.1.6, 24.4.41, 24.4.42). The chapter is term-heavy: this guide gives the ideas that hold the terms together, and the tables hold the details.</w:t>
+        <w:t>Two kinds of growth run through the chapter. Primary growth, from apical meristems at the tips, makes roots and stems longer. Secondary growth, from lateral meristems, makes woody stems thicker (24.1.6, 24.4.41, 24.4.42).</w:t>
       </w:r>
     </w:p>
     <w:p>
@@ -1922,7 +1922,7 @@
       </w:pPr>
       <w:r>
         <w:rPr/>
-        <w:t>Apical meristems at the tips of stems and roots make them longer. They produce three primary meristems, each of which makes one tissue type: protoderm makes epidermal tissue, ground meristem makes ground tissue, and procambium makes vascular tissue (24.1.3, 24.1.6).</w:t>
+        <w:t>Apical meristems at the tips of stems and roots make them longer. They produce three primary meristems, each making one tissue type: protoderm makes epidermal tissue, ground meristem makes ground tissue, and procambium makes vascular tissue (24.1.3, 24.1.6).</w:t>
       </w:r>
     </w:p>
     <w:p>
@@ -1970,7 +1970,7 @@
       </w:pPr>
       <w:r>
         <w:rPr/>
-        <w:t>Trichomes (hairs) on stems, leaves and reproductive organs protect from sun and moisture loss and discourage herbivory (being eaten); the lower leaf surface has stomata (24.1.8).</w:t>
+        <w:t>Trichomes (hairs) on stems, leaves and reproductive organs protect from sun and moisture loss and discourage herbivory (being eaten) (24.1.8).</w:t>
       </w:r>
     </w:p>
     <w:p>
@@ -1983,16 +1983,7 @@
       </w:pPr>
       <w:r>
         <w:rPr/>
-        <w:t>In older woody stems the epidermis is replaced by periderm, mainly cork made by the cork cambium; gases pass through the cork only at lenticels (24.1.8, 24.4.44).</w:t>
-      </w:r>
-    </w:p>
-    <w:p>
-      <w:pPr>
-        <w:pStyle w:val="Guidesubheading"/>
-      </w:pPr>
-      <w:r>
-        <w:rPr/>
-        <w:t>Ground tissue: the bulk of the plant</w:t>
+        <w:t>Stomata (pores) in the lower leaf surface; two guard cells border each stoma and open or close it (24.1.8, 24.1.9).</w:t>
       </w:r>
     </w:p>
     <w:p>
@@ -2005,7 +1996,16 @@
       </w:pPr>
       <w:r>
         <w:rPr/>
-        <w:t>Parenchyma: the least specialized and most abundant cells; they can divide, and those with chloroplasts photosynthesize (24.1.10).</w:t>
+        <w:t>In older woody stems, periderm replaces the epidermis. Its main part is cork, made by the cork cambium; gases pass through cork only at lenticels, small loose spots (24.1.8, 24.4.44).</w:t>
+      </w:r>
+    </w:p>
+    <w:p>
+      <w:pPr>
+        <w:pStyle w:val="Guidesubheading"/>
+      </w:pPr>
+      <w:r>
+        <w:rPr/>
+        <w:t>Ground tissue: the bulk of the plant</w:t>
       </w:r>
     </w:p>
     <w:p>
@@ -2018,7 +2018,7 @@
       </w:pPr>
       <w:r>
         <w:rPr/>
-        <w:t>Collenchyma: living cells with thicker primary walls; flexible support for young regions, like the strings in celery stalks (24.1.10).</w:t>
+        <w:t>Parenchyma: the least specialized and most abundant cells; they can divide, and those with chloroplasts photosynthesize (24.1.10).</w:t>
       </w:r>
     </w:p>
     <w:p>
@@ -2031,16 +2031,7 @@
       </w:pPr>
       <w:r>
         <w:rPr/>
-        <w:t>Sclerenchyma: thick walls hardened with lignin; most are dead at maturity; support for mature regions. Fibers are long and slender (hemp, rope); sclereids are shorter (seed coats, nutshells) (24.1.11).</w:t>
-      </w:r>
-    </w:p>
-    <w:p>
-      <w:pPr>
-        <w:pStyle w:val="Guidesubheading"/>
-      </w:pPr>
-      <w:r>
-        <w:rPr/>
-        <w:t>Vascular tissue: the plumbing</w:t>
+        <w:t>Collenchyma: living cells with thicker primary walls; flexible support for young regions, like the strings in celery stalks (24.1.10).</w:t>
       </w:r>
     </w:p>
     <w:p>
@@ -2053,7 +2044,16 @@
       </w:pPr>
       <w:r>
         <w:rPr/>
-        <w:t>Xylem carries water and minerals from the roots to the leaves through two kinds of cells: tracheids, long with tapered ends, where water crosses through pits in the walls, and vessel elements, larger, with perforation plates in their end walls, joined into a continuous vessel (24.1.13, 24.1.15). Both are dead and hollow when they work (textbook).</w:t>
+        <w:t>Sclerenchyma: thick secondary walls hardened with lignin; most are dead at maturity; support for mature regions. Fibers are long and slender (hemp, rope); sclereids are shorter (seed coats, nutshells) (24.1.11).</w:t>
+      </w:r>
+    </w:p>
+    <w:p>
+      <w:pPr>
+        <w:pStyle w:val="Guidesubheading"/>
+      </w:pPr>
+      <w:r>
+        <w:rPr/>
+        <w:t>Vascular tissue: the plumbing</w:t>
       </w:r>
     </w:p>
     <w:p>
@@ -2066,7 +2066,7 @@
       </w:pPr>
       <w:r>
         <w:rPr/>
-        <w:t>Phloem carries sucrose and other organic compounds. Its conducting cells, sieve-tube members, have cytoplasm but no nucleus, and sieve plates (clusters of pores) in their walls. Each has a companion cell, which has a nucleus and helps with transport; plasmodesmata (channels between plant cells) connect the two (24.1.16).</w:t>
+        <w:t>Xylem carries water and minerals from the roots to the leaves through two kinds of cells, which are dead and hollow when they work (24.1.13; textbook).</w:t>
       </w:r>
     </w:p>
     <w:p>
@@ -2079,60 +2079,7 @@
       </w:pPr>
       <w:r>
         <w:rPr/>
-        <w:t>Where it is: the vascular cylinder in roots, vascular bundles in stems, leaf veins in leaves (24.1.13).</w:t>
-      </w:r>
-    </w:p>
-    <w:p>
-      <w:pPr>
-        <w:pStyle w:val="Guidetext"/>
-      </w:pPr>
-      <w:r>
-        <w:rPr/>
-        <w:t>Traps: tracheid vs vessel element (both xylem, both carry water); sieve-tube member (no nucleus) vs companion cell (nucleus); collenchyma (living, flexible) vs sclerenchyma (mostly dead, rigid, lignin); fibers (long) vs sclereids (short) (24.1.10, 24.1.11, 24.1.15, 24.1.16).</w:t>
-      </w:r>
-    </w:p>
-    <w:p>
-      <w:pPr>
-        <w:pStyle w:val="Guidepart"/>
-      </w:pPr>
-      <w:bookmarkStart w:id="3" w:name="g242"/>
-      <w:r>
-        <w:rPr>
-          <w:rStyle w:val="Slidecode"/>
-        </w:rPr>
-        <w:t>24.2 Organs of Flowering Plants</w:t>
-      </w:r>
-      <w:r>
-        <w:rPr/>
-        <w:t xml:space="preserve"> (slides 18–25)</w:t>
-      </w:r>
-      <w:bookmarkEnd w:id="3"/>
-    </w:p>
-    <w:p>
-      <w:pPr>
-        <w:pStyle w:val="Guidetext"/>
-      </w:pPr>
-      <w:r>
-        <w:rPr/>
-        <w:t>Vegetative organs are all the plant parts except the reproductive structures (flowers, seeds and fruits); they handle growth and nutrition: roots, stems and leaves. The root system is just the roots; the shoot system is the stem and leaves (24.2.18, 24.2.19).</w:t>
-      </w:r>
-    </w:p>
-    <w:p>
-      <w:pPr>
-        <w:pStyle w:val="Guidetext"/>
-      </w:pPr>
-      <w:r>
-        <w:rPr/>
-        <w:t>The stem is the main axis; it grows longer and produces leaves. Nodes are where leaves attach, and internodes are the stretches of stem between nodes. The terminal bud at the stem's end contains the shoot apical meristem and produces new leaves, and lateral (axillary) buds, where a leaf joins the stem, can grow into branches (24.2.20, 24.2.21).</w:t>
-      </w:r>
-    </w:p>
-    <w:p>
-      <w:pPr>
-        <w:pStyle w:val="Guidesubheading"/>
-      </w:pPr>
-      <w:r>
-        <w:rPr/>
-        <w:t>Monocots vs eudicots (24.2.22 to 24.2.24)</w:t>
+        <w:t>Tracheids are long with tapered ends; water crosses between them through pits, thin spots in their walls. Vessel elements are larger, with perforation plates (end walls with openings), and join end to end into a continuous vessel (24.1.15).</w:t>
       </w:r>
     </w:p>
     <w:p>
@@ -2145,7 +2092,7 @@
       </w:pPr>
       <w:r>
         <w:rPr/>
-        <w:t>Cotyledons (seed leaves): monocots have one, which acts as transfer tissue, passing on nutrients from the endosperm; eudicots have two, which supply the seedling's nutrients themselves (24.2.22, 24.2.23).</w:t>
+        <w:t>Vascular rays, sheets of cells between rows of tracheids, carry water across the width of the plant (24.1.15).</w:t>
       </w:r>
     </w:p>
     <w:p>
@@ -2158,7 +2105,7 @@
       </w:pPr>
       <w:r>
         <w:rPr/>
-        <w:t>Roots: monocot vascular tissue is in a ring; in eudicots the phloem sits between the arms of the xylem (24.2.22, 24.2.23).</w:t>
+        <w:t>Phloem carries sucrose and other organic compounds. Its conducting cells, sieve-tube members, have cytoplasm but no nucleus, and sieve plates (clusters of pores) in their walls. Each has a companion cell, which has a nucleus and helps with transport; plasmodesmata (channels between plant cells) connect the two (24.1.16).</w:t>
       </w:r>
     </w:p>
     <w:p>
@@ -2171,7 +2118,60 @@
       </w:pPr>
       <w:r>
         <w:rPr/>
-        <w:t>Stems: monocot vascular bundles are scattered; eudicot bundles are in a distinct ring (24.2.24).</w:t>
+        <w:t>Where it is: the vascular cylinder in roots, vascular bundles in stems, leaf veins in leaves (24.1.13).</w:t>
+      </w:r>
+    </w:p>
+    <w:p>
+      <w:pPr>
+        <w:pStyle w:val="Guidetext"/>
+      </w:pPr>
+      <w:r>
+        <w:rPr/>
+        <w:t>Traps: tracheid vs vessel element (both xylem, both carry water); sieve-tube member (no nucleus) vs companion cell (nucleus); collenchyma (living, flexible) vs sclerenchyma (mostly dead, rigid, lignin); fibers (long) vs sclereids (short) (24.1.10, 24.1.11, 24.1.15, 24.1.16).</w:t>
+      </w:r>
+    </w:p>
+    <w:p>
+      <w:pPr>
+        <w:pStyle w:val="Guidepart"/>
+      </w:pPr>
+      <w:bookmarkStart w:id="3" w:name="g242"/>
+      <w:r>
+        <w:rPr>
+          <w:rStyle w:val="Slidecode"/>
+        </w:rPr>
+        <w:t>24.2 Organs of Flowering Plants</w:t>
+      </w:r>
+      <w:r>
+        <w:rPr/>
+        <w:t xml:space="preserve"> (slides 18–25)</w:t>
+      </w:r>
+      <w:bookmarkEnd w:id="3"/>
+    </w:p>
+    <w:p>
+      <w:pPr>
+        <w:pStyle w:val="Guidetext"/>
+      </w:pPr>
+      <w:r>
+        <w:rPr/>
+        <w:t>Vegetative organs are all the plant parts except the reproductive structures (flowers, seeds and fruits); they handle growth and nutrition: roots, stems and leaves. The root system is just the roots; the shoot system is the stem and leaves (24.2.18, 24.2.19).</w:t>
+      </w:r>
+    </w:p>
+    <w:p>
+      <w:pPr>
+        <w:pStyle w:val="Guidetext"/>
+      </w:pPr>
+      <w:r>
+        <w:rPr/>
+        <w:t>The stem is the main axis; it grows longer and produces leaves. Nodes are where leaves attach, and internodes are the stretches of stem between nodes. The terminal bud at the stem's end contains the shoot apical meristem and produces new leaves (24.2.20, 24.2.21). Lateral (axillary) buds, where a leaf joins the stem, can grow into branches (textbook).</w:t>
+      </w:r>
+    </w:p>
+    <w:p>
+      <w:pPr>
+        <w:pStyle w:val="Guidesubheading"/>
+      </w:pPr>
+      <w:r>
+        <w:rPr/>
+        <w:t>Monocots vs eudicots (24.2.22 to 24.2.24)</w:t>
       </w:r>
     </w:p>
     <w:p>
@@ -2184,7 +2184,7 @@
       </w:pPr>
       <w:r>
         <w:rPr/>
-        <w:t>Leaves: monocots have parallel veins; eudicots have netted veins (24.2.22, 24.2.23).</w:t>
+        <w:t>Cotyledons (seed leaves): monocots have one, which acts as transfer tissue, passing on nutrients from the endosperm (the seed's stored food); eudicots have two, which supply the seedling's nutrients themselves (24.2.22, 24.2.23).</w:t>
       </w:r>
     </w:p>
     <w:p>
@@ -2197,51 +2197,7 @@
       </w:pPr>
       <w:r>
         <w:rPr/>
-        <w:t>Flowers: monocot parts in threes; eudicot parts in fours or fives. Pollen: monocots have one pore or slit, eudicots three (24.2.24).</w:t>
-      </w:r>
-    </w:p>
-    <w:p>
-      <w:pPr>
-        <w:pStyle w:val="Guidetext"/>
-      </w:pPr>
-      <w:r>
-        <w:rPr/>
-        <w:t>Annual plants live one growing season: they make just enough vegetative structures to support flowers and seeds, and die after the seeds are dispersed. Perennial plants live three or more seasons and spend energy on vegetative structures that keep them alive for years. The switch is a pair of flower-inducing genes, LEAFY and Apetala 1: blocking them makes an annual grow like a perennial (24.2.25).</w:t>
-      </w:r>
-    </w:p>
-    <w:p>
-      <w:pPr>
-        <w:pStyle w:val="Guidepart"/>
-      </w:pPr>
-      <w:bookmarkStart w:id="4" w:name="g243"/>
-      <w:r>
-        <w:rPr>
-          <w:rStyle w:val="Slidecode"/>
-        </w:rPr>
-        <w:t>24.3 Organization and Diversity of Roots</w:t>
-      </w:r>
-      <w:r>
-        <w:rPr/>
-        <w:t xml:space="preserve"> (slides 26–34)</w:t>
-      </w:r>
-      <w:bookmarkEnd w:id="4"/>
-    </w:p>
-    <w:p>
-      <w:pPr>
-        <w:pStyle w:val="Guidetext"/>
-      </w:pPr>
-      <w:r>
-        <w:rPr/>
-        <w:t>Root zones, from the tip up (24.3.26, 24.3.28): the root cap covers and protects the root apical meristem; in the zone of cell division the primary meristems divide; in the zone of elongation cells lengthen and begin to specialize; in the zone of maturation cells are fully differentiated, and root hairs grow there.</w:t>
-      </w:r>
-    </w:p>
-    <w:p>
-      <w:pPr>
-        <w:pStyle w:val="Guidesubheading"/>
-      </w:pPr>
-      <w:r>
-        <w:rPr/>
-        <w:t>Eudicot root tissues, from the outside in</w:t>
+        <w:t>Roots: monocot vascular tissue is in a ring; in eudicots the phloem sits between the arms of the xylem (24.2.22, 24.2.23).</w:t>
       </w:r>
     </w:p>
     <w:p>
@@ -2254,7 +2210,7 @@
       </w:pPr>
       <w:r>
         <w:rPr/>
-        <w:t>Epidermis: the outer layer of the root, with the root hairs (24.3.27, 24.3.28).</w:t>
+        <w:t>Stems: monocot vascular bundles are scattered; eudicot bundles are in a distinct ring (24.2.24).</w:t>
       </w:r>
     </w:p>
     <w:p>
@@ -2267,7 +2223,7 @@
       </w:pPr>
       <w:r>
         <w:rPr/>
-        <w:t>Cortex: parenchyma cells; water and minerals move between and through them (24.3.27).</w:t>
+        <w:t>Leaves: monocots have parallel veins; eudicots have netted veins (24.2.22, 24.2.23).</w:t>
       </w:r>
     </w:p>
     <w:p>
@@ -2280,7 +2236,51 @@
       </w:pPr>
       <w:r>
         <w:rPr/>
-        <w:t>Endodermis: one layer of cells forming the boundary between the cortex and the vascular cylinder. Its Casparian strip, made of lignin and suberin, is a waterproof band, so water and minerals can't slip between the cells and must pass through the endodermal cells, which control what enters (24.3.27, 24.3.28). The slide calls lignin a protein; it isn't one.</w:t>
+        <w:t>Flowers: monocot parts in threes; eudicot parts in fours or fives. Pollen: monocots have one pore or slit, eudicots three (24.2.24).</w:t>
+      </w:r>
+    </w:p>
+    <w:p>
+      <w:pPr>
+        <w:pStyle w:val="Guidetext"/>
+      </w:pPr>
+      <w:r>
+        <w:rPr/>
+        <w:t>Annual plants live one growing season: they make just enough vegetative structures to support flowers and seeds, and die after the seeds are dispersed. Perennial plants live three or more seasons and spend energy on vegetative structures that keep them alive for years. The switch is a pair of flower-inducing genes, LEAFY and Apetala 1: blocking them makes an annual grow like a perennial (24.2.25).</w:t>
+      </w:r>
+    </w:p>
+    <w:p>
+      <w:pPr>
+        <w:pStyle w:val="Guidepart"/>
+      </w:pPr>
+      <w:bookmarkStart w:id="4" w:name="g243"/>
+      <w:r>
+        <w:rPr>
+          <w:rStyle w:val="Slidecode"/>
+        </w:rPr>
+        <w:t>24.3 Organization and Diversity of Roots</w:t>
+      </w:r>
+      <w:r>
+        <w:rPr/>
+        <w:t xml:space="preserve"> (slides 26–34)</w:t>
+      </w:r>
+      <w:bookmarkEnd w:id="4"/>
+    </w:p>
+    <w:p>
+      <w:pPr>
+        <w:pStyle w:val="Guidetext"/>
+      </w:pPr>
+      <w:r>
+        <w:rPr/>
+        <w:t>Root zones, from the tip up (24.3.26, 24.3.28): the root cap covers and protects the tip; the zone of cell division holds the root apical meristem, whose cells keep dividing (the slide says the root cap contains it; the textbook places it here); in the zone of elongation cells lengthen and begin to specialize; in the zone of maturation cells are fully differentiated, and root hairs grow there.</w:t>
+      </w:r>
+    </w:p>
+    <w:p>
+      <w:pPr>
+        <w:pStyle w:val="Guidesubheading"/>
+      </w:pPr>
+      <w:r>
+        <w:rPr/>
+        <w:t>Eudicot root tissues, from the outside in</w:t>
       </w:r>
     </w:p>
     <w:p>
@@ -2293,7 +2293,7 @@
       </w:pPr>
       <w:r>
         <w:rPr/>
-        <w:t>Pericycle: just inside the endodermis; its cells keep dividing and start branch (lateral) roots, which grow out through the cortex (24.3.27, 24.3.29).</w:t>
+        <w:t>Epidermis: the outer layer of the root, with the root hairs (24.3.27, 24.3.28).</w:t>
       </w:r>
     </w:p>
     <w:p>
@@ -2306,132 +2306,7 @@
       </w:pPr>
       <w:r>
         <w:rPr/>
-        <w:t>Vascular cylinder: in eudicots, star-shaped xylem with phloem between its arms (24.2.23, 24.3.28).</w:t>
-      </w:r>
-    </w:p>
-    <w:p>
-      <w:pPr>
-        <w:pStyle w:val="Guidetext"/>
-      </w:pPr>
-      <w:r>
-        <w:rPr/>
-        <w:t>Monocot roots have the same growth zones and the same layers (pericycle, endodermis, cortex, epidermis), but a central pith surrounded by a ring of vascular tissue (24.3.30, 24.3.31). The slide says they don't undergo secondary growth; the textbook says they undergo the same secondary growth as eudicot roots, and the textbook wins.</w:t>
-      </w:r>
-    </w:p>
-    <w:p>
-      <w:pPr>
-        <w:pStyle w:val="Guidetext"/>
-      </w:pPr>
-      <w:r>
-        <w:rPr/>
-        <w:t>Root types (24.3.32, 24.3.33): a taproot is one long, fleshy main root that grows straight down and stores food; a fibrous root system is many slender roots that anchor the plant (monocots). Specialized roots include storage roots (sweet potato), prop roots for support (corn), pneumatophores that reach above water for oxygen (mangrove), and aerial roots (orchids).</w:t>
-      </w:r>
-    </w:p>
-    <w:p>
-      <w:pPr>
-        <w:pStyle w:val="Guidetext"/>
-      </w:pPr>
-      <w:r>
-        <w:rPr/>
-        <w:t>Root partners (24.3.34): mycorrhizae are mutualistic fungi on roots that help extract water and minerals. Root nodules hold nitrogen-fixing bacteria: plants can't extract nitrogen from the air, but the bacteria take it up and reduce it, so the plant gets nitrogen and the bacteria get carbohydrates.</w:t>
-      </w:r>
-    </w:p>
-    <w:p>
-      <w:pPr>
-        <w:pStyle w:val="Guidetext"/>
-      </w:pPr>
-      <w:r>
-        <w:rPr/>
-        <w:t>Traps: root cap (protects the tip) vs root hairs (absorb, in the zone of maturation); endodermis (Casparian strip, controls entry) vs pericycle (makes branch roots); taproot vs fibrous roots; mycorrhizae (fungi) vs nodules (bacteria) (24.3.26, 24.3.27, 24.3.32, 24.3.34).</w:t>
-      </w:r>
-    </w:p>
-    <w:p>
-      <w:pPr>
-        <w:pStyle w:val="Guidepart"/>
-      </w:pPr>
-      <w:bookmarkStart w:id="5" w:name="g244"/>
-      <w:r>
-        <w:rPr>
-          <w:rStyle w:val="Slidecode"/>
-        </w:rPr>
-        <w:t>24.4 Organization and Diversity of Stems</w:t>
-      </w:r>
-      <w:r>
-        <w:rPr/>
-        <w:t xml:space="preserve"> (slides 35–49)</w:t>
-      </w:r>
-      <w:bookmarkEnd w:id="5"/>
-    </w:p>
-    <w:p>
-      <w:pPr>
-        <w:pStyle w:val="Guidetext"/>
-      </w:pPr>
-      <w:r>
-        <w:rPr/>
-        <w:t>A woody twig (24.4.35, 24.4.36): the terminal bud at the tip holds the shoot tip, protected by bud scales. Each spring the scales drop and leave a ring of scars, so each scar ring marks one year of growth.</w:t>
-      </w:r>
-    </w:p>
-    <w:p>
-      <w:pPr>
-        <w:pStyle w:val="Guidetext"/>
-      </w:pPr>
-      <w:r>
-        <w:rPr/>
-        <w:t>The shoot tip's primary meristems make the stem's primary tissues: protoderm makes the epidermis, ground meristem makes the pith and cortex, and procambium makes primary xylem and phloem (24.4.35, 24.4.37).</w:t>
-      </w:r>
-    </w:p>
-    <w:p>
-      <w:pPr>
-        <w:pStyle w:val="Guidetext"/>
-      </w:pPr>
-      <w:r>
-        <w:rPr/>
-        <w:t>Herbaceous (non-woody) stems have only primary growth and a waxy cuticle. Their vascular bundles are in a distinct ring in eudicots, with cortex outside and pith inside, and scattered in monocots (24.4.38, 24.4.39, 24.4.40).</w:t>
-      </w:r>
-    </w:p>
-    <w:p>
-      <w:pPr>
-        <w:pStyle w:val="Guidetext"/>
-      </w:pPr>
-      <w:r>
-        <w:rPr/>
-        <w:t>Woody stems have both primary growth, which adds length, and secondary growth, which adds girth (thickness). Secondary tissues come from lateral meristems: the vascular cambium makes secondary xylem and secondary phloem each year, and the cork cambium makes cork (24.4.41, 24.4.42, 24.4.43).</w:t>
-      </w:r>
-    </w:p>
-    <w:p>
-      <w:pPr>
-        <w:pStyle w:val="Guidetext"/>
-      </w:pPr>
-      <w:r>
-        <w:rPr/>
-        <w:t>A woody stem has three regions: bark, wood and pith (24.4.42, 24.4.46). The slide lists only bark and pith and says woody stems have no vascular tissue, which is wrong (the professor confirmed it): wood is secondary xylem and bark contains phloem (24.4.44, 24.4.45).</w:t>
-      </w:r>
-    </w:p>
-    <w:p>
-      <w:pPr>
-        <w:pStyle w:val="Guidetext"/>
-      </w:pPr>
-      <w:r>
-        <w:rPr/>
-        <w:t>Bark is everything outside the vascular cambium: cork, cork cambium, cortex and phloem (24.4.44). Girdling, removing a ring of bark all the way around, kills the tree, because the phloem in the bark can no longer carry organic nutrients (24.4.44).</w:t>
-      </w:r>
-    </w:p>
-    <w:p>
-      <w:pPr>
-        <w:pStyle w:val="Guidetext"/>
-      </w:pPr>
-      <w:r>
-        <w:rPr/>
-        <w:t>Wood is secondary xylem that builds up year after year; the vascular cambium is dormant in winter. Each annual ring is spring wood plus summer wood, and summer wood has fewer vessels, so counting rings gives the age. Sapwood, the outer rings, still carries water; heartwood, the inner rings of older trees, no longer does (24.4.45, 24.4.46, 24.4.47).</w:t>
-      </w:r>
-    </w:p>
-    <w:p>
-      <w:pPr>
-        <w:pStyle w:val="Guidesubheading"/>
-      </w:pPr>
-      <w:r>
-        <w:rPr/>
-        <w:t>Stem types (24.4.48, 24.4.49)</w:t>
+        <w:t>Cortex: parenchyma cells that store food; water and minerals move between and through them (24.3.27; textbook).</w:t>
       </w:r>
     </w:p>
     <w:p>
@@ -2444,7 +2319,7 @@
       </w:pPr>
       <w:r>
         <w:rPr/>
-        <w:t>Stolons: above-ground horizontal stems that make new plants where their nodes touch the ground (strawberry runners) (24.4.48, 24.4.49).</w:t>
+        <w:t>Endodermis: one layer of cells forming the boundary between the cortex and the vascular cylinder. Its Casparian strip, made of lignin and suberin (a waxy substance), is a waterproof band, so water and minerals can't slip between the cells and must pass through the endodermal cells, which control what enters (24.3.27, 24.3.28).</w:t>
       </w:r>
     </w:p>
     <w:p>
@@ -2457,7 +2332,7 @@
       </w:pPr>
       <w:r>
         <w:rPr/>
-        <w:t>Rhizomes: underground horizontal stems that contribute to asexual reproduction (24.4.48).</w:t>
+        <w:t>Pericycle: just inside the endodermis; its cells keep dividing and start branch (lateral) roots, which grow out through the cortex (24.3.27, 24.3.29).</w:t>
       </w:r>
     </w:p>
     <w:p>
@@ -2470,7 +2345,132 @@
       </w:pPr>
       <w:r>
         <w:rPr/>
-        <w:t>Tubers: enlarged food-storing parts of rhizomes; a potato is a tuber (24.4.48, 24.4.49).</w:t>
+        <w:t>Vascular cylinder: in eudicots, star-shaped xylem with phloem between its arms (24.2.23, 24.3.28).</w:t>
+      </w:r>
+    </w:p>
+    <w:p>
+      <w:pPr>
+        <w:pStyle w:val="Guidetext"/>
+      </w:pPr>
+      <w:r>
+        <w:rPr/>
+        <w:t>Monocot roots have the same growth zones and the same layers (pericycle, endodermis, cortex, epidermis), but a central pith (parenchyma) surrounded by a ring of vascular tissue, and they don't undergo secondary growth (24.3.30, 24.3.31).</w:t>
+      </w:r>
+    </w:p>
+    <w:p>
+      <w:pPr>
+        <w:pStyle w:val="Guidetext"/>
+      </w:pPr>
+      <w:r>
+        <w:rPr/>
+        <w:t>Root types (24.3.32, 24.3.33): a taproot is one long, fleshy main root that grows straight down and stores food; a fibrous root system is many slender roots that anchor the plant (monocots). Specialized roots include storage roots (sweet potato), prop roots for support (corn), pneumatophores that reach above water for oxygen (mangrove), and aerial roots (orchids).</w:t>
+      </w:r>
+    </w:p>
+    <w:p>
+      <w:pPr>
+        <w:pStyle w:val="Guidetext"/>
+      </w:pPr>
+      <w:r>
+        <w:rPr/>
+        <w:t>Root partners (24.3.34): mycorrhizae are fungi living with roots in a mutualism (both benefit); the fungi help extract water and minerals. Root nodules hold nitrogen-fixing bacteria: plants can't use the nitrogen in the air, but the bacteria take it up and reduce it, so the plant gets nitrogen and the bacteria get carbohydrates.</w:t>
+      </w:r>
+    </w:p>
+    <w:p>
+      <w:pPr>
+        <w:pStyle w:val="Guidetext"/>
+      </w:pPr>
+      <w:r>
+        <w:rPr/>
+        <w:t>Traps: root cap (protects the tip) vs root hairs (absorb, in the zone of maturation); endodermis (Casparian strip, controls entry) vs pericycle (makes branch roots); taproot vs fibrous roots; mycorrhizae (fungi) vs nodules (bacteria) (24.3.26, 24.3.27, 24.3.32, 24.3.34).</w:t>
+      </w:r>
+    </w:p>
+    <w:p>
+      <w:pPr>
+        <w:pStyle w:val="Guidepart"/>
+      </w:pPr>
+      <w:bookmarkStart w:id="5" w:name="g244"/>
+      <w:r>
+        <w:rPr>
+          <w:rStyle w:val="Slidecode"/>
+        </w:rPr>
+        <w:t>24.4 Organization and Diversity of Stems</w:t>
+      </w:r>
+      <w:r>
+        <w:rPr/>
+        <w:t xml:space="preserve"> (slides 35–49)</w:t>
+      </w:r>
+      <w:bookmarkEnd w:id="5"/>
+    </w:p>
+    <w:p>
+      <w:pPr>
+        <w:pStyle w:val="Guidetext"/>
+      </w:pPr>
+      <w:r>
+        <w:rPr/>
+        <w:t>A woody twig (24.4.35, 24.4.36): the terminal bud at the tip holds the shoot tip, protected by bud scales. Each spring the scales drop and leave a ring of scars, so each scar ring marks one year of growth.</w:t>
+      </w:r>
+    </w:p>
+    <w:p>
+      <w:pPr>
+        <w:pStyle w:val="Guidetext"/>
+      </w:pPr>
+      <w:r>
+        <w:rPr/>
+        <w:t>The shoot tip's primary meristems make the stem's primary tissues: protoderm makes the epidermis, ground meristem makes the pith (central parenchyma) and cortex, and procambium makes primary xylem and phloem (24.4.35, 24.4.37).</w:t>
+      </w:r>
+    </w:p>
+    <w:p>
+      <w:pPr>
+        <w:pStyle w:val="Guidetext"/>
+      </w:pPr>
+      <w:r>
+        <w:rPr/>
+        <w:t>Herbaceous (non-woody) stems have only primary growth and a waxy cuticle. Their vascular bundles are in a distinct ring in eudicots, with cortex outside and pith inside, and scattered in monocots (24.4.38, 24.4.39, 24.4.40).</w:t>
+      </w:r>
+    </w:p>
+    <w:p>
+      <w:pPr>
+        <w:pStyle w:val="Guidetext"/>
+      </w:pPr>
+      <w:r>
+        <w:rPr/>
+        <w:t>Woody stems have both primary growth, which adds length, and secondary growth, which adds girth (thickness). Secondary tissues come from lateral meristems: the vascular cambium makes secondary xylem and secondary phloem each year, and the cork cambium makes cork (24.4.41, 24.4.42, 24.4.43).</w:t>
+      </w:r>
+    </w:p>
+    <w:p>
+      <w:pPr>
+        <w:pStyle w:val="Guidetext"/>
+      </w:pPr>
+      <w:r>
+        <w:rPr/>
+        <w:t>A woody stem has three regions: bark, wood and pith (24.4.42, 24.4.46). The slide lists only bark and pith and says woody stems have no vascular tissue; that's wrong (the professor confirmed it): wood is secondary xylem, and bark contains phloem (24.4.44, 24.4.45).</w:t>
+      </w:r>
+    </w:p>
+    <w:p>
+      <w:pPr>
+        <w:pStyle w:val="Guidetext"/>
+      </w:pPr>
+      <w:r>
+        <w:rPr/>
+        <w:t>Bark is everything outside the vascular cambium: cork, cork cambium, cortex and phloem (24.4.44). Girdling, removing a ring of bark all the way around, kills the tree, because the phloem in the bark can no longer carry organic nutrients (24.4.44).</w:t>
+      </w:r>
+    </w:p>
+    <w:p>
+      <w:pPr>
+        <w:pStyle w:val="Guidetext"/>
+      </w:pPr>
+      <w:r>
+        <w:rPr/>
+        <w:t>Wood is secondary xylem that builds up year after year; the vascular cambium is dormant in winter. Each annual ring is spring wood plus summer wood, and summer wood has fewer vessels, so counting rings gives the age. Sapwood, the outer rings, still carries water; heartwood, the inner rings of older trees, no longer does (24.4.45, 24.4.46, 24.4.47).</w:t>
+      </w:r>
+    </w:p>
+    <w:p>
+      <w:pPr>
+        <w:pStyle w:val="Guidesubheading"/>
+      </w:pPr>
+      <w:r>
+        <w:rPr/>
+        <w:t>Stem types (24.4.48, 24.4.49)</w:t>
       </w:r>
     </w:p>
     <w:p>
@@ -2483,90 +2483,8 @@
       </w:pPr>
       <w:r>
         <w:rPr/>
-        <w:t>Corms: underground stems that make new plants the next season (24.4.48).</w:t>
-      </w:r>
-    </w:p>
-    <w:p>
-      <w:pPr>
-        <w:pStyle w:val="Guidetext"/>
-      </w:pPr>
-      <w:r>
-        <w:rPr/>
-        <w:t>Traps: primary growth (length, apical meristems) vs secondary growth (girth, lateral meristems); bark vs wood; spring vs summer wood; heartwood vs sapwood; stolon (above ground) vs rhizome (below ground); bundles in a ring (eudicot) vs scattered (monocot) (24.4.38, 24.4.42, 24.4.45, 24.4.47, 24.4.48).</w:t>
-      </w:r>
-    </w:p>
-    <w:p>
-      <w:pPr>
-        <w:pStyle w:val="Guidepart"/>
-      </w:pPr>
-      <w:bookmarkStart w:id="6" w:name="g245"/>
-      <w:r>
-        <w:rPr>
-          <w:rStyle w:val="Slidecode"/>
-        </w:rPr>
-        <w:t>24.5 Organization and Diversity of Leaves</w:t>
-      </w:r>
-      <w:r>
-        <w:rPr/>
-        <w:t xml:space="preserve"> (slides 50–55)</w:t>
-      </w:r>
-      <w:bookmarkEnd w:id="6"/>
-    </w:p>
-    <w:p>
-      <w:pPr>
-        <w:pStyle w:val="Guidetext"/>
-      </w:pPr>
-      <w:r>
-        <w:rPr/>
-        <w:t>The leaf carries on most of the plant's photosynthesis, which needs water, carbon dioxide and sunlight (24.5.50). A foliage leaf is usually broad and thin: the blade is the wide part, the petiole is the stalk attaching it to the stem, and the leaf axil, the upper angle between petiole and stem, holds the axillary bud. Evergreens keep their leaves all year; deciduous plants lose all of them (24.5.50).</w:t>
-      </w:r>
-    </w:p>
-    <w:p>
-      <w:pPr>
-        <w:pStyle w:val="Guidetext"/>
-      </w:pPr>
-      <w:r>
-        <w:rPr/>
-        <w:t>Inside a leaf (24.5.51, 24.5.52): upper and lower epidermis with a waxy cuticle and trichomes; stomata in the lower epidermis for gas exchange; and mesophyll, the chloroplast-filled middle. In eudicots the mesophyll has two layers: palisade mesophyll, elongated cells near the top that do most of the photosynthesis, and spongy mesophyll, irregular cells bounded by air spaces. Leaf veins bring water and minerals in through the xylem and carry sugar out through the phloem.</w:t>
-      </w:r>
-    </w:p>
-    <w:p>
-      <w:pPr>
-        <w:pStyle w:val="Guidetext"/>
-      </w:pPr>
-      <w:r>
-        <w:rPr/>
-        <w:t>Carbon dioxide enters through the stomata, and oxygen and water vapor leave; the figure description saying carbon dioxide leaves is a slip (24.5.52).</w:t>
-      </w:r>
-    </w:p>
-    <w:p>
-      <w:pPr>
-        <w:pStyle w:val="Guidetext"/>
-      </w:pPr>
-      <w:r>
-        <w:rPr/>
-        <w:t>Leaves are arranged on the stem as alternate, opposite (two per node) or whorled (several per node), and a blade is simple (one piece) or compound (divided into leaflets) (24.5.53, 24.5.54). Leaves are also adapted to their environment: shade leaves, spines (a cactus's spines are modified leaves that protect the stem), climbing tendrils, reduced leaves, and insect-catching leaves such as the sundew's and the Venus flytrap's (24.5.53, 24.5.55).</w:t>
-      </w:r>
-    </w:p>
-    <w:p>
-      <w:pPr>
-        <w:pStyle w:val="Guidetext"/>
-      </w:pPr>
-      <w:r>
-        <w:rPr/>
-        <w:t>Traps: blade vs petiole; palisade vs spongy mesophyll; simple vs compound; alternate vs opposite vs whorled; evergreen vs deciduous; cactus spines are leaves, not stems (24.5.50, 24.5.51, 24.5.53, 24.5.55).</w:t>
-      </w:r>
-    </w:p>
-    <w:p>
-      <w:pPr>
-        <w:pStyle w:val="Guidepart"/>
-      </w:pPr>
-      <w:bookmarkStart w:id="7" w:name="g249"/>
-      <w:r>
-        <w:rPr/>
-        <w:t>Look these up, don't memorize</w:t>
-      </w:r>
-      <w:bookmarkEnd w:id="7"/>
+        <w:t>Stolons: above-ground horizontal stems that make new plants where their nodes touch the ground (strawberry runners) (24.4.48, 24.4.49).</w:t>
+      </w:r>
     </w:p>
     <w:p>
       <w:pPr>
@@ -2578,7 +2496,7 @@
       </w:pPr>
       <w:r>
         <w:rPr/>
-        <w:t>Which meristem makes what, and every cell type side by side: the Meristems and Cell and tissue types tables.</w:t>
+        <w:t>Rhizomes: underground horizontal stems that contribute to asexual reproduction (24.4.48).</w:t>
       </w:r>
     </w:p>
     <w:p>
@@ -2591,7 +2509,7 @@
       </w:pPr>
       <w:r>
         <w:rPr/>
-        <w:t>Root zones and root tissues in order: the Sequences; root types, specializations and partners: the Roots table.</w:t>
+        <w:t>Tubers: enlarged food-storing parts of rhizomes; a potato is a tuber (24.4.48, 24.4.49).</w:t>
       </w:r>
     </w:p>
     <w:p>
@@ -2604,8 +2522,90 @@
       </w:pPr>
       <w:r>
         <w:rPr/>
-        <w:t>Monocot vs eudicot features: the Monocots vs eudicots table.</w:t>
-      </w:r>
+        <w:t>Corms: underground stems that make new plants the next season (24.4.48).</w:t>
+      </w:r>
+    </w:p>
+    <w:p>
+      <w:pPr>
+        <w:pStyle w:val="Guidetext"/>
+      </w:pPr>
+      <w:r>
+        <w:rPr/>
+        <w:t>Traps: primary growth (length, apical meristems) vs secondary growth (girth, lateral meristems); bark vs wood; spring vs summer wood; heartwood vs sapwood; stolon (above ground) vs rhizome (below ground); bundles in a ring (eudicot) vs scattered (monocot) (24.4.38, 24.4.42, 24.4.45, 24.4.47, 24.4.48).</w:t>
+      </w:r>
+    </w:p>
+    <w:p>
+      <w:pPr>
+        <w:pStyle w:val="Guidepart"/>
+      </w:pPr>
+      <w:bookmarkStart w:id="6" w:name="g245"/>
+      <w:r>
+        <w:rPr>
+          <w:rStyle w:val="Slidecode"/>
+        </w:rPr>
+        <w:t>24.5 Organization and Diversity of Leaves</w:t>
+      </w:r>
+      <w:r>
+        <w:rPr/>
+        <w:t xml:space="preserve"> (slides 50–55)</w:t>
+      </w:r>
+      <w:bookmarkEnd w:id="6"/>
+    </w:p>
+    <w:p>
+      <w:pPr>
+        <w:pStyle w:val="Guidetext"/>
+      </w:pPr>
+      <w:r>
+        <w:rPr/>
+        <w:t>The leaf carries on most of the plant's photosynthesis, which needs water, carbon dioxide and sunlight (24.5.50). A foliage leaf is usually broad and thin: the blade is the wide part, the petiole is the stalk attaching it to the stem, and the leaf axil, the upper angle between petiole and stem, holds the axillary bud. Evergreens keep their leaves all year; deciduous plants lose all of them (24.5.50).</w:t>
+      </w:r>
+    </w:p>
+    <w:p>
+      <w:pPr>
+        <w:pStyle w:val="Guidetext"/>
+      </w:pPr>
+      <w:r>
+        <w:rPr/>
+        <w:t>Inside a leaf (24.5.51, 24.5.52): upper and lower epidermis with a waxy cuticle and trichomes; stomata in the lower epidermis for gas exchange; and mesophyll, the chloroplast-filled middle. In eudicots the mesophyll has two layers: palisade mesophyll, elongated cells near the top that do most of the photosynthesis, and spongy mesophyll, irregular cells bounded by air spaces. Leaf veins bring water and minerals in through the xylem and carry sugar out through the phloem.</w:t>
+      </w:r>
+    </w:p>
+    <w:p>
+      <w:pPr>
+        <w:pStyle w:val="Guidetext"/>
+      </w:pPr>
+      <w:r>
+        <w:rPr/>
+        <w:t>Carbon dioxide enters through the stomata, and oxygen and water vapor leave; the figure description saying carbon dioxide leaves is a slip (24.5.52).</w:t>
+      </w:r>
+    </w:p>
+    <w:p>
+      <w:pPr>
+        <w:pStyle w:val="Guidetext"/>
+      </w:pPr>
+      <w:r>
+        <w:rPr/>
+        <w:t>Leaves are arranged on the stem as alternate (one per node), opposite (two per node) or whorled (several per node), and a blade is simple (one piece) or compound (divided into leaflets) (24.5.53, 24.5.54). Leaves are also adapted to their environment: shade leaves, spines (a cactus's spines are modified leaves that protect the stem), climbing tendrils, reduced leaves, and insect-catching leaves such as the sundew's and the Venus flytrap's (24.5.53, 24.5.55).</w:t>
+      </w:r>
+    </w:p>
+    <w:p>
+      <w:pPr>
+        <w:pStyle w:val="Guidetext"/>
+      </w:pPr>
+      <w:r>
+        <w:rPr/>
+        <w:t>Traps: blade vs petiole; palisade vs spongy mesophyll; simple vs compound; alternate vs opposite vs whorled; evergreen vs deciduous; cactus spines are leaves, not stems (24.5.50, 24.5.51, 24.5.53, 24.5.55).</w:t>
+      </w:r>
+    </w:p>
+    <w:p>
+      <w:pPr>
+        <w:pStyle w:val="Guidepart"/>
+      </w:pPr>
+      <w:bookmarkStart w:id="7" w:name="g249"/>
+      <w:r>
+        <w:rPr/>
+        <w:t>Look these up, don't memorize</w:t>
+      </w:r>
+      <w:bookmarkEnd w:id="7"/>
     </w:p>
     <w:p>
       <w:pPr>
@@ -2617,7 +2617,7 @@
       </w:pPr>
       <w:r>
         <w:rPr/>
-        <w:t>Woody stem regions, stem types and leaf terms with examples: the Woody stem, Stems and Leaves tables.</w:t>
+        <w:t>Which meristem makes what, and every cell type side by side: the Meristems and Cell and tissue types tables.</w:t>
       </w:r>
     </w:p>
     <w:p>
@@ -2630,6 +2630,45 @@
       </w:pPr>
       <w:r>
         <w:rPr/>
+        <w:t>Root zones and root tissues in order: the Sequences; root types, specializations and partners: the Roots table.</w:t>
+      </w:r>
+    </w:p>
+    <w:p>
+      <w:pPr>
+        <w:pStyle w:val="Guidebullet"/>
+        <w:numPr>
+          <w:ilvl w:val="0"/>
+          <w:numId w:val="90"/>
+        </w:numPr>
+      </w:pPr>
+      <w:r>
+        <w:rPr/>
+        <w:t>Monocot vs eudicot features: the Monocots vs eudicots table.</w:t>
+      </w:r>
+    </w:p>
+    <w:p>
+      <w:pPr>
+        <w:pStyle w:val="Guidebullet"/>
+        <w:numPr>
+          <w:ilvl w:val="0"/>
+          <w:numId w:val="90"/>
+        </w:numPr>
+      </w:pPr>
+      <w:r>
+        <w:rPr/>
+        <w:t>Woody stem regions, stem types and leaf terms with examples: the Woody stem, Stems and Leaves tables.</w:t>
+      </w:r>
+    </w:p>
+    <w:p>
+      <w:pPr>
+        <w:pStyle w:val="Guidebullet"/>
+        <w:numPr>
+          <w:ilvl w:val="0"/>
+          <w:numId w:val="90"/>
+        </w:numPr>
+      </w:pPr>
+      <w:r>
+        <w:rPr/>
         <w:t>Uses (sugar cane, cinnamon, quinine, wood, hemp): the Uses table.</w:t>
       </w:r>
     </w:p>
@@ -2660,7 +2699,7 @@
         <w:fldChar w:fldCharType="separate"/>
       </w:r>
       <w:r>
-        <w:t>2</w:t>
+        <w:t>1</w:t>
       </w:r>
       <w:r>
         <w:fldChar w:fldCharType="end"/>
@@ -4698,6 +4737,22 @@
     </w:p>
     <w:p>
       <w:pPr>
+        <w:pStyle w:val="Correction"/>
+      </w:pPr>
+      <w:r>
+        <w:rPr>
+          <w:b/>
+          <w:i/>
+        </w:rPr>
+        <w:t xml:space="preserve">Textbook: </w:t>
+      </w:r>
+      <w:r>
+        <w:rPr/>
+        <w:t>The root apical meristem is in the zone of cell division; the root cap covers and protects it, and its cells are constantly replaced as soil grinds them off (textbook p. 437).</w:t>
+      </w:r>
+    </w:p>
+    <w:p>
+      <w:pPr>
         <w:pStyle w:val="Slideheading"/>
       </w:pPr>
       <w:bookmarkStart w:id="32" w:name="s243027"/>
@@ -4943,6 +4998,952 @@
     </w:p>
     <w:p>
       <w:pPr>
+        <w:pStyle w:val="Slideheading"/>
+      </w:pPr>
+      <w:bookmarkStart w:id="36" w:name="s243031"/>
+      <w:r>
+        <w:rPr>
+          <w:rStyle w:val="Slidecode"/>
+          <w:b/>
+        </w:rPr>
+        <w:t>24.3.31</w:t>
+      </w:r>
+      <w:r>
+        <w:rPr>
+          <w:b/>
+        </w:rPr>
+        <w:t xml:space="preserve"> Monocot Root</w:t>
+      </w:r>
+      <w:bookmarkEnd w:id="36"/>
+    </w:p>
+    <w:p>
+      <w:pPr>
+        <w:pStyle w:val="Figure"/>
+      </w:pPr>
+      <w:r>
+        <w:rPr>
+          <w:i/>
+        </w:rPr>
+        <w:t xml:space="preserve">Fig: </w:t>
+      </w:r>
+      <w:r>
+        <w:rPr/>
+        <w:t>Diagram and micrograph of monocot root shows circular pith, phloem, multiple pericycle, endodermis with Casparian strip, xylem, cortex and epidermis.</w:t>
+      </w:r>
+    </w:p>
+    <w:p>
+      <w:pPr>
+        <w:pStyle w:val="Figure"/>
+      </w:pPr>
+      <w:r>
+        <w:rPr>
+          <w:i/>
+        </w:rPr>
+        <w:t xml:space="preserve">Textbook caption: </w:t>
+      </w:r>
+      <w:r>
+        <w:rPr/>
+        <w:t>In this overall cross section, it is possible to observe that a vascular ring surrounds a central pith.</w:t>
+      </w:r>
+    </w:p>
+    <w:p>
+      <w:pPr>
+        <w:pStyle w:val="Slideheading"/>
+      </w:pPr>
+      <w:bookmarkStart w:id="37" w:name="s243032"/>
+      <w:r>
+        <w:rPr>
+          <w:rStyle w:val="Slidecode"/>
+          <w:b/>
+        </w:rPr>
+        <w:t>24.3.32</w:t>
+      </w:r>
+      <w:r>
+        <w:rPr>
+          <w:b/>
+        </w:rPr>
+        <w:t xml:space="preserve"> Root Diversity</w:t>
+      </w:r>
+      <w:bookmarkEnd w:id="37"/>
+    </w:p>
+    <w:p>
+      <w:pPr>
+        <w:pStyle w:val="Bullet"/>
+        <w:numPr>
+          <w:ilvl w:val="0"/>
+          <w:numId w:val="90"/>
+        </w:numPr>
+      </w:pPr>
+      <w:r>
+        <w:rPr/>
+        <w:t>Primary root (taproot) – Fleshy, long single root, that grows straight down</w:t>
+      </w:r>
+    </w:p>
+    <w:p>
+      <w:pPr>
+        <w:pStyle w:val="Bullet"/>
+        <w:numPr>
+          <w:ilvl w:val="1"/>
+          <w:numId w:val="90"/>
+        </w:numPr>
+      </w:pPr>
+      <w:r>
+        <w:rPr/>
+        <w:t>Stores food</w:t>
+      </w:r>
+    </w:p>
+    <w:p>
+      <w:pPr>
+        <w:pStyle w:val="Bullet"/>
+        <w:numPr>
+          <w:ilvl w:val="0"/>
+          <w:numId w:val="90"/>
+        </w:numPr>
+      </w:pPr>
+      <w:r>
+        <w:rPr/>
+        <w:t>Fibrous root system – Slender roots and lateral branches</w:t>
+      </w:r>
+    </w:p>
+    <w:p>
+      <w:pPr>
+        <w:pStyle w:val="Bullet"/>
+        <w:numPr>
+          <w:ilvl w:val="1"/>
+          <w:numId w:val="90"/>
+        </w:numPr>
+      </w:pPr>
+      <w:r>
+        <w:rPr/>
+        <w:t>Anchors plant to soil</w:t>
+      </w:r>
+    </w:p>
+    <w:p>
+      <w:pPr>
+        <w:pStyle w:val="Bullet"/>
+        <w:numPr>
+          <w:ilvl w:val="1"/>
+          <w:numId w:val="90"/>
+        </w:numPr>
+      </w:pPr>
+      <w:r>
+        <w:rPr/>
+        <w:t>Found in monocots</w:t>
+      </w:r>
+    </w:p>
+    <w:p>
+      <w:pPr>
+        <w:pStyle w:val="Bullet"/>
+        <w:numPr>
+          <w:ilvl w:val="0"/>
+          <w:numId w:val="90"/>
+        </w:numPr>
+      </w:pPr>
+      <w:r>
+        <w:rPr/>
+        <w:t>Some plants have roots that possess a variety of adaptations to better perform their functions.</w:t>
+      </w:r>
+    </w:p>
+    <w:p>
+      <w:pPr>
+        <w:pStyle w:val="Bullet"/>
+        <w:numPr>
+          <w:ilvl w:val="0"/>
+          <w:numId w:val="90"/>
+        </w:numPr>
+      </w:pPr>
+      <w:r>
+        <w:rPr/>
+        <w:t>Improve anchorage to the ground and support in high wind</w:t>
+      </w:r>
+    </w:p>
+    <w:p>
+      <w:pPr>
+        <w:pStyle w:val="Bullet"/>
+        <w:numPr>
+          <w:ilvl w:val="0"/>
+          <w:numId w:val="90"/>
+        </w:numPr>
+      </w:pPr>
+      <w:r>
+        <w:rPr/>
+        <w:t>Store large quantities of carbohydrate</w:t>
+      </w:r>
+    </w:p>
+    <w:p>
+      <w:pPr>
+        <w:pStyle w:val="Bullet"/>
+        <w:numPr>
+          <w:ilvl w:val="0"/>
+          <w:numId w:val="90"/>
+        </w:numPr>
+      </w:pPr>
+      <w:r>
+        <w:rPr/>
+        <w:t>Increase absorption of water, minerals, oxygen, sunlight</w:t>
+      </w:r>
+    </w:p>
+    <w:p>
+      <w:pPr>
+        <w:pStyle w:val="Slideheading"/>
+      </w:pPr>
+      <w:bookmarkStart w:id="38" w:name="s243033"/>
+      <w:r>
+        <w:rPr>
+          <w:rStyle w:val="Slidecode"/>
+          <w:b/>
+        </w:rPr>
+        <w:t>24.3.33</w:t>
+      </w:r>
+      <w:r>
+        <w:rPr>
+          <w:b/>
+        </w:rPr>
+        <w:t xml:space="preserve"> Root Specializations</w:t>
+      </w:r>
+      <w:bookmarkEnd w:id="38"/>
+    </w:p>
+    <w:p>
+      <w:pPr>
+        <w:pStyle w:val="Figure"/>
+      </w:pPr>
+      <w:r>
+        <w:rPr>
+          <w:i/>
+        </w:rPr>
+        <w:t xml:space="preserve">Fig: </w:t>
+      </w:r>
+      <w:r>
+        <w:rPr/>
+        <w:t>Root specialization examples include: roots for storage; prop roots for support; pneumatophores for oxygen; multifunctioning aerial roots.</w:t>
+      </w:r>
+    </w:p>
+    <w:p>
+      <w:pPr>
+        <w:pStyle w:val="Figure"/>
+      </w:pPr>
+      <w:r>
+        <w:rPr>
+          <w:i/>
+        </w:rPr>
+        <w:t xml:space="preserve">Textbook: </w:t>
+      </w:r>
+      <w:r>
+        <w:rPr/>
+        <w:t>a. Sweet potato plants have food storage roots. b. Prop roots (corn) are specialized for support in high winds. c. Pneumatophores (mangrove, bald cypress) extend above the water's surface, so a tree living in water can acquire oxygen. d. The aerial roots of orchids offer physical support, water and nutrient uptake, and in some cases even photosynthesis; English ivy uses aerial roots to climb.</w:t>
+      </w:r>
+    </w:p>
+    <w:p>
+      <w:pPr>
+        <w:pStyle w:val="Slideheading"/>
+      </w:pPr>
+      <w:bookmarkStart w:id="39" w:name="s243034"/>
+      <w:r>
+        <w:rPr>
+          <w:rStyle w:val="Slidecode"/>
+          <w:b/>
+        </w:rPr>
+        <w:t>24.3.34</w:t>
+      </w:r>
+      <w:r>
+        <w:rPr>
+          <w:b/>
+        </w:rPr>
+        <w:t xml:space="preserve"> Root Symbiotic Relationships</w:t>
+      </w:r>
+      <w:bookmarkEnd w:id="39"/>
+    </w:p>
+    <w:p>
+      <w:pPr>
+        <w:pStyle w:val="Bullet"/>
+        <w:numPr>
+          <w:ilvl w:val="0"/>
+          <w:numId w:val="90"/>
+        </w:numPr>
+      </w:pPr>
+      <w:r>
+        <w:rPr/>
+        <w:t>Mycorrhizae:</w:t>
+      </w:r>
+    </w:p>
+    <w:p>
+      <w:pPr>
+        <w:pStyle w:val="Bullet"/>
+        <w:numPr>
+          <w:ilvl w:val="1"/>
+          <w:numId w:val="90"/>
+        </w:numPr>
+      </w:pPr>
+      <w:r>
+        <w:rPr/>
+        <w:t>Mutualistic associations between roots and fungi</w:t>
+      </w:r>
+    </w:p>
+    <w:p>
+      <w:pPr>
+        <w:pStyle w:val="Bullet"/>
+        <w:numPr>
+          <w:ilvl w:val="1"/>
+          <w:numId w:val="90"/>
+        </w:numPr>
+      </w:pPr>
+      <w:r>
+        <w:rPr/>
+        <w:t>Assist in water and mineral extraction</w:t>
+      </w:r>
+    </w:p>
+    <w:p>
+      <w:pPr>
+        <w:pStyle w:val="Bullet"/>
+        <w:numPr>
+          <w:ilvl w:val="0"/>
+          <w:numId w:val="90"/>
+        </w:numPr>
+      </w:pPr>
+      <w:r>
+        <w:rPr/>
+        <w:t>Root nodules:</w:t>
+      </w:r>
+    </w:p>
+    <w:p>
+      <w:pPr>
+        <w:pStyle w:val="Bullet"/>
+        <w:numPr>
+          <w:ilvl w:val="1"/>
+          <w:numId w:val="90"/>
+        </w:numPr>
+      </w:pPr>
+      <w:r>
+        <w:rPr/>
+        <w:t>Contain nitrogen-fixing bacteria</w:t>
+      </w:r>
+    </w:p>
+    <w:p>
+      <w:pPr>
+        <w:pStyle w:val="Bullet"/>
+        <w:numPr>
+          <w:ilvl w:val="2"/>
+          <w:numId w:val="90"/>
+        </w:numPr>
+      </w:pPr>
+      <w:r>
+        <w:rPr/>
+        <w:t>Plants cannot extract nitrogen from air, but bacteria in nodules can take up and reduce atmospheric nitrogen.</w:t>
+      </w:r>
+    </w:p>
+    <w:p>
+      <w:pPr>
+        <w:pStyle w:val="Bullet"/>
+        <w:numPr>
+          <w:ilvl w:val="2"/>
+          <w:numId w:val="90"/>
+        </w:numPr>
+      </w:pPr>
+      <w:r>
+        <w:rPr/>
+        <w:t>Plants get nitrogen from bacteria, which receive carbohydrates from the plant.</w:t>
+      </w:r>
+    </w:p>
+    <w:p>
+      <w:pPr>
+        <w:pStyle w:val="Sectionheading"/>
+      </w:pPr>
+      <w:r>
+        <w:rPr/>
+        <w:t>24.4 Organization and Diversity of Stems</w:t>
+      </w:r>
+    </w:p>
+    <w:p>
+      <w:pPr>
+        <w:pStyle w:val="Pointer"/>
+      </w:pPr>
+      <w:r>
+        <w:rPr/>
+        <w:t xml:space="preserve">Quick guide for this section: page </w:t>
+      </w:r>
+      <w:r>
+        <w:fldChar w:fldCharType="begin"/>
+      </w:r>
+      <w:r>
+        <w:instrText xml:space="preserve"> PAGEREF g244 \h </w:instrText>
+      </w:r>
+      <w:r>
+        <w:fldChar w:fldCharType="separate"/>
+      </w:r>
+      <w:r>
+        <w:t>3</w:t>
+      </w:r>
+      <w:r>
+        <w:fldChar w:fldCharType="end"/>
+      </w:r>
+    </w:p>
+    <w:p>
+      <w:pPr>
+        <w:pStyle w:val="Slideheading"/>
+      </w:pPr>
+      <w:bookmarkStart w:id="40" w:name="s244035"/>
+      <w:r>
+        <w:rPr>
+          <w:rStyle w:val="Slidecode"/>
+          <w:b/>
+        </w:rPr>
+        <w:t>24.4.35</w:t>
+      </w:r>
+      <w:bookmarkEnd w:id="40"/>
+    </w:p>
+    <w:p>
+      <w:pPr>
+        <w:pStyle w:val="Bullet"/>
+        <w:numPr>
+          <w:ilvl w:val="0"/>
+          <w:numId w:val="90"/>
+        </w:numPr>
+      </w:pPr>
+      <w:r>
+        <w:rPr/>
+        <w:t>Anatomy of a woody twig:</w:t>
+      </w:r>
+    </w:p>
+    <w:p>
+      <w:pPr>
+        <w:pStyle w:val="Bullet"/>
+        <w:numPr>
+          <w:ilvl w:val="1"/>
+          <w:numId w:val="90"/>
+        </w:numPr>
+      </w:pPr>
+      <w:r>
+        <w:rPr/>
+        <w:t>Terminal bud contains the shoot tip protected by bud scales.</w:t>
+      </w:r>
+    </w:p>
+    <w:p>
+      <w:pPr>
+        <w:pStyle w:val="Bullet"/>
+        <w:numPr>
+          <w:ilvl w:val="2"/>
+          <w:numId w:val="90"/>
+        </w:numPr>
+      </w:pPr>
+      <w:r>
+        <w:rPr/>
+        <w:t>Each spring, bud scales drop, leaving a scar.</w:t>
+      </w:r>
+    </w:p>
+    <w:p>
+      <w:pPr>
+        <w:pStyle w:val="Bullet"/>
+        <w:numPr>
+          <w:ilvl w:val="2"/>
+          <w:numId w:val="90"/>
+        </w:numPr>
+      </w:pPr>
+      <w:r>
+        <w:rPr/>
+        <w:t>Each scar is one year of growth.</w:t>
+      </w:r>
+    </w:p>
+    <w:p>
+      <w:pPr>
+        <w:pStyle w:val="Bullet"/>
+        <w:numPr>
+          <w:ilvl w:val="1"/>
+          <w:numId w:val="90"/>
+        </w:numPr>
+      </w:pPr>
+      <w:r>
+        <w:rPr/>
+        <w:t>Shoot apical meristem</w:t>
+      </w:r>
+    </w:p>
+    <w:p>
+      <w:pPr>
+        <w:pStyle w:val="Bullet"/>
+        <w:numPr>
+          <w:ilvl w:val="2"/>
+          <w:numId w:val="90"/>
+        </w:numPr>
+      </w:pPr>
+      <w:r>
+        <w:rPr/>
+        <w:t>Produces new cells that elongate and increase stem length</w:t>
+      </w:r>
+    </w:p>
+    <w:p>
+      <w:pPr>
+        <w:pStyle w:val="Bullet"/>
+        <w:numPr>
+          <w:ilvl w:val="2"/>
+          <w:numId w:val="90"/>
+        </w:numPr>
+      </w:pPr>
+      <w:r>
+        <w:rPr/>
+        <w:t>Protected by terminal bud</w:t>
+      </w:r>
+    </w:p>
+    <w:p>
+      <w:pPr>
+        <w:pStyle w:val="Bullet"/>
+        <w:numPr>
+          <w:ilvl w:val="3"/>
+          <w:numId w:val="90"/>
+        </w:numPr>
+      </w:pPr>
+      <w:r>
+        <w:rPr/>
+        <w:t>Enveloped by leaf primordia</w:t>
+      </w:r>
+    </w:p>
+    <w:p>
+      <w:pPr>
+        <w:pStyle w:val="Bullet"/>
+        <w:numPr>
+          <w:ilvl w:val="3"/>
+          <w:numId w:val="90"/>
+        </w:numPr>
+      </w:pPr>
+      <w:r>
+        <w:rPr/>
+        <w:t>Specialized primary meristems</w:t>
+      </w:r>
+    </w:p>
+    <w:p>
+      <w:pPr>
+        <w:pStyle w:val="Bullet"/>
+        <w:numPr>
+          <w:ilvl w:val="4"/>
+          <w:numId w:val="90"/>
+        </w:numPr>
+      </w:pPr>
+      <w:r>
+        <w:rPr/>
+        <w:t>Protoderm – gives rise to the epidermis</w:t>
+      </w:r>
+    </w:p>
+    <w:p>
+      <w:pPr>
+        <w:pStyle w:val="Bullet"/>
+        <w:numPr>
+          <w:ilvl w:val="4"/>
+          <w:numId w:val="90"/>
+        </w:numPr>
+      </w:pPr>
+      <w:r>
+        <w:rPr/>
+        <w:t>Ground Meristem – gives rise to pith and cortex</w:t>
+      </w:r>
+    </w:p>
+    <w:p>
+      <w:pPr>
+        <w:pStyle w:val="Bullet"/>
+        <w:numPr>
+          <w:ilvl w:val="4"/>
+          <w:numId w:val="90"/>
+        </w:numPr>
+      </w:pPr>
+      <w:r>
+        <w:rPr/>
+        <w:t>Procambium – produces primary xylem and phloem</w:t>
+      </w:r>
+    </w:p>
+    <w:p>
+      <w:pPr>
+        <w:pStyle w:val="Bullet"/>
+        <w:numPr>
+          <w:ilvl w:val="2"/>
+          <w:numId w:val="90"/>
+        </w:numPr>
+      </w:pPr>
+      <w:r>
+        <w:rPr/>
+        <w:t>Mature vascular bundles contain vascular cambium.</w:t>
+      </w:r>
+    </w:p>
+    <w:p>
+      <w:pPr>
+        <w:pStyle w:val="Slideheading"/>
+      </w:pPr>
+      <w:bookmarkStart w:id="41" w:name="s244036"/>
+      <w:r>
+        <w:rPr>
+          <w:rStyle w:val="Slidecode"/>
+          <w:b/>
+        </w:rPr>
+        <w:t>24.4.36</w:t>
+      </w:r>
+      <w:r>
+        <w:rPr>
+          <w:b/>
+        </w:rPr>
+        <w:t xml:space="preserve"> Woody Twig</w:t>
+      </w:r>
+      <w:bookmarkEnd w:id="41"/>
+    </w:p>
+    <w:p>
+      <w:pPr>
+        <w:pStyle w:val="Figure"/>
+      </w:pPr>
+      <w:r>
+        <w:rPr>
+          <w:i/>
+        </w:rPr>
+        <w:t xml:space="preserve">Fig: </w:t>
+      </w:r>
+      <w:r>
+        <w:rPr/>
+        <w:t>Diagram shows lenticel, bud scale, terminal budscale scars, nodes, internode, axillary bud, leaf and bundle scars, stem, terminal bud and bud scale.</w:t>
+      </w:r>
+    </w:p>
+    <w:p>
+      <w:pPr>
+        <w:pStyle w:val="Slideheading"/>
+      </w:pPr>
+      <w:bookmarkStart w:id="42" w:name="s244037"/>
+      <w:r>
+        <w:rPr>
+          <w:rStyle w:val="Slidecode"/>
+          <w:b/>
+        </w:rPr>
+        <w:t>24.4.37</w:t>
+      </w:r>
+      <w:r>
+        <w:rPr>
+          <w:b/>
+        </w:rPr>
+        <w:t xml:space="preserve"> Shoot Tip and Primary Meristems</w:t>
+      </w:r>
+      <w:bookmarkEnd w:id="42"/>
+    </w:p>
+    <w:p>
+      <w:pPr>
+        <w:pStyle w:val="Figure"/>
+      </w:pPr>
+      <w:r>
+        <w:rPr>
+          <w:i/>
+        </w:rPr>
+        <w:t xml:space="preserve">Fig: </w:t>
+      </w:r>
+      <w:r>
+        <w:rPr/>
+        <w:t>A) Shoot tip: Diagram of shoot tips divides into three zones. Lower zone: It consists of longitudinal primary xylem and primary phloem. Middle zone: It consists of longitudinal vascular cambium and hemispherical axillary bud. Top zone: It consists of procambium, ground meristem, protoderm, shoot apical meristem and leaf primordium. B) Fate of primary meristems: Three Primary Meristems: It consists of protoderm on the outer radial area, ground meristem in the middle and procambium in the core. C) Primary Tissues: It consists of epidermis on the outermost radial area, cortex in the outer radial area and pith in the center. Enlarged diagram of vascular bundles show circular multiple pith, primary xylem, vascular cambium, primary phloem and cortex.</w:t>
+      </w:r>
+    </w:p>
+    <w:p>
+      <w:pPr>
+        <w:pStyle w:val="Slideheading"/>
+      </w:pPr>
+      <w:bookmarkStart w:id="43" w:name="s244038"/>
+      <w:r>
+        <w:rPr>
+          <w:rStyle w:val="Slidecode"/>
+          <w:b/>
+        </w:rPr>
+        <w:t>24.4.38</w:t>
+      </w:r>
+      <w:r>
+        <w:rPr>
+          <w:b/>
+        </w:rPr>
+        <w:t xml:space="preserve"> Herbaceous Stems</w:t>
+      </w:r>
+      <w:bookmarkEnd w:id="43"/>
+    </w:p>
+    <w:p>
+      <w:pPr>
+        <w:pStyle w:val="Bullet"/>
+        <w:numPr>
+          <w:ilvl w:val="0"/>
+          <w:numId w:val="90"/>
+        </w:numPr>
+      </w:pPr>
+      <w:r>
+        <w:rPr/>
+        <w:t>Mature, nonwoody stems exhibit only primary growth.</w:t>
+      </w:r>
+    </w:p>
+    <w:p>
+      <w:pPr>
+        <w:pStyle w:val="Bullet"/>
+        <w:numPr>
+          <w:ilvl w:val="1"/>
+          <w:numId w:val="90"/>
+        </w:numPr>
+      </w:pPr>
+      <w:r>
+        <w:rPr/>
+        <w:t>Outermost tissue is covered with waxy cuticle.</w:t>
+      </w:r>
+    </w:p>
+    <w:p>
+      <w:pPr>
+        <w:pStyle w:val="Bullet"/>
+        <w:numPr>
+          <w:ilvl w:val="1"/>
+          <w:numId w:val="90"/>
+        </w:numPr>
+      </w:pPr>
+      <w:r>
+        <w:rPr/>
+        <w:t>Stems have distinctive vascular bundles.</w:t>
+      </w:r>
+    </w:p>
+    <w:p>
+      <w:pPr>
+        <w:pStyle w:val="Bullet"/>
+        <w:numPr>
+          <w:ilvl w:val="2"/>
+          <w:numId w:val="90"/>
+        </w:numPr>
+      </w:pPr>
+      <w:r>
+        <w:rPr/>
+        <w:t>Herbaceous eudicots – vascular bundles arranged in distinct ring</w:t>
+      </w:r>
+    </w:p>
+    <w:p>
+      <w:pPr>
+        <w:pStyle w:val="Bullet"/>
+        <w:numPr>
+          <w:ilvl w:val="2"/>
+          <w:numId w:val="90"/>
+        </w:numPr>
+      </w:pPr>
+      <w:r>
+        <w:rPr/>
+        <w:t>Monocots – vascular bundles scattered throughout stem</w:t>
+      </w:r>
+    </w:p>
+    <w:p>
+      <w:pPr>
+        <w:pStyle w:val="Slideheading"/>
+      </w:pPr>
+      <w:bookmarkStart w:id="44" w:name="s244039"/>
+      <w:r>
+        <w:rPr>
+          <w:rStyle w:val="Slidecode"/>
+          <w:b/>
+        </w:rPr>
+        <w:t>24.4.39</w:t>
+      </w:r>
+      <w:r>
+        <w:rPr>
+          <w:b/>
+        </w:rPr>
+        <w:t xml:space="preserve"> Herbaceous Eudicot Stem</w:t>
+      </w:r>
+      <w:bookmarkEnd w:id="44"/>
+    </w:p>
+    <w:p>
+      <w:pPr>
+        <w:pStyle w:val="Figure"/>
+      </w:pPr>
+      <w:r>
+        <w:rPr>
+          <w:i/>
+        </w:rPr>
+        <w:t xml:space="preserve">Fig: </w:t>
+      </w:r>
+      <w:r>
+        <w:rPr/>
+        <w:t>Left panel: Diagram of herbaceous eudicot stem consists of cluster of pith in the center with cortex and epidermis. Right panel: Enlarged diagram of vascular bundles show circular multiple xylem, phloem, phloem fiber, circular pith, vascular cambium with set layers of parenchyma cells, collenchyma cells, and epidermis.</w:t>
+      </w:r>
+    </w:p>
+    <w:p>
+      <w:pPr>
+        <w:pStyle w:val="Slideheading"/>
+      </w:pPr>
+      <w:bookmarkStart w:id="45" w:name="s244040"/>
+      <w:r>
+        <w:rPr>
+          <w:rStyle w:val="Slidecode"/>
+          <w:b/>
+        </w:rPr>
+        <w:t>24.4.40</w:t>
+      </w:r>
+      <w:r>
+        <w:rPr>
+          <w:b/>
+        </w:rPr>
+        <w:t xml:space="preserve"> Monocot Stem</w:t>
+      </w:r>
+      <w:bookmarkEnd w:id="45"/>
+    </w:p>
+    <w:p>
+      <w:pPr>
+        <w:pStyle w:val="Figure"/>
+      </w:pPr>
+      <w:r>
+        <w:rPr>
+          <w:i/>
+        </w:rPr>
+        <w:t xml:space="preserve">Fig: </w:t>
+      </w:r>
+      <w:r>
+        <w:rPr/>
+        <w:t>Top panel: Micrograph shows ovular vascular bundles, ground tissue and epidermis. Right panel: Enlarged diagram of vascular bundle shows different sized circular layers of ground tissue (parenchyma), xylem, phloem, bundle sheath cells, sieve-tube member, air space, companion cell, and vessel element.</w:t>
+      </w:r>
+    </w:p>
+    <w:p>
+      <w:pPr>
+        <w:pStyle w:val="Slideheading"/>
+      </w:pPr>
+      <w:bookmarkStart w:id="46" w:name="s244041"/>
+      <w:r>
+        <w:rPr>
+          <w:rStyle w:val="Slidecode"/>
+          <w:b/>
+        </w:rPr>
+        <w:t>24.4.41</w:t>
+      </w:r>
+      <w:r>
+        <w:rPr>
+          <w:b/>
+        </w:rPr>
+        <w:t xml:space="preserve"> Woody Stems</w:t>
+      </w:r>
+      <w:bookmarkEnd w:id="46"/>
+    </w:p>
+    <w:p>
+      <w:pPr>
+        <w:pStyle w:val="Bullet"/>
+        <w:numPr>
+          <w:ilvl w:val="0"/>
+          <w:numId w:val="90"/>
+        </w:numPr>
+      </w:pPr>
+      <w:r>
+        <w:rPr/>
+        <w:t>Woody plants have both primary and secondary tissues.</w:t>
+      </w:r>
+    </w:p>
+    <w:p>
+      <w:pPr>
+        <w:pStyle w:val="Bullet"/>
+        <w:numPr>
+          <w:ilvl w:val="2"/>
+          <w:numId w:val="90"/>
+        </w:numPr>
+      </w:pPr>
+      <w:r>
+        <w:rPr/>
+        <w:t>Primary tissues form each year from primary meristems.</w:t>
+      </w:r>
+    </w:p>
+    <w:p>
+      <w:pPr>
+        <w:pStyle w:val="Bullet"/>
+        <w:numPr>
+          <w:ilvl w:val="2"/>
+          <w:numId w:val="90"/>
+        </w:numPr>
+      </w:pPr>
+      <w:r>
+        <w:rPr/>
+        <w:t>Secondary tissues develop during first and subsequent years from lateral meristems.</w:t>
+      </w:r>
+    </w:p>
+    <w:p>
+      <w:pPr>
+        <w:pStyle w:val="Slideheading"/>
+      </w:pPr>
+      <w:bookmarkStart w:id="47" w:name="s244042"/>
+      <w:r>
+        <w:rPr>
+          <w:rStyle w:val="Slidecode"/>
+          <w:b/>
+        </w:rPr>
+        <w:t>24.4.42</w:t>
+      </w:r>
+      <w:r>
+        <w:rPr>
+          <w:b/>
+        </w:rPr>
+        <w:t xml:space="preserve"> Woody Stem Characteristics</w:t>
+      </w:r>
+      <w:bookmarkEnd w:id="47"/>
+    </w:p>
+    <w:p>
+      <w:pPr>
+        <w:pStyle w:val="Bullet"/>
+        <w:numPr>
+          <w:ilvl w:val="0"/>
+          <w:numId w:val="90"/>
+        </w:numPr>
+      </w:pPr>
+      <w:r>
+        <w:rPr/>
+        <w:t>Woody stems have both primary and secondary growth.</w:t>
+      </w:r>
+    </w:p>
+    <w:p>
+      <w:pPr>
+        <w:pStyle w:val="Bullet"/>
+        <w:numPr>
+          <w:ilvl w:val="1"/>
+          <w:numId w:val="90"/>
+        </w:numPr>
+      </w:pPr>
+      <w:r>
+        <w:rPr/>
+        <w:t>Primary growth increases the length of the plant.</w:t>
+      </w:r>
+    </w:p>
+    <w:p>
+      <w:pPr>
+        <w:pStyle w:val="Bullet"/>
+        <w:numPr>
+          <w:ilvl w:val="1"/>
+          <w:numId w:val="90"/>
+        </w:numPr>
+      </w:pPr>
+      <w:r>
+        <w:rPr/>
+        <w:t>Secondary growth increases the girth.</w:t>
+      </w:r>
+    </w:p>
+    <w:p>
+      <w:pPr>
+        <w:pStyle w:val="Bullet"/>
+        <w:numPr>
+          <w:ilvl w:val="0"/>
+          <w:numId w:val="90"/>
+        </w:numPr>
+      </w:pPr>
+      <w:r>
+        <w:rPr/>
+        <w:t>Woody stems have no vascular tissue, and instead have three distinct regions.</w:t>
+      </w:r>
+    </w:p>
+    <w:p>
+      <w:pPr>
+        <w:pStyle w:val="Bullet"/>
+        <w:numPr>
+          <w:ilvl w:val="1"/>
+          <w:numId w:val="90"/>
+        </w:numPr>
+      </w:pPr>
+      <w:r>
+        <w:rPr/>
+        <w:t>Bark</w:t>
+      </w:r>
+    </w:p>
+    <w:p>
+      <w:pPr>
+        <w:pStyle w:val="Bullet"/>
+        <w:numPr>
+          <w:ilvl w:val="1"/>
+          <w:numId w:val="90"/>
+        </w:numPr>
+      </w:pPr>
+      <w:r>
+        <w:rPr/>
+        <w:t>Pith</w:t>
+      </w:r>
+    </w:p>
+    <w:p>
+      <w:pPr>
         <w:pStyle w:val="Correction"/>
       </w:pPr>
       <w:r>
@@ -4954,28 +5955,28 @@
       </w:r>
       <w:r>
         <w:rPr/>
-        <w:t>Monocot roots have the same growth zones and undergo the same secondary growth as eudicot roots (textbook p. 437).</w:t>
+        <w:t>Woody stems are mostly vascular tissue: wood is secondary xylem, and bark contains secondary phloem (24.4.43–45). The three regions are bark, wood and pith (the slide leaves out wood). The professor confirmed this slide is wrong (Oct 22).</w:t>
       </w:r>
     </w:p>
     <w:p>
       <w:pPr>
         <w:pStyle w:val="Slideheading"/>
       </w:pPr>
-      <w:bookmarkStart w:id="36" w:name="s243031"/>
+      <w:bookmarkStart w:id="48" w:name="s244043"/>
       <w:r>
         <w:rPr>
           <w:rStyle w:val="Slidecode"/>
           <w:b/>
         </w:rPr>
-        <w:t>24.3.31</w:t>
+        <w:t>24.4.43</w:t>
       </w:r>
       <w:r>
         <w:rPr>
           <w:b/>
         </w:rPr>
-        <w:t xml:space="preserve"> Monocot Root</w:t>
-      </w:r>
-      <w:bookmarkEnd w:id="36"/>
+        <w:t xml:space="preserve"> Diagrams of Secondary Growth of Stems</w:t>
+      </w:r>
+      <w:bookmarkEnd w:id="48"/>
     </w:p>
     <w:p>
       <w:pPr>
@@ -4989,43 +5990,28 @@
       </w:r>
       <w:r>
         <w:rPr/>
-        <w:t>Diagram and micrograph of monocot root shows circular pith, phloem, multiple pericycle, endodermis with Casparian strip, xylem, cortex and epidermis.</w:t>
-      </w:r>
-    </w:p>
-    <w:p>
-      <w:pPr>
-        <w:pStyle w:val="Figure"/>
-      </w:pPr>
-      <w:r>
-        <w:rPr>
-          <w:i/>
-        </w:rPr>
-        <w:t xml:space="preserve">Textbook caption: </w:t>
-      </w:r>
-      <w:r>
-        <w:rPr/>
-        <w:t>In this overall cross section, it is possible to observe that a vascular ring surrounds a central pith.</w:t>
+        <w:t>Vascular cambium: lateral meristem that will produce secondary xylem and secondary phloem in each succeeding year. Periderm: As a stem becomes woody, epidermis is replaced by the periderm. Bark: includes periderm and living secondary phloem. Wood: Increases each year; includes annual rings of xylem.</w:t>
       </w:r>
     </w:p>
     <w:p>
       <w:pPr>
         <w:pStyle w:val="Slideheading"/>
       </w:pPr>
-      <w:bookmarkStart w:id="37" w:name="s243032"/>
+      <w:bookmarkStart w:id="49" w:name="s244044"/>
       <w:r>
         <w:rPr>
           <w:rStyle w:val="Slidecode"/>
           <w:b/>
         </w:rPr>
-        <w:t>24.3.32</w:t>
+        <w:t>24.4.44</w:t>
       </w:r>
       <w:r>
         <w:rPr>
           <w:b/>
         </w:rPr>
-        <w:t xml:space="preserve"> Root Diversity</w:t>
-      </w:r>
-      <w:bookmarkEnd w:id="37"/>
+        <w:t xml:space="preserve"> Bark</w:t>
+      </w:r>
+      <w:bookmarkEnd w:id="49"/>
     </w:p>
     <w:p>
       <w:pPr>
@@ -5037,7 +6023,46 @@
       </w:pPr>
       <w:r>
         <w:rPr/>
-        <w:t>Primary root (taproot) – Fleshy, long single root, that grows straight down</w:t>
+        <w:t>Bark of a tree contains cork, cork cambium, cortex, and phloem.</w:t>
+      </w:r>
+    </w:p>
+    <w:p>
+      <w:pPr>
+        <w:pStyle w:val="Bullet"/>
+        <w:numPr>
+          <w:ilvl w:val="0"/>
+          <w:numId w:val="90"/>
+        </w:numPr>
+      </w:pPr>
+      <w:r>
+        <w:rPr/>
+        <w:t>Bark can be removed, but it is harmful to the plant due to lack of organic nutrient transport.</w:t>
+      </w:r>
+    </w:p>
+    <w:p>
+      <w:pPr>
+        <w:pStyle w:val="Bullet"/>
+        <w:numPr>
+          <w:ilvl w:val="0"/>
+          <w:numId w:val="90"/>
+        </w:numPr>
+      </w:pPr>
+      <w:r>
+        <w:rPr/>
+        <w:t>Girdling, removing bark from around the tree, leads to the death of the tree.</w:t>
+      </w:r>
+    </w:p>
+    <w:p>
+      <w:pPr>
+        <w:pStyle w:val="Bullet"/>
+        <w:numPr>
+          <w:ilvl w:val="0"/>
+          <w:numId w:val="90"/>
+        </w:numPr>
+      </w:pPr>
+      <w:r>
+        <w:rPr/>
+        <w:t>Cork cells are impregnated with suberin.</w:t>
       </w:r>
     </w:p>
     <w:p>
@@ -5050,8 +6075,28 @@
       </w:pPr>
       <w:r>
         <w:rPr/>
-        <w:t>Stores food</w:t>
-      </w:r>
+        <w:t>Gas exchange is impeded except at lenticels.</w:t>
+      </w:r>
+    </w:p>
+    <w:p>
+      <w:pPr>
+        <w:pStyle w:val="Slideheading"/>
+      </w:pPr>
+      <w:bookmarkStart w:id="50" w:name="s244045"/>
+      <w:r>
+        <w:rPr>
+          <w:rStyle w:val="Slidecode"/>
+          <w:b/>
+        </w:rPr>
+        <w:t>24.4.45</w:t>
+      </w:r>
+      <w:r>
+        <w:rPr>
+          <w:b/>
+        </w:rPr>
+        <w:t xml:space="preserve"> Wood</w:t>
+      </w:r>
+      <w:bookmarkEnd w:id="50"/>
     </w:p>
     <w:p>
       <w:pPr>
@@ -5063,7 +6108,7 @@
       </w:pPr>
       <w:r>
         <w:rPr/>
-        <w:t>Fibrous root system – Slender roots and lateral branches</w:t>
+        <w:t>Wood is secondary xylem that builds up year after year.</w:t>
       </w:r>
     </w:p>
     <w:p>
@@ -5076,7 +6121,7 @@
       </w:pPr>
       <w:r>
         <w:rPr/>
-        <w:t>Anchors plant to soil</w:t>
+        <w:t>Vascular cambium is dormant during winter.</w:t>
       </w:r>
     </w:p>
     <w:p>
@@ -5089,7 +6134,20 @@
       </w:pPr>
       <w:r>
         <w:rPr/>
-        <w:t>Found in monocots</w:t>
+        <w:t>Annual ring is made up of spring wood and summer wood.</w:t>
+      </w:r>
+    </w:p>
+    <w:p>
+      <w:pPr>
+        <w:pStyle w:val="Bullet"/>
+        <w:numPr>
+          <w:ilvl w:val="2"/>
+          <w:numId w:val="90"/>
+        </w:numPr>
+      </w:pPr>
+      <w:r>
+        <w:rPr/>
+        <w:t>Summer wood has a lower proportion of vessels than spring wood.</w:t>
       </w:r>
     </w:p>
     <w:p>
@@ -5102,67 +6160,28 @@
       </w:pPr>
       <w:r>
         <w:rPr/>
-        <w:t>Some plants have roots that possess a variety of adaptations to better perform their functions.</w:t>
-      </w:r>
-    </w:p>
-    <w:p>
-      <w:pPr>
-        <w:pStyle w:val="Bullet"/>
-        <w:numPr>
-          <w:ilvl w:val="0"/>
-          <w:numId w:val="90"/>
-        </w:numPr>
-      </w:pPr>
-      <w:r>
-        <w:rPr/>
-        <w:t>Improve anchorage to the ground and support in high wind</w:t>
-      </w:r>
-    </w:p>
-    <w:p>
-      <w:pPr>
-        <w:pStyle w:val="Bullet"/>
-        <w:numPr>
-          <w:ilvl w:val="0"/>
-          <w:numId w:val="90"/>
-        </w:numPr>
-      </w:pPr>
-      <w:r>
-        <w:rPr/>
-        <w:t>Store large quantities of carbohydrate</w:t>
-      </w:r>
-    </w:p>
-    <w:p>
-      <w:pPr>
-        <w:pStyle w:val="Bullet"/>
-        <w:numPr>
-          <w:ilvl w:val="0"/>
-          <w:numId w:val="90"/>
-        </w:numPr>
-      </w:pPr>
-      <w:r>
-        <w:rPr/>
-        <w:t>Increase absorption of water, minerals, oxygen, sunlight</w:t>
+        <w:t>In older trees, inner annual rings, called heartwood, no longer function in water transport.</w:t>
       </w:r>
     </w:p>
     <w:p>
       <w:pPr>
         <w:pStyle w:val="Slideheading"/>
       </w:pPr>
-      <w:bookmarkStart w:id="38" w:name="s243033"/>
+      <w:bookmarkStart w:id="51" w:name="s244046"/>
       <w:r>
         <w:rPr>
           <w:rStyle w:val="Slidecode"/>
           <w:b/>
         </w:rPr>
-        <w:t>24.3.33</w:t>
+        <w:t>24.4.46</w:t>
       </w:r>
       <w:r>
         <w:rPr>
           <w:b/>
         </w:rPr>
-        <w:t xml:space="preserve"> Root Specializations</w:t>
-      </w:r>
-      <w:bookmarkEnd w:id="38"/>
+        <w:t xml:space="preserve"> Three-Year-Old Woody Twig</w:t>
+      </w:r>
+      <w:bookmarkEnd w:id="51"/>
     </w:p>
     <w:p>
       <w:pPr>
@@ -5176,731 +6195,7 @@
       </w:r>
       <w:r>
         <w:rPr/>
-        <w:t>Root specialization examples include: roots for storage; prop roots for support; pneumatophores for oxygen; multifunctioning aerial roots.</w:t>
-      </w:r>
-    </w:p>
-    <w:p>
-      <w:pPr>
-        <w:pStyle w:val="Figure"/>
-      </w:pPr>
-      <w:r>
-        <w:rPr>
-          <w:i/>
-        </w:rPr>
-        <w:t xml:space="preserve">Textbook: </w:t>
-      </w:r>
-      <w:r>
-        <w:rPr/>
-        <w:t>a. Sweet potato plants have food storage roots. b. Prop roots (corn) are specialized for support in high winds. c. Pneumatophores (mangrove, bald cypress) extend above the water's surface, so a tree living in water can acquire oxygen. d. The aerial roots of orchids offer physical support, water and nutrient uptake, and in some cases even photosynthesis; English ivy uses aerial roots to climb.</w:t>
-      </w:r>
-    </w:p>
-    <w:p>
-      <w:pPr>
-        <w:pStyle w:val="Slideheading"/>
-      </w:pPr>
-      <w:bookmarkStart w:id="39" w:name="s243034"/>
-      <w:r>
-        <w:rPr>
-          <w:rStyle w:val="Slidecode"/>
-          <w:b/>
-        </w:rPr>
-        <w:t>24.3.34</w:t>
-      </w:r>
-      <w:r>
-        <w:rPr>
-          <w:b/>
-        </w:rPr>
-        <w:t xml:space="preserve"> Root Symbiotic Relationships</w:t>
-      </w:r>
-      <w:bookmarkEnd w:id="39"/>
-    </w:p>
-    <w:p>
-      <w:pPr>
-        <w:pStyle w:val="Bullet"/>
-        <w:numPr>
-          <w:ilvl w:val="0"/>
-          <w:numId w:val="90"/>
-        </w:numPr>
-      </w:pPr>
-      <w:r>
-        <w:rPr/>
-        <w:t>Mycorrhizae:</w:t>
-      </w:r>
-    </w:p>
-    <w:p>
-      <w:pPr>
-        <w:pStyle w:val="Bullet"/>
-        <w:numPr>
-          <w:ilvl w:val="1"/>
-          <w:numId w:val="90"/>
-        </w:numPr>
-      </w:pPr>
-      <w:r>
-        <w:rPr/>
-        <w:t>Mutualistic associations between roots and fungi</w:t>
-      </w:r>
-    </w:p>
-    <w:p>
-      <w:pPr>
-        <w:pStyle w:val="Bullet"/>
-        <w:numPr>
-          <w:ilvl w:val="1"/>
-          <w:numId w:val="90"/>
-        </w:numPr>
-      </w:pPr>
-      <w:r>
-        <w:rPr/>
-        <w:t>Assist in water and mineral extraction</w:t>
-      </w:r>
-    </w:p>
-    <w:p>
-      <w:pPr>
-        <w:pStyle w:val="Bullet"/>
-        <w:numPr>
-          <w:ilvl w:val="0"/>
-          <w:numId w:val="90"/>
-        </w:numPr>
-      </w:pPr>
-      <w:r>
-        <w:rPr/>
-        <w:t>Root nodules:</w:t>
-      </w:r>
-    </w:p>
-    <w:p>
-      <w:pPr>
-        <w:pStyle w:val="Bullet"/>
-        <w:numPr>
-          <w:ilvl w:val="1"/>
-          <w:numId w:val="90"/>
-        </w:numPr>
-      </w:pPr>
-      <w:r>
-        <w:rPr/>
-        <w:t>Contain nitrogen-fixing bacteria</w:t>
-      </w:r>
-    </w:p>
-    <w:p>
-      <w:pPr>
-        <w:pStyle w:val="Bullet"/>
-        <w:numPr>
-          <w:ilvl w:val="2"/>
-          <w:numId w:val="90"/>
-        </w:numPr>
-      </w:pPr>
-      <w:r>
-        <w:rPr/>
-        <w:t>Plants cannot extract nitrogen from air, but bacteria in nodules can take up and reduce atmospheric nitrogen.</w:t>
-      </w:r>
-    </w:p>
-    <w:p>
-      <w:pPr>
-        <w:pStyle w:val="Bullet"/>
-        <w:numPr>
-          <w:ilvl w:val="2"/>
-          <w:numId w:val="90"/>
-        </w:numPr>
-      </w:pPr>
-      <w:r>
-        <w:rPr/>
-        <w:t>Plants get nitrogen from bacteria, which receive carbohydrates from the plant.</w:t>
-      </w:r>
-    </w:p>
-    <w:p>
-      <w:pPr>
-        <w:pStyle w:val="Sectionheading"/>
-      </w:pPr>
-      <w:r>
-        <w:rPr/>
-        <w:t>24.4 Organization and Diversity of Stems</w:t>
-      </w:r>
-    </w:p>
-    <w:p>
-      <w:pPr>
-        <w:pStyle w:val="Pointer"/>
-      </w:pPr>
-      <w:r>
-        <w:rPr/>
-        <w:t xml:space="preserve">Quick guide for this section: page </w:t>
-      </w:r>
-      <w:r>
-        <w:fldChar w:fldCharType="begin"/>
-      </w:r>
-      <w:r>
-        <w:instrText xml:space="preserve"> PAGEREF g244 \h </w:instrText>
-      </w:r>
-      <w:r>
-        <w:fldChar w:fldCharType="separate"/>
-      </w:r>
-      <w:r>
-        <w:t>3</w:t>
-      </w:r>
-      <w:r>
-        <w:fldChar w:fldCharType="end"/>
-      </w:r>
-    </w:p>
-    <w:p>
-      <w:pPr>
-        <w:pStyle w:val="Slideheading"/>
-      </w:pPr>
-      <w:bookmarkStart w:id="40" w:name="s244035"/>
-      <w:r>
-        <w:rPr>
-          <w:rStyle w:val="Slidecode"/>
-          <w:b/>
-        </w:rPr>
-        <w:t>24.4.35</w:t>
-      </w:r>
-      <w:bookmarkEnd w:id="40"/>
-    </w:p>
-    <w:p>
-      <w:pPr>
-        <w:pStyle w:val="Bullet"/>
-        <w:numPr>
-          <w:ilvl w:val="0"/>
-          <w:numId w:val="90"/>
-        </w:numPr>
-      </w:pPr>
-      <w:r>
-        <w:rPr/>
-        <w:t>Anatomy of a woody twig:</w:t>
-      </w:r>
-    </w:p>
-    <w:p>
-      <w:pPr>
-        <w:pStyle w:val="Bullet"/>
-        <w:numPr>
-          <w:ilvl w:val="1"/>
-          <w:numId w:val="90"/>
-        </w:numPr>
-      </w:pPr>
-      <w:r>
-        <w:rPr/>
-        <w:t>Terminal bud contains the shoot tip protected by bud scales.</w:t>
-      </w:r>
-    </w:p>
-    <w:p>
-      <w:pPr>
-        <w:pStyle w:val="Bullet"/>
-        <w:numPr>
-          <w:ilvl w:val="2"/>
-          <w:numId w:val="90"/>
-        </w:numPr>
-      </w:pPr>
-      <w:r>
-        <w:rPr/>
-        <w:t>Each spring, bud scales drop, leaving a scar.</w:t>
-      </w:r>
-    </w:p>
-    <w:p>
-      <w:pPr>
-        <w:pStyle w:val="Bullet"/>
-        <w:numPr>
-          <w:ilvl w:val="2"/>
-          <w:numId w:val="90"/>
-        </w:numPr>
-      </w:pPr>
-      <w:r>
-        <w:rPr/>
-        <w:t>Each scar is one year of growth.</w:t>
-      </w:r>
-    </w:p>
-    <w:p>
-      <w:pPr>
-        <w:pStyle w:val="Bullet"/>
-        <w:numPr>
-          <w:ilvl w:val="1"/>
-          <w:numId w:val="90"/>
-        </w:numPr>
-      </w:pPr>
-      <w:r>
-        <w:rPr/>
-        <w:t>Shoot apical meristem</w:t>
-      </w:r>
-    </w:p>
-    <w:p>
-      <w:pPr>
-        <w:pStyle w:val="Bullet"/>
-        <w:numPr>
-          <w:ilvl w:val="2"/>
-          <w:numId w:val="90"/>
-        </w:numPr>
-      </w:pPr>
-      <w:r>
-        <w:rPr/>
-        <w:t>Produces new cells that elongate and increase stem length</w:t>
-      </w:r>
-    </w:p>
-    <w:p>
-      <w:pPr>
-        <w:pStyle w:val="Bullet"/>
-        <w:numPr>
-          <w:ilvl w:val="2"/>
-          <w:numId w:val="90"/>
-        </w:numPr>
-      </w:pPr>
-      <w:r>
-        <w:rPr/>
-        <w:t>Protected by terminal bud</w:t>
-      </w:r>
-    </w:p>
-    <w:p>
-      <w:pPr>
-        <w:pStyle w:val="Bullet"/>
-        <w:numPr>
-          <w:ilvl w:val="3"/>
-          <w:numId w:val="90"/>
-        </w:numPr>
-      </w:pPr>
-      <w:r>
-        <w:rPr/>
-        <w:t>Enveloped by leaf primordia</w:t>
-      </w:r>
-    </w:p>
-    <w:p>
-      <w:pPr>
-        <w:pStyle w:val="Bullet"/>
-        <w:numPr>
-          <w:ilvl w:val="3"/>
-          <w:numId w:val="90"/>
-        </w:numPr>
-      </w:pPr>
-      <w:r>
-        <w:rPr/>
-        <w:t>Specialized primary meristems</w:t>
-      </w:r>
-    </w:p>
-    <w:p>
-      <w:pPr>
-        <w:pStyle w:val="Bullet"/>
-        <w:numPr>
-          <w:ilvl w:val="4"/>
-          <w:numId w:val="90"/>
-        </w:numPr>
-      </w:pPr>
-      <w:r>
-        <w:rPr/>
-        <w:t>Protoderm – gives rise to the epidermis</w:t>
-      </w:r>
-    </w:p>
-    <w:p>
-      <w:pPr>
-        <w:pStyle w:val="Bullet"/>
-        <w:numPr>
-          <w:ilvl w:val="4"/>
-          <w:numId w:val="90"/>
-        </w:numPr>
-      </w:pPr>
-      <w:r>
-        <w:rPr/>
-        <w:t>Ground Meristem – gives rise to pith and cortex</w:t>
-      </w:r>
-    </w:p>
-    <w:p>
-      <w:pPr>
-        <w:pStyle w:val="Bullet"/>
-        <w:numPr>
-          <w:ilvl w:val="4"/>
-          <w:numId w:val="90"/>
-        </w:numPr>
-      </w:pPr>
-      <w:r>
-        <w:rPr/>
-        <w:t>Procambium – produces primary xylem and phloem</w:t>
-      </w:r>
-    </w:p>
-    <w:p>
-      <w:pPr>
-        <w:pStyle w:val="Bullet"/>
-        <w:numPr>
-          <w:ilvl w:val="2"/>
-          <w:numId w:val="90"/>
-        </w:numPr>
-      </w:pPr>
-      <w:r>
-        <w:rPr/>
-        <w:t>Mature vascular bundles contain vascular cambium.</w:t>
-      </w:r>
-    </w:p>
-    <w:p>
-      <w:pPr>
-        <w:pStyle w:val="Slideheading"/>
-      </w:pPr>
-      <w:bookmarkStart w:id="41" w:name="s244036"/>
-      <w:r>
-        <w:rPr>
-          <w:rStyle w:val="Slidecode"/>
-          <w:b/>
-        </w:rPr>
-        <w:t>24.4.36</w:t>
-      </w:r>
-      <w:r>
-        <w:rPr>
-          <w:b/>
-        </w:rPr>
-        <w:t xml:space="preserve"> Woody Twig</w:t>
-      </w:r>
-      <w:bookmarkEnd w:id="41"/>
-    </w:p>
-    <w:p>
-      <w:pPr>
-        <w:pStyle w:val="Figure"/>
-      </w:pPr>
-      <w:r>
-        <w:rPr>
-          <w:i/>
-        </w:rPr>
-        <w:t xml:space="preserve">Fig: </w:t>
-      </w:r>
-      <w:r>
-        <w:rPr/>
-        <w:t>Diagram shows lenticel, bud scale, terminal budscale scars, nodes, internode, axillary bud, leaf and bundle scars, stem, terminal bud and bud scale.</w:t>
-      </w:r>
-    </w:p>
-    <w:p>
-      <w:pPr>
-        <w:pStyle w:val="Slideheading"/>
-      </w:pPr>
-      <w:bookmarkStart w:id="42" w:name="s244037"/>
-      <w:r>
-        <w:rPr>
-          <w:rStyle w:val="Slidecode"/>
-          <w:b/>
-        </w:rPr>
-        <w:t>24.4.37</w:t>
-      </w:r>
-      <w:r>
-        <w:rPr>
-          <w:b/>
-        </w:rPr>
-        <w:t xml:space="preserve"> Shoot Tip and Primary Meristems</w:t>
-      </w:r>
-      <w:bookmarkEnd w:id="42"/>
-    </w:p>
-    <w:p>
-      <w:pPr>
-        <w:pStyle w:val="Figure"/>
-      </w:pPr>
-      <w:r>
-        <w:rPr>
-          <w:i/>
-        </w:rPr>
-        <w:t xml:space="preserve">Fig: </w:t>
-      </w:r>
-      <w:r>
-        <w:rPr/>
-        <w:t>A) Shoot tip: Diagram of shoot tips divides into three zones. Lower zone: It consists of longitudinal primary xylem and primary phloem. Middle zone: It consists of longitudinal vascular cambium and hemispherical axillary bud. Top zone: It consists of procambium, ground meristem, protoderm, shoot apical meristem and leaf primordium. B) Fate of primary meristems: Three Primary Meristems: It consists of protoderm on the outer radial area, ground meristem in the middle and procambium in the core. C) Primary Tissues: It consists of epidermis on the outermost radial area, cortex in the outer radial area and pith in the center. Enlarged diagram of vascular bundles show circular multiple pith, primary xylem, vascular cambium, primary phloem and cortex.</w:t>
-      </w:r>
-    </w:p>
-    <w:p>
-      <w:pPr>
-        <w:pStyle w:val="Slideheading"/>
-      </w:pPr>
-      <w:bookmarkStart w:id="43" w:name="s244038"/>
-      <w:r>
-        <w:rPr>
-          <w:rStyle w:val="Slidecode"/>
-          <w:b/>
-        </w:rPr>
-        <w:t>24.4.38</w:t>
-      </w:r>
-      <w:r>
-        <w:rPr>
-          <w:b/>
-        </w:rPr>
-        <w:t xml:space="preserve"> Herbaceous Stems</w:t>
-      </w:r>
-      <w:bookmarkEnd w:id="43"/>
-    </w:p>
-    <w:p>
-      <w:pPr>
-        <w:pStyle w:val="Bullet"/>
-        <w:numPr>
-          <w:ilvl w:val="0"/>
-          <w:numId w:val="90"/>
-        </w:numPr>
-      </w:pPr>
-      <w:r>
-        <w:rPr/>
-        <w:t>Mature, nonwoody stems exhibit only primary growth.</w:t>
-      </w:r>
-    </w:p>
-    <w:p>
-      <w:pPr>
-        <w:pStyle w:val="Bullet"/>
-        <w:numPr>
-          <w:ilvl w:val="1"/>
-          <w:numId w:val="90"/>
-        </w:numPr>
-      </w:pPr>
-      <w:r>
-        <w:rPr/>
-        <w:t>Outermost tissue is covered with waxy cuticle.</w:t>
-      </w:r>
-    </w:p>
-    <w:p>
-      <w:pPr>
-        <w:pStyle w:val="Bullet"/>
-        <w:numPr>
-          <w:ilvl w:val="1"/>
-          <w:numId w:val="90"/>
-        </w:numPr>
-      </w:pPr>
-      <w:r>
-        <w:rPr/>
-        <w:t>Stems have distinctive vascular bundles.</w:t>
-      </w:r>
-    </w:p>
-    <w:p>
-      <w:pPr>
-        <w:pStyle w:val="Bullet"/>
-        <w:numPr>
-          <w:ilvl w:val="2"/>
-          <w:numId w:val="90"/>
-        </w:numPr>
-      </w:pPr>
-      <w:r>
-        <w:rPr/>
-        <w:t>Herbaceous eudicots – vascular bundles arranged in distinct ring</w:t>
-      </w:r>
-    </w:p>
-    <w:p>
-      <w:pPr>
-        <w:pStyle w:val="Bullet"/>
-        <w:numPr>
-          <w:ilvl w:val="2"/>
-          <w:numId w:val="90"/>
-        </w:numPr>
-      </w:pPr>
-      <w:r>
-        <w:rPr/>
-        <w:t>Monocots – vascular bundles scattered throughout stem</w:t>
-      </w:r>
-    </w:p>
-    <w:p>
-      <w:pPr>
-        <w:pStyle w:val="Slideheading"/>
-      </w:pPr>
-      <w:bookmarkStart w:id="44" w:name="s244039"/>
-      <w:r>
-        <w:rPr>
-          <w:rStyle w:val="Slidecode"/>
-          <w:b/>
-        </w:rPr>
-        <w:t>24.4.39</w:t>
-      </w:r>
-      <w:r>
-        <w:rPr>
-          <w:b/>
-        </w:rPr>
-        <w:t xml:space="preserve"> Herbaceous Eudicot Stem</w:t>
-      </w:r>
-      <w:bookmarkEnd w:id="44"/>
-    </w:p>
-    <w:p>
-      <w:pPr>
-        <w:pStyle w:val="Figure"/>
-      </w:pPr>
-      <w:r>
-        <w:rPr>
-          <w:i/>
-        </w:rPr>
-        <w:t xml:space="preserve">Fig: </w:t>
-      </w:r>
-      <w:r>
-        <w:rPr/>
-        <w:t>Left panel: Diagram of herbaceous eudicot stem consists of cluster of pith in the center with cortex and epidermis. Right panel: Enlarged diagram of vascular bundles show circular multiple xylem, phloem, phloem fiber, circular pith, vascular cambium with set layers of parenchyma cells, collenchyma cells, and epidermis.</w:t>
-      </w:r>
-    </w:p>
-    <w:p>
-      <w:pPr>
-        <w:pStyle w:val="Slideheading"/>
-      </w:pPr>
-      <w:bookmarkStart w:id="45" w:name="s244040"/>
-      <w:r>
-        <w:rPr>
-          <w:rStyle w:val="Slidecode"/>
-          <w:b/>
-        </w:rPr>
-        <w:t>24.4.40</w:t>
-      </w:r>
-      <w:r>
-        <w:rPr>
-          <w:b/>
-        </w:rPr>
-        <w:t xml:space="preserve"> Monocot Stem</w:t>
-      </w:r>
-      <w:bookmarkEnd w:id="45"/>
-    </w:p>
-    <w:p>
-      <w:pPr>
-        <w:pStyle w:val="Figure"/>
-      </w:pPr>
-      <w:r>
-        <w:rPr>
-          <w:i/>
-        </w:rPr>
-        <w:t xml:space="preserve">Fig: </w:t>
-      </w:r>
-      <w:r>
-        <w:rPr/>
-        <w:t>Top panel: Micrograph shows ovular vascular bundles, ground tissue and epidermis. Right panel: Enlarged diagram of vascular bundle shows different sized circular layers of ground tissue (parenchyma), xylem, phloem, bundle sheath cells, sieve-tube member, air space, companion cell, and vessel element.</w:t>
-      </w:r>
-    </w:p>
-    <w:p>
-      <w:pPr>
-        <w:pStyle w:val="Slideheading"/>
-      </w:pPr>
-      <w:bookmarkStart w:id="46" w:name="s244041"/>
-      <w:r>
-        <w:rPr>
-          <w:rStyle w:val="Slidecode"/>
-          <w:b/>
-        </w:rPr>
-        <w:t>24.4.41</w:t>
-      </w:r>
-      <w:r>
-        <w:rPr>
-          <w:b/>
-        </w:rPr>
-        <w:t xml:space="preserve"> Woody Stems</w:t>
-      </w:r>
-      <w:bookmarkEnd w:id="46"/>
-    </w:p>
-    <w:p>
-      <w:pPr>
-        <w:pStyle w:val="Bullet"/>
-        <w:numPr>
-          <w:ilvl w:val="0"/>
-          <w:numId w:val="90"/>
-        </w:numPr>
-      </w:pPr>
-      <w:r>
-        <w:rPr/>
-        <w:t>Woody plants have both primary and secondary tissues.</w:t>
-      </w:r>
-    </w:p>
-    <w:p>
-      <w:pPr>
-        <w:pStyle w:val="Bullet"/>
-        <w:numPr>
-          <w:ilvl w:val="2"/>
-          <w:numId w:val="90"/>
-        </w:numPr>
-      </w:pPr>
-      <w:r>
-        <w:rPr/>
-        <w:t>Primary tissues form each year from primary meristems.</w:t>
-      </w:r>
-    </w:p>
-    <w:p>
-      <w:pPr>
-        <w:pStyle w:val="Bullet"/>
-        <w:numPr>
-          <w:ilvl w:val="2"/>
-          <w:numId w:val="90"/>
-        </w:numPr>
-      </w:pPr>
-      <w:r>
-        <w:rPr/>
-        <w:t>Secondary tissues develop during first and subsequent years from lateral meristems.</w:t>
-      </w:r>
-    </w:p>
-    <w:p>
-      <w:pPr>
-        <w:pStyle w:val="Slideheading"/>
-      </w:pPr>
-      <w:bookmarkStart w:id="47" w:name="s244042"/>
-      <w:r>
-        <w:rPr>
-          <w:rStyle w:val="Slidecode"/>
-          <w:b/>
-        </w:rPr>
-        <w:t>24.4.42</w:t>
-      </w:r>
-      <w:r>
-        <w:rPr>
-          <w:b/>
-        </w:rPr>
-        <w:t xml:space="preserve"> Woody Stem Characteristics</w:t>
-      </w:r>
-      <w:bookmarkEnd w:id="47"/>
-    </w:p>
-    <w:p>
-      <w:pPr>
-        <w:pStyle w:val="Bullet"/>
-        <w:numPr>
-          <w:ilvl w:val="0"/>
-          <w:numId w:val="90"/>
-        </w:numPr>
-      </w:pPr>
-      <w:r>
-        <w:rPr/>
-        <w:t>Woody stems have both primary and secondary growth.</w:t>
-      </w:r>
-    </w:p>
-    <w:p>
-      <w:pPr>
-        <w:pStyle w:val="Bullet"/>
-        <w:numPr>
-          <w:ilvl w:val="1"/>
-          <w:numId w:val="90"/>
-        </w:numPr>
-      </w:pPr>
-      <w:r>
-        <w:rPr/>
-        <w:t>Primary growth increases the length of the plant.</w:t>
-      </w:r>
-    </w:p>
-    <w:p>
-      <w:pPr>
-        <w:pStyle w:val="Bullet"/>
-        <w:numPr>
-          <w:ilvl w:val="1"/>
-          <w:numId w:val="90"/>
-        </w:numPr>
-      </w:pPr>
-      <w:r>
-        <w:rPr/>
-        <w:t>Secondary growth increases the girth.</w:t>
-      </w:r>
-    </w:p>
-    <w:p>
-      <w:pPr>
-        <w:pStyle w:val="Bullet"/>
-        <w:numPr>
-          <w:ilvl w:val="0"/>
-          <w:numId w:val="90"/>
-        </w:numPr>
-      </w:pPr>
-      <w:r>
-        <w:rPr/>
-        <w:t>Woody stems have no vascular tissue, and instead have three distinct regions.</w:t>
-      </w:r>
-    </w:p>
-    <w:p>
-      <w:pPr>
-        <w:pStyle w:val="Bullet"/>
-        <w:numPr>
-          <w:ilvl w:val="1"/>
-          <w:numId w:val="90"/>
-        </w:numPr>
-      </w:pPr>
-      <w:r>
-        <w:rPr/>
-        <w:t>Bark</w:t>
-      </w:r>
-    </w:p>
-    <w:p>
-      <w:pPr>
-        <w:pStyle w:val="Bullet"/>
-        <w:numPr>
-          <w:ilvl w:val="1"/>
-          <w:numId w:val="90"/>
-        </w:numPr>
-      </w:pPr>
-      <w:r>
-        <w:rPr/>
-        <w:t>Pith</w:t>
+        <w:t>Pith: it consists of layer of primary xylem. Wood: It consists of layers of summer and spring wood (which together constitute annual ring) and secondary xylem. Vascular Cambium. Bark: It consists of layers of phloem, phloem ray, cortex, cork cambium and cork.</w:t>
       </w:r>
     </w:p>
     <w:p>
@@ -5916,247 +6211,7 @@
       </w:r>
       <w:r>
         <w:rPr/>
-        <w:t>Woody stems are mostly vascular tissue: wood is secondary xylem, and bark contains secondary phloem (24.4.43–45). The three regions are bark, wood and pith (the slide leaves out wood). The professor confirmed this slide is wrong (Oct 22).</w:t>
-      </w:r>
-    </w:p>
-    <w:p>
-      <w:pPr>
-        <w:pStyle w:val="Slideheading"/>
-      </w:pPr>
-      <w:bookmarkStart w:id="48" w:name="s244043"/>
-      <w:r>
-        <w:rPr>
-          <w:rStyle w:val="Slidecode"/>
-          <w:b/>
-        </w:rPr>
-        <w:t>24.4.43</w:t>
-      </w:r>
-      <w:r>
-        <w:rPr>
-          <w:b/>
-        </w:rPr>
-        <w:t xml:space="preserve"> Diagrams of Secondary Growth of Stems</w:t>
-      </w:r>
-      <w:bookmarkEnd w:id="48"/>
-    </w:p>
-    <w:p>
-      <w:pPr>
-        <w:pStyle w:val="Figure"/>
-      </w:pPr>
-      <w:r>
-        <w:rPr>
-          <w:i/>
-        </w:rPr>
-        <w:t xml:space="preserve">Fig: </w:t>
-      </w:r>
-      <w:r>
-        <w:rPr/>
-        <w:t>Vascular cambium: lateral meristem that will produce secondary xylem and secondary phloem in each succeeding year. Periderm: As a stem becomes woody, epidermis is replaced by the periderm. Bark: includes periderm and living secondary phloem. Wood: Increases each year; includes annual rings of xylem.</w:t>
-      </w:r>
-    </w:p>
-    <w:p>
-      <w:pPr>
-        <w:pStyle w:val="Slideheading"/>
-      </w:pPr>
-      <w:bookmarkStart w:id="49" w:name="s244044"/>
-      <w:r>
-        <w:rPr>
-          <w:rStyle w:val="Slidecode"/>
-          <w:b/>
-        </w:rPr>
-        <w:t>24.4.44</w:t>
-      </w:r>
-      <w:r>
-        <w:rPr>
-          <w:b/>
-        </w:rPr>
-        <w:t xml:space="preserve"> Bark</w:t>
-      </w:r>
-      <w:bookmarkEnd w:id="49"/>
-    </w:p>
-    <w:p>
-      <w:pPr>
-        <w:pStyle w:val="Bullet"/>
-        <w:numPr>
-          <w:ilvl w:val="0"/>
-          <w:numId w:val="90"/>
-        </w:numPr>
-      </w:pPr>
-      <w:r>
-        <w:rPr/>
-        <w:t>Bark of a tree contains cork, cork cambium, cortex, and phloem.</w:t>
-      </w:r>
-    </w:p>
-    <w:p>
-      <w:pPr>
-        <w:pStyle w:val="Bullet"/>
-        <w:numPr>
-          <w:ilvl w:val="0"/>
-          <w:numId w:val="90"/>
-        </w:numPr>
-      </w:pPr>
-      <w:r>
-        <w:rPr/>
-        <w:t>Bark can be removed, but it is harmful to the plant due to lack of organic nutrient transport.</w:t>
-      </w:r>
-    </w:p>
-    <w:p>
-      <w:pPr>
-        <w:pStyle w:val="Bullet"/>
-        <w:numPr>
-          <w:ilvl w:val="0"/>
-          <w:numId w:val="90"/>
-        </w:numPr>
-      </w:pPr>
-      <w:r>
-        <w:rPr/>
-        <w:t>Girdling, removing bark from around the tree, leads to the death of the tree.</w:t>
-      </w:r>
-    </w:p>
-    <w:p>
-      <w:pPr>
-        <w:pStyle w:val="Bullet"/>
-        <w:numPr>
-          <w:ilvl w:val="0"/>
-          <w:numId w:val="90"/>
-        </w:numPr>
-      </w:pPr>
-      <w:r>
-        <w:rPr/>
-        <w:t>Cork cells are impregnated with suberin.</w:t>
-      </w:r>
-    </w:p>
-    <w:p>
-      <w:pPr>
-        <w:pStyle w:val="Bullet"/>
-        <w:numPr>
-          <w:ilvl w:val="1"/>
-          <w:numId w:val="90"/>
-        </w:numPr>
-      </w:pPr>
-      <w:r>
-        <w:rPr/>
-        <w:t>Gas exchange is impeded except at lenticels.</w:t>
-      </w:r>
-    </w:p>
-    <w:p>
-      <w:pPr>
-        <w:pStyle w:val="Slideheading"/>
-      </w:pPr>
-      <w:bookmarkStart w:id="50" w:name="s244045"/>
-      <w:r>
-        <w:rPr>
-          <w:rStyle w:val="Slidecode"/>
-          <w:b/>
-        </w:rPr>
-        <w:t>24.4.45</w:t>
-      </w:r>
-      <w:r>
-        <w:rPr>
-          <w:b/>
-        </w:rPr>
-        <w:t xml:space="preserve"> Wood</w:t>
-      </w:r>
-      <w:bookmarkEnd w:id="50"/>
-    </w:p>
-    <w:p>
-      <w:pPr>
-        <w:pStyle w:val="Bullet"/>
-        <w:numPr>
-          <w:ilvl w:val="0"/>
-          <w:numId w:val="90"/>
-        </w:numPr>
-      </w:pPr>
-      <w:r>
-        <w:rPr/>
-        <w:t>Wood is secondary xylem that builds up year after year.</w:t>
-      </w:r>
-    </w:p>
-    <w:p>
-      <w:pPr>
-        <w:pStyle w:val="Bullet"/>
-        <w:numPr>
-          <w:ilvl w:val="1"/>
-          <w:numId w:val="90"/>
-        </w:numPr>
-      </w:pPr>
-      <w:r>
-        <w:rPr/>
-        <w:t>Vascular cambium is dormant during winter.</w:t>
-      </w:r>
-    </w:p>
-    <w:p>
-      <w:pPr>
-        <w:pStyle w:val="Bullet"/>
-        <w:numPr>
-          <w:ilvl w:val="1"/>
-          <w:numId w:val="90"/>
-        </w:numPr>
-      </w:pPr>
-      <w:r>
-        <w:rPr/>
-        <w:t>Annual ring is made up of spring wood and summer wood.</w:t>
-      </w:r>
-    </w:p>
-    <w:p>
-      <w:pPr>
-        <w:pStyle w:val="Bullet"/>
-        <w:numPr>
-          <w:ilvl w:val="2"/>
-          <w:numId w:val="90"/>
-        </w:numPr>
-      </w:pPr>
-      <w:r>
-        <w:rPr/>
-        <w:t>Summer wood has a lower proportion of vessels than spring wood.</w:t>
-      </w:r>
-    </w:p>
-    <w:p>
-      <w:pPr>
-        <w:pStyle w:val="Bullet"/>
-        <w:numPr>
-          <w:ilvl w:val="0"/>
-          <w:numId w:val="90"/>
-        </w:numPr>
-      </w:pPr>
-      <w:r>
-        <w:rPr/>
-        <w:t>In older trees, inner annual rings, called heartwood, no longer function in water transport.</w:t>
-      </w:r>
-    </w:p>
-    <w:p>
-      <w:pPr>
-        <w:pStyle w:val="Slideheading"/>
-      </w:pPr>
-      <w:bookmarkStart w:id="51" w:name="s244046"/>
-      <w:r>
-        <w:rPr>
-          <w:rStyle w:val="Slidecode"/>
-          <w:b/>
-        </w:rPr>
-        <w:t>24.4.46</w:t>
-      </w:r>
-      <w:r>
-        <w:rPr>
-          <w:b/>
-        </w:rPr>
-        <w:t xml:space="preserve"> Three-Year-Old Woody Twig</w:t>
-      </w:r>
-      <w:bookmarkEnd w:id="51"/>
-    </w:p>
-    <w:p>
-      <w:pPr>
-        <w:pStyle w:val="Figure"/>
-      </w:pPr>
-      <w:r>
-        <w:rPr>
-          <w:i/>
-        </w:rPr>
-        <w:t xml:space="preserve">Fig: </w:t>
-      </w:r>
-      <w:r>
-        <w:rPr/>
-        <w:t>Pith: it consists of layer of primary xylem. Wood: It consists of layers of summer and spring wood (which together constitute annual ring) and secondary xylem. Vascular Cambium. Bark: It consists of layers of phloem, phloem ray, cortex, cork cambium and cork.</w:t>
+        <w:t>The pith and the primary xylem are two separate layers: the pith is the parenchyma tissue at the center, and the primary xylem surrounds it, just inside the wood (textbook Fig. 24.18).</w:t>
       </w:r>
     </w:p>
     <w:p>
@@ -7099,14 +7154,14 @@
         </w:tblBorders>
         <w:tblLayout w:type="fixed"/>
         <w:tblCellMar>
-          <w:left w:w="73" w:type="dxa"/>
-          <w:right w:w="73" w:type="dxa"/>
+          <w:left w:w="69" w:type="dxa"/>
+          <w:right w:w="69" w:type="dxa"/>
         </w:tblCellMar>
         <w:tblLook w:firstColumn="1" w:firstRow="1" w:lastColumn="0" w:lastRow="0" w:noHBand="0" w:noVBand="1" w:val="04A0"/>
       </w:tblPr>
       <w:tblGrid>
-        <w:gridCol w:w="1721"/>
-        <w:gridCol w:w="3679"/>
+        <w:gridCol w:w="1660"/>
+        <w:gridCol w:w="3740"/>
       </w:tblGrid>
       <w:tr>
         <w:trPr>
@@ -7115,7 +7170,7 @@
         </w:trPr>
         <w:tc>
           <w:tcPr>
-            <w:tcW w:type="dxa" w:w="1721"/>
+            <w:tcW w:type="dxa" w:w="1660"/>
           </w:tcPr>
           <w:p>
             <w:pPr>
@@ -7131,7 +7186,7 @@
         </w:tc>
         <w:tc>
           <w:tcPr>
-            <w:tcW w:type="dxa" w:w="3679"/>
+            <w:tcW w:type="dxa" w:w="3740"/>
           </w:tcPr>
           <w:p>
             <w:pPr>
@@ -7152,7 +7207,7 @@
         </w:trPr>
         <w:tc>
           <w:tcPr>
-            <w:tcW w:type="dxa" w:w="1721"/>
+            <w:tcW w:type="dxa" w:w="1660"/>
           </w:tcPr>
           <w:p>
             <w:pPr>
@@ -7166,7 +7221,7 @@
         </w:tc>
         <w:tc>
           <w:tcPr>
-            <w:tcW w:type="dxa" w:w="3679"/>
+            <w:tcW w:type="dxa" w:w="3740"/>
           </w:tcPr>
           <w:p>
             <w:pPr>
@@ -7185,7 +7240,7 @@
         </w:trPr>
         <w:tc>
           <w:tcPr>
-            <w:tcW w:type="dxa" w:w="1721"/>
+            <w:tcW w:type="dxa" w:w="1660"/>
           </w:tcPr>
           <w:p>
             <w:pPr>
@@ -7199,7 +7254,7 @@
         </w:tc>
         <w:tc>
           <w:tcPr>
-            <w:tcW w:type="dxa" w:w="3679"/>
+            <w:tcW w:type="dxa" w:w="3740"/>
           </w:tcPr>
           <w:p>
             <w:pPr>
@@ -7218,7 +7273,7 @@
         </w:trPr>
         <w:tc>
           <w:tcPr>
-            <w:tcW w:type="dxa" w:w="1721"/>
+            <w:tcW w:type="dxa" w:w="1660"/>
           </w:tcPr>
           <w:p>
             <w:pPr>
@@ -7232,7 +7287,7 @@
         </w:tc>
         <w:tc>
           <w:tcPr>
-            <w:tcW w:type="dxa" w:w="3679"/>
+            <w:tcW w:type="dxa" w:w="3740"/>
           </w:tcPr>
           <w:p>
             <w:pPr>
@@ -7251,7 +7306,7 @@
         </w:trPr>
         <w:tc>
           <w:tcPr>
-            <w:tcW w:type="dxa" w:w="1721"/>
+            <w:tcW w:type="dxa" w:w="1660"/>
           </w:tcPr>
           <w:p>
             <w:pPr>
@@ -7265,7 +7320,7 @@
         </w:tc>
         <w:tc>
           <w:tcPr>
-            <w:tcW w:type="dxa" w:w="3679"/>
+            <w:tcW w:type="dxa" w:w="3740"/>
           </w:tcPr>
           <w:p>
             <w:pPr>
@@ -7284,7 +7339,7 @@
         </w:trPr>
         <w:tc>
           <w:tcPr>
-            <w:tcW w:type="dxa" w:w="1721"/>
+            <w:tcW w:type="dxa" w:w="1660"/>
           </w:tcPr>
           <w:p>
             <w:pPr>
@@ -7298,7 +7353,7 @@
         </w:tc>
         <w:tc>
           <w:tcPr>
-            <w:tcW w:type="dxa" w:w="3679"/>
+            <w:tcW w:type="dxa" w:w="3740"/>
           </w:tcPr>
           <w:p>
             <w:pPr>
@@ -7317,7 +7372,7 @@
         </w:trPr>
         <w:tc>
           <w:tcPr>
-            <w:tcW w:type="dxa" w:w="1721"/>
+            <w:tcW w:type="dxa" w:w="1660"/>
           </w:tcPr>
           <w:p>
             <w:pPr>
@@ -7331,7 +7386,7 @@
         </w:tc>
         <w:tc>
           <w:tcPr>
-            <w:tcW w:type="dxa" w:w="3679"/>
+            <w:tcW w:type="dxa" w:w="3740"/>
           </w:tcPr>
           <w:p>
             <w:pPr>
@@ -7379,14 +7434,14 @@
         </w:tblBorders>
         <w:tblLayout w:type="fixed"/>
         <w:tblCellMar>
-          <w:left w:w="73" w:type="dxa"/>
-          <w:right w:w="73" w:type="dxa"/>
+          <w:left w:w="69" w:type="dxa"/>
+          <w:right w:w="69" w:type="dxa"/>
         </w:tblCellMar>
         <w:tblLook w:firstColumn="1" w:firstRow="1" w:lastColumn="0" w:lastRow="0" w:noHBand="0" w:noVBand="1" w:val="04A0"/>
       </w:tblPr>
       <w:tblGrid>
-        <w:gridCol w:w="1789"/>
-        <w:gridCol w:w="3611"/>
+        <w:gridCol w:w="1725"/>
+        <w:gridCol w:w="3675"/>
       </w:tblGrid>
       <w:tr>
         <w:trPr>
@@ -7395,7 +7450,7 @@
         </w:trPr>
         <w:tc>
           <w:tcPr>
-            <w:tcW w:type="dxa" w:w="1789"/>
+            <w:tcW w:type="dxa" w:w="1725"/>
           </w:tcPr>
           <w:p>
             <w:pPr>
@@ -7411,7 +7466,7 @@
         </w:tc>
         <w:tc>
           <w:tcPr>
-            <w:tcW w:type="dxa" w:w="3611"/>
+            <w:tcW w:type="dxa" w:w="3675"/>
           </w:tcPr>
           <w:p>
             <w:pPr>
@@ -7432,7 +7487,7 @@
         </w:trPr>
         <w:tc>
           <w:tcPr>
-            <w:tcW w:type="dxa" w:w="1789"/>
+            <w:tcW w:type="dxa" w:w="1725"/>
           </w:tcPr>
           <w:p>
             <w:pPr>
@@ -7446,7 +7501,7 @@
         </w:tc>
         <w:tc>
           <w:tcPr>
-            <w:tcW w:type="dxa" w:w="3611"/>
+            <w:tcW w:type="dxa" w:w="3675"/>
           </w:tcPr>
           <w:p>
             <w:pPr>
@@ -7465,7 +7520,7 @@
         </w:trPr>
         <w:tc>
           <w:tcPr>
-            <w:tcW w:type="dxa" w:w="1789"/>
+            <w:tcW w:type="dxa" w:w="1725"/>
           </w:tcPr>
           <w:p>
             <w:pPr>
@@ -7479,7 +7534,7 @@
         </w:tc>
         <w:tc>
           <w:tcPr>
-            <w:tcW w:type="dxa" w:w="3611"/>
+            <w:tcW w:type="dxa" w:w="3675"/>
           </w:tcPr>
           <w:p>
             <w:pPr>
@@ -7498,7 +7553,7 @@
         </w:trPr>
         <w:tc>
           <w:tcPr>
-            <w:tcW w:type="dxa" w:w="1789"/>
+            <w:tcW w:type="dxa" w:w="1725"/>
           </w:tcPr>
           <w:p>
             <w:pPr>
@@ -7512,7 +7567,7 @@
         </w:tc>
         <w:tc>
           <w:tcPr>
-            <w:tcW w:type="dxa" w:w="3611"/>
+            <w:tcW w:type="dxa" w:w="3675"/>
           </w:tcPr>
           <w:p>
             <w:pPr>
@@ -7531,7 +7586,7 @@
         </w:trPr>
         <w:tc>
           <w:tcPr>
-            <w:tcW w:type="dxa" w:w="1789"/>
+            <w:tcW w:type="dxa" w:w="1725"/>
           </w:tcPr>
           <w:p>
             <w:pPr>
@@ -7545,7 +7600,7 @@
         </w:tc>
         <w:tc>
           <w:tcPr>
-            <w:tcW w:type="dxa" w:w="3611"/>
+            <w:tcW w:type="dxa" w:w="3675"/>
           </w:tcPr>
           <w:p>
             <w:pPr>
@@ -7564,7 +7619,7 @@
         </w:trPr>
         <w:tc>
           <w:tcPr>
-            <w:tcW w:type="dxa" w:w="1789"/>
+            <w:tcW w:type="dxa" w:w="1725"/>
           </w:tcPr>
           <w:p>
             <w:pPr>
@@ -7578,7 +7633,7 @@
         </w:tc>
         <w:tc>
           <w:tcPr>
-            <w:tcW w:type="dxa" w:w="3611"/>
+            <w:tcW w:type="dxa" w:w="3675"/>
           </w:tcPr>
           <w:p>
             <w:pPr>
@@ -7597,7 +7652,7 @@
         </w:trPr>
         <w:tc>
           <w:tcPr>
-            <w:tcW w:type="dxa" w:w="1789"/>
+            <w:tcW w:type="dxa" w:w="1725"/>
           </w:tcPr>
           <w:p>
             <w:pPr>
@@ -7611,7 +7666,7 @@
         </w:tc>
         <w:tc>
           <w:tcPr>
-            <w:tcW w:type="dxa" w:w="3611"/>
+            <w:tcW w:type="dxa" w:w="3675"/>
           </w:tcPr>
           <w:p>
             <w:pPr>
@@ -7630,7 +7685,7 @@
         </w:trPr>
         <w:tc>
           <w:tcPr>
-            <w:tcW w:type="dxa" w:w="1789"/>
+            <w:tcW w:type="dxa" w:w="1725"/>
           </w:tcPr>
           <w:p>
             <w:pPr>
@@ -7644,7 +7699,7 @@
         </w:tc>
         <w:tc>
           <w:tcPr>
-            <w:tcW w:type="dxa" w:w="3611"/>
+            <w:tcW w:type="dxa" w:w="3675"/>
           </w:tcPr>
           <w:p>
             <w:pPr>
@@ -7663,7 +7718,7 @@
         </w:trPr>
         <w:tc>
           <w:tcPr>
-            <w:tcW w:type="dxa" w:w="1789"/>
+            <w:tcW w:type="dxa" w:w="1725"/>
           </w:tcPr>
           <w:p>
             <w:pPr>
@@ -7677,7 +7732,7 @@
         </w:tc>
         <w:tc>
           <w:tcPr>
-            <w:tcW w:type="dxa" w:w="3611"/>
+            <w:tcW w:type="dxa" w:w="3675"/>
           </w:tcPr>
           <w:p>
             <w:pPr>
@@ -7696,7 +7751,7 @@
         </w:trPr>
         <w:tc>
           <w:tcPr>
-            <w:tcW w:type="dxa" w:w="1789"/>
+            <w:tcW w:type="dxa" w:w="1725"/>
           </w:tcPr>
           <w:p>
             <w:pPr>
@@ -7710,7 +7765,7 @@
         </w:tc>
         <w:tc>
           <w:tcPr>
-            <w:tcW w:type="dxa" w:w="3611"/>
+            <w:tcW w:type="dxa" w:w="3675"/>
           </w:tcPr>
           <w:p>
             <w:pPr>
@@ -7758,15 +7813,15 @@
         </w:tblBorders>
         <w:tblLayout w:type="fixed"/>
         <w:tblCellMar>
-          <w:left w:w="73" w:type="dxa"/>
-          <w:right w:w="73" w:type="dxa"/>
+          <w:left w:w="69" w:type="dxa"/>
+          <w:right w:w="69" w:type="dxa"/>
         </w:tblCellMar>
         <w:tblLook w:firstColumn="1" w:firstRow="1" w:lastColumn="0" w:lastRow="0" w:noHBand="0" w:noVBand="1" w:val="04A0"/>
       </w:tblPr>
       <w:tblGrid>
-        <w:gridCol w:w="1439"/>
-        <w:gridCol w:w="2035"/>
-        <w:gridCol w:w="1926"/>
+        <w:gridCol w:w="1392"/>
+        <w:gridCol w:w="2070"/>
+        <w:gridCol w:w="1938"/>
       </w:tblGrid>
       <w:tr>
         <w:trPr>
@@ -7775,7 +7830,7 @@
         </w:trPr>
         <w:tc>
           <w:tcPr>
-            <w:tcW w:type="dxa" w:w="1439"/>
+            <w:tcW w:type="dxa" w:w="1392"/>
           </w:tcPr>
           <w:p>
             <w:pPr>
@@ -7790,7 +7845,7 @@
         </w:tc>
         <w:tc>
           <w:tcPr>
-            <w:tcW w:type="dxa" w:w="2035"/>
+            <w:tcW w:type="dxa" w:w="2070"/>
           </w:tcPr>
           <w:p>
             <w:pPr>
@@ -7806,7 +7861,7 @@
         </w:tc>
         <w:tc>
           <w:tcPr>
-            <w:tcW w:type="dxa" w:w="1926"/>
+            <w:tcW w:type="dxa" w:w="1938"/>
           </w:tcPr>
           <w:p>
             <w:pPr>
@@ -7827,7 +7882,7 @@
         </w:trPr>
         <w:tc>
           <w:tcPr>
-            <w:tcW w:type="dxa" w:w="1439"/>
+            <w:tcW w:type="dxa" w:w="1392"/>
           </w:tcPr>
           <w:p>
             <w:pPr>
@@ -7841,7 +7896,7 @@
         </w:tc>
         <w:tc>
           <w:tcPr>
-            <w:tcW w:type="dxa" w:w="2035"/>
+            <w:tcW w:type="dxa" w:w="2070"/>
           </w:tcPr>
           <w:p>
             <w:pPr>
@@ -7855,7 +7910,7 @@
         </w:tc>
         <w:tc>
           <w:tcPr>
-            <w:tcW w:type="dxa" w:w="1926"/>
+            <w:tcW w:type="dxa" w:w="1938"/>
           </w:tcPr>
           <w:p>
             <w:pPr>
@@ -7874,7 +7929,7 @@
         </w:trPr>
         <w:tc>
           <w:tcPr>
-            <w:tcW w:type="dxa" w:w="1439"/>
+            <w:tcW w:type="dxa" w:w="1392"/>
           </w:tcPr>
           <w:p>
             <w:pPr>
@@ -7888,7 +7943,7 @@
         </w:tc>
         <w:tc>
           <w:tcPr>
-            <w:tcW w:type="dxa" w:w="2035"/>
+            <w:tcW w:type="dxa" w:w="2070"/>
           </w:tcPr>
           <w:p>
             <w:pPr>
@@ -7902,7 +7957,7 @@
         </w:tc>
         <w:tc>
           <w:tcPr>
-            <w:tcW w:type="dxa" w:w="1926"/>
+            <w:tcW w:type="dxa" w:w="1938"/>
           </w:tcPr>
           <w:p>
             <w:pPr>
@@ -7921,7 +7976,7 @@
         </w:trPr>
         <w:tc>
           <w:tcPr>
-            <w:tcW w:type="dxa" w:w="1439"/>
+            <w:tcW w:type="dxa" w:w="1392"/>
           </w:tcPr>
           <w:p>
             <w:pPr>
@@ -7935,7 +7990,7 @@
         </w:tc>
         <w:tc>
           <w:tcPr>
-            <w:tcW w:type="dxa" w:w="2035"/>
+            <w:tcW w:type="dxa" w:w="2070"/>
           </w:tcPr>
           <w:p>
             <w:pPr>
@@ -7949,7 +8004,7 @@
         </w:tc>
         <w:tc>
           <w:tcPr>
-            <w:tcW w:type="dxa" w:w="1926"/>
+            <w:tcW w:type="dxa" w:w="1938"/>
           </w:tcPr>
           <w:p>
             <w:pPr>
@@ -7968,7 +8023,7 @@
         </w:trPr>
         <w:tc>
           <w:tcPr>
-            <w:tcW w:type="dxa" w:w="1439"/>
+            <w:tcW w:type="dxa" w:w="1392"/>
           </w:tcPr>
           <w:p>
             <w:pPr>
@@ -7982,7 +8037,7 @@
         </w:tc>
         <w:tc>
           <w:tcPr>
-            <w:tcW w:type="dxa" w:w="2035"/>
+            <w:tcW w:type="dxa" w:w="2070"/>
           </w:tcPr>
           <w:p>
             <w:pPr>
@@ -7996,7 +8051,7 @@
         </w:tc>
         <w:tc>
           <w:tcPr>
-            <w:tcW w:type="dxa" w:w="1926"/>
+            <w:tcW w:type="dxa" w:w="1938"/>
           </w:tcPr>
           <w:p>
             <w:pPr>
@@ -8044,15 +8099,15 @@
         </w:tblBorders>
         <w:tblLayout w:type="fixed"/>
         <w:tblCellMar>
-          <w:left w:w="73" w:type="dxa"/>
-          <w:right w:w="73" w:type="dxa"/>
+          <w:left w:w="69" w:type="dxa"/>
+          <w:right w:w="69" w:type="dxa"/>
         </w:tblCellMar>
         <w:tblLook w:firstColumn="1" w:firstRow="1" w:lastColumn="0" w:lastRow="0" w:noHBand="0" w:noVBand="1" w:val="04A0"/>
       </w:tblPr>
       <w:tblGrid>
-        <w:gridCol w:w="1644"/>
-        <w:gridCol w:w="1917"/>
-        <w:gridCol w:w="1839"/>
+        <w:gridCol w:w="1622"/>
+        <w:gridCol w:w="1916"/>
+        <w:gridCol w:w="1862"/>
       </w:tblGrid>
       <w:tr>
         <w:trPr>
@@ -8061,7 +8116,7 @@
         </w:trPr>
         <w:tc>
           <w:tcPr>
-            <w:tcW w:type="dxa" w:w="1644"/>
+            <w:tcW w:type="dxa" w:w="1622"/>
           </w:tcPr>
           <w:p>
             <w:pPr>
@@ -8076,7 +8131,7 @@
         </w:tc>
         <w:tc>
           <w:tcPr>
-            <w:tcW w:type="dxa" w:w="1917"/>
+            <w:tcW w:type="dxa" w:w="1916"/>
           </w:tcPr>
           <w:p>
             <w:pPr>
@@ -8092,7 +8147,7 @@
         </w:tc>
         <w:tc>
           <w:tcPr>
-            <w:tcW w:type="dxa" w:w="1839"/>
+            <w:tcW w:type="dxa" w:w="1862"/>
           </w:tcPr>
           <w:p>
             <w:pPr>
@@ -8113,7 +8168,7 @@
         </w:trPr>
         <w:tc>
           <w:tcPr>
-            <w:tcW w:type="dxa" w:w="1644"/>
+            <w:tcW w:type="dxa" w:w="1622"/>
           </w:tcPr>
           <w:p>
             <w:pPr>
@@ -8127,7 +8182,7 @@
         </w:tc>
         <w:tc>
           <w:tcPr>
-            <w:tcW w:type="dxa" w:w="1917"/>
+            <w:tcW w:type="dxa" w:w="1916"/>
           </w:tcPr>
           <w:p>
             <w:pPr>
@@ -8141,7 +8196,7 @@
         </w:tc>
         <w:tc>
           <w:tcPr>
-            <w:tcW w:type="dxa" w:w="1839"/>
+            <w:tcW w:type="dxa" w:w="1862"/>
           </w:tcPr>
           <w:p>
             <w:pPr>
@@ -8160,7 +8215,7 @@
         </w:trPr>
         <w:tc>
           <w:tcPr>
-            <w:tcW w:type="dxa" w:w="1644"/>
+            <w:tcW w:type="dxa" w:w="1622"/>
           </w:tcPr>
           <w:p>
             <w:pPr>
@@ -8174,7 +8229,7 @@
         </w:tc>
         <w:tc>
           <w:tcPr>
-            <w:tcW w:type="dxa" w:w="1917"/>
+            <w:tcW w:type="dxa" w:w="1916"/>
           </w:tcPr>
           <w:p>
             <w:pPr>
@@ -8188,7 +8243,7 @@
         </w:tc>
         <w:tc>
           <w:tcPr>
-            <w:tcW w:type="dxa" w:w="1839"/>
+            <w:tcW w:type="dxa" w:w="1862"/>
           </w:tcPr>
           <w:p>
             <w:pPr>
@@ -8207,7 +8262,7 @@
         </w:trPr>
         <w:tc>
           <w:tcPr>
-            <w:tcW w:type="dxa" w:w="1644"/>
+            <w:tcW w:type="dxa" w:w="1622"/>
           </w:tcPr>
           <w:p>
             <w:pPr>
@@ -8221,7 +8276,7 @@
         </w:tc>
         <w:tc>
           <w:tcPr>
-            <w:tcW w:type="dxa" w:w="1917"/>
+            <w:tcW w:type="dxa" w:w="1916"/>
           </w:tcPr>
           <w:p>
             <w:pPr>
@@ -8235,7 +8290,7 @@
         </w:tc>
         <w:tc>
           <w:tcPr>
-            <w:tcW w:type="dxa" w:w="1839"/>
+            <w:tcW w:type="dxa" w:w="1862"/>
           </w:tcPr>
           <w:p>
             <w:pPr>
@@ -8254,7 +8309,7 @@
         </w:trPr>
         <w:tc>
           <w:tcPr>
-            <w:tcW w:type="dxa" w:w="1644"/>
+            <w:tcW w:type="dxa" w:w="1622"/>
           </w:tcPr>
           <w:p>
             <w:pPr>
@@ -8268,7 +8323,7 @@
         </w:tc>
         <w:tc>
           <w:tcPr>
-            <w:tcW w:type="dxa" w:w="1917"/>
+            <w:tcW w:type="dxa" w:w="1916"/>
           </w:tcPr>
           <w:p>
             <w:pPr>
@@ -8282,7 +8337,7 @@
         </w:tc>
         <w:tc>
           <w:tcPr>
-            <w:tcW w:type="dxa" w:w="1839"/>
+            <w:tcW w:type="dxa" w:w="1862"/>
           </w:tcPr>
           <w:p>
             <w:pPr>
@@ -8301,7 +8356,7 @@
         </w:trPr>
         <w:tc>
           <w:tcPr>
-            <w:tcW w:type="dxa" w:w="1644"/>
+            <w:tcW w:type="dxa" w:w="1622"/>
           </w:tcPr>
           <w:p>
             <w:pPr>
@@ -8315,7 +8370,7 @@
         </w:tc>
         <w:tc>
           <w:tcPr>
-            <w:tcW w:type="dxa" w:w="1917"/>
+            <w:tcW w:type="dxa" w:w="1916"/>
           </w:tcPr>
           <w:p>
             <w:pPr>
@@ -8329,7 +8384,7 @@
         </w:tc>
         <w:tc>
           <w:tcPr>
-            <w:tcW w:type="dxa" w:w="1839"/>
+            <w:tcW w:type="dxa" w:w="1862"/>
           </w:tcPr>
           <w:p>
             <w:pPr>
@@ -8348,7 +8403,7 @@
         </w:trPr>
         <w:tc>
           <w:tcPr>
-            <w:tcW w:type="dxa" w:w="1644"/>
+            <w:tcW w:type="dxa" w:w="1622"/>
           </w:tcPr>
           <w:p>
             <w:pPr>
@@ -8362,7 +8417,7 @@
         </w:tc>
         <w:tc>
           <w:tcPr>
-            <w:tcW w:type="dxa" w:w="1917"/>
+            <w:tcW w:type="dxa" w:w="1916"/>
           </w:tcPr>
           <w:p>
             <w:pPr>
@@ -8376,7 +8431,7 @@
         </w:tc>
         <w:tc>
           <w:tcPr>
-            <w:tcW w:type="dxa" w:w="1839"/>
+            <w:tcW w:type="dxa" w:w="1862"/>
           </w:tcPr>
           <w:p>
             <w:pPr>
@@ -8395,7 +8450,7 @@
         </w:trPr>
         <w:tc>
           <w:tcPr>
-            <w:tcW w:type="dxa" w:w="1644"/>
+            <w:tcW w:type="dxa" w:w="1622"/>
           </w:tcPr>
           <w:p>
             <w:pPr>
@@ -8409,7 +8464,7 @@
         </w:tc>
         <w:tc>
           <w:tcPr>
-            <w:tcW w:type="dxa" w:w="1917"/>
+            <w:tcW w:type="dxa" w:w="1916"/>
           </w:tcPr>
           <w:p>
             <w:pPr>
@@ -8423,7 +8478,7 @@
         </w:tc>
         <w:tc>
           <w:tcPr>
-            <w:tcW w:type="dxa" w:w="1839"/>
+            <w:tcW w:type="dxa" w:w="1862"/>
           </w:tcPr>
           <w:p>
             <w:pPr>
@@ -8471,14 +8526,14 @@
         </w:tblBorders>
         <w:tblLayout w:type="fixed"/>
         <w:tblCellMar>
-          <w:left w:w="73" w:type="dxa"/>
-          <w:right w:w="73" w:type="dxa"/>
+          <w:left w:w="69" w:type="dxa"/>
+          <w:right w:w="69" w:type="dxa"/>
         </w:tblCellMar>
         <w:tblLook w:firstColumn="1" w:firstRow="1" w:lastColumn="0" w:lastRow="0" w:noHBand="0" w:noVBand="1" w:val="04A0"/>
       </w:tblPr>
       <w:tblGrid>
-        <w:gridCol w:w="2055"/>
-        <w:gridCol w:w="3345"/>
+        <w:gridCol w:w="1979"/>
+        <w:gridCol w:w="3421"/>
       </w:tblGrid>
       <w:tr>
         <w:trPr>
@@ -8487,7 +8542,7 @@
         </w:trPr>
         <w:tc>
           <w:tcPr>
-            <w:tcW w:type="dxa" w:w="2055"/>
+            <w:tcW w:type="dxa" w:w="1979"/>
           </w:tcPr>
           <w:p>
             <w:pPr>
@@ -8503,7 +8558,7 @@
         </w:tc>
         <w:tc>
           <w:tcPr>
-            <w:tcW w:type="dxa" w:w="3345"/>
+            <w:tcW w:type="dxa" w:w="3421"/>
           </w:tcPr>
           <w:p>
             <w:pPr>
@@ -8524,7 +8579,7 @@
         </w:trPr>
         <w:tc>
           <w:tcPr>
-            <w:tcW w:type="dxa" w:w="2055"/>
+            <w:tcW w:type="dxa" w:w="1979"/>
           </w:tcPr>
           <w:p>
             <w:pPr>
@@ -8538,7 +8593,7 @@
         </w:tc>
         <w:tc>
           <w:tcPr>
-            <w:tcW w:type="dxa" w:w="3345"/>
+            <w:tcW w:type="dxa" w:w="3421"/>
           </w:tcPr>
           <w:p>
             <w:pPr>
@@ -8557,7 +8612,7 @@
         </w:trPr>
         <w:tc>
           <w:tcPr>
-            <w:tcW w:type="dxa" w:w="2055"/>
+            <w:tcW w:type="dxa" w:w="1979"/>
           </w:tcPr>
           <w:p>
             <w:pPr>
@@ -8571,7 +8626,7 @@
         </w:tc>
         <w:tc>
           <w:tcPr>
-            <w:tcW w:type="dxa" w:w="3345"/>
+            <w:tcW w:type="dxa" w:w="3421"/>
           </w:tcPr>
           <w:p>
             <w:pPr>
@@ -8590,7 +8645,7 @@
         </w:trPr>
         <w:tc>
           <w:tcPr>
-            <w:tcW w:type="dxa" w:w="2055"/>
+            <w:tcW w:type="dxa" w:w="1979"/>
           </w:tcPr>
           <w:p>
             <w:pPr>
@@ -8604,7 +8659,7 @@
         </w:tc>
         <w:tc>
           <w:tcPr>
-            <w:tcW w:type="dxa" w:w="3345"/>
+            <w:tcW w:type="dxa" w:w="3421"/>
           </w:tcPr>
           <w:p>
             <w:pPr>
@@ -8623,7 +8678,7 @@
         </w:trPr>
         <w:tc>
           <w:tcPr>
-            <w:tcW w:type="dxa" w:w="2055"/>
+            <w:tcW w:type="dxa" w:w="1979"/>
           </w:tcPr>
           <w:p>
             <w:pPr>
@@ -8637,7 +8692,7 @@
         </w:tc>
         <w:tc>
           <w:tcPr>
-            <w:tcW w:type="dxa" w:w="3345"/>
+            <w:tcW w:type="dxa" w:w="3421"/>
           </w:tcPr>
           <w:p>
             <w:pPr>
@@ -8656,7 +8711,7 @@
         </w:trPr>
         <w:tc>
           <w:tcPr>
-            <w:tcW w:type="dxa" w:w="2055"/>
+            <w:tcW w:type="dxa" w:w="1979"/>
           </w:tcPr>
           <w:p>
             <w:pPr>
@@ -8670,7 +8725,7 @@
         </w:tc>
         <w:tc>
           <w:tcPr>
-            <w:tcW w:type="dxa" w:w="3345"/>
+            <w:tcW w:type="dxa" w:w="3421"/>
           </w:tcPr>
           <w:p>
             <w:pPr>
@@ -8689,7 +8744,7 @@
         </w:trPr>
         <w:tc>
           <w:tcPr>
-            <w:tcW w:type="dxa" w:w="2055"/>
+            <w:tcW w:type="dxa" w:w="1979"/>
           </w:tcPr>
           <w:p>
             <w:pPr>
@@ -8703,7 +8758,7 @@
         </w:tc>
         <w:tc>
           <w:tcPr>
-            <w:tcW w:type="dxa" w:w="3345"/>
+            <w:tcW w:type="dxa" w:w="3421"/>
           </w:tcPr>
           <w:p>
             <w:pPr>
@@ -8722,7 +8777,7 @@
         </w:trPr>
         <w:tc>
           <w:tcPr>
-            <w:tcW w:type="dxa" w:w="2055"/>
+            <w:tcW w:type="dxa" w:w="1979"/>
           </w:tcPr>
           <w:p>
             <w:pPr>
@@ -8736,7 +8791,7 @@
         </w:tc>
         <w:tc>
           <w:tcPr>
-            <w:tcW w:type="dxa" w:w="3345"/>
+            <w:tcW w:type="dxa" w:w="3421"/>
           </w:tcPr>
           <w:p>
             <w:pPr>
@@ -8755,7 +8810,7 @@
         </w:trPr>
         <w:tc>
           <w:tcPr>
-            <w:tcW w:type="dxa" w:w="2055"/>
+            <w:tcW w:type="dxa" w:w="1979"/>
           </w:tcPr>
           <w:p>
             <w:pPr>
@@ -8769,7 +8824,7 @@
         </w:tc>
         <w:tc>
           <w:tcPr>
-            <w:tcW w:type="dxa" w:w="3345"/>
+            <w:tcW w:type="dxa" w:w="3421"/>
           </w:tcPr>
           <w:p>
             <w:pPr>
@@ -8817,14 +8872,14 @@
         </w:tblBorders>
         <w:tblLayout w:type="fixed"/>
         <w:tblCellMar>
-          <w:left w:w="73" w:type="dxa"/>
-          <w:right w:w="73" w:type="dxa"/>
+          <w:left w:w="69" w:type="dxa"/>
+          <w:right w:w="69" w:type="dxa"/>
         </w:tblCellMar>
         <w:tblLook w:firstColumn="1" w:firstRow="1" w:lastColumn="0" w:lastRow="0" w:noHBand="0" w:noVBand="1" w:val="04A0"/>
       </w:tblPr>
       <w:tblGrid>
-        <w:gridCol w:w="1467"/>
-        <w:gridCol w:w="3933"/>
+        <w:gridCol w:w="1392"/>
+        <w:gridCol w:w="4008"/>
       </w:tblGrid>
       <w:tr>
         <w:trPr>
@@ -8833,7 +8888,7 @@
         </w:trPr>
         <w:tc>
           <w:tcPr>
-            <w:tcW w:type="dxa" w:w="1467"/>
+            <w:tcW w:type="dxa" w:w="1392"/>
           </w:tcPr>
           <w:p>
             <w:pPr>
@@ -8849,7 +8904,7 @@
         </w:tc>
         <w:tc>
           <w:tcPr>
-            <w:tcW w:type="dxa" w:w="3933"/>
+            <w:tcW w:type="dxa" w:w="4008"/>
           </w:tcPr>
           <w:p>
             <w:pPr>
@@ -8870,7 +8925,7 @@
         </w:trPr>
         <w:tc>
           <w:tcPr>
-            <w:tcW w:type="dxa" w:w="1467"/>
+            <w:tcW w:type="dxa" w:w="1392"/>
           </w:tcPr>
           <w:p>
             <w:pPr>
@@ -8884,7 +8939,7 @@
         </w:tc>
         <w:tc>
           <w:tcPr>
-            <w:tcW w:type="dxa" w:w="3933"/>
+            <w:tcW w:type="dxa" w:w="4008"/>
           </w:tcPr>
           <w:p>
             <w:pPr>
@@ -8903,7 +8958,7 @@
         </w:trPr>
         <w:tc>
           <w:tcPr>
-            <w:tcW w:type="dxa" w:w="1467"/>
+            <w:tcW w:type="dxa" w:w="1392"/>
           </w:tcPr>
           <w:p>
             <w:pPr>
@@ -8917,7 +8972,7 @@
         </w:tc>
         <w:tc>
           <w:tcPr>
-            <w:tcW w:type="dxa" w:w="3933"/>
+            <w:tcW w:type="dxa" w:w="4008"/>
           </w:tcPr>
           <w:p>
             <w:pPr>
@@ -8936,7 +8991,7 @@
         </w:trPr>
         <w:tc>
           <w:tcPr>
-            <w:tcW w:type="dxa" w:w="1467"/>
+            <w:tcW w:type="dxa" w:w="1392"/>
           </w:tcPr>
           <w:p>
             <w:pPr>
@@ -8950,7 +9005,7 @@
         </w:tc>
         <w:tc>
           <w:tcPr>
-            <w:tcW w:type="dxa" w:w="3933"/>
+            <w:tcW w:type="dxa" w:w="4008"/>
           </w:tcPr>
           <w:p>
             <w:pPr>
@@ -8969,7 +9024,7 @@
         </w:trPr>
         <w:tc>
           <w:tcPr>
-            <w:tcW w:type="dxa" w:w="1467"/>
+            <w:tcW w:type="dxa" w:w="1392"/>
           </w:tcPr>
           <w:p>
             <w:pPr>
@@ -8983,7 +9038,7 @@
         </w:tc>
         <w:tc>
           <w:tcPr>
-            <w:tcW w:type="dxa" w:w="3933"/>
+            <w:tcW w:type="dxa" w:w="4008"/>
           </w:tcPr>
           <w:p>
             <w:pPr>
@@ -9002,7 +9057,7 @@
         </w:trPr>
         <w:tc>
           <w:tcPr>
-            <w:tcW w:type="dxa" w:w="1467"/>
+            <w:tcW w:type="dxa" w:w="1392"/>
           </w:tcPr>
           <w:p>
             <w:pPr>
@@ -9016,7 +9071,7 @@
         </w:tc>
         <w:tc>
           <w:tcPr>
-            <w:tcW w:type="dxa" w:w="3933"/>
+            <w:tcW w:type="dxa" w:w="4008"/>
           </w:tcPr>
           <w:p>
             <w:pPr>
@@ -9035,7 +9090,7 @@
         </w:trPr>
         <w:tc>
           <w:tcPr>
-            <w:tcW w:type="dxa" w:w="1467"/>
+            <w:tcW w:type="dxa" w:w="1392"/>
           </w:tcPr>
           <w:p>
             <w:pPr>
@@ -9049,7 +9104,7 @@
         </w:tc>
         <w:tc>
           <w:tcPr>
-            <w:tcW w:type="dxa" w:w="3933"/>
+            <w:tcW w:type="dxa" w:w="4008"/>
           </w:tcPr>
           <w:p>
             <w:pPr>
@@ -9057,7 +9112,7 @@
             </w:pPr>
             <w:r>
               <w:rPr/>
-              <w:t>the center (24.4.42, 24.4.46)</w:t>
+              <w:t>parenchyma at the center, inside the primary xylem (24.4.42, 24.4.46)</w:t>
             </w:r>
           </w:p>
         </w:tc>
@@ -9097,14 +9152,14 @@
         </w:tblBorders>
         <w:tblLayout w:type="fixed"/>
         <w:tblCellMar>
-          <w:left w:w="73" w:type="dxa"/>
-          <w:right w:w="73" w:type="dxa"/>
+          <w:left w:w="69" w:type="dxa"/>
+          <w:right w:w="69" w:type="dxa"/>
         </w:tblCellMar>
         <w:tblLook w:firstColumn="1" w:firstRow="1" w:lastColumn="0" w:lastRow="0" w:noHBand="0" w:noVBand="1" w:val="04A0"/>
       </w:tblPr>
       <w:tblGrid>
-        <w:gridCol w:w="1562"/>
-        <w:gridCol w:w="3838"/>
+        <w:gridCol w:w="1500"/>
+        <w:gridCol w:w="3900"/>
       </w:tblGrid>
       <w:tr>
         <w:trPr>
@@ -9113,7 +9168,7 @@
         </w:trPr>
         <w:tc>
           <w:tcPr>
-            <w:tcW w:type="dxa" w:w="1562"/>
+            <w:tcW w:type="dxa" w:w="1500"/>
           </w:tcPr>
           <w:p>
             <w:pPr>
@@ -9129,7 +9184,7 @@
         </w:tc>
         <w:tc>
           <w:tcPr>
-            <w:tcW w:type="dxa" w:w="3838"/>
+            <w:tcW w:type="dxa" w:w="3900"/>
           </w:tcPr>
           <w:p>
             <w:pPr>
@@ -9150,7 +9205,7 @@
         </w:trPr>
         <w:tc>
           <w:tcPr>
-            <w:tcW w:type="dxa" w:w="1562"/>
+            <w:tcW w:type="dxa" w:w="1500"/>
           </w:tcPr>
           <w:p>
             <w:pPr>
@@ -9164,7 +9219,7 @@
         </w:tc>
         <w:tc>
           <w:tcPr>
-            <w:tcW w:type="dxa" w:w="3838"/>
+            <w:tcW w:type="dxa" w:w="3900"/>
           </w:tcPr>
           <w:p>
             <w:pPr>
@@ -9183,7 +9238,7 @@
         </w:trPr>
         <w:tc>
           <w:tcPr>
-            <w:tcW w:type="dxa" w:w="1562"/>
+            <w:tcW w:type="dxa" w:w="1500"/>
           </w:tcPr>
           <w:p>
             <w:pPr>
@@ -9197,7 +9252,7 @@
         </w:tc>
         <w:tc>
           <w:tcPr>
-            <w:tcW w:type="dxa" w:w="3838"/>
+            <w:tcW w:type="dxa" w:w="3900"/>
           </w:tcPr>
           <w:p>
             <w:pPr>
@@ -9216,7 +9271,7 @@
         </w:trPr>
         <w:tc>
           <w:tcPr>
-            <w:tcW w:type="dxa" w:w="1562"/>
+            <w:tcW w:type="dxa" w:w="1500"/>
           </w:tcPr>
           <w:p>
             <w:pPr>
@@ -9230,7 +9285,7 @@
         </w:tc>
         <w:tc>
           <w:tcPr>
-            <w:tcW w:type="dxa" w:w="3838"/>
+            <w:tcW w:type="dxa" w:w="3900"/>
           </w:tcPr>
           <w:p>
             <w:pPr>
@@ -9249,7 +9304,7 @@
         </w:trPr>
         <w:tc>
           <w:tcPr>
-            <w:tcW w:type="dxa" w:w="1562"/>
+            <w:tcW w:type="dxa" w:w="1500"/>
           </w:tcPr>
           <w:p>
             <w:pPr>
@@ -9263,7 +9318,7 @@
         </w:tc>
         <w:tc>
           <w:tcPr>
-            <w:tcW w:type="dxa" w:w="3838"/>
+            <w:tcW w:type="dxa" w:w="3900"/>
           </w:tcPr>
           <w:p>
             <w:pPr>
@@ -9282,7 +9337,7 @@
         </w:trPr>
         <w:tc>
           <w:tcPr>
-            <w:tcW w:type="dxa" w:w="1562"/>
+            <w:tcW w:type="dxa" w:w="1500"/>
           </w:tcPr>
           <w:p>
             <w:pPr>
@@ -9296,7 +9351,7 @@
         </w:tc>
         <w:tc>
           <w:tcPr>
-            <w:tcW w:type="dxa" w:w="3838"/>
+            <w:tcW w:type="dxa" w:w="3900"/>
           </w:tcPr>
           <w:p>
             <w:pPr>
@@ -9315,7 +9370,7 @@
         </w:trPr>
         <w:tc>
           <w:tcPr>
-            <w:tcW w:type="dxa" w:w="1562"/>
+            <w:tcW w:type="dxa" w:w="1500"/>
           </w:tcPr>
           <w:p>
             <w:pPr>
@@ -9329,7 +9384,7 @@
         </w:tc>
         <w:tc>
           <w:tcPr>
-            <w:tcW w:type="dxa" w:w="3838"/>
+            <w:tcW w:type="dxa" w:w="3900"/>
           </w:tcPr>
           <w:p>
             <w:pPr>
@@ -9377,14 +9432,14 @@
         </w:tblBorders>
         <w:tblLayout w:type="fixed"/>
         <w:tblCellMar>
-          <w:left w:w="73" w:type="dxa"/>
-          <w:right w:w="73" w:type="dxa"/>
+          <w:left w:w="69" w:type="dxa"/>
+          <w:right w:w="69" w:type="dxa"/>
         </w:tblCellMar>
         <w:tblLook w:firstColumn="1" w:firstRow="1" w:lastColumn="0" w:lastRow="0" w:noHBand="0" w:noVBand="1" w:val="04A0"/>
       </w:tblPr>
       <w:tblGrid>
-        <w:gridCol w:w="1612"/>
-        <w:gridCol w:w="3788"/>
+        <w:gridCol w:w="1564"/>
+        <w:gridCol w:w="3836"/>
       </w:tblGrid>
       <w:tr>
         <w:trPr>
@@ -9393,7 +9448,7 @@
         </w:trPr>
         <w:tc>
           <w:tcPr>
-            <w:tcW w:type="dxa" w:w="1612"/>
+            <w:tcW w:type="dxa" w:w="1564"/>
           </w:tcPr>
           <w:p>
             <w:pPr>
@@ -9409,7 +9464,7 @@
         </w:tc>
         <w:tc>
           <w:tcPr>
-            <w:tcW w:type="dxa" w:w="3788"/>
+            <w:tcW w:type="dxa" w:w="3836"/>
           </w:tcPr>
           <w:p>
             <w:pPr>
@@ -9430,7 +9485,7 @@
         </w:trPr>
         <w:tc>
           <w:tcPr>
-            <w:tcW w:type="dxa" w:w="1612"/>
+            <w:tcW w:type="dxa" w:w="1564"/>
           </w:tcPr>
           <w:p>
             <w:pPr>
@@ -9444,7 +9499,7 @@
         </w:tc>
         <w:tc>
           <w:tcPr>
-            <w:tcW w:type="dxa" w:w="3788"/>
+            <w:tcW w:type="dxa" w:w="3836"/>
           </w:tcPr>
           <w:p>
             <w:pPr>
@@ -9463,7 +9518,7 @@
         </w:trPr>
         <w:tc>
           <w:tcPr>
-            <w:tcW w:type="dxa" w:w="1612"/>
+            <w:tcW w:type="dxa" w:w="1564"/>
           </w:tcPr>
           <w:p>
             <w:pPr>
@@ -9477,7 +9532,7 @@
         </w:tc>
         <w:tc>
           <w:tcPr>
-            <w:tcW w:type="dxa" w:w="3788"/>
+            <w:tcW w:type="dxa" w:w="3836"/>
           </w:tcPr>
           <w:p>
             <w:pPr>
@@ -9496,7 +9551,7 @@
         </w:trPr>
         <w:tc>
           <w:tcPr>
-            <w:tcW w:type="dxa" w:w="1612"/>
+            <w:tcW w:type="dxa" w:w="1564"/>
           </w:tcPr>
           <w:p>
             <w:pPr>
@@ -9510,7 +9565,7 @@
         </w:tc>
         <w:tc>
           <w:tcPr>
-            <w:tcW w:type="dxa" w:w="3788"/>
+            <w:tcW w:type="dxa" w:w="3836"/>
           </w:tcPr>
           <w:p>
             <w:pPr>
@@ -9529,7 +9584,7 @@
         </w:trPr>
         <w:tc>
           <w:tcPr>
-            <w:tcW w:type="dxa" w:w="1612"/>
+            <w:tcW w:type="dxa" w:w="1564"/>
           </w:tcPr>
           <w:p>
             <w:pPr>
@@ -9543,7 +9598,7 @@
         </w:tc>
         <w:tc>
           <w:tcPr>
-            <w:tcW w:type="dxa" w:w="3788"/>
+            <w:tcW w:type="dxa" w:w="3836"/>
           </w:tcPr>
           <w:p>
             <w:pPr>
@@ -9562,7 +9617,7 @@
         </w:trPr>
         <w:tc>
           <w:tcPr>
-            <w:tcW w:type="dxa" w:w="1612"/>
+            <w:tcW w:type="dxa" w:w="1564"/>
           </w:tcPr>
           <w:p>
             <w:pPr>
@@ -9576,7 +9631,7 @@
         </w:tc>
         <w:tc>
           <w:tcPr>
-            <w:tcW w:type="dxa" w:w="3788"/>
+            <w:tcW w:type="dxa" w:w="3836"/>
           </w:tcPr>
           <w:p>
             <w:pPr>
@@ -9595,7 +9650,7 @@
         </w:trPr>
         <w:tc>
           <w:tcPr>
-            <w:tcW w:type="dxa" w:w="1612"/>
+            <w:tcW w:type="dxa" w:w="1564"/>
           </w:tcPr>
           <w:p>
             <w:pPr>
@@ -9609,7 +9664,7 @@
         </w:tc>
         <w:tc>
           <w:tcPr>
-            <w:tcW w:type="dxa" w:w="3788"/>
+            <w:tcW w:type="dxa" w:w="3836"/>
           </w:tcPr>
           <w:p>
             <w:pPr>
@@ -9628,7 +9683,7 @@
         </w:trPr>
         <w:tc>
           <w:tcPr>
-            <w:tcW w:type="dxa" w:w="1612"/>
+            <w:tcW w:type="dxa" w:w="1564"/>
           </w:tcPr>
           <w:p>
             <w:pPr>
@@ -9642,7 +9697,7 @@
         </w:tc>
         <w:tc>
           <w:tcPr>
-            <w:tcW w:type="dxa" w:w="3788"/>
+            <w:tcW w:type="dxa" w:w="3836"/>
           </w:tcPr>
           <w:p>
             <w:pPr>
@@ -9661,7 +9716,7 @@
         </w:trPr>
         <w:tc>
           <w:tcPr>
-            <w:tcW w:type="dxa" w:w="1612"/>
+            <w:tcW w:type="dxa" w:w="1564"/>
           </w:tcPr>
           <w:p>
             <w:pPr>
@@ -9675,7 +9730,7 @@
         </w:tc>
         <w:tc>
           <w:tcPr>
-            <w:tcW w:type="dxa" w:w="3788"/>
+            <w:tcW w:type="dxa" w:w="3836"/>
           </w:tcPr>
           <w:p>
             <w:pPr>
@@ -9683,7 +9738,7 @@
             </w:pPr>
             <w:r>
               <w:rPr/>
-              <w:t>beech / two leaves per node (maple) / several per node (bedstraw) (24.5.53–54)</w:t>
+              <w:t>one leaf per node (beech) / two per node (maple) / several per node (bedstraw) (24.5.53–54)</w:t>
             </w:r>
           </w:p>
         </w:tc>
@@ -9694,7 +9749,7 @@
         </w:trPr>
         <w:tc>
           <w:tcPr>
-            <w:tcW w:type="dxa" w:w="1612"/>
+            <w:tcW w:type="dxa" w:w="1564"/>
           </w:tcPr>
           <w:p>
             <w:pPr>
@@ -9708,7 +9763,7 @@
         </w:tc>
         <w:tc>
           <w:tcPr>
-            <w:tcW w:type="dxa" w:w="3788"/>
+            <w:tcW w:type="dxa" w:w="3836"/>
           </w:tcPr>
           <w:p>
             <w:pPr>
@@ -9756,14 +9811,14 @@
         </w:tblBorders>
         <w:tblLayout w:type="fixed"/>
         <w:tblCellMar>
-          <w:left w:w="73" w:type="dxa"/>
-          <w:right w:w="73" w:type="dxa"/>
+          <w:left w:w="69" w:type="dxa"/>
+          <w:right w:w="69" w:type="dxa"/>
         </w:tblCellMar>
         <w:tblLook w:firstColumn="1" w:firstRow="1" w:lastColumn="0" w:lastRow="0" w:noHBand="0" w:noVBand="1" w:val="04A0"/>
       </w:tblPr>
       <w:tblGrid>
-        <w:gridCol w:w="2059"/>
-        <w:gridCol w:w="3341"/>
+        <w:gridCol w:w="2015"/>
+        <w:gridCol w:w="3385"/>
       </w:tblGrid>
       <w:tr>
         <w:trPr>
@@ -9772,7 +9827,7 @@
         </w:trPr>
         <w:tc>
           <w:tcPr>
-            <w:tcW w:type="dxa" w:w="2059"/>
+            <w:tcW w:type="dxa" w:w="2015"/>
           </w:tcPr>
           <w:p>
             <w:pPr>
@@ -9788,7 +9843,7 @@
         </w:tc>
         <w:tc>
           <w:tcPr>
-            <w:tcW w:type="dxa" w:w="3341"/>
+            <w:tcW w:type="dxa" w:w="3385"/>
           </w:tcPr>
           <w:p>
             <w:pPr>
@@ -9809,7 +9864,7 @@
         </w:trPr>
         <w:tc>
           <w:tcPr>
-            <w:tcW w:type="dxa" w:w="2059"/>
+            <w:tcW w:type="dxa" w:w="2015"/>
           </w:tcPr>
           <w:p>
             <w:pPr>
@@ -9823,7 +9878,7 @@
         </w:tc>
         <w:tc>
           <w:tcPr>
-            <w:tcW w:type="dxa" w:w="3341"/>
+            <w:tcW w:type="dxa" w:w="3385"/>
           </w:tcPr>
           <w:p>
             <w:pPr>
@@ -9842,7 +9897,7 @@
         </w:trPr>
         <w:tc>
           <w:tcPr>
-            <w:tcW w:type="dxa" w:w="2059"/>
+            <w:tcW w:type="dxa" w:w="2015"/>
           </w:tcPr>
           <w:p>
             <w:pPr>
@@ -9856,7 +9911,7 @@
         </w:tc>
         <w:tc>
           <w:tcPr>
-            <w:tcW w:type="dxa" w:w="3341"/>
+            <w:tcW w:type="dxa" w:w="3385"/>
           </w:tcPr>
           <w:p>
             <w:pPr>
@@ -9875,7 +9930,7 @@
         </w:trPr>
         <w:tc>
           <w:tcPr>
-            <w:tcW w:type="dxa" w:w="2059"/>
+            <w:tcW w:type="dxa" w:w="2015"/>
           </w:tcPr>
           <w:p>
             <w:pPr>
@@ -9889,7 +9944,7 @@
         </w:tc>
         <w:tc>
           <w:tcPr>
-            <w:tcW w:type="dxa" w:w="3341"/>
+            <w:tcW w:type="dxa" w:w="3385"/>
           </w:tcPr>
           <w:p>
             <w:pPr>
@@ -9908,7 +9963,7 @@
         </w:trPr>
         <w:tc>
           <w:tcPr>
-            <w:tcW w:type="dxa" w:w="2059"/>
+            <w:tcW w:type="dxa" w:w="2015"/>
           </w:tcPr>
           <w:p>
             <w:pPr>
@@ -9922,7 +9977,7 @@
         </w:tc>
         <w:tc>
           <w:tcPr>
-            <w:tcW w:type="dxa" w:w="3341"/>
+            <w:tcW w:type="dxa" w:w="3385"/>
           </w:tcPr>
           <w:p>
             <w:pPr>
@@ -9941,7 +9996,7 @@
         </w:trPr>
         <w:tc>
           <w:tcPr>
-            <w:tcW w:type="dxa" w:w="2059"/>
+            <w:tcW w:type="dxa" w:w="2015"/>
           </w:tcPr>
           <w:p>
             <w:pPr>
@@ -9955,7 +10010,7 @@
         </w:tc>
         <w:tc>
           <w:tcPr>
-            <w:tcW w:type="dxa" w:w="3341"/>
+            <w:tcW w:type="dxa" w:w="3385"/>
           </w:tcPr>
           <w:p>
             <w:pPr>
@@ -9974,7 +10029,7 @@
         </w:trPr>
         <w:tc>
           <w:tcPr>
-            <w:tcW w:type="dxa" w:w="2059"/>
+            <w:tcW w:type="dxa" w:w="2015"/>
           </w:tcPr>
           <w:p>
             <w:pPr>
@@ -9988,7 +10043,7 @@
         </w:tc>
         <w:tc>
           <w:tcPr>
-            <w:tcW w:type="dxa" w:w="3341"/>
+            <w:tcW w:type="dxa" w:w="3385"/>
           </w:tcPr>
           <w:p>
             <w:pPr>
@@ -10007,7 +10062,7 @@
         </w:trPr>
         <w:tc>
           <w:tcPr>
-            <w:tcW w:type="dxa" w:w="2059"/>
+            <w:tcW w:type="dxa" w:w="2015"/>
           </w:tcPr>
           <w:p>
             <w:pPr>
@@ -10021,7 +10076,7 @@
         </w:tc>
         <w:tc>
           <w:tcPr>
-            <w:tcW w:type="dxa" w:w="3341"/>
+            <w:tcW w:type="dxa" w:w="3385"/>
           </w:tcPr>
           <w:p>
             <w:pPr>
@@ -10040,7 +10095,7 @@
         </w:trPr>
         <w:tc>
           <w:tcPr>
-            <w:tcW w:type="dxa" w:w="2059"/>
+            <w:tcW w:type="dxa" w:w="2015"/>
           </w:tcPr>
           <w:p>
             <w:pPr>
@@ -10054,7 +10109,7 @@
         </w:tc>
         <w:tc>
           <w:tcPr>
-            <w:tcW w:type="dxa" w:w="3341"/>
+            <w:tcW w:type="dxa" w:w="3385"/>
           </w:tcPr>
           <w:p>
             <w:pPr>
@@ -10073,7 +10128,7 @@
         </w:trPr>
         <w:tc>
           <w:tcPr>
-            <w:tcW w:type="dxa" w:w="2059"/>
+            <w:tcW w:type="dxa" w:w="2015"/>
           </w:tcPr>
           <w:p>
             <w:pPr>
@@ -10087,7 +10142,7 @@
         </w:tc>
         <w:tc>
           <w:tcPr>
-            <w:tcW w:type="dxa" w:w="3341"/>
+            <w:tcW w:type="dxa" w:w="3385"/>
           </w:tcPr>
           <w:p>
             <w:pPr>
@@ -10106,7 +10161,7 @@
         </w:trPr>
         <w:tc>
           <w:tcPr>
-            <w:tcW w:type="dxa" w:w="2059"/>
+            <w:tcW w:type="dxa" w:w="2015"/>
           </w:tcPr>
           <w:p>
             <w:pPr>
@@ -10120,7 +10175,7 @@
         </w:tc>
         <w:tc>
           <w:tcPr>
-            <w:tcW w:type="dxa" w:w="3341"/>
+            <w:tcW w:type="dxa" w:w="3385"/>
           </w:tcPr>
           <w:p>
             <w:pPr>
@@ -10139,7 +10194,7 @@
         </w:trPr>
         <w:tc>
           <w:tcPr>
-            <w:tcW w:type="dxa" w:w="2059"/>
+            <w:tcW w:type="dxa" w:w="2015"/>
           </w:tcPr>
           <w:p>
             <w:pPr>
@@ -10153,7 +10208,7 @@
         </w:tc>
         <w:tc>
           <w:tcPr>
-            <w:tcW w:type="dxa" w:w="3341"/>
+            <w:tcW w:type="dxa" w:w="3385"/>
           </w:tcPr>
           <w:p>
             <w:pPr>
@@ -10172,7 +10227,7 @@
         </w:trPr>
         <w:tc>
           <w:tcPr>
-            <w:tcW w:type="dxa" w:w="2059"/>
+            <w:tcW w:type="dxa" w:w="2015"/>
           </w:tcPr>
           <w:p>
             <w:pPr>
@@ -10186,7 +10241,7 @@
         </w:tc>
         <w:tc>
           <w:tcPr>
-            <w:tcW w:type="dxa" w:w="3341"/>
+            <w:tcW w:type="dxa" w:w="3385"/>
           </w:tcPr>
           <w:p>
             <w:pPr>
@@ -10205,7 +10260,7 @@
         </w:trPr>
         <w:tc>
           <w:tcPr>
-            <w:tcW w:type="dxa" w:w="2059"/>
+            <w:tcW w:type="dxa" w:w="2015"/>
           </w:tcPr>
           <w:p>
             <w:pPr>
@@ -10219,7 +10274,7 @@
         </w:tc>
         <w:tc>
           <w:tcPr>
-            <w:tcW w:type="dxa" w:w="3341"/>
+            <w:tcW w:type="dxa" w:w="3385"/>
           </w:tcPr>
           <w:p>
             <w:pPr>
@@ -10238,7 +10293,7 @@
         </w:trPr>
         <w:tc>
           <w:tcPr>
-            <w:tcW w:type="dxa" w:w="2059"/>
+            <w:tcW w:type="dxa" w:w="2015"/>
           </w:tcPr>
           <w:p>
             <w:pPr>
@@ -10252,7 +10307,7 @@
         </w:tc>
         <w:tc>
           <w:tcPr>
-            <w:tcW w:type="dxa" w:w="3341"/>
+            <w:tcW w:type="dxa" w:w="3385"/>
           </w:tcPr>
           <w:p>
             <w:pPr>
@@ -10271,7 +10326,7 @@
         </w:trPr>
         <w:tc>
           <w:tcPr>
-            <w:tcW w:type="dxa" w:w="2059"/>
+            <w:tcW w:type="dxa" w:w="2015"/>
           </w:tcPr>
           <w:p>
             <w:pPr>
@@ -10285,7 +10340,7 @@
         </w:tc>
         <w:tc>
           <w:tcPr>
-            <w:tcW w:type="dxa" w:w="3341"/>
+            <w:tcW w:type="dxa" w:w="3385"/>
           </w:tcPr>
           <w:p>
             <w:pPr>
@@ -10304,7 +10359,7 @@
         </w:trPr>
         <w:tc>
           <w:tcPr>
-            <w:tcW w:type="dxa" w:w="2059"/>
+            <w:tcW w:type="dxa" w:w="2015"/>
           </w:tcPr>
           <w:p>
             <w:pPr>
@@ -10318,7 +10373,7 @@
         </w:tc>
         <w:tc>
           <w:tcPr>
-            <w:tcW w:type="dxa" w:w="3341"/>
+            <w:tcW w:type="dxa" w:w="3385"/>
           </w:tcPr>
           <w:p>
             <w:pPr>
@@ -10337,7 +10392,7 @@
         </w:trPr>
         <w:tc>
           <w:tcPr>
-            <w:tcW w:type="dxa" w:w="2059"/>
+            <w:tcW w:type="dxa" w:w="2015"/>
           </w:tcPr>
           <w:p>
             <w:pPr>
@@ -10351,7 +10406,7 @@
         </w:tc>
         <w:tc>
           <w:tcPr>
-            <w:tcW w:type="dxa" w:w="3341"/>
+            <w:tcW w:type="dxa" w:w="3385"/>
           </w:tcPr>
           <w:p>
             <w:pPr>
@@ -10370,7 +10425,7 @@
         </w:trPr>
         <w:tc>
           <w:tcPr>
-            <w:tcW w:type="dxa" w:w="2059"/>
+            <w:tcW w:type="dxa" w:w="2015"/>
           </w:tcPr>
           <w:p>
             <w:pPr>
@@ -10384,7 +10439,7 @@
         </w:tc>
         <w:tc>
           <w:tcPr>
-            <w:tcW w:type="dxa" w:w="3341"/>
+            <w:tcW w:type="dxa" w:w="3385"/>
           </w:tcPr>
           <w:p>
             <w:pPr>
@@ -10461,7 +10516,7 @@
       </w:pPr>
       <w:r>
         <w:rPr/>
-        <w:t>epidermis (root hairs) → cortex (parenchyma; water and minerals move through) → endodermis with the Casparian strip (forces water and minerals through its cells) → pericycle (starts branch roots) → vascular cylinder: star-shaped xylem, phloem between its arms</w:t>
+        <w:t>epidermis (root hairs) → cortex (parenchyma; stores food; water and minerals move through) → endodermis with the Casparian strip (forces water and minerals through its cells) → pericycle (starts branch roots) → vascular cylinder: star-shaped xylem, phloem between its arms</w:t>
       </w:r>
     </w:p>
     <w:p>
@@ -10529,14 +10584,14 @@
         </w:tblBorders>
         <w:tblLayout w:type="fixed"/>
         <w:tblCellMar>
-          <w:left w:w="73" w:type="dxa"/>
-          <w:right w:w="73" w:type="dxa"/>
+          <w:left w:w="69" w:type="dxa"/>
+          <w:right w:w="69" w:type="dxa"/>
         </w:tblCellMar>
         <w:tblLook w:firstColumn="1" w:firstRow="1" w:lastColumn="0" w:lastRow="0" w:noHBand="0" w:noVBand="1" w:val="04A0"/>
       </w:tblPr>
       <w:tblGrid>
-        <w:gridCol w:w="1369"/>
-        <w:gridCol w:w="4031"/>
+        <w:gridCol w:w="1336"/>
+        <w:gridCol w:w="4064"/>
       </w:tblGrid>
       <w:tr>
         <w:trPr>
@@ -10545,7 +10600,7 @@
         </w:trPr>
         <w:tc>
           <w:tcPr>
-            <w:tcW w:type="dxa" w:w="1369"/>
+            <w:tcW w:type="dxa" w:w="1336"/>
           </w:tcPr>
           <w:p>
             <w:pPr>
@@ -10561,7 +10616,7 @@
         </w:tc>
         <w:tc>
           <w:tcPr>
-            <w:tcW w:type="dxa" w:w="4031"/>
+            <w:tcW w:type="dxa" w:w="4064"/>
           </w:tcPr>
           <w:p>
             <w:pPr>
@@ -10582,7 +10637,7 @@
         </w:trPr>
         <w:tc>
           <w:tcPr>
-            <w:tcW w:type="dxa" w:w="1369"/>
+            <w:tcW w:type="dxa" w:w="1336"/>
           </w:tcPr>
           <w:p>
             <w:pPr>
@@ -10596,7 +10651,7 @@
         </w:tc>
         <w:tc>
           <w:tcPr>
-            <w:tcW w:type="dxa" w:w="4031"/>
+            <w:tcW w:type="dxa" w:w="4064"/>
           </w:tcPr>
           <w:p>
             <w:pPr>
@@ -10615,7 +10670,7 @@
         </w:trPr>
         <w:tc>
           <w:tcPr>
-            <w:tcW w:type="dxa" w:w="1369"/>
+            <w:tcW w:type="dxa" w:w="1336"/>
           </w:tcPr>
           <w:p>
             <w:pPr>
@@ -10629,7 +10684,7 @@
         </w:tc>
         <w:tc>
           <w:tcPr>
-            <w:tcW w:type="dxa" w:w="4031"/>
+            <w:tcW w:type="dxa" w:w="4064"/>
           </w:tcPr>
           <w:p>
             <w:pPr>
@@ -10648,7 +10703,7 @@
         </w:trPr>
         <w:tc>
           <w:tcPr>
-            <w:tcW w:type="dxa" w:w="1369"/>
+            <w:tcW w:type="dxa" w:w="1336"/>
           </w:tcPr>
           <w:p>
             <w:pPr>
@@ -10662,7 +10717,7 @@
         </w:tc>
         <w:tc>
           <w:tcPr>
-            <w:tcW w:type="dxa" w:w="4031"/>
+            <w:tcW w:type="dxa" w:w="4064"/>
           </w:tcPr>
           <w:p>
             <w:pPr>
@@ -10681,7 +10736,7 @@
         </w:trPr>
         <w:tc>
           <w:tcPr>
-            <w:tcW w:type="dxa" w:w="1369"/>
+            <w:tcW w:type="dxa" w:w="1336"/>
           </w:tcPr>
           <w:p>
             <w:pPr>
@@ -10695,7 +10750,7 @@
         </w:tc>
         <w:tc>
           <w:tcPr>
-            <w:tcW w:type="dxa" w:w="4031"/>
+            <w:tcW w:type="dxa" w:w="4064"/>
           </w:tcPr>
           <w:p>
             <w:pPr>
@@ -10762,79 +10817,79 @@
     </w:pPr>
     <w:r>
       <w:rPr>
-        <w:sz w:val="18"/>
+        <w:sz w:val="17"/>
       </w:rPr>
     </w:r>
     <w:r>
       <w:rPr>
-        <w:sz w:val="16"/>
+        <w:sz w:val="15"/>
       </w:rPr>
       <w:t>BIO II printed notes: Ch 24 (main)</w:t>
       <w:tab/>
     </w:r>
     <w:r>
       <w:rPr>
-        <w:sz w:val="18"/>
+        <w:sz w:val="17"/>
       </w:rPr>
       <w:fldChar w:fldCharType="begin"/>
     </w:r>
     <w:r>
       <w:rPr>
-        <w:sz w:val="18"/>
+        <w:sz w:val="17"/>
       </w:rPr>
       <w:instrText xml:space="preserve"> STYLEREF "Slide code" </w:instrText>
     </w:r>
     <w:r>
       <w:rPr>
-        <w:sz w:val="18"/>
+        <w:sz w:val="17"/>
       </w:rPr>
       <w:fldChar w:fldCharType="separate"/>
     </w:r>
     <w:r>
       <w:rPr>
-        <w:sz w:val="18"/>
+        <w:sz w:val="17"/>
       </w:rPr>
       <w:t/>
     </w:r>
     <w:r>
       <w:rPr>
-        <w:sz w:val="18"/>
+        <w:sz w:val="17"/>
       </w:rPr>
       <w:fldChar w:fldCharType="end"/>
     </w:r>
     <w:r>
       <w:rPr>
-        <w:sz w:val="18"/>
+        <w:sz w:val="17"/>
       </w:rPr>
       <w:t xml:space="preserve"> – </w:t>
     </w:r>
     <w:r>
       <w:rPr>
-        <w:sz w:val="18"/>
+        <w:sz w:val="17"/>
       </w:rPr>
       <w:fldChar w:fldCharType="begin"/>
     </w:r>
     <w:r>
       <w:rPr>
-        <w:sz w:val="18"/>
+        <w:sz w:val="17"/>
       </w:rPr>
       <w:instrText xml:space="preserve"> STYLEREF "Slide code" \l </w:instrText>
     </w:r>
     <w:r>
       <w:rPr>
-        <w:sz w:val="18"/>
+        <w:sz w:val="17"/>
       </w:rPr>
       <w:fldChar w:fldCharType="separate"/>
     </w:r>
     <w:r>
       <w:rPr>
-        <w:sz w:val="18"/>
+        <w:sz w:val="17"/>
       </w:rPr>
       <w:t/>
     </w:r>
     <w:r>
       <w:rPr>
-        <w:sz w:val="18"/>
+        <w:sz w:val="17"/>
       </w:rPr>
       <w:fldChar w:fldCharType="end"/>
     </w:r>
@@ -11022,7 +11077,7 @@
       <w:lvlText w:val="•"/>
       <w:lvlJc w:val="left"/>
       <w:pPr>
-        <w:ind w:left="183" w:hanging="183"/>
+        <w:ind w:left="172" w:hanging="172"/>
       </w:pPr>
       <w:rPr>
         <w:rFonts w:ascii="Arial Narrow" w:hAnsi="Arial Narrow" w:cs="Arial Narrow"/>
@@ -11034,7 +11089,7 @@
       <w:lvlText w:val="–"/>
       <w:lvlJc w:val="left"/>
       <w:pPr>
-        <w:ind w:left="379" w:hanging="183"/>
+        <w:ind w:left="356" w:hanging="172"/>
       </w:pPr>
       <w:rPr>
         <w:rFonts w:ascii="Arial Narrow" w:hAnsi="Arial Narrow" w:cs="Arial Narrow"/>
@@ -11046,7 +11101,7 @@
       <w:lvlText w:val="–"/>
       <w:lvlJc w:val="left"/>
       <w:pPr>
-        <w:ind w:left="575" w:hanging="183"/>
+        <w:ind w:left="540" w:hanging="172"/>
       </w:pPr>
       <w:rPr>
         <w:rFonts w:ascii="Arial Narrow" w:hAnsi="Arial Narrow" w:cs="Arial Narrow"/>
@@ -11058,7 +11113,7 @@
       <w:lvlText w:val="–"/>
       <w:lvlJc w:val="left"/>
       <w:pPr>
-        <w:ind w:left="771" w:hanging="183"/>
+        <w:ind w:left="724" w:hanging="172"/>
       </w:pPr>
       <w:rPr>
         <w:rFonts w:ascii="Arial Narrow" w:hAnsi="Arial Narrow" w:cs="Arial Narrow"/>
@@ -11070,7 +11125,7 @@
       <w:lvlText w:val="–"/>
       <w:lvlJc w:val="left"/>
       <w:pPr>
-        <w:ind w:left="967" w:hanging="183"/>
+        <w:ind w:left="908" w:hanging="172"/>
       </w:pPr>
       <w:rPr>
         <w:rFonts w:ascii="Arial Narrow" w:hAnsi="Arial Narrow" w:cs="Arial Narrow"/>
@@ -11082,7 +11137,7 @@
       <w:lvlText w:val="–"/>
       <w:lvlJc w:val="left"/>
       <w:pPr>
-        <w:ind w:left="1163" w:hanging="183"/>
+        <w:ind w:left="1092" w:hanging="172"/>
       </w:pPr>
       <w:rPr>
         <w:rFonts w:ascii="Arial Narrow" w:hAnsi="Arial Narrow" w:cs="Arial Narrow"/>
@@ -11094,7 +11149,7 @@
       <w:lvlText w:val="–"/>
       <w:lvlJc w:val="left"/>
       <w:pPr>
-        <w:ind w:left="1359" w:hanging="183"/>
+        <w:ind w:left="1276" w:hanging="172"/>
       </w:pPr>
       <w:rPr>
         <w:rFonts w:ascii="Arial Narrow" w:hAnsi="Arial Narrow" w:cs="Arial Narrow"/>
@@ -11106,7 +11161,7 @@
       <w:lvlText w:val="–"/>
       <w:lvlJc w:val="left"/>
       <w:pPr>
-        <w:ind w:left="1555" w:hanging="183"/>
+        <w:ind w:left="1460" w:hanging="172"/>
       </w:pPr>
       <w:rPr>
         <w:rFonts w:ascii="Arial Narrow" w:hAnsi="Arial Narrow" w:cs="Arial Narrow"/>
@@ -11118,7 +11173,7 @@
       <w:lvlText w:val="–"/>
       <w:lvlJc w:val="left"/>
       <w:pPr>
-        <w:ind w:left="1751" w:hanging="183"/>
+        <w:ind w:left="1644" w:hanging="172"/>
       </w:pPr>
       <w:rPr>
         <w:rFonts w:ascii="Arial Narrow" w:hAnsi="Arial Narrow" w:cs="Arial Narrow"/>
@@ -11323,7 +11378,7 @@
     </w:pPr>
     <w:rPr>
       <w:rFonts w:ascii="Arial Narrow" w:hAnsi="Arial Narrow" w:eastAsia="Arial Narrow"/>
-      <w:sz w:val="24"/>
+      <w:sz w:val="23"/>
     </w:rPr>
   </w:style>
   <w:style w:type="paragraph" w:styleId="Header">
@@ -23011,11 +23066,11 @@
     <w:name w:val="Notes title"/>
     <w:basedOn w:val="Normal"/>
     <w:pPr>
-      <w:spacing w:before="0" w:after="49"/>
+      <w:spacing w:before="0" w:after="46"/>
     </w:pPr>
     <w:rPr>
       <w:b/>
-      <w:sz w:val="30"/>
+      <w:sz w:val="29"/>
     </w:rPr>
   </w:style>
   <w:style w:type="paragraph" w:customStyle="1" w:styleId="Howto">
@@ -23043,7 +23098,7 @@
         <w:right w:val="single" w:sz="4" w:space="2" w:color="auto"/>
       </w:pBdr>
       <w:spacing w:before="0" w:after="0"/>
-      <w:ind w:left="245" w:hanging="245"/>
+      <w:ind w:left="230" w:hanging="230"/>
     </w:pPr>
     <w:rPr/>
   </w:style>
@@ -23052,7 +23107,7 @@
     <w:basedOn w:val="Normal"/>
     <w:pPr>
       <w:keepNext/>
-      <w:spacing w:before="86" w:after="0"/>
+      <w:spacing w:before="80" w:after="0"/>
     </w:pPr>
     <w:rPr>
       <w:b/>
@@ -23063,7 +23118,7 @@
     <w:basedOn w:val="Normal"/>
     <w:pPr>
       <w:spacing w:before="0" w:after="0"/>
-      <w:ind w:left="183" w:hanging="183"/>
+      <w:ind w:left="172" w:hanging="172"/>
     </w:pPr>
     <w:rPr/>
   </w:style>
@@ -23072,11 +23127,11 @@
     <w:basedOn w:val="Normal"/>
     <w:pPr>
       <w:keepNext/>
-      <w:spacing w:before="122" w:after="61"/>
+      <w:spacing w:before="115" w:after="57"/>
     </w:pPr>
     <w:rPr>
       <w:b/>
-      <w:sz w:val="33"/>
+      <w:sz w:val="32"/>
     </w:rPr>
   </w:style>
   <w:style w:type="paragraph" w:customStyle="1" w:styleId="Sectionheading">
@@ -23084,18 +23139,18 @@
     <w:basedOn w:val="Normal"/>
     <w:pPr>
       <w:keepNext/>
-      <w:spacing w:before="110" w:after="24"/>
+      <w:spacing w:before="103" w:after="23"/>
     </w:pPr>
     <w:rPr>
       <w:b/>
-      <w:sz w:val="28"/>
+      <w:sz w:val="27"/>
     </w:rPr>
   </w:style>
   <w:style w:type="paragraph" w:customStyle="1" w:styleId="Pointer">
     <w:name w:val="Pointer"/>
     <w:basedOn w:val="Normal"/>
     <w:pPr>
-      <w:spacing w:before="0" w:after="24"/>
+      <w:spacing w:before="0" w:after="23"/>
     </w:pPr>
     <w:rPr>
       <w:i/>
@@ -23106,7 +23161,7 @@
     <w:basedOn w:val="Normal"/>
     <w:pPr>
       <w:keepNext/>
-      <w:spacing w:before="73" w:after="0"/>
+      <w:spacing w:before="69" w:after="0"/>
     </w:pPr>
     <w:rPr/>
   </w:style>
@@ -23123,7 +23178,7 @@
     <w:basedOn w:val="Normal"/>
     <w:pPr>
       <w:spacing w:before="0" w:after="0"/>
-      <w:ind w:left="183" w:hanging="183"/>
+      <w:ind w:left="172" w:hanging="172"/>
     </w:pPr>
     <w:rPr/>
   </w:style>
@@ -23132,7 +23187,7 @@
     <w:basedOn w:val="Normal"/>
     <w:pPr>
       <w:spacing w:before="0" w:after="0"/>
-      <w:ind w:left="183" w:hanging="183"/>
+      <w:ind w:left="172" w:hanging="172"/>
     </w:pPr>
     <w:rPr/>
   </w:style>
@@ -23140,7 +23195,7 @@
     <w:name w:val="Table text"/>
     <w:basedOn w:val="Normal"/>
     <w:pPr>
-      <w:spacing w:before="0" w:after="29"/>
+      <w:spacing w:before="0" w:after="28"/>
     </w:pPr>
     <w:rPr/>
   </w:style>
@@ -23149,11 +23204,11 @@
     <w:basedOn w:val="Normal"/>
     <w:pPr>
       <w:keepNext/>
-      <w:spacing w:before="98" w:after="49"/>
+      <w:spacing w:before="92" w:after="46"/>
     </w:pPr>
     <w:rPr>
       <w:b/>
-      <w:sz w:val="33"/>
+      <w:sz w:val="32"/>
     </w:rPr>
   </w:style>
   <w:style w:type="paragraph" w:customStyle="1" w:styleId="Tabletitle">
@@ -23161,7 +23216,7 @@
     <w:basedOn w:val="Normal"/>
     <w:pPr>
       <w:keepNext/>
-      <w:spacing w:before="110" w:after="0"/>
+      <w:spacing w:before="103" w:after="0"/>
     </w:pPr>
     <w:rPr/>
   </w:style>
@@ -23170,11 +23225,11 @@
     <w:basedOn w:val="Normal"/>
     <w:pPr>
       <w:keepNext/>
-      <w:spacing w:before="98" w:after="24"/>
+      <w:spacing w:before="92" w:after="23"/>
     </w:pPr>
     <w:rPr>
       <w:b/>
-      <w:sz w:val="25"/>
+      <w:sz w:val="24"/>
     </w:rPr>
   </w:style>
   <w:style w:type="paragraph" w:customStyle="1" w:styleId="Entry">
@@ -23182,7 +23237,7 @@
     <w:basedOn w:val="Normal"/>
     <w:pPr>
       <w:spacing w:before="0" w:after="0"/>
-      <w:ind w:left="183" w:hanging="183"/>
+      <w:ind w:left="172" w:hanging="172"/>
     </w:pPr>
     <w:rPr/>
   </w:style>
@@ -23191,11 +23246,11 @@
     <w:basedOn w:val="Normal"/>
     <w:pPr>
       <w:keepNext/>
-      <w:spacing w:before="49" w:after="37"/>
+      <w:spacing w:before="46" w:after="34"/>
     </w:pPr>
     <w:rPr>
       <w:b/>
-      <w:sz w:val="30"/>
+      <w:sz w:val="29"/>
     </w:rPr>
   </w:style>
   <w:style w:type="paragraph" w:customStyle="1" w:styleId="Guidepart">
@@ -23203,11 +23258,11 @@
     <w:basedOn w:val="Normal"/>
     <w:pPr>
       <w:keepNext/>
-      <w:spacing w:before="98" w:after="24"/>
+      <w:spacing w:before="92" w:after="23"/>
     </w:pPr>
     <w:rPr>
       <w:b/>
-      <w:sz w:val="27"/>
+      <w:sz w:val="26"/>
     </w:rPr>
   </w:style>
   <w:style w:type="paragraph" w:customStyle="1" w:styleId="Guidesubheading">
@@ -23215,7 +23270,7 @@
     <w:basedOn w:val="Normal"/>
     <w:pPr>
       <w:keepNext/>
-      <w:spacing w:before="61" w:after="0"/>
+      <w:spacing w:before="57" w:after="0"/>
     </w:pPr>
     <w:rPr>
       <w:b/>
@@ -23225,7 +23280,7 @@
     <w:name w:val="Guide text"/>
     <w:basedOn w:val="Normal"/>
     <w:pPr>
-      <w:spacing w:before="0" w:after="61"/>
+      <w:spacing w:before="0" w:after="57"/>
     </w:pPr>
     <w:rPr/>
   </w:style>

--- a/Printed Exam Notes/Ch 24 Printed Notes.docx
+++ b/Printed Exam Notes/Ch 24 Printed Notes.docx
@@ -642,7 +642,7 @@
         <w:fldChar w:fldCharType="separate"/>
       </w:r>
       <w:r>
-        <w:t>4</w:t>
+        <w:t>5</w:t>
       </w:r>
       <w:r>
         <w:fldChar w:fldCharType="end"/>
@@ -1285,7 +1285,7 @@
         <w:fldChar w:fldCharType="separate"/>
       </w:r>
       <w:r>
-        <w:t>6</w:t>
+        <w:t>7</w:t>
       </w:r>
       <w:r>
         <w:fldChar w:fldCharType="end"/>
@@ -1630,7 +1630,7 @@
         <w:fldChar w:fldCharType="separate"/>
       </w:r>
       <w:r>
-        <w:t>7</w:t>
+        <w:t>8</w:t>
       </w:r>
       <w:r>
         <w:fldChar w:fldCharType="end"/>
@@ -3185,6 +3185,22 @@
     </w:p>
     <w:p>
       <w:pPr>
+        <w:pStyle w:val="Correction"/>
+      </w:pPr>
+      <w:r>
+        <w:rPr>
+          <w:b/>
+          <w:i/>
+        </w:rPr>
+        <w:t xml:space="preserve">Textbook: </w:t>
+      </w:r>
+      <w:r>
+        <w:rPr/>
+        <w:t>Periderm includes cork and cork cambium; the lenticels in the cork are important in gas exchange (textbook Fig. 24.2d). The description's “alternate arrangement of cork, cambium, and cork” is a garbled reading of the labels.</w:t>
+      </w:r>
+    </w:p>
+    <w:p>
+      <w:pPr>
         <w:pStyle w:val="Slideheading"/>
       </w:pPr>
       <w:bookmarkStart w:id="15" w:name="s241010"/>
@@ -5592,7 +5608,7 @@
       </w:r>
       <w:r>
         <w:rPr/>
-        <w:t>Diagram shows lenticel, bud scale, terminal budscale scars, nodes, internode, axillary bud, leaf and bundle scars, stem, terminal bud and bud scale.</w:t>
+        <w:t>Diagram shows lenticel, bud scale, terminal bud-scale scars, nodes, internode, axillary bud, leaf and bundle scars, stem, terminal bud and bud scale.</w:t>
       </w:r>
     </w:p>
     <w:p>

--- a/Printed Exam Notes/Ch 24 Printed Notes.docx
+++ b/Printed Exam Notes/Ch 24 Printed Notes.docx
@@ -8,73 +8,7 @@
       </w:pPr>
       <w:r>
         <w:rPr/>
-        <w:t>BIO II printed notes: Ch 24 (main)</w:t>
-      </w:r>
-    </w:p>
-    <w:p>
-      <w:pPr>
-        <w:pStyle w:val="Howto"/>
-      </w:pPr>
-      <w:r>
-        <w:rPr>
-          <w:b/>
-        </w:rPr>
-        <w:t>How to use these notes in the exam</w:t>
-      </w:r>
-    </w:p>
-    <w:p>
-      <w:pPr>
-        <w:pStyle w:val="Howtostep"/>
-      </w:pPr>
-      <w:r>
-        <w:rPr/>
-        <w:t>1.</w:t>
-        <w:tab/>
-        <w:t>Find the key term or the clue (a description) in the question.</w:t>
-      </w:r>
-    </w:p>
-    <w:p>
-      <w:pPr>
-        <w:pStyle w:val="Howtostep"/>
-      </w:pPr>
-      <w:r>
-        <w:rPr/>
-        <w:t>2.</w:t>
-        <w:tab/>
-        <w:t>Look it up in this chapter's Index file: the term index (term → slide) or the clue index (description → answer).</w:t>
-      </w:r>
-    </w:p>
-    <w:p>
-      <w:pPr>
-        <w:pStyle w:val="Howtostep"/>
-      </w:pPr>
-      <w:r>
-        <w:rPr/>
-        <w:t>3.</w:t>
-        <w:tab/>
-        <w:t>Go to that slide here; slides are in order, and every page header shows its slide codes.</w:t>
-      </w:r>
-    </w:p>
-    <w:p>
-      <w:pPr>
-        <w:pStyle w:val="Howtostep"/>
-      </w:pPr>
-      <w:r>
-        <w:rPr/>
-        <w:t>4.</w:t>
-        <w:tab/>
-        <w:t>Check the look-alike table: the believable wrong answer is usually the look-alike from the same slide.</w:t>
-      </w:r>
-    </w:p>
-    <w:p>
-      <w:pPr>
-        <w:pStyle w:val="Howtostep"/>
-      </w:pPr>
-      <w:r>
-        <w:rPr/>
-        <w:t>5.</w:t>
-        <w:tab/>
-        <w:t>Rule out answers with absolute words (only, all, always, exclusively, must, every): wrong every time on Unit 1.</w:t>
+        <w:t>Ch. 24: Flowering Plants: Structure and Organization</w:t>
       </w:r>
     </w:p>
     <w:p>
@@ -91,2625 +25,18 @@
     </w:p>
     <w:p>
       <w:pPr>
-        <w:pStyle w:val="Mapsection"/>
-      </w:pPr>
-      <w:r>
-        <w:rPr/>
-        <w:t>Contents</w:t>
-      </w:r>
-    </w:p>
-    <w:p>
-      <w:pPr>
-        <w:pStyle w:val="Mapsection"/>
-      </w:pPr>
-      <w:r>
-        <w:rPr/>
-        <w:t>Quick guide</w:t>
-      </w:r>
-    </w:p>
-    <w:p>
-      <w:pPr>
-        <w:pStyle w:val="Mapentry"/>
-        <w:tabs>
-          <w:tab w:pos="5400" w:val="right"/>
-        </w:tabs>
-      </w:pPr>
-      <w:r>
-        <w:rPr/>
-        <w:t>The big picture</w:t>
-        <w:tab/>
-      </w:r>
-      <w:r>
-        <w:fldChar w:fldCharType="begin"/>
-      </w:r>
-      <w:r>
-        <w:instrText xml:space="preserve"> PAGEREF g240 \h </w:instrText>
-      </w:r>
-      <w:r>
-        <w:fldChar w:fldCharType="separate"/>
-      </w:r>
-      <w:r>
-        <w:t>1</w:t>
-      </w:r>
-      <w:r>
-        <w:fldChar w:fldCharType="end"/>
-      </w:r>
-    </w:p>
-    <w:p>
-      <w:pPr>
-        <w:pStyle w:val="Mapentry"/>
-        <w:tabs>
-          <w:tab w:pos="5400" w:val="right"/>
-        </w:tabs>
+        <w:pStyle w:val="Sectionheading"/>
       </w:pPr>
       <w:r>
         <w:rPr/>
         <w:t>24.1 Cells and Tissues of Flowering Plants</w:t>
-        <w:tab/>
-      </w:r>
-      <w:r>
-        <w:fldChar w:fldCharType="begin"/>
-      </w:r>
-      <w:r>
-        <w:instrText xml:space="preserve"> PAGEREF g241 \h </w:instrText>
-      </w:r>
-      <w:r>
-        <w:fldChar w:fldCharType="separate"/>
-      </w:r>
-      <w:r>
-        <w:t>1</w:t>
-      </w:r>
-      <w:r>
-        <w:fldChar w:fldCharType="end"/>
-      </w:r>
-    </w:p>
-    <w:p>
-      <w:pPr>
-        <w:pStyle w:val="Mapentry"/>
-        <w:tabs>
-          <w:tab w:pos="5400" w:val="right"/>
-        </w:tabs>
-      </w:pPr>
-      <w:r>
-        <w:rPr/>
-        <w:t>24.2 Organs of Flowering Plants</w:t>
-        <w:tab/>
-      </w:r>
-      <w:r>
-        <w:fldChar w:fldCharType="begin"/>
-      </w:r>
-      <w:r>
-        <w:instrText xml:space="preserve"> PAGEREF g242 \h </w:instrText>
-      </w:r>
-      <w:r>
-        <w:fldChar w:fldCharType="separate"/>
-      </w:r>
-      <w:r>
-        <w:t>2</w:t>
-      </w:r>
-      <w:r>
-        <w:fldChar w:fldCharType="end"/>
-      </w:r>
-    </w:p>
-    <w:p>
-      <w:pPr>
-        <w:pStyle w:val="Mapentry"/>
-        <w:tabs>
-          <w:tab w:pos="5400" w:val="right"/>
-        </w:tabs>
-      </w:pPr>
-      <w:r>
-        <w:rPr/>
-        <w:t>24.3 Organization and Diversity of Roots</w:t>
-        <w:tab/>
-      </w:r>
-      <w:r>
-        <w:fldChar w:fldCharType="begin"/>
-      </w:r>
-      <w:r>
-        <w:instrText xml:space="preserve"> PAGEREF g243 \h </w:instrText>
-      </w:r>
-      <w:r>
-        <w:fldChar w:fldCharType="separate"/>
-      </w:r>
-      <w:r>
-        <w:t>2</w:t>
-      </w:r>
-      <w:r>
-        <w:fldChar w:fldCharType="end"/>
-      </w:r>
-    </w:p>
-    <w:p>
-      <w:pPr>
-        <w:pStyle w:val="Mapentry"/>
-        <w:tabs>
-          <w:tab w:pos="5400" w:val="right"/>
-        </w:tabs>
-      </w:pPr>
-      <w:r>
-        <w:rPr/>
-        <w:t>24.4 Organization and Diversity of Stems</w:t>
-        <w:tab/>
-      </w:r>
-      <w:r>
-        <w:fldChar w:fldCharType="begin"/>
-      </w:r>
-      <w:r>
-        <w:instrText xml:space="preserve"> PAGEREF g244 \h </w:instrText>
-      </w:r>
-      <w:r>
-        <w:fldChar w:fldCharType="separate"/>
-      </w:r>
-      <w:r>
-        <w:t>3</w:t>
-      </w:r>
-      <w:r>
-        <w:fldChar w:fldCharType="end"/>
-      </w:r>
-    </w:p>
-    <w:p>
-      <w:pPr>
-        <w:pStyle w:val="Mapentry"/>
-        <w:tabs>
-          <w:tab w:pos="5400" w:val="right"/>
-        </w:tabs>
-      </w:pPr>
-      <w:r>
-        <w:rPr/>
-        <w:t>24.5 Organization and Diversity of Leaves</w:t>
-        <w:tab/>
-      </w:r>
-      <w:r>
-        <w:fldChar w:fldCharType="begin"/>
-      </w:r>
-      <w:r>
-        <w:instrText xml:space="preserve"> PAGEREF g245 \h </w:instrText>
-      </w:r>
-      <w:r>
-        <w:fldChar w:fldCharType="separate"/>
-      </w:r>
-      <w:r>
-        <w:t>3</w:t>
-      </w:r>
-      <w:r>
-        <w:fldChar w:fldCharType="end"/>
-      </w:r>
-    </w:p>
-    <w:p>
-      <w:pPr>
-        <w:pStyle w:val="Mapentry"/>
-        <w:tabs>
-          <w:tab w:pos="5400" w:val="right"/>
-        </w:tabs>
-      </w:pPr>
-      <w:r>
-        <w:rPr/>
-        <w:t>Look these up, don't memorize</w:t>
-        <w:tab/>
-      </w:r>
-      <w:r>
-        <w:fldChar w:fldCharType="begin"/>
-      </w:r>
-      <w:r>
-        <w:instrText xml:space="preserve"> PAGEREF g249 \h </w:instrText>
-      </w:r>
-      <w:r>
-        <w:fldChar w:fldCharType="separate"/>
-      </w:r>
-      <w:r>
-        <w:t>3</w:t>
-      </w:r>
-      <w:r>
-        <w:fldChar w:fldCharType="end"/>
-      </w:r>
-    </w:p>
-    <w:p>
-      <w:pPr>
-        <w:pStyle w:val="Mapsection"/>
-      </w:pPr>
-      <w:r>
-        <w:rPr/>
-        <w:t>24.1 Cells and Tissues of Flowering Plants</w:t>
-      </w:r>
-    </w:p>
-    <w:p>
-      <w:pPr>
-        <w:pStyle w:val="Mapentry"/>
-        <w:tabs>
-          <w:tab w:pos="5400" w:val="right"/>
-        </w:tabs>
-      </w:pPr>
-      <w:r>
-        <w:rPr/>
-        <w:t>24.1.3 Apical Meristem Gives Rise to Differing Plant Tissues</w:t>
-        <w:tab/>
-      </w:r>
-      <w:r>
-        <w:fldChar w:fldCharType="begin"/>
-      </w:r>
-      <w:r>
-        <w:instrText xml:space="preserve"> PAGEREF s241003 \h </w:instrText>
-      </w:r>
-      <w:r>
-        <w:fldChar w:fldCharType="separate"/>
-      </w:r>
-      <w:r>
-        <w:t>4</w:t>
-      </w:r>
-      <w:r>
-        <w:fldChar w:fldCharType="end"/>
-      </w:r>
-    </w:p>
-    <w:p>
-      <w:pPr>
-        <w:pStyle w:val="Mapentry"/>
-        <w:tabs>
-          <w:tab w:pos="5400" w:val="right"/>
-        </w:tabs>
-      </w:pPr>
-      <w:r>
-        <w:rPr/>
-        <w:t>24.1.4 Cells and Tissues of Flowering Plants</w:t>
-        <w:tab/>
-      </w:r>
-      <w:r>
-        <w:fldChar w:fldCharType="begin"/>
-      </w:r>
-      <w:r>
-        <w:instrText xml:space="preserve"> PAGEREF s241004 \h </w:instrText>
-      </w:r>
-      <w:r>
-        <w:fldChar w:fldCharType="separate"/>
-      </w:r>
-      <w:r>
-        <w:t>4</w:t>
-      </w:r>
-      <w:r>
-        <w:fldChar w:fldCharType="end"/>
-      </w:r>
-    </w:p>
-    <w:p>
-      <w:pPr>
-        <w:pStyle w:val="Mapentry"/>
-        <w:tabs>
-          <w:tab w:pos="5400" w:val="right"/>
-        </w:tabs>
-      </w:pPr>
-      <w:r>
-        <w:rPr/>
-        <w:t>24.1.5 Meristem Cell Division</w:t>
-        <w:tab/>
-      </w:r>
-      <w:r>
-        <w:fldChar w:fldCharType="begin"/>
-      </w:r>
-      <w:r>
-        <w:instrText xml:space="preserve"> PAGEREF s241005 \h </w:instrText>
-      </w:r>
-      <w:r>
-        <w:fldChar w:fldCharType="separate"/>
-      </w:r>
-      <w:r>
-        <w:t>4</w:t>
-      </w:r>
-      <w:r>
-        <w:fldChar w:fldCharType="end"/>
-      </w:r>
-    </w:p>
-    <w:p>
-      <w:pPr>
-        <w:pStyle w:val="Mapentry"/>
-        <w:tabs>
-          <w:tab w:pos="5400" w:val="right"/>
-        </w:tabs>
-      </w:pPr>
-      <w:r>
-        <w:rPr/>
-        <w:t>24.1.6 Meristem Development</w:t>
-        <w:tab/>
-      </w:r>
-      <w:r>
-        <w:fldChar w:fldCharType="begin"/>
-      </w:r>
-      <w:r>
-        <w:instrText xml:space="preserve"> PAGEREF s241006 \h </w:instrText>
-      </w:r>
-      <w:r>
-        <w:fldChar w:fldCharType="separate"/>
-      </w:r>
-      <w:r>
-        <w:t>4</w:t>
-      </w:r>
-      <w:r>
-        <w:fldChar w:fldCharType="end"/>
-      </w:r>
-    </w:p>
-    <w:p>
-      <w:pPr>
-        <w:pStyle w:val="Mapentry"/>
-        <w:tabs>
-          <w:tab w:pos="5400" w:val="right"/>
-        </w:tabs>
-      </w:pPr>
-      <w:r>
-        <w:rPr/>
-        <w:t>24.1.7–8 Epidermal Tissue</w:t>
-        <w:tab/>
-      </w:r>
-      <w:r>
-        <w:fldChar w:fldCharType="begin"/>
-      </w:r>
-      <w:r>
-        <w:instrText xml:space="preserve"> PAGEREF s241007 \h </w:instrText>
-      </w:r>
-      <w:r>
-        <w:fldChar w:fldCharType="separate"/>
-      </w:r>
-      <w:r>
-        <w:t>4</w:t>
-      </w:r>
-      <w:r>
-        <w:fldChar w:fldCharType="end"/>
-      </w:r>
-    </w:p>
-    <w:p>
-      <w:pPr>
-        <w:pStyle w:val="Mapentry"/>
-        <w:tabs>
-          <w:tab w:pos="5400" w:val="right"/>
-        </w:tabs>
-      </w:pPr>
-      <w:r>
-        <w:rPr/>
-        <w:t>24.1.9 Modifications of Epidermal Tissue</w:t>
-        <w:tab/>
-      </w:r>
-      <w:r>
-        <w:fldChar w:fldCharType="begin"/>
-      </w:r>
-      <w:r>
-        <w:instrText xml:space="preserve"> PAGEREF s241009 \h </w:instrText>
-      </w:r>
-      <w:r>
-        <w:fldChar w:fldCharType="separate"/>
-      </w:r>
-      <w:r>
-        <w:t>4</w:t>
-      </w:r>
-      <w:r>
-        <w:fldChar w:fldCharType="end"/>
-      </w:r>
-    </w:p>
-    <w:p>
-      <w:pPr>
-        <w:pStyle w:val="Mapentry"/>
-        <w:tabs>
-          <w:tab w:pos="5400" w:val="right"/>
-        </w:tabs>
-      </w:pPr>
-      <w:r>
-        <w:rPr/>
-        <w:t>24.1.10–11 Ground Tissue</w:t>
-        <w:tab/>
-      </w:r>
-      <w:r>
-        <w:fldChar w:fldCharType="begin"/>
-      </w:r>
-      <w:r>
-        <w:instrText xml:space="preserve"> PAGEREF s241010 \h </w:instrText>
-      </w:r>
-      <w:r>
-        <w:fldChar w:fldCharType="separate"/>
-      </w:r>
-      <w:r>
-        <w:t>4</w:t>
-      </w:r>
-      <w:r>
-        <w:fldChar w:fldCharType="end"/>
-      </w:r>
-    </w:p>
-    <w:p>
-      <w:pPr>
-        <w:pStyle w:val="Mapentry"/>
-        <w:tabs>
-          <w:tab w:pos="5400" w:val="right"/>
-        </w:tabs>
-      </w:pPr>
-      <w:r>
-        <w:rPr/>
-        <w:t>24.1.12 Ground Tissue Cells</w:t>
-        <w:tab/>
-      </w:r>
-      <w:r>
-        <w:fldChar w:fldCharType="begin"/>
-      </w:r>
-      <w:r>
-        <w:instrText xml:space="preserve"> PAGEREF s241012 \h </w:instrText>
-      </w:r>
-      <w:r>
-        <w:fldChar w:fldCharType="separate"/>
-      </w:r>
-      <w:r>
-        <w:t>4</w:t>
-      </w:r>
-      <w:r>
-        <w:fldChar w:fldCharType="end"/>
-      </w:r>
-    </w:p>
-    <w:p>
-      <w:pPr>
-        <w:pStyle w:val="Mapentry"/>
-        <w:tabs>
-          <w:tab w:pos="5400" w:val="right"/>
-        </w:tabs>
-      </w:pPr>
-      <w:r>
-        <w:rPr/>
-        <w:t>24.1.13 Vascular Tissue</w:t>
-        <w:tab/>
-      </w:r>
-      <w:r>
-        <w:fldChar w:fldCharType="begin"/>
-      </w:r>
-      <w:r>
-        <w:instrText xml:space="preserve"> PAGEREF s241013 \h </w:instrText>
-      </w:r>
-      <w:r>
-        <w:fldChar w:fldCharType="separate"/>
-      </w:r>
-      <w:r>
-        <w:t>4</w:t>
-      </w:r>
-      <w:r>
-        <w:fldChar w:fldCharType="end"/>
-      </w:r>
-    </w:p>
-    <w:p>
-      <w:pPr>
-        <w:pStyle w:val="Mapentry"/>
-        <w:tabs>
-          <w:tab w:pos="5400" w:val="right"/>
-        </w:tabs>
-      </w:pPr>
-      <w:r>
-        <w:rPr/>
-        <w:t>24.1.14 Xylem Structure</w:t>
-        <w:tab/>
-      </w:r>
-      <w:r>
-        <w:fldChar w:fldCharType="begin"/>
-      </w:r>
-      <w:r>
-        <w:instrText xml:space="preserve"> PAGEREF s241014 \h </w:instrText>
-      </w:r>
-      <w:r>
-        <w:fldChar w:fldCharType="separate"/>
-      </w:r>
-      <w:r>
-        <w:t>4</w:t>
-      </w:r>
-      <w:r>
-        <w:fldChar w:fldCharType="end"/>
-      </w:r>
-    </w:p>
-    <w:p>
-      <w:pPr>
-        <w:pStyle w:val="Mapentry"/>
-        <w:tabs>
-          <w:tab w:pos="5400" w:val="right"/>
-        </w:tabs>
-      </w:pPr>
-      <w:r>
-        <w:rPr/>
-        <w:t>24.1.15 Tracheids and Vessel Elements</w:t>
-        <w:tab/>
-      </w:r>
-      <w:r>
-        <w:fldChar w:fldCharType="begin"/>
-      </w:r>
-      <w:r>
-        <w:instrText xml:space="preserve"> PAGEREF s241015 \h </w:instrText>
-      </w:r>
-      <w:r>
-        <w:fldChar w:fldCharType="separate"/>
-      </w:r>
-      <w:r>
-        <w:t>4</w:t>
-      </w:r>
-      <w:r>
-        <w:fldChar w:fldCharType="end"/>
-      </w:r>
-    </w:p>
-    <w:p>
-      <w:pPr>
-        <w:pStyle w:val="Mapentry"/>
-        <w:tabs>
-          <w:tab w:pos="5400" w:val="right"/>
-        </w:tabs>
-      </w:pPr>
-      <w:r>
-        <w:rPr/>
-        <w:t>24.1.16 Sieve-Tube Members</w:t>
-        <w:tab/>
-      </w:r>
-      <w:r>
-        <w:fldChar w:fldCharType="begin"/>
-      </w:r>
-      <w:r>
-        <w:instrText xml:space="preserve"> PAGEREF s241016 \h </w:instrText>
-      </w:r>
-      <w:r>
-        <w:fldChar w:fldCharType="separate"/>
-      </w:r>
-      <w:r>
-        <w:t>5</w:t>
-      </w:r>
-      <w:r>
-        <w:fldChar w:fldCharType="end"/>
-      </w:r>
-    </w:p>
-    <w:p>
-      <w:pPr>
-        <w:pStyle w:val="Mapentry"/>
-        <w:tabs>
-          <w:tab w:pos="5400" w:val="right"/>
-        </w:tabs>
-      </w:pPr>
-      <w:r>
-        <w:rPr/>
-        <w:t>24.1.17 Phloem Structure</w:t>
-        <w:tab/>
-      </w:r>
-      <w:r>
-        <w:fldChar w:fldCharType="begin"/>
-      </w:r>
-      <w:r>
-        <w:instrText xml:space="preserve"> PAGEREF s241017 \h </w:instrText>
-      </w:r>
-      <w:r>
-        <w:fldChar w:fldCharType="separate"/>
-      </w:r>
-      <w:r>
-        <w:t>5</w:t>
-      </w:r>
-      <w:r>
-        <w:fldChar w:fldCharType="end"/>
-      </w:r>
-    </w:p>
-    <w:p>
-      <w:pPr>
-        <w:pStyle w:val="Mapsection"/>
-      </w:pPr>
-      <w:r>
-        <w:rPr/>
-        <w:t>24.2 Organs of Flowering Plants</w:t>
-      </w:r>
-    </w:p>
-    <w:p>
-      <w:pPr>
-        <w:pStyle w:val="Mapentry"/>
-        <w:tabs>
-          <w:tab w:pos="5400" w:val="right"/>
-        </w:tabs>
-      </w:pPr>
-      <w:r>
-        <w:rPr/>
-        <w:t>24.2.18 Organs of Flowering Plants</w:t>
-        <w:tab/>
-      </w:r>
-      <w:r>
-        <w:fldChar w:fldCharType="begin"/>
-      </w:r>
-      <w:r>
-        <w:instrText xml:space="preserve"> PAGEREF s242018 \h </w:instrText>
-      </w:r>
-      <w:r>
-        <w:fldChar w:fldCharType="separate"/>
-      </w:r>
-      <w:r>
-        <w:t>5</w:t>
-      </w:r>
-      <w:r>
-        <w:fldChar w:fldCharType="end"/>
-      </w:r>
-    </w:p>
-    <w:p>
-      <w:pPr>
-        <w:pStyle w:val="Mapentry"/>
-        <w:tabs>
-          <w:tab w:pos="5400" w:val="right"/>
-        </w:tabs>
-      </w:pPr>
-      <w:r>
-        <w:rPr/>
-        <w:t>24.2.19 Organization of Plant Body</w:t>
-        <w:tab/>
-      </w:r>
-      <w:r>
-        <w:fldChar w:fldCharType="begin"/>
-      </w:r>
-      <w:r>
-        <w:instrText xml:space="preserve"> PAGEREF s242019 \h </w:instrText>
-      </w:r>
-      <w:r>
-        <w:fldChar w:fldCharType="separate"/>
-      </w:r>
-      <w:r>
-        <w:t>5</w:t>
-      </w:r>
-      <w:r>
-        <w:fldChar w:fldCharType="end"/>
-      </w:r>
-    </w:p>
-    <w:p>
-      <w:pPr>
-        <w:pStyle w:val="Mapentry"/>
-        <w:tabs>
-          <w:tab w:pos="5400" w:val="right"/>
-        </w:tabs>
-      </w:pPr>
-      <w:r>
-        <w:rPr/>
-        <w:t>24.2.20 Shoot System</w:t>
-        <w:tab/>
-      </w:r>
-      <w:r>
-        <w:fldChar w:fldCharType="begin"/>
-      </w:r>
-      <w:r>
-        <w:instrText xml:space="preserve"> PAGEREF s242020 \h </w:instrText>
-      </w:r>
-      <w:r>
-        <w:fldChar w:fldCharType="separate"/>
-      </w:r>
-      <w:r>
-        <w:t>5</w:t>
-      </w:r>
-      <w:r>
-        <w:fldChar w:fldCharType="end"/>
-      </w:r>
-    </w:p>
-    <w:p>
-      <w:pPr>
-        <w:pStyle w:val="Mapentry"/>
-        <w:tabs>
-          <w:tab w:pos="5400" w:val="right"/>
-        </w:tabs>
-      </w:pPr>
-      <w:r>
-        <w:rPr/>
-        <w:t>24.2.21 A Terminal Bud</w:t>
-        <w:tab/>
-      </w:r>
-      <w:r>
-        <w:fldChar w:fldCharType="begin"/>
-      </w:r>
-      <w:r>
-        <w:instrText xml:space="preserve"> PAGEREF s242021 \h </w:instrText>
-      </w:r>
-      <w:r>
-        <w:fldChar w:fldCharType="separate"/>
-      </w:r>
-      <w:r>
-        <w:t>5</w:t>
-      </w:r>
-      <w:r>
-        <w:fldChar w:fldCharType="end"/>
-      </w:r>
-    </w:p>
-    <w:p>
-      <w:pPr>
-        <w:pStyle w:val="Mapentry"/>
-        <w:tabs>
-          <w:tab w:pos="5400" w:val="right"/>
-        </w:tabs>
-      </w:pPr>
-      <w:r>
-        <w:rPr/>
-        <w:t>24.2.22 Monocots</w:t>
-        <w:tab/>
-      </w:r>
-      <w:r>
-        <w:fldChar w:fldCharType="begin"/>
-      </w:r>
-      <w:r>
-        <w:instrText xml:space="preserve"> PAGEREF s242022 \h </w:instrText>
-      </w:r>
-      <w:r>
-        <w:fldChar w:fldCharType="separate"/>
-      </w:r>
-      <w:r>
-        <w:t>5</w:t>
-      </w:r>
-      <w:r>
-        <w:fldChar w:fldCharType="end"/>
-      </w:r>
-    </w:p>
-    <w:p>
-      <w:pPr>
-        <w:pStyle w:val="Mapentry"/>
-        <w:tabs>
-          <w:tab w:pos="5400" w:val="right"/>
-        </w:tabs>
-      </w:pPr>
-      <w:r>
-        <w:rPr/>
-        <w:t>24.2.23 Eudicots</w:t>
-        <w:tab/>
-      </w:r>
-      <w:r>
-        <w:fldChar w:fldCharType="begin"/>
-      </w:r>
-      <w:r>
-        <w:instrText xml:space="preserve"> PAGEREF s242023 \h </w:instrText>
-      </w:r>
-      <w:r>
-        <w:fldChar w:fldCharType="separate"/>
-      </w:r>
-      <w:r>
-        <w:t>5</w:t>
-      </w:r>
-      <w:r>
-        <w:fldChar w:fldCharType="end"/>
-      </w:r>
-    </w:p>
-    <w:p>
-      <w:pPr>
-        <w:pStyle w:val="Mapentry"/>
-        <w:tabs>
-          <w:tab w:pos="5400" w:val="right"/>
-        </w:tabs>
-      </w:pPr>
-      <w:r>
-        <w:rPr/>
-        <w:t>24.2.24 Flowering Plants Are Either Monocots or Eudicots</w:t>
-        <w:tab/>
-      </w:r>
-      <w:r>
-        <w:fldChar w:fldCharType="begin"/>
-      </w:r>
-      <w:r>
-        <w:instrText xml:space="preserve"> PAGEREF s242024 \h </w:instrText>
-      </w:r>
-      <w:r>
-        <w:fldChar w:fldCharType="separate"/>
-      </w:r>
-      <w:r>
-        <w:t>5</w:t>
-      </w:r>
-      <w:r>
-        <w:fldChar w:fldCharType="end"/>
-      </w:r>
-    </w:p>
-    <w:p>
-      <w:pPr>
-        <w:pStyle w:val="Mapentry"/>
-        <w:tabs>
-          <w:tab w:pos="5400" w:val="right"/>
-        </w:tabs>
-      </w:pPr>
-      <w:r>
-        <w:rPr/>
-        <w:t>24.2.25 Vegetative Organs and Plant Life Cycles</w:t>
-        <w:tab/>
-      </w:r>
-      <w:r>
-        <w:fldChar w:fldCharType="begin"/>
-      </w:r>
-      <w:r>
-        <w:instrText xml:space="preserve"> PAGEREF s242025 \h </w:instrText>
-      </w:r>
-      <w:r>
-        <w:fldChar w:fldCharType="separate"/>
-      </w:r>
-      <w:r>
-        <w:t>5</w:t>
-      </w:r>
-      <w:r>
-        <w:fldChar w:fldCharType="end"/>
-      </w:r>
-    </w:p>
-    <w:p>
-      <w:pPr>
-        <w:pStyle w:val="Mapsection"/>
-      </w:pPr>
-      <w:r>
-        <w:rPr/>
-        <w:t>24.3 Organization and Diversity of Roots</w:t>
-      </w:r>
-    </w:p>
-    <w:p>
-      <w:pPr>
-        <w:pStyle w:val="Mapentry"/>
-        <w:tabs>
-          <w:tab w:pos="5400" w:val="right"/>
-        </w:tabs>
-      </w:pPr>
-      <w:r>
-        <w:rPr/>
-        <w:t>24.3.26 Organization and Diversity of Roots</w:t>
-        <w:tab/>
-      </w:r>
-      <w:r>
-        <w:fldChar w:fldCharType="begin"/>
-      </w:r>
-      <w:r>
-        <w:instrText xml:space="preserve"> PAGEREF s243026 \h </w:instrText>
-      </w:r>
-      <w:r>
-        <w:fldChar w:fldCharType="separate"/>
-      </w:r>
-      <w:r>
-        <w:t>5</w:t>
-      </w:r>
-      <w:r>
-        <w:fldChar w:fldCharType="end"/>
-      </w:r>
-    </w:p>
-    <w:p>
-      <w:pPr>
-        <w:pStyle w:val="Mapentry"/>
-        <w:tabs>
-          <w:tab w:pos="5400" w:val="right"/>
-        </w:tabs>
-      </w:pPr>
-      <w:r>
-        <w:rPr/>
-        <w:t>24.3.27 Tissues of Eudicot Root</w:t>
-        <w:tab/>
-      </w:r>
-      <w:r>
-        <w:fldChar w:fldCharType="begin"/>
-      </w:r>
-      <w:r>
-        <w:instrText xml:space="preserve"> PAGEREF s243027 \h </w:instrText>
-      </w:r>
-      <w:r>
-        <w:fldChar w:fldCharType="separate"/>
-      </w:r>
-      <w:r>
-        <w:t>5</w:t>
-      </w:r>
-      <w:r>
-        <w:fldChar w:fldCharType="end"/>
-      </w:r>
-    </w:p>
-    <w:p>
-      <w:pPr>
-        <w:pStyle w:val="Mapentry"/>
-        <w:tabs>
-          <w:tab w:pos="5400" w:val="right"/>
-        </w:tabs>
-      </w:pPr>
-      <w:r>
-        <w:rPr/>
-        <w:t>24.3.28 Eudicot Root Tip</w:t>
-        <w:tab/>
-      </w:r>
-      <w:r>
-        <w:fldChar w:fldCharType="begin"/>
-      </w:r>
-      <w:r>
-        <w:instrText xml:space="preserve"> PAGEREF s243028 \h </w:instrText>
-      </w:r>
-      <w:r>
-        <w:fldChar w:fldCharType="separate"/>
-      </w:r>
-      <w:r>
-        <w:t>6</w:t>
-      </w:r>
-      <w:r>
-        <w:fldChar w:fldCharType="end"/>
-      </w:r>
-    </w:p>
-    <w:p>
-      <w:pPr>
-        <w:pStyle w:val="Mapentry"/>
-        <w:tabs>
-          <w:tab w:pos="5400" w:val="right"/>
-        </w:tabs>
-      </w:pPr>
-      <w:r>
-        <w:rPr/>
-        <w:t>24.3.29 Branching of a Eudicot Root</w:t>
-        <w:tab/>
-      </w:r>
-      <w:r>
-        <w:fldChar w:fldCharType="begin"/>
-      </w:r>
-      <w:r>
-        <w:instrText xml:space="preserve"> PAGEREF s243029 \h </w:instrText>
-      </w:r>
-      <w:r>
-        <w:fldChar w:fldCharType="separate"/>
-      </w:r>
-      <w:r>
-        <w:t>6</w:t>
-      </w:r>
-      <w:r>
-        <w:fldChar w:fldCharType="end"/>
-      </w:r>
-    </w:p>
-    <w:p>
-      <w:pPr>
-        <w:pStyle w:val="Mapentry"/>
-        <w:tabs>
-          <w:tab w:pos="5400" w:val="right"/>
-        </w:tabs>
-      </w:pPr>
-      <w:r>
-        <w:rPr/>
-        <w:t>24.3.30 Organization of Monocot Roots</w:t>
-        <w:tab/>
-      </w:r>
-      <w:r>
-        <w:fldChar w:fldCharType="begin"/>
-      </w:r>
-      <w:r>
-        <w:instrText xml:space="preserve"> PAGEREF s243030 \h </w:instrText>
-      </w:r>
-      <w:r>
-        <w:fldChar w:fldCharType="separate"/>
-      </w:r>
-      <w:r>
-        <w:t>6</w:t>
-      </w:r>
-      <w:r>
-        <w:fldChar w:fldCharType="end"/>
-      </w:r>
-    </w:p>
-    <w:p>
-      <w:pPr>
-        <w:pStyle w:val="Mapentry"/>
-        <w:tabs>
-          <w:tab w:pos="5400" w:val="right"/>
-        </w:tabs>
-      </w:pPr>
-      <w:r>
-        <w:rPr/>
-        <w:t>24.3.31 Monocot Root</w:t>
-        <w:tab/>
-      </w:r>
-      <w:r>
-        <w:fldChar w:fldCharType="begin"/>
-      </w:r>
-      <w:r>
-        <w:instrText xml:space="preserve"> PAGEREF s243031 \h </w:instrText>
-      </w:r>
-      <w:r>
-        <w:fldChar w:fldCharType="separate"/>
-      </w:r>
-      <w:r>
-        <w:t>6</w:t>
-      </w:r>
-      <w:r>
-        <w:fldChar w:fldCharType="end"/>
-      </w:r>
-    </w:p>
-    <w:p>
-      <w:pPr>
-        <w:pStyle w:val="Mapentry"/>
-        <w:tabs>
-          <w:tab w:pos="5400" w:val="right"/>
-        </w:tabs>
-      </w:pPr>
-      <w:r>
-        <w:rPr/>
-        <w:t>24.3.32 Root Diversity</w:t>
-        <w:tab/>
-      </w:r>
-      <w:r>
-        <w:fldChar w:fldCharType="begin"/>
-      </w:r>
-      <w:r>
-        <w:instrText xml:space="preserve"> PAGEREF s243032 \h </w:instrText>
-      </w:r>
-      <w:r>
-        <w:fldChar w:fldCharType="separate"/>
-      </w:r>
-      <w:r>
-        <w:t>6</w:t>
-      </w:r>
-      <w:r>
-        <w:fldChar w:fldCharType="end"/>
-      </w:r>
-    </w:p>
-    <w:p>
-      <w:pPr>
-        <w:pStyle w:val="Mapentry"/>
-        <w:tabs>
-          <w:tab w:pos="5400" w:val="right"/>
-        </w:tabs>
-      </w:pPr>
-      <w:r>
-        <w:rPr/>
-        <w:t>24.3.33 Root Specializations</w:t>
-        <w:tab/>
-      </w:r>
-      <w:r>
-        <w:fldChar w:fldCharType="begin"/>
-      </w:r>
-      <w:r>
-        <w:instrText xml:space="preserve"> PAGEREF s243033 \h </w:instrText>
-      </w:r>
-      <w:r>
-        <w:fldChar w:fldCharType="separate"/>
-      </w:r>
-      <w:r>
-        <w:t>6</w:t>
-      </w:r>
-      <w:r>
-        <w:fldChar w:fldCharType="end"/>
-      </w:r>
-    </w:p>
-    <w:p>
-      <w:pPr>
-        <w:pStyle w:val="Mapentry"/>
-        <w:tabs>
-          <w:tab w:pos="5400" w:val="right"/>
-        </w:tabs>
-      </w:pPr>
-      <w:r>
-        <w:rPr/>
-        <w:t>24.3.34 Root Symbiotic Relationships</w:t>
-        <w:tab/>
-      </w:r>
-      <w:r>
-        <w:fldChar w:fldCharType="begin"/>
-      </w:r>
-      <w:r>
-        <w:instrText xml:space="preserve"> PAGEREF s243034 \h </w:instrText>
-      </w:r>
-      <w:r>
-        <w:fldChar w:fldCharType="separate"/>
-      </w:r>
-      <w:r>
-        <w:t>6</w:t>
-      </w:r>
-      <w:r>
-        <w:fldChar w:fldCharType="end"/>
-      </w:r>
-    </w:p>
-    <w:p>
-      <w:pPr>
-        <w:pStyle w:val="Mapsection"/>
-      </w:pPr>
-      <w:r>
-        <w:rPr/>
-        <w:t>24.4 Organization and Diversity of Stems</w:t>
-      </w:r>
-    </w:p>
-    <w:p>
-      <w:pPr>
-        <w:pStyle w:val="Mapentry"/>
-        <w:tabs>
-          <w:tab w:pos="5400" w:val="right"/>
-        </w:tabs>
-      </w:pPr>
-      <w:r>
-        <w:rPr/>
-        <w:t>24.4.35 Organization and Diversity of Stems</w:t>
-        <w:tab/>
-      </w:r>
-      <w:r>
-        <w:fldChar w:fldCharType="begin"/>
-      </w:r>
-      <w:r>
-        <w:instrText xml:space="preserve"> PAGEREF s244035 \h </w:instrText>
-      </w:r>
-      <w:r>
-        <w:fldChar w:fldCharType="separate"/>
-      </w:r>
-      <w:r>
-        <w:t>6</w:t>
-      </w:r>
-      <w:r>
-        <w:fldChar w:fldCharType="end"/>
-      </w:r>
-    </w:p>
-    <w:p>
-      <w:pPr>
-        <w:pStyle w:val="Mapentry"/>
-        <w:tabs>
-          <w:tab w:pos="5400" w:val="right"/>
-        </w:tabs>
-      </w:pPr>
-      <w:r>
-        <w:rPr/>
-        <w:t>24.4.36 Woody Twig</w:t>
-        <w:tab/>
-      </w:r>
-      <w:r>
-        <w:fldChar w:fldCharType="begin"/>
-      </w:r>
-      <w:r>
-        <w:instrText xml:space="preserve"> PAGEREF s244036 \h </w:instrText>
-      </w:r>
-      <w:r>
-        <w:fldChar w:fldCharType="separate"/>
-      </w:r>
-      <w:r>
-        <w:t>6</w:t>
-      </w:r>
-      <w:r>
-        <w:fldChar w:fldCharType="end"/>
-      </w:r>
-    </w:p>
-    <w:p>
-      <w:pPr>
-        <w:pStyle w:val="Mapentry"/>
-        <w:tabs>
-          <w:tab w:pos="5400" w:val="right"/>
-        </w:tabs>
-      </w:pPr>
-      <w:r>
-        <w:rPr/>
-        <w:t>24.4.37 Shoot Tip and Primary Meristems</w:t>
-        <w:tab/>
-      </w:r>
-      <w:r>
-        <w:fldChar w:fldCharType="begin"/>
-      </w:r>
-      <w:r>
-        <w:instrText xml:space="preserve"> PAGEREF s244037 \h </w:instrText>
-      </w:r>
-      <w:r>
-        <w:fldChar w:fldCharType="separate"/>
-      </w:r>
-      <w:r>
-        <w:t>6</w:t>
-      </w:r>
-      <w:r>
-        <w:fldChar w:fldCharType="end"/>
-      </w:r>
-    </w:p>
-    <w:p>
-      <w:pPr>
-        <w:pStyle w:val="Mapentry"/>
-        <w:tabs>
-          <w:tab w:pos="5400" w:val="right"/>
-        </w:tabs>
-      </w:pPr>
-      <w:r>
-        <w:rPr/>
-        <w:t>24.4.38 Herbaceous Stems</w:t>
-        <w:tab/>
-      </w:r>
-      <w:r>
-        <w:fldChar w:fldCharType="begin"/>
-      </w:r>
-      <w:r>
-        <w:instrText xml:space="preserve"> PAGEREF s244038 \h </w:instrText>
-      </w:r>
-      <w:r>
-        <w:fldChar w:fldCharType="separate"/>
-      </w:r>
-      <w:r>
-        <w:t>7</w:t>
-      </w:r>
-      <w:r>
-        <w:fldChar w:fldCharType="end"/>
-      </w:r>
-    </w:p>
-    <w:p>
-      <w:pPr>
-        <w:pStyle w:val="Mapentry"/>
-        <w:tabs>
-          <w:tab w:pos="5400" w:val="right"/>
-        </w:tabs>
-      </w:pPr>
-      <w:r>
-        <w:rPr/>
-        <w:t>24.4.39 Herbaceous Eudicot Stem</w:t>
-        <w:tab/>
-      </w:r>
-      <w:r>
-        <w:fldChar w:fldCharType="begin"/>
-      </w:r>
-      <w:r>
-        <w:instrText xml:space="preserve"> PAGEREF s244039 \h </w:instrText>
-      </w:r>
-      <w:r>
-        <w:fldChar w:fldCharType="separate"/>
-      </w:r>
-      <w:r>
-        <w:t>7</w:t>
-      </w:r>
-      <w:r>
-        <w:fldChar w:fldCharType="end"/>
-      </w:r>
-    </w:p>
-    <w:p>
-      <w:pPr>
-        <w:pStyle w:val="Mapentry"/>
-        <w:tabs>
-          <w:tab w:pos="5400" w:val="right"/>
-        </w:tabs>
-      </w:pPr>
-      <w:r>
-        <w:rPr/>
-        <w:t>24.4.40 Monocot Stem</w:t>
-        <w:tab/>
-      </w:r>
-      <w:r>
-        <w:fldChar w:fldCharType="begin"/>
-      </w:r>
-      <w:r>
-        <w:instrText xml:space="preserve"> PAGEREF s244040 \h </w:instrText>
-      </w:r>
-      <w:r>
-        <w:fldChar w:fldCharType="separate"/>
-      </w:r>
-      <w:r>
-        <w:t>7</w:t>
-      </w:r>
-      <w:r>
-        <w:fldChar w:fldCharType="end"/>
-      </w:r>
-    </w:p>
-    <w:p>
-      <w:pPr>
-        <w:pStyle w:val="Mapentry"/>
-        <w:tabs>
-          <w:tab w:pos="5400" w:val="right"/>
-        </w:tabs>
-      </w:pPr>
-      <w:r>
-        <w:rPr/>
-        <w:t>24.4.41 Woody Stems</w:t>
-        <w:tab/>
-      </w:r>
-      <w:r>
-        <w:fldChar w:fldCharType="begin"/>
-      </w:r>
-      <w:r>
-        <w:instrText xml:space="preserve"> PAGEREF s244041 \h </w:instrText>
-      </w:r>
-      <w:r>
-        <w:fldChar w:fldCharType="separate"/>
-      </w:r>
-      <w:r>
-        <w:t>7</w:t>
-      </w:r>
-      <w:r>
-        <w:fldChar w:fldCharType="end"/>
-      </w:r>
-    </w:p>
-    <w:p>
-      <w:pPr>
-        <w:pStyle w:val="Mapentry"/>
-        <w:tabs>
-          <w:tab w:pos="5400" w:val="right"/>
-        </w:tabs>
-      </w:pPr>
-      <w:r>
-        <w:rPr/>
-        <w:t>24.4.42 Woody Stem Characteristics</w:t>
-        <w:tab/>
-      </w:r>
-      <w:r>
-        <w:fldChar w:fldCharType="begin"/>
-      </w:r>
-      <w:r>
-        <w:instrText xml:space="preserve"> PAGEREF s244042 \h </w:instrText>
-      </w:r>
-      <w:r>
-        <w:fldChar w:fldCharType="separate"/>
-      </w:r>
-      <w:r>
-        <w:t>7</w:t>
-      </w:r>
-      <w:r>
-        <w:fldChar w:fldCharType="end"/>
-      </w:r>
-    </w:p>
-    <w:p>
-      <w:pPr>
-        <w:pStyle w:val="Mapentry"/>
-        <w:tabs>
-          <w:tab w:pos="5400" w:val="right"/>
-        </w:tabs>
-      </w:pPr>
-      <w:r>
-        <w:rPr/>
-        <w:t>24.4.43 Diagrams of Secondary Growth of Stems</w:t>
-        <w:tab/>
-      </w:r>
-      <w:r>
-        <w:fldChar w:fldCharType="begin"/>
-      </w:r>
-      <w:r>
-        <w:instrText xml:space="preserve"> PAGEREF s244043 \h </w:instrText>
-      </w:r>
-      <w:r>
-        <w:fldChar w:fldCharType="separate"/>
-      </w:r>
-      <w:r>
-        <w:t>7</w:t>
-      </w:r>
-      <w:r>
-        <w:fldChar w:fldCharType="end"/>
-      </w:r>
-    </w:p>
-    <w:p>
-      <w:pPr>
-        <w:pStyle w:val="Mapentry"/>
-        <w:tabs>
-          <w:tab w:pos="5400" w:val="right"/>
-        </w:tabs>
-      </w:pPr>
-      <w:r>
-        <w:rPr/>
-        <w:t>24.4.44 Bark</w:t>
-        <w:tab/>
-      </w:r>
-      <w:r>
-        <w:fldChar w:fldCharType="begin"/>
-      </w:r>
-      <w:r>
-        <w:instrText xml:space="preserve"> PAGEREF s244044 \h </w:instrText>
-      </w:r>
-      <w:r>
-        <w:fldChar w:fldCharType="separate"/>
-      </w:r>
-      <w:r>
-        <w:t>7</w:t>
-      </w:r>
-      <w:r>
-        <w:fldChar w:fldCharType="end"/>
-      </w:r>
-    </w:p>
-    <w:p>
-      <w:pPr>
-        <w:pStyle w:val="Mapentry"/>
-        <w:tabs>
-          <w:tab w:pos="5400" w:val="right"/>
-        </w:tabs>
-      </w:pPr>
-      <w:r>
-        <w:rPr/>
-        <w:t>24.4.45 Wood</w:t>
-        <w:tab/>
-      </w:r>
-      <w:r>
-        <w:fldChar w:fldCharType="begin"/>
-      </w:r>
-      <w:r>
-        <w:instrText xml:space="preserve"> PAGEREF s244045 \h </w:instrText>
-      </w:r>
-      <w:r>
-        <w:fldChar w:fldCharType="separate"/>
-      </w:r>
-      <w:r>
-        <w:t>7</w:t>
-      </w:r>
-      <w:r>
-        <w:fldChar w:fldCharType="end"/>
-      </w:r>
-    </w:p>
-    <w:p>
-      <w:pPr>
-        <w:pStyle w:val="Mapentry"/>
-        <w:tabs>
-          <w:tab w:pos="5400" w:val="right"/>
-        </w:tabs>
-      </w:pPr>
-      <w:r>
-        <w:rPr/>
-        <w:t>24.4.46 Three-Year-Old Woody Twig</w:t>
-        <w:tab/>
-      </w:r>
-      <w:r>
-        <w:fldChar w:fldCharType="begin"/>
-      </w:r>
-      <w:r>
-        <w:instrText xml:space="preserve"> PAGEREF s244046 \h </w:instrText>
-      </w:r>
-      <w:r>
-        <w:fldChar w:fldCharType="separate"/>
-      </w:r>
-      <w:r>
-        <w:t>7</w:t>
-      </w:r>
-      <w:r>
-        <w:fldChar w:fldCharType="end"/>
-      </w:r>
-    </w:p>
-    <w:p>
-      <w:pPr>
-        <w:pStyle w:val="Mapentry"/>
-        <w:tabs>
-          <w:tab w:pos="5400" w:val="right"/>
-        </w:tabs>
-      </w:pPr>
-      <w:r>
-        <w:rPr/>
-        <w:t>24.4.47 Tree Trunk</w:t>
-        <w:tab/>
-      </w:r>
-      <w:r>
-        <w:fldChar w:fldCharType="begin"/>
-      </w:r>
-      <w:r>
-        <w:instrText xml:space="preserve"> PAGEREF s244047 \h </w:instrText>
-      </w:r>
-      <w:r>
-        <w:fldChar w:fldCharType="separate"/>
-      </w:r>
-      <w:r>
-        <w:t>7</w:t>
-      </w:r>
-      <w:r>
-        <w:fldChar w:fldCharType="end"/>
-      </w:r>
-    </w:p>
-    <w:p>
-      <w:pPr>
-        <w:pStyle w:val="Mapentry"/>
-        <w:tabs>
-          <w:tab w:pos="5400" w:val="right"/>
-        </w:tabs>
-      </w:pPr>
-      <w:r>
-        <w:rPr/>
-        <w:t>24.4.48–49 Stem Diversity</w:t>
-        <w:tab/>
-      </w:r>
-      <w:r>
-        <w:fldChar w:fldCharType="begin"/>
-      </w:r>
-      <w:r>
-        <w:instrText xml:space="preserve"> PAGEREF s244048 \h </w:instrText>
-      </w:r>
-      <w:r>
-        <w:fldChar w:fldCharType="separate"/>
-      </w:r>
-      <w:r>
-        <w:t>7</w:t>
-      </w:r>
-      <w:r>
-        <w:fldChar w:fldCharType="end"/>
-      </w:r>
-    </w:p>
-    <w:p>
-      <w:pPr>
-        <w:pStyle w:val="Mapsection"/>
-      </w:pPr>
-      <w:r>
-        <w:rPr/>
-        <w:t>24.5 Organization and Diversity of Leaves</w:t>
-      </w:r>
-    </w:p>
-    <w:p>
-      <w:pPr>
-        <w:pStyle w:val="Mapentry"/>
-        <w:tabs>
-          <w:tab w:pos="5400" w:val="right"/>
-        </w:tabs>
-      </w:pPr>
-      <w:r>
-        <w:rPr/>
-        <w:t>24.5.50 Organization and Diversity of Leaves</w:t>
-        <w:tab/>
-      </w:r>
-      <w:r>
-        <w:fldChar w:fldCharType="begin"/>
-      </w:r>
-      <w:r>
-        <w:instrText xml:space="preserve"> PAGEREF s245050 \h </w:instrText>
-      </w:r>
-      <w:r>
-        <w:fldChar w:fldCharType="separate"/>
-      </w:r>
-      <w:r>
-        <w:t>7</w:t>
-      </w:r>
-      <w:r>
-        <w:fldChar w:fldCharType="end"/>
-      </w:r>
-    </w:p>
-    <w:p>
-      <w:pPr>
-        <w:pStyle w:val="Mapentry"/>
-        <w:tabs>
-          <w:tab w:pos="5400" w:val="right"/>
-        </w:tabs>
-      </w:pPr>
-      <w:r>
-        <w:rPr/>
-        <w:t>24.5.51 Leaf Morphology</w:t>
-        <w:tab/>
-      </w:r>
-      <w:r>
-        <w:fldChar w:fldCharType="begin"/>
-      </w:r>
-      <w:r>
-        <w:instrText xml:space="preserve"> PAGEREF s245051 \h </w:instrText>
-      </w:r>
-      <w:r>
-        <w:fldChar w:fldCharType="separate"/>
-      </w:r>
-      <w:r>
-        <w:t>8</w:t>
-      </w:r>
-      <w:r>
-        <w:fldChar w:fldCharType="end"/>
-      </w:r>
-    </w:p>
-    <w:p>
-      <w:pPr>
-        <w:pStyle w:val="Mapentry"/>
-        <w:tabs>
-          <w:tab w:pos="5400" w:val="right"/>
-        </w:tabs>
-      </w:pPr>
-      <w:r>
-        <w:rPr/>
-        <w:t>24.5.52 Leaf Structure</w:t>
-        <w:tab/>
-      </w:r>
-      <w:r>
-        <w:fldChar w:fldCharType="begin"/>
-      </w:r>
-      <w:r>
-        <w:instrText xml:space="preserve"> PAGEREF s245052 \h </w:instrText>
-      </w:r>
-      <w:r>
-        <w:fldChar w:fldCharType="separate"/>
-      </w:r>
-      <w:r>
-        <w:t>8</w:t>
-      </w:r>
-      <w:r>
-        <w:fldChar w:fldCharType="end"/>
-      </w:r>
-    </w:p>
-    <w:p>
-      <w:pPr>
-        <w:pStyle w:val="Mapentry"/>
-        <w:tabs>
-          <w:tab w:pos="5400" w:val="right"/>
-        </w:tabs>
-      </w:pPr>
-      <w:r>
-        <w:rPr/>
-        <w:t>24.5.53 Diversity of Leaves</w:t>
-        <w:tab/>
-      </w:r>
-      <w:r>
-        <w:fldChar w:fldCharType="begin"/>
-      </w:r>
-      <w:r>
-        <w:instrText xml:space="preserve"> PAGEREF s245053 \h </w:instrText>
-      </w:r>
-      <w:r>
-        <w:fldChar w:fldCharType="separate"/>
-      </w:r>
-      <w:r>
-        <w:t>8</w:t>
-      </w:r>
-      <w:r>
-        <w:fldChar w:fldCharType="end"/>
-      </w:r>
-    </w:p>
-    <w:p>
-      <w:pPr>
-        <w:pStyle w:val="Mapentry"/>
-        <w:tabs>
-          <w:tab w:pos="5400" w:val="right"/>
-        </w:tabs>
-      </w:pPr>
-      <w:r>
-        <w:rPr/>
-        <w:t>24.5.54 Classification of Leaves</w:t>
-        <w:tab/>
-      </w:r>
-      <w:r>
-        <w:fldChar w:fldCharType="begin"/>
-      </w:r>
-      <w:r>
-        <w:instrText xml:space="preserve"> PAGEREF s245054 \h </w:instrText>
-      </w:r>
-      <w:r>
-        <w:fldChar w:fldCharType="separate"/>
-      </w:r>
-      <w:r>
-        <w:t>8</w:t>
-      </w:r>
-      <w:r>
-        <w:fldChar w:fldCharType="end"/>
-      </w:r>
-    </w:p>
-    <w:p>
-      <w:pPr>
-        <w:pStyle w:val="Mapentry"/>
-        <w:tabs>
-          <w:tab w:pos="5400" w:val="right"/>
-        </w:tabs>
-      </w:pPr>
-      <w:r>
-        <w:rPr/>
-        <w:t>24.5.55 Leaf Diversity</w:t>
-        <w:tab/>
-      </w:r>
-      <w:r>
-        <w:fldChar w:fldCharType="begin"/>
-      </w:r>
-      <w:r>
-        <w:instrText xml:space="preserve"> PAGEREF s245055 \h </w:instrText>
-      </w:r>
-      <w:r>
-        <w:fldChar w:fldCharType="separate"/>
-      </w:r>
-      <w:r>
-        <w:t>8</w:t>
-      </w:r>
-      <w:r>
-        <w:fldChar w:fldCharType="end"/>
-      </w:r>
-    </w:p>
-    <w:p>
-      <w:pPr>
-        <w:pStyle w:val="Mapsection"/>
-      </w:pPr>
-      <w:r>
-        <w:rPr/>
-        <w:t>Lookup tables</w:t>
-      </w:r>
-    </w:p>
-    <w:p>
-      <w:pPr>
-        <w:pStyle w:val="Mapentry"/>
-        <w:tabs>
-          <w:tab w:pos="5400" w:val="right"/>
-        </w:tabs>
-      </w:pPr>
-      <w:r>
-        <w:rPr/>
-        <w:t>Comparison tables</w:t>
-        <w:tab/>
-      </w:r>
-      <w:r>
-        <w:fldChar w:fldCharType="begin"/>
-      </w:r>
-      <w:r>
-        <w:instrText xml:space="preserve"> PAGEREF lk24LkTables \h </w:instrText>
-      </w:r>
-      <w:r>
-        <w:fldChar w:fldCharType="separate"/>
-      </w:r>
-      <w:r>
-        <w:t>8</w:t>
-      </w:r>
-      <w:r>
-        <w:fldChar w:fldCharType="end"/>
-      </w:r>
-    </w:p>
-    <w:p>
-      <w:pPr>
-        <w:pStyle w:val="Mapentry"/>
-        <w:tabs>
-          <w:tab w:pos="5400" w:val="right"/>
-        </w:tabs>
-      </w:pPr>
-      <w:r>
-        <w:rPr/>
-        <w:t>Sequences</w:t>
-        <w:tab/>
-      </w:r>
-      <w:r>
-        <w:fldChar w:fldCharType="begin"/>
-      </w:r>
-      <w:r>
-        <w:instrText xml:space="preserve"> PAGEREF lk24LkSeq \h </w:instrText>
-      </w:r>
-      <w:r>
-        <w:fldChar w:fldCharType="separate"/>
-      </w:r>
-      <w:r>
-        <w:t>10</w:t>
-      </w:r>
-      <w:r>
-        <w:fldChar w:fldCharType="end"/>
-      </w:r>
-    </w:p>
-    <w:p>
-      <w:pPr>
-        <w:pStyle w:val="Mapentry"/>
-        <w:tabs>
-          <w:tab w:pos="5400" w:val="right"/>
-        </w:tabs>
-      </w:pPr>
-      <w:r>
-        <w:rPr/>
-        <w:t>Uses</w:t>
-        <w:tab/>
-      </w:r>
-      <w:r>
-        <w:fldChar w:fldCharType="begin"/>
-      </w:r>
-      <w:r>
-        <w:instrText xml:space="preserve"> PAGEREF lk24LkUses \h </w:instrText>
-      </w:r>
-      <w:r>
-        <w:fldChar w:fldCharType="separate"/>
-      </w:r>
-      <w:r>
-        <w:t>10</w:t>
-      </w:r>
-      <w:r>
-        <w:fldChar w:fldCharType="end"/>
-      </w:r>
-    </w:p>
-    <w:p>
-      <w:pPr>
-        <w:pStyle w:val="Mapsection"/>
-      </w:pPr>
-      <w:r>
-        <w:rPr/>
-        <w:t>Indexes: see Ch 24 in the index file (clue index, glossary, term index)</w:t>
-      </w:r>
-    </w:p>
-    <w:p>
-      <w:pPr>
-        <w:pStyle w:val="Chapterheading"/>
-      </w:pPr>
-      <w:r>
-        <w:rPr/>
-        <w:t>Chapter 24: Flowering Plants: Structure and Organization</w:t>
-      </w:r>
-    </w:p>
-    <w:p>
-      <w:pPr>
-        <w:pStyle w:val="Guideheading"/>
-      </w:pPr>
-      <w:bookmarkStart w:id="1" w:name="g240"/>
-      <w:r>
-        <w:rPr>
-          <w:rStyle w:val="Slidecode"/>
-        </w:rPr>
-        <w:t>Quick guide: the big picture</w:t>
-      </w:r>
-      <w:bookmarkEnd w:id="1"/>
-    </w:p>
-    <w:p>
-      <w:pPr>
-        <w:pStyle w:val="Guidetext"/>
-      </w:pPr>
-      <w:r>
-        <w:rPr/>
-        <w:t>Ch 24 is the anatomy of a flowering plant: cells form tissues, and tissues form organs. A tissue is a group of specialized cells doing one job; an organ, such as a root, stem or leaf, is made of several tissues (24.1.4).</w:t>
-      </w:r>
-    </w:p>
-    <w:p>
-      <w:pPr>
-        <w:pStyle w:val="Guidetext"/>
-      </w:pPr>
-      <w:r>
-        <w:rPr/>
-        <w:t>Plants grow from meristems: undifferentiated cells that keep dividing for the plant's whole life. Each division leaves one meristem cell and one cell that goes on to specialize (24.1.5, 24.1.6). The new cells form three tissue types: epidermal (the outer covering), ground (the filler, which photosynthesizes, stores food and gives support) and vascular (xylem and phloem, the plumbing) (24.1.3, 24.1.6). These tissues build the three vegetative organs: roots, stems and leaves (24.2.18).</w:t>
-      </w:r>
-    </w:p>
-    <w:p>
-      <w:pPr>
-        <w:pStyle w:val="Guidetext"/>
-      </w:pPr>
-      <w:r>
-        <w:rPr/>
-        <w:t>Two kinds of growth run through the chapter. Primary growth, from apical meristems at the tips, makes roots and stems longer. Secondary growth, from lateral meristems, makes woody stems thicker (24.1.6, 24.4.41, 24.4.42).</w:t>
-      </w:r>
-    </w:p>
-    <w:p>
-      <w:pPr>
-        <w:pStyle w:val="Guidepart"/>
-      </w:pPr>
-      <w:bookmarkStart w:id="2" w:name="g241"/>
-      <w:r>
-        <w:rPr>
-          <w:rStyle w:val="Slidecode"/>
-        </w:rPr>
-        <w:t>24.1 Cells and Tissues of Flowering Plants</w:t>
-      </w:r>
-      <w:r>
-        <w:rPr/>
-        <w:t xml:space="preserve"> (slides 3–17)</w:t>
-      </w:r>
-      <w:bookmarkEnd w:id="2"/>
-    </w:p>
-    <w:p>
-      <w:pPr>
-        <w:pStyle w:val="Guidetext"/>
-      </w:pPr>
-      <w:r>
-        <w:rPr/>
-        <w:t>Apical meristems at the tips of stems and roots make them longer. They produce three primary meristems, each making one tissue type: protoderm makes epidermal tissue, ground meristem makes ground tissue, and procambium makes vascular tissue (24.1.3, 24.1.6).</w:t>
-      </w:r>
-    </w:p>
-    <w:p>
-      <w:pPr>
-        <w:pStyle w:val="Guidesubheading"/>
-      </w:pPr>
-      <w:r>
-        <w:rPr/>
-        <w:t>Epidermal tissue: the protective skin</w:t>
-      </w:r>
-    </w:p>
-    <w:p>
-      <w:pPr>
-        <w:pStyle w:val="Guidebullet"/>
-        <w:numPr>
-          <w:ilvl w:val="0"/>
-          <w:numId w:val="90"/>
-        </w:numPr>
-      </w:pPr>
-      <w:r>
-        <w:rPr/>
-        <w:t>Closely packed epidermal cells, covered by a waxy cuticle where they face the air (24.1.7).</w:t>
-      </w:r>
-    </w:p>
-    <w:p>
-      <w:pPr>
-        <w:pStyle w:val="Guidebullet"/>
-        <w:numPr>
-          <w:ilvl w:val="0"/>
-          <w:numId w:val="90"/>
-        </w:numPr>
-      </w:pPr>
-      <w:r>
-        <w:rPr/>
-        <w:t>Root hairs on root epidermal cells increase the root's surface area for absorbing water (24.1.7).</w:t>
-      </w:r>
-    </w:p>
-    <w:p>
-      <w:pPr>
-        <w:pStyle w:val="Guidebullet"/>
-        <w:numPr>
-          <w:ilvl w:val="0"/>
-          <w:numId w:val="90"/>
-        </w:numPr>
-      </w:pPr>
-      <w:r>
-        <w:rPr/>
-        <w:t>Trichomes (hairs) on stems, leaves and reproductive organs protect from sun and moisture loss and discourage herbivory (being eaten) (24.1.8).</w:t>
-      </w:r>
-    </w:p>
-    <w:p>
-      <w:pPr>
-        <w:pStyle w:val="Guidebullet"/>
-        <w:numPr>
-          <w:ilvl w:val="0"/>
-          <w:numId w:val="90"/>
-        </w:numPr>
-      </w:pPr>
-      <w:r>
-        <w:rPr/>
-        <w:t>Stomata (pores) in the lower leaf surface; two guard cells border each stoma and open or close it (24.1.8, 24.1.9).</w:t>
-      </w:r>
-    </w:p>
-    <w:p>
-      <w:pPr>
-        <w:pStyle w:val="Guidebullet"/>
-        <w:numPr>
-          <w:ilvl w:val="0"/>
-          <w:numId w:val="90"/>
-        </w:numPr>
-      </w:pPr>
-      <w:r>
-        <w:rPr/>
-        <w:t>In older woody stems, periderm replaces the epidermis. Its main part is cork, made by the cork cambium; gases pass through cork only at lenticels, small loose spots (24.1.8, 24.4.44).</w:t>
-      </w:r>
-    </w:p>
-    <w:p>
-      <w:pPr>
-        <w:pStyle w:val="Guidesubheading"/>
-      </w:pPr>
-      <w:r>
-        <w:rPr/>
-        <w:t>Ground tissue: the bulk of the plant</w:t>
-      </w:r>
-    </w:p>
-    <w:p>
-      <w:pPr>
-        <w:pStyle w:val="Guidebullet"/>
-        <w:numPr>
-          <w:ilvl w:val="0"/>
-          <w:numId w:val="90"/>
-        </w:numPr>
-      </w:pPr>
-      <w:r>
-        <w:rPr/>
-        <w:t>Parenchyma: the least specialized and most abundant cells; they can divide, and those with chloroplasts photosynthesize (24.1.10).</w:t>
-      </w:r>
-    </w:p>
-    <w:p>
-      <w:pPr>
-        <w:pStyle w:val="Guidebullet"/>
-        <w:numPr>
-          <w:ilvl w:val="0"/>
-          <w:numId w:val="90"/>
-        </w:numPr>
-      </w:pPr>
-      <w:r>
-        <w:rPr/>
-        <w:t>Collenchyma: living cells with thicker primary walls; flexible support for young regions, like the strings in celery stalks (24.1.10).</w:t>
-      </w:r>
-    </w:p>
-    <w:p>
-      <w:pPr>
-        <w:pStyle w:val="Guidebullet"/>
-        <w:numPr>
-          <w:ilvl w:val="0"/>
-          <w:numId w:val="90"/>
-        </w:numPr>
-      </w:pPr>
-      <w:r>
-        <w:rPr/>
-        <w:t>Sclerenchyma: thick secondary walls hardened with lignin; most are dead at maturity; support for mature regions. Fibers are long and slender (hemp, rope); sclereids are shorter (seed coats, nutshells) (24.1.11).</w:t>
-      </w:r>
-    </w:p>
-    <w:p>
-      <w:pPr>
-        <w:pStyle w:val="Guidesubheading"/>
-      </w:pPr>
-      <w:r>
-        <w:rPr/>
-        <w:t>Vascular tissue: the plumbing</w:t>
-      </w:r>
-    </w:p>
-    <w:p>
-      <w:pPr>
-        <w:pStyle w:val="Guidebullet"/>
-        <w:numPr>
-          <w:ilvl w:val="0"/>
-          <w:numId w:val="90"/>
-        </w:numPr>
-      </w:pPr>
-      <w:r>
-        <w:rPr/>
-        <w:t>Xylem carries water and minerals from the roots to the leaves through two kinds of cells, which are dead and hollow when they work (24.1.13; textbook).</w:t>
-      </w:r>
-    </w:p>
-    <w:p>
-      <w:pPr>
-        <w:pStyle w:val="Guidebullet"/>
-        <w:numPr>
-          <w:ilvl w:val="0"/>
-          <w:numId w:val="90"/>
-        </w:numPr>
-      </w:pPr>
-      <w:r>
-        <w:rPr/>
-        <w:t>Tracheids are long with tapered ends; water crosses between them through pits, thin spots in their walls. Vessel elements are larger, with perforation plates (end walls with openings), and join end to end into a continuous vessel (24.1.15).</w:t>
-      </w:r>
-    </w:p>
-    <w:p>
-      <w:pPr>
-        <w:pStyle w:val="Guidebullet"/>
-        <w:numPr>
-          <w:ilvl w:val="0"/>
-          <w:numId w:val="90"/>
-        </w:numPr>
-      </w:pPr>
-      <w:r>
-        <w:rPr/>
-        <w:t>Vascular rays, sheets of cells between rows of tracheids, carry water across the width of the plant (24.1.15).</w:t>
-      </w:r>
-    </w:p>
-    <w:p>
-      <w:pPr>
-        <w:pStyle w:val="Guidebullet"/>
-        <w:numPr>
-          <w:ilvl w:val="0"/>
-          <w:numId w:val="90"/>
-        </w:numPr>
-      </w:pPr>
-      <w:r>
-        <w:rPr/>
-        <w:t>Phloem carries sucrose and other organic compounds. Its conducting cells, sieve-tube members, have cytoplasm but no nucleus, and sieve plates (clusters of pores) in their walls. Each has a companion cell, which has a nucleus and helps with transport; plasmodesmata (channels between plant cells) connect the two (24.1.16).</w:t>
-      </w:r>
-    </w:p>
-    <w:p>
-      <w:pPr>
-        <w:pStyle w:val="Guidebullet"/>
-        <w:numPr>
-          <w:ilvl w:val="0"/>
-          <w:numId w:val="90"/>
-        </w:numPr>
-      </w:pPr>
-      <w:r>
-        <w:rPr/>
-        <w:t>Where it is: the vascular cylinder in roots, vascular bundles in stems, leaf veins in leaves (24.1.13).</w:t>
-      </w:r>
-    </w:p>
-    <w:p>
-      <w:pPr>
-        <w:pStyle w:val="Guidetext"/>
-      </w:pPr>
-      <w:r>
-        <w:rPr/>
-        <w:t>Traps: tracheid vs vessel element (both xylem, both carry water); sieve-tube member (no nucleus) vs companion cell (nucleus); collenchyma (living, flexible) vs sclerenchyma (mostly dead, rigid, lignin); fibers (long) vs sclereids (short) (24.1.10, 24.1.11, 24.1.15, 24.1.16).</w:t>
-      </w:r>
-    </w:p>
-    <w:p>
-      <w:pPr>
-        <w:pStyle w:val="Guidepart"/>
-      </w:pPr>
-      <w:bookmarkStart w:id="3" w:name="g242"/>
-      <w:r>
-        <w:rPr>
-          <w:rStyle w:val="Slidecode"/>
-        </w:rPr>
-        <w:t>24.2 Organs of Flowering Plants</w:t>
-      </w:r>
-      <w:r>
-        <w:rPr/>
-        <w:t xml:space="preserve"> (slides 18–25)</w:t>
-      </w:r>
-      <w:bookmarkEnd w:id="3"/>
-    </w:p>
-    <w:p>
-      <w:pPr>
-        <w:pStyle w:val="Guidetext"/>
-      </w:pPr>
-      <w:r>
-        <w:rPr/>
-        <w:t>Vegetative organs are all the plant parts except the reproductive structures (flowers, seeds and fruits); they handle growth and nutrition: roots, stems and leaves. The root system is just the roots; the shoot system is the stem and leaves (24.2.18, 24.2.19).</w:t>
-      </w:r>
-    </w:p>
-    <w:p>
-      <w:pPr>
-        <w:pStyle w:val="Guidetext"/>
-      </w:pPr>
-      <w:r>
-        <w:rPr/>
-        <w:t>The stem is the main axis; it grows longer and produces leaves. Nodes are where leaves attach, and internodes are the stretches of stem between nodes. The terminal bud at the stem's end contains the shoot apical meristem and produces new leaves (24.2.20, 24.2.21). Lateral (axillary) buds, where a leaf joins the stem, can grow into branches (textbook).</w:t>
-      </w:r>
-    </w:p>
-    <w:p>
-      <w:pPr>
-        <w:pStyle w:val="Guidesubheading"/>
-      </w:pPr>
-      <w:r>
-        <w:rPr/>
-        <w:t>Monocots vs eudicots (24.2.22 to 24.2.24)</w:t>
-      </w:r>
-    </w:p>
-    <w:p>
-      <w:pPr>
-        <w:pStyle w:val="Guidebullet"/>
-        <w:numPr>
-          <w:ilvl w:val="0"/>
-          <w:numId w:val="90"/>
-        </w:numPr>
-      </w:pPr>
-      <w:r>
-        <w:rPr/>
-        <w:t>Cotyledons (seed leaves): monocots have one, which acts as transfer tissue, passing on nutrients from the endosperm (the seed's stored food); eudicots have two, which supply the seedling's nutrients themselves (24.2.22, 24.2.23).</w:t>
-      </w:r>
-    </w:p>
-    <w:p>
-      <w:pPr>
-        <w:pStyle w:val="Guidebullet"/>
-        <w:numPr>
-          <w:ilvl w:val="0"/>
-          <w:numId w:val="90"/>
-        </w:numPr>
-      </w:pPr>
-      <w:r>
-        <w:rPr/>
-        <w:t>Roots: monocot vascular tissue is in a ring; in eudicots the phloem sits between the arms of the xylem (24.2.22, 24.2.23).</w:t>
-      </w:r>
-    </w:p>
-    <w:p>
-      <w:pPr>
-        <w:pStyle w:val="Guidebullet"/>
-        <w:numPr>
-          <w:ilvl w:val="0"/>
-          <w:numId w:val="90"/>
-        </w:numPr>
-      </w:pPr>
-      <w:r>
-        <w:rPr/>
-        <w:t>Stems: monocot vascular bundles are scattered; eudicot bundles are in a distinct ring (24.2.24).</w:t>
-      </w:r>
-    </w:p>
-    <w:p>
-      <w:pPr>
-        <w:pStyle w:val="Guidebullet"/>
-        <w:numPr>
-          <w:ilvl w:val="0"/>
-          <w:numId w:val="90"/>
-        </w:numPr>
-      </w:pPr>
-      <w:r>
-        <w:rPr/>
-        <w:t>Leaves: monocots have parallel veins; eudicots have netted veins (24.2.22, 24.2.23).</w:t>
-      </w:r>
-    </w:p>
-    <w:p>
-      <w:pPr>
-        <w:pStyle w:val="Guidebullet"/>
-        <w:numPr>
-          <w:ilvl w:val="0"/>
-          <w:numId w:val="90"/>
-        </w:numPr>
-      </w:pPr>
-      <w:r>
-        <w:rPr/>
-        <w:t>Flowers: monocot parts in threes; eudicot parts in fours or fives. Pollen: monocots have one pore or slit, eudicots three (24.2.24).</w:t>
-      </w:r>
-    </w:p>
-    <w:p>
-      <w:pPr>
-        <w:pStyle w:val="Guidetext"/>
-      </w:pPr>
-      <w:r>
-        <w:rPr/>
-        <w:t>Annual plants live one growing season: they make just enough vegetative structures to support flowers and seeds, and die after the seeds are dispersed. Perennial plants live three or more seasons and spend energy on vegetative structures that keep them alive for years. The switch is a pair of flower-inducing genes, LEAFY and Apetala 1: blocking them makes an annual grow like a perennial (24.2.25).</w:t>
-      </w:r>
-    </w:p>
-    <w:p>
-      <w:pPr>
-        <w:pStyle w:val="Guidepart"/>
-      </w:pPr>
-      <w:bookmarkStart w:id="4" w:name="g243"/>
-      <w:r>
-        <w:rPr>
-          <w:rStyle w:val="Slidecode"/>
-        </w:rPr>
-        <w:t>24.3 Organization and Diversity of Roots</w:t>
-      </w:r>
-      <w:r>
-        <w:rPr/>
-        <w:t xml:space="preserve"> (slides 26–34)</w:t>
-      </w:r>
-      <w:bookmarkEnd w:id="4"/>
-    </w:p>
-    <w:p>
-      <w:pPr>
-        <w:pStyle w:val="Guidetext"/>
-      </w:pPr>
-      <w:r>
-        <w:rPr/>
-        <w:t>Root zones, from the tip up (24.3.26, 24.3.28): the root cap covers and protects the tip; the zone of cell division holds the root apical meristem, whose cells keep dividing (the slide says the root cap contains it; the textbook places it here); in the zone of elongation cells lengthen and begin to specialize; in the zone of maturation cells are fully differentiated, and root hairs grow there.</w:t>
-      </w:r>
-    </w:p>
-    <w:p>
-      <w:pPr>
-        <w:pStyle w:val="Guidesubheading"/>
-      </w:pPr>
-      <w:r>
-        <w:rPr/>
-        <w:t>Eudicot root tissues, from the outside in</w:t>
-      </w:r>
-    </w:p>
-    <w:p>
-      <w:pPr>
-        <w:pStyle w:val="Guidebullet"/>
-        <w:numPr>
-          <w:ilvl w:val="0"/>
-          <w:numId w:val="90"/>
-        </w:numPr>
-      </w:pPr>
-      <w:r>
-        <w:rPr/>
-        <w:t>Epidermis: the outer layer of the root, with the root hairs (24.3.27, 24.3.28).</w:t>
-      </w:r>
-    </w:p>
-    <w:p>
-      <w:pPr>
-        <w:pStyle w:val="Guidebullet"/>
-        <w:numPr>
-          <w:ilvl w:val="0"/>
-          <w:numId w:val="90"/>
-        </w:numPr>
-      </w:pPr>
-      <w:r>
-        <w:rPr/>
-        <w:t>Cortex: parenchyma cells that store food; water and minerals move between and through them (24.3.27; textbook).</w:t>
-      </w:r>
-    </w:p>
-    <w:p>
-      <w:pPr>
-        <w:pStyle w:val="Guidebullet"/>
-        <w:numPr>
-          <w:ilvl w:val="0"/>
-          <w:numId w:val="90"/>
-        </w:numPr>
-      </w:pPr>
-      <w:r>
-        <w:rPr/>
-        <w:t>Endodermis: one layer of cells forming the boundary between the cortex and the vascular cylinder. Its Casparian strip, made of lignin and suberin (a waxy substance), is a waterproof band, so water and minerals can't slip between the cells and must pass through the endodermal cells, which control what enters (24.3.27, 24.3.28).</w:t>
-      </w:r>
-    </w:p>
-    <w:p>
-      <w:pPr>
-        <w:pStyle w:val="Guidebullet"/>
-        <w:numPr>
-          <w:ilvl w:val="0"/>
-          <w:numId w:val="90"/>
-        </w:numPr>
-      </w:pPr>
-      <w:r>
-        <w:rPr/>
-        <w:t>Pericycle: just inside the endodermis; its cells keep dividing and start branch (lateral) roots, which grow out through the cortex (24.3.27, 24.3.29).</w:t>
-      </w:r>
-    </w:p>
-    <w:p>
-      <w:pPr>
-        <w:pStyle w:val="Guidebullet"/>
-        <w:numPr>
-          <w:ilvl w:val="0"/>
-          <w:numId w:val="90"/>
-        </w:numPr>
-      </w:pPr>
-      <w:r>
-        <w:rPr/>
-        <w:t>Vascular cylinder: in eudicots, star-shaped xylem with phloem between its arms (24.2.23, 24.3.28).</w:t>
-      </w:r>
-    </w:p>
-    <w:p>
-      <w:pPr>
-        <w:pStyle w:val="Guidetext"/>
-      </w:pPr>
-      <w:r>
-        <w:rPr/>
-        <w:t>Monocot roots have the same growth zones and the same layers (pericycle, endodermis, cortex, epidermis), but a central pith (parenchyma) surrounded by a ring of vascular tissue, and they don't undergo secondary growth (24.3.30, 24.3.31).</w:t>
-      </w:r>
-    </w:p>
-    <w:p>
-      <w:pPr>
-        <w:pStyle w:val="Guidetext"/>
-      </w:pPr>
-      <w:r>
-        <w:rPr/>
-        <w:t>Root types (24.3.32, 24.3.33): a taproot is one long, fleshy main root that grows straight down and stores food; a fibrous root system is many slender roots that anchor the plant (monocots). Specialized roots include storage roots (sweet potato), prop roots for support (corn), pneumatophores that reach above water for oxygen (mangrove), and aerial roots (orchids).</w:t>
-      </w:r>
-    </w:p>
-    <w:p>
-      <w:pPr>
-        <w:pStyle w:val="Guidetext"/>
-      </w:pPr>
-      <w:r>
-        <w:rPr/>
-        <w:t>Root partners (24.3.34): mycorrhizae are fungi living with roots in a mutualism (both benefit); the fungi help extract water and minerals. Root nodules hold nitrogen-fixing bacteria: plants can't use the nitrogen in the air, but the bacteria take it up and reduce it, so the plant gets nitrogen and the bacteria get carbohydrates.</w:t>
-      </w:r>
-    </w:p>
-    <w:p>
-      <w:pPr>
-        <w:pStyle w:val="Guidetext"/>
-      </w:pPr>
-      <w:r>
-        <w:rPr/>
-        <w:t>Traps: root cap (protects the tip) vs root hairs (absorb, in the zone of maturation); endodermis (Casparian strip, controls entry) vs pericycle (makes branch roots); taproot vs fibrous roots; mycorrhizae (fungi) vs nodules (bacteria) (24.3.26, 24.3.27, 24.3.32, 24.3.34).</w:t>
-      </w:r>
-    </w:p>
-    <w:p>
-      <w:pPr>
-        <w:pStyle w:val="Guidepart"/>
-      </w:pPr>
-      <w:bookmarkStart w:id="5" w:name="g244"/>
-      <w:r>
-        <w:rPr>
-          <w:rStyle w:val="Slidecode"/>
-        </w:rPr>
-        <w:t>24.4 Organization and Diversity of Stems</w:t>
-      </w:r>
-      <w:r>
-        <w:rPr/>
-        <w:t xml:space="preserve"> (slides 35–49)</w:t>
-      </w:r>
-      <w:bookmarkEnd w:id="5"/>
-    </w:p>
-    <w:p>
-      <w:pPr>
-        <w:pStyle w:val="Guidetext"/>
-      </w:pPr>
-      <w:r>
-        <w:rPr/>
-        <w:t>A woody twig (24.4.35, 24.4.36): the terminal bud at the tip holds the shoot tip, protected by bud scales. Each spring the scales drop and leave a ring of scars, so each scar ring marks one year of growth.</w:t>
-      </w:r>
-    </w:p>
-    <w:p>
-      <w:pPr>
-        <w:pStyle w:val="Guidetext"/>
-      </w:pPr>
-      <w:r>
-        <w:rPr/>
-        <w:t>The shoot tip's primary meristems make the stem's primary tissues: protoderm makes the epidermis, ground meristem makes the pith (central parenchyma) and cortex, and procambium makes primary xylem and phloem (24.4.35, 24.4.37).</w:t>
-      </w:r>
-    </w:p>
-    <w:p>
-      <w:pPr>
-        <w:pStyle w:val="Guidetext"/>
-      </w:pPr>
-      <w:r>
-        <w:rPr/>
-        <w:t>Herbaceous (non-woody) stems have only primary growth and a waxy cuticle. Their vascular bundles are in a distinct ring in eudicots, with cortex outside and pith inside, and scattered in monocots (24.4.38, 24.4.39, 24.4.40).</w:t>
-      </w:r>
-    </w:p>
-    <w:p>
-      <w:pPr>
-        <w:pStyle w:val="Guidetext"/>
-      </w:pPr>
-      <w:r>
-        <w:rPr/>
-        <w:t>Woody stems have both primary growth, which adds length, and secondary growth, which adds girth (thickness). Secondary tissues come from lateral meristems: the vascular cambium makes secondary xylem and secondary phloem each year, and the cork cambium makes cork (24.4.41, 24.4.42, 24.4.43).</w:t>
-      </w:r>
-    </w:p>
-    <w:p>
-      <w:pPr>
-        <w:pStyle w:val="Guidetext"/>
-      </w:pPr>
-      <w:r>
-        <w:rPr/>
-        <w:t>A woody stem has three regions: bark, wood and pith (24.4.42, 24.4.46). The slide lists only bark and pith and says woody stems have no vascular tissue; that's wrong (the professor confirmed it): wood is secondary xylem, and bark contains phloem (24.4.44, 24.4.45).</w:t>
-      </w:r>
-    </w:p>
-    <w:p>
-      <w:pPr>
-        <w:pStyle w:val="Guidetext"/>
-      </w:pPr>
-      <w:r>
-        <w:rPr/>
-        <w:t>Bark is everything outside the vascular cambium: cork, cork cambium, cortex and phloem (24.4.44). Girdling, removing a ring of bark all the way around, kills the tree, because the phloem in the bark can no longer carry organic nutrients (24.4.44).</w:t>
-      </w:r>
-    </w:p>
-    <w:p>
-      <w:pPr>
-        <w:pStyle w:val="Guidetext"/>
-      </w:pPr>
-      <w:r>
-        <w:rPr/>
-        <w:t>Wood is secondary xylem that builds up year after year; the vascular cambium is dormant in winter. Each annual ring is spring wood plus summer wood, and summer wood has fewer vessels, so counting rings gives the age. Sapwood, the outer rings, still carries water; heartwood, the inner rings of older trees, no longer does (24.4.45, 24.4.46, 24.4.47).</w:t>
-      </w:r>
-    </w:p>
-    <w:p>
-      <w:pPr>
-        <w:pStyle w:val="Guidesubheading"/>
-      </w:pPr>
-      <w:r>
-        <w:rPr/>
-        <w:t>Stem types (24.4.48, 24.4.49)</w:t>
-      </w:r>
-    </w:p>
-    <w:p>
-      <w:pPr>
-        <w:pStyle w:val="Guidebullet"/>
-        <w:numPr>
-          <w:ilvl w:val="0"/>
-          <w:numId w:val="90"/>
-        </w:numPr>
-      </w:pPr>
-      <w:r>
-        <w:rPr/>
-        <w:t>Stolons: above-ground horizontal stems that make new plants where their nodes touch the ground (strawberry runners) (24.4.48, 24.4.49).</w:t>
-      </w:r>
-    </w:p>
-    <w:p>
-      <w:pPr>
-        <w:pStyle w:val="Guidebullet"/>
-        <w:numPr>
-          <w:ilvl w:val="0"/>
-          <w:numId w:val="90"/>
-        </w:numPr>
-      </w:pPr>
-      <w:r>
-        <w:rPr/>
-        <w:t>Rhizomes: underground horizontal stems that contribute to asexual reproduction (24.4.48).</w:t>
-      </w:r>
-    </w:p>
-    <w:p>
-      <w:pPr>
-        <w:pStyle w:val="Guidebullet"/>
-        <w:numPr>
-          <w:ilvl w:val="0"/>
-          <w:numId w:val="90"/>
-        </w:numPr>
-      </w:pPr>
-      <w:r>
-        <w:rPr/>
-        <w:t>Tubers: enlarged food-storing parts of rhizomes; a potato is a tuber (24.4.48, 24.4.49).</w:t>
-      </w:r>
-    </w:p>
-    <w:p>
-      <w:pPr>
-        <w:pStyle w:val="Guidebullet"/>
-        <w:numPr>
-          <w:ilvl w:val="0"/>
-          <w:numId w:val="90"/>
-        </w:numPr>
-      </w:pPr>
-      <w:r>
-        <w:rPr/>
-        <w:t>Corms: underground stems that make new plants the next season (24.4.48).</w:t>
-      </w:r>
-    </w:p>
-    <w:p>
-      <w:pPr>
-        <w:pStyle w:val="Guidetext"/>
-      </w:pPr>
-      <w:r>
-        <w:rPr/>
-        <w:t>Traps: primary growth (length, apical meristems) vs secondary growth (girth, lateral meristems); bark vs wood; spring vs summer wood; heartwood vs sapwood; stolon (above ground) vs rhizome (below ground); bundles in a ring (eudicot) vs scattered (monocot) (24.4.38, 24.4.42, 24.4.45, 24.4.47, 24.4.48).</w:t>
-      </w:r>
-    </w:p>
-    <w:p>
-      <w:pPr>
-        <w:pStyle w:val="Guidepart"/>
-      </w:pPr>
-      <w:bookmarkStart w:id="6" w:name="g245"/>
-      <w:r>
-        <w:rPr>
-          <w:rStyle w:val="Slidecode"/>
-        </w:rPr>
-        <w:t>24.5 Organization and Diversity of Leaves</w:t>
-      </w:r>
-      <w:r>
-        <w:rPr/>
-        <w:t xml:space="preserve"> (slides 50–55)</w:t>
-      </w:r>
-      <w:bookmarkEnd w:id="6"/>
-    </w:p>
-    <w:p>
-      <w:pPr>
-        <w:pStyle w:val="Guidetext"/>
-      </w:pPr>
-      <w:r>
-        <w:rPr/>
-        <w:t>The leaf carries on most of the plant's photosynthesis, which needs water, carbon dioxide and sunlight (24.5.50). A foliage leaf is usually broad and thin: the blade is the wide part, the petiole is the stalk attaching it to the stem, and the leaf axil, the upper angle between petiole and stem, holds the axillary bud. Evergreens keep their leaves all year; deciduous plants lose all of them (24.5.50).</w:t>
-      </w:r>
-    </w:p>
-    <w:p>
-      <w:pPr>
-        <w:pStyle w:val="Guidetext"/>
-      </w:pPr>
-      <w:r>
-        <w:rPr/>
-        <w:t>Inside a leaf (24.5.51, 24.5.52): upper and lower epidermis with a waxy cuticle and trichomes; stomata in the lower epidermis for gas exchange; and mesophyll, the chloroplast-filled middle. In eudicots the mesophyll has two layers: palisade mesophyll, elongated cells near the top that do most of the photosynthesis, and spongy mesophyll, irregular cells bounded by air spaces. Leaf veins bring water and minerals in through the xylem and carry sugar out through the phloem.</w:t>
-      </w:r>
-    </w:p>
-    <w:p>
-      <w:pPr>
-        <w:pStyle w:val="Guidetext"/>
-      </w:pPr>
-      <w:r>
-        <w:rPr/>
-        <w:t>Carbon dioxide enters through the stomata, and oxygen and water vapor leave; the figure description saying carbon dioxide leaves is a slip (24.5.52).</w:t>
-      </w:r>
-    </w:p>
-    <w:p>
-      <w:pPr>
-        <w:pStyle w:val="Guidetext"/>
-      </w:pPr>
-      <w:r>
-        <w:rPr/>
-        <w:t>Leaves are arranged on the stem as alternate (one per node), opposite (two per node) or whorled (several per node), and a blade is simple (one piece) or compound (divided into leaflets) (24.5.53, 24.5.54). Leaves are also adapted to their environment: shade leaves, spines (a cactus's spines are modified leaves that protect the stem), climbing tendrils, reduced leaves, and insect-catching leaves such as the sundew's and the Venus flytrap's (24.5.53, 24.5.55).</w:t>
-      </w:r>
-    </w:p>
-    <w:p>
-      <w:pPr>
-        <w:pStyle w:val="Guidetext"/>
-      </w:pPr>
-      <w:r>
-        <w:rPr/>
-        <w:t>Traps: blade vs petiole; palisade vs spongy mesophyll; simple vs compound; alternate vs opposite vs whorled; evergreen vs deciduous; cactus spines are leaves, not stems (24.5.50, 24.5.51, 24.5.53, 24.5.55).</w:t>
-      </w:r>
-    </w:p>
-    <w:p>
-      <w:pPr>
-        <w:pStyle w:val="Guidepart"/>
-      </w:pPr>
-      <w:bookmarkStart w:id="7" w:name="g249"/>
-      <w:r>
-        <w:rPr/>
-        <w:t>Look these up, don't memorize</w:t>
-      </w:r>
-      <w:bookmarkEnd w:id="7"/>
-    </w:p>
-    <w:p>
-      <w:pPr>
-        <w:pStyle w:val="Guidebullet"/>
-        <w:numPr>
-          <w:ilvl w:val="0"/>
-          <w:numId w:val="90"/>
-        </w:numPr>
-      </w:pPr>
-      <w:r>
-        <w:rPr/>
-        <w:t>Which meristem makes what, and every cell type side by side: the Meristems and Cell and tissue types tables.</w:t>
-      </w:r>
-    </w:p>
-    <w:p>
-      <w:pPr>
-        <w:pStyle w:val="Guidebullet"/>
-        <w:numPr>
-          <w:ilvl w:val="0"/>
-          <w:numId w:val="90"/>
-        </w:numPr>
-      </w:pPr>
-      <w:r>
-        <w:rPr/>
-        <w:t>Root zones and root tissues in order: the Sequences; root types, specializations and partners: the Roots table.</w:t>
-      </w:r>
-    </w:p>
-    <w:p>
-      <w:pPr>
-        <w:pStyle w:val="Guidebullet"/>
-        <w:numPr>
-          <w:ilvl w:val="0"/>
-          <w:numId w:val="90"/>
-        </w:numPr>
-      </w:pPr>
-      <w:r>
-        <w:rPr/>
-        <w:t>Monocot vs eudicot features: the Monocots vs eudicots table.</w:t>
-      </w:r>
-    </w:p>
-    <w:p>
-      <w:pPr>
-        <w:pStyle w:val="Guidebullet"/>
-        <w:numPr>
-          <w:ilvl w:val="0"/>
-          <w:numId w:val="90"/>
-        </w:numPr>
-      </w:pPr>
-      <w:r>
-        <w:rPr/>
-        <w:t>Woody stem regions, stem types and leaf terms with examples: the Woody stem, Stems and Leaves tables.</w:t>
-      </w:r>
-    </w:p>
-    <w:p>
-      <w:pPr>
-        <w:pStyle w:val="Guidebullet"/>
-        <w:numPr>
-          <w:ilvl w:val="0"/>
-          <w:numId w:val="90"/>
-        </w:numPr>
-      </w:pPr>
-      <w:r>
-        <w:rPr/>
-        <w:t>Uses (sugar cane, cinnamon, quinine, wood, hemp): the Uses table.</w:t>
-      </w:r>
-    </w:p>
-    <w:p>
-      <w:pPr>
-        <w:pStyle w:val="Sectionheading"/>
-      </w:pPr>
-      <w:r>
-        <w:rPr/>
-        <w:t>24.1 Cells and Tissues of Flowering Plants</w:t>
-      </w:r>
-    </w:p>
-    <w:p>
-      <w:pPr>
-        <w:pStyle w:val="Pointer"/>
-      </w:pPr>
-      <w:r>
-        <w:rPr/>
-        <w:t xml:space="preserve">Quick guide for this section: page </w:t>
-      </w:r>
-      <w:r>
-        <w:fldChar w:fldCharType="begin"/>
-      </w:r>
-      <w:r>
-        <w:instrText xml:space="preserve"> PAGEREF g241 \h </w:instrText>
-      </w:r>
-      <w:r>
-        <w:fldChar w:fldCharType="separate"/>
-      </w:r>
-      <w:r>
-        <w:t>1</w:t>
-      </w:r>
-      <w:r>
-        <w:fldChar w:fldCharType="end"/>
       </w:r>
     </w:p>
     <w:p>
       <w:pPr>
         <w:pStyle w:val="Slideheading"/>
       </w:pPr>
-      <w:bookmarkStart w:id="8" w:name="s241003"/>
+      <w:bookmarkStart w:id="1" w:name="s241003"/>
       <w:r>
         <w:rPr>
           <w:rStyle w:val="Slidecode"/>
@@ -2723,7 +50,7 @@
         </w:rPr>
         <w:t xml:space="preserve"> Apical Meristem Gives Rise to Differing Plant Tissues</w:t>
       </w:r>
-      <w:bookmarkEnd w:id="8"/>
+      <w:bookmarkEnd w:id="1"/>
     </w:p>
     <w:p>
       <w:pPr>
@@ -2744,7 +71,7 @@
       <w:pPr>
         <w:pStyle w:val="Slideheading"/>
       </w:pPr>
-      <w:bookmarkStart w:id="9" w:name="s241004"/>
+      <w:bookmarkStart w:id="2" w:name="s241004"/>
       <w:r>
         <w:rPr>
           <w:rStyle w:val="Slidecode"/>
@@ -2752,7 +79,7 @@
         </w:rPr>
         <w:t>24.1.4</w:t>
       </w:r>
-      <w:bookmarkEnd w:id="9"/>
+      <w:bookmarkEnd w:id="2"/>
     </w:p>
     <w:p>
       <w:pPr>
@@ -2797,7 +124,7 @@
       <w:pPr>
         <w:pStyle w:val="Slideheading"/>
       </w:pPr>
-      <w:bookmarkStart w:id="10" w:name="s241005"/>
+      <w:bookmarkStart w:id="3" w:name="s241005"/>
       <w:r>
         <w:rPr>
           <w:rStyle w:val="Slidecode"/>
@@ -2811,7 +138,7 @@
         </w:rPr>
         <w:t xml:space="preserve"> Meristem Cell Division</w:t>
       </w:r>
-      <w:bookmarkEnd w:id="10"/>
+      <w:bookmarkEnd w:id="3"/>
     </w:p>
     <w:p>
       <w:pPr>
@@ -2832,7 +159,7 @@
       <w:pPr>
         <w:pStyle w:val="Slideheading"/>
       </w:pPr>
-      <w:bookmarkStart w:id="11" w:name="s241006"/>
+      <w:bookmarkStart w:id="4" w:name="s241006"/>
       <w:r>
         <w:rPr>
           <w:rStyle w:val="Slidecode"/>
@@ -2846,7 +173,7 @@
         </w:rPr>
         <w:t xml:space="preserve"> Meristem Development</w:t>
       </w:r>
-      <w:bookmarkEnd w:id="11"/>
+      <w:bookmarkEnd w:id="4"/>
     </w:p>
     <w:p>
       <w:pPr>
@@ -2956,7 +283,7 @@
       <w:pPr>
         <w:pStyle w:val="Slideheading"/>
       </w:pPr>
-      <w:bookmarkStart w:id="12" w:name="s241007"/>
+      <w:bookmarkStart w:id="5" w:name="s241007"/>
       <w:r>
         <w:rPr>
           <w:rStyle w:val="Slidecode"/>
@@ -2970,7 +297,7 @@
         </w:rPr>
         <w:t xml:space="preserve"> Epidermal Tissue 1</w:t>
       </w:r>
-      <w:bookmarkEnd w:id="12"/>
+      <w:bookmarkEnd w:id="5"/>
     </w:p>
     <w:p>
       <w:pPr>
@@ -3041,7 +368,7 @@
       <w:pPr>
         <w:pStyle w:val="Slideheading"/>
       </w:pPr>
-      <w:bookmarkStart w:id="13" w:name="s241008"/>
+      <w:bookmarkStart w:id="6" w:name="s241008"/>
       <w:r>
         <w:rPr>
           <w:rStyle w:val="Slidecode"/>
@@ -3055,7 +382,7 @@
         </w:rPr>
         <w:t xml:space="preserve"> Epidermal Tissue 2</w:t>
       </w:r>
-      <w:bookmarkEnd w:id="13"/>
+      <w:bookmarkEnd w:id="6"/>
     </w:p>
     <w:p>
       <w:pPr>
@@ -3152,7 +479,7 @@
       <w:pPr>
         <w:pStyle w:val="Slideheading"/>
       </w:pPr>
-      <w:bookmarkStart w:id="14" w:name="s241009"/>
+      <w:bookmarkStart w:id="7" w:name="s241009"/>
       <w:r>
         <w:rPr>
           <w:rStyle w:val="Slidecode"/>
@@ -3166,7 +493,7 @@
         </w:rPr>
         <w:t xml:space="preserve"> Modifications of Epidermal Tissue</w:t>
       </w:r>
-      <w:bookmarkEnd w:id="14"/>
+      <w:bookmarkEnd w:id="7"/>
     </w:p>
     <w:p>
       <w:pPr>
@@ -3203,7 +530,7 @@
       <w:pPr>
         <w:pStyle w:val="Slideheading"/>
       </w:pPr>
-      <w:bookmarkStart w:id="15" w:name="s241010"/>
+      <w:bookmarkStart w:id="8" w:name="s241010"/>
       <w:r>
         <w:rPr>
           <w:rStyle w:val="Slidecode"/>
@@ -3217,7 +544,7 @@
         </w:rPr>
         <w:t xml:space="preserve"> Ground Tissue 1</w:t>
       </w:r>
-      <w:bookmarkEnd w:id="15"/>
+      <w:bookmarkEnd w:id="8"/>
     </w:p>
     <w:p>
       <w:pPr>
@@ -3353,7 +680,7 @@
       <w:pPr>
         <w:pStyle w:val="Slideheading"/>
       </w:pPr>
-      <w:bookmarkStart w:id="16" w:name="s241011"/>
+      <w:bookmarkStart w:id="9" w:name="s241011"/>
       <w:r>
         <w:rPr>
           <w:rStyle w:val="Slidecode"/>
@@ -3367,7 +694,7 @@
         </w:rPr>
         <w:t xml:space="preserve"> Ground Tissue 2</w:t>
       </w:r>
-      <w:bookmarkEnd w:id="16"/>
+      <w:bookmarkEnd w:id="9"/>
     </w:p>
     <w:p>
       <w:pPr>
@@ -3464,7 +791,7 @@
       <w:pPr>
         <w:pStyle w:val="Slideheading"/>
       </w:pPr>
-      <w:bookmarkStart w:id="17" w:name="s241012"/>
+      <w:bookmarkStart w:id="10" w:name="s241012"/>
       <w:r>
         <w:rPr>
           <w:rStyle w:val="Slidecode"/>
@@ -3478,7 +805,7 @@
         </w:rPr>
         <w:t xml:space="preserve"> Ground Tissue Cells</w:t>
       </w:r>
-      <w:bookmarkEnd w:id="17"/>
+      <w:bookmarkEnd w:id="10"/>
     </w:p>
     <w:p>
       <w:pPr>
@@ -3499,7 +826,7 @@
       <w:pPr>
         <w:pStyle w:val="Slideheading"/>
       </w:pPr>
-      <w:bookmarkStart w:id="18" w:name="s241013"/>
+      <w:bookmarkStart w:id="11" w:name="s241013"/>
       <w:r>
         <w:rPr>
           <w:rStyle w:val="Slidecode"/>
@@ -3513,7 +840,7 @@
         </w:rPr>
         <w:t xml:space="preserve"> Vascular Tissue</w:t>
       </w:r>
-      <w:bookmarkEnd w:id="18"/>
+      <w:bookmarkEnd w:id="11"/>
     </w:p>
     <w:p>
       <w:pPr>
@@ -3636,7 +963,7 @@
       <w:pPr>
         <w:pStyle w:val="Slideheading"/>
       </w:pPr>
-      <w:bookmarkStart w:id="19" w:name="s241014"/>
+      <w:bookmarkStart w:id="12" w:name="s241014"/>
       <w:r>
         <w:rPr>
           <w:rStyle w:val="Slidecode"/>
@@ -3650,7 +977,7 @@
         </w:rPr>
         <w:t xml:space="preserve"> Xylem Structure</w:t>
       </w:r>
-      <w:bookmarkEnd w:id="19"/>
+      <w:bookmarkEnd w:id="12"/>
     </w:p>
     <w:p>
       <w:pPr>
@@ -3671,7 +998,7 @@
       <w:pPr>
         <w:pStyle w:val="Slideheading"/>
       </w:pPr>
-      <w:bookmarkStart w:id="20" w:name="s241015"/>
+      <w:bookmarkStart w:id="13" w:name="s241015"/>
       <w:r>
         <w:rPr>
           <w:rStyle w:val="Slidecode"/>
@@ -3685,7 +1012,7 @@
         </w:rPr>
         <w:t xml:space="preserve"> Tracheids and Vessel Elements</w:t>
       </w:r>
-      <w:bookmarkEnd w:id="20"/>
+      <w:bookmarkEnd w:id="13"/>
     </w:p>
     <w:p>
       <w:pPr>
@@ -3782,7 +1109,7 @@
       <w:pPr>
         <w:pStyle w:val="Slideheading"/>
       </w:pPr>
-      <w:bookmarkStart w:id="21" w:name="s241016"/>
+      <w:bookmarkStart w:id="14" w:name="s241016"/>
       <w:r>
         <w:rPr>
           <w:rStyle w:val="Slidecode"/>
@@ -3796,7 +1123,7 @@
         </w:rPr>
         <w:t xml:space="preserve"> Sieve-Tube Members</w:t>
       </w:r>
-      <w:bookmarkEnd w:id="21"/>
+      <w:bookmarkEnd w:id="14"/>
     </w:p>
     <w:p>
       <w:pPr>
@@ -3906,7 +1233,7 @@
       <w:pPr>
         <w:pStyle w:val="Slideheading"/>
       </w:pPr>
-      <w:bookmarkStart w:id="22" w:name="s241017"/>
+      <w:bookmarkStart w:id="15" w:name="s241017"/>
       <w:r>
         <w:rPr>
           <w:rStyle w:val="Slidecode"/>
@@ -3920,7 +1247,7 @@
         </w:rPr>
         <w:t xml:space="preserve"> Phloem Structure</w:t>
       </w:r>
-      <w:bookmarkEnd w:id="22"/>
+      <w:bookmarkEnd w:id="15"/>
     </w:p>
     <w:p>
       <w:pPr>
@@ -3948,33 +1275,9 @@
     </w:p>
     <w:p>
       <w:pPr>
-        <w:pStyle w:val="Pointer"/>
-      </w:pPr>
-      <w:r>
-        <w:rPr/>
-        <w:t xml:space="preserve">Quick guide for this section: page </w:t>
-      </w:r>
-      <w:r>
-        <w:fldChar w:fldCharType="begin"/>
-      </w:r>
-      <w:r>
-        <w:instrText xml:space="preserve"> PAGEREF g242 \h </w:instrText>
-      </w:r>
-      <w:r>
-        <w:fldChar w:fldCharType="separate"/>
-      </w:r>
-      <w:r>
-        <w:t>2</w:t>
-      </w:r>
-      <w:r>
-        <w:fldChar w:fldCharType="end"/>
-      </w:r>
-    </w:p>
-    <w:p>
-      <w:pPr>
         <w:pStyle w:val="Slideheading"/>
       </w:pPr>
-      <w:bookmarkStart w:id="23" w:name="s242018"/>
+      <w:bookmarkStart w:id="16" w:name="s242018"/>
       <w:r>
         <w:rPr>
           <w:rStyle w:val="Slidecode"/>
@@ -3982,7 +1285,7 @@
         </w:rPr>
         <w:t>24.2.18</w:t>
       </w:r>
-      <w:bookmarkEnd w:id="23"/>
+      <w:bookmarkEnd w:id="16"/>
     </w:p>
     <w:p>
       <w:pPr>
@@ -4105,7 +1408,7 @@
       <w:pPr>
         <w:pStyle w:val="Slideheading"/>
       </w:pPr>
-      <w:bookmarkStart w:id="24" w:name="s242019"/>
+      <w:bookmarkStart w:id="17" w:name="s242019"/>
       <w:r>
         <w:rPr>
           <w:rStyle w:val="Slidecode"/>
@@ -4119,7 +1422,7 @@
         </w:rPr>
         <w:t xml:space="preserve"> Organization of Plant Body</w:t>
       </w:r>
-      <w:bookmarkEnd w:id="24"/>
+      <w:bookmarkEnd w:id="17"/>
     </w:p>
     <w:p>
       <w:pPr>
@@ -4140,7 +1443,7 @@
       <w:pPr>
         <w:pStyle w:val="Slideheading"/>
       </w:pPr>
-      <w:bookmarkStart w:id="25" w:name="s242020"/>
+      <w:bookmarkStart w:id="18" w:name="s242020"/>
       <w:r>
         <w:rPr>
           <w:rStyle w:val="Slidecode"/>
@@ -4154,7 +1457,7 @@
         </w:rPr>
         <w:t xml:space="preserve"> Shoot System</w:t>
       </w:r>
-      <w:bookmarkEnd w:id="25"/>
+      <w:bookmarkEnd w:id="18"/>
     </w:p>
     <w:p>
       <w:pPr>
@@ -4238,7 +1541,7 @@
       <w:pPr>
         <w:pStyle w:val="Slideheading"/>
       </w:pPr>
-      <w:bookmarkStart w:id="26" w:name="s242021"/>
+      <w:bookmarkStart w:id="19" w:name="s242021"/>
       <w:r>
         <w:rPr>
           <w:rStyle w:val="Slidecode"/>
@@ -4252,7 +1555,7 @@
         </w:rPr>
         <w:t xml:space="preserve"> A Terminal Bud</w:t>
       </w:r>
-      <w:bookmarkEnd w:id="26"/>
+      <w:bookmarkEnd w:id="19"/>
     </w:p>
     <w:p>
       <w:pPr>
@@ -4288,7 +1591,7 @@
       <w:pPr>
         <w:pStyle w:val="Slideheading"/>
       </w:pPr>
-      <w:bookmarkStart w:id="27" w:name="s242022"/>
+      <w:bookmarkStart w:id="20" w:name="s242022"/>
       <w:r>
         <w:rPr>
           <w:rStyle w:val="Slidecode"/>
@@ -4302,7 +1605,7 @@
         </w:rPr>
         <w:t xml:space="preserve"> Monocots</w:t>
       </w:r>
-      <w:bookmarkEnd w:id="27"/>
+      <w:bookmarkEnd w:id="20"/>
     </w:p>
     <w:p>
       <w:pPr>
@@ -4399,7 +1702,7 @@
       <w:pPr>
         <w:pStyle w:val="Slideheading"/>
       </w:pPr>
-      <w:bookmarkStart w:id="28" w:name="s242023"/>
+      <w:bookmarkStart w:id="21" w:name="s242023"/>
       <w:r>
         <w:rPr>
           <w:rStyle w:val="Slidecode"/>
@@ -4413,7 +1716,7 @@
         </w:rPr>
         <w:t xml:space="preserve"> Eudicots</w:t>
       </w:r>
-      <w:bookmarkEnd w:id="28"/>
+      <w:bookmarkEnd w:id="21"/>
     </w:p>
     <w:p>
       <w:pPr>
@@ -4484,7 +1787,7 @@
       <w:pPr>
         <w:pStyle w:val="Slideheading"/>
       </w:pPr>
-      <w:bookmarkStart w:id="29" w:name="s242024"/>
+      <w:bookmarkStart w:id="22" w:name="s242024"/>
       <w:r>
         <w:rPr>
           <w:rStyle w:val="Slidecode"/>
@@ -4498,7 +1801,7 @@
         </w:rPr>
         <w:t xml:space="preserve"> Flowering Plants Are Either Monocots or Eudicots</w:t>
       </w:r>
-      <w:bookmarkEnd w:id="29"/>
+      <w:bookmarkEnd w:id="22"/>
     </w:p>
     <w:p>
       <w:pPr>
@@ -4519,7 +1822,7 @@
       <w:pPr>
         <w:pStyle w:val="Slideheading"/>
       </w:pPr>
-      <w:bookmarkStart w:id="30" w:name="s242025"/>
+      <w:bookmarkStart w:id="23" w:name="s242025"/>
       <w:r>
         <w:rPr>
           <w:rStyle w:val="Slidecode"/>
@@ -4533,7 +1836,7 @@
         </w:rPr>
         <w:t xml:space="preserve"> Vegetative Organs and Plant Life Cycles</w:t>
       </w:r>
-      <w:bookmarkEnd w:id="30"/>
+      <w:bookmarkEnd w:id="23"/>
     </w:p>
     <w:p>
       <w:pPr>
@@ -4650,33 +1953,9 @@
     </w:p>
     <w:p>
       <w:pPr>
-        <w:pStyle w:val="Pointer"/>
-      </w:pPr>
-      <w:r>
-        <w:rPr/>
-        <w:t xml:space="preserve">Quick guide for this section: page </w:t>
-      </w:r>
-      <w:r>
-        <w:fldChar w:fldCharType="begin"/>
-      </w:r>
-      <w:r>
-        <w:instrText xml:space="preserve"> PAGEREF g243 \h </w:instrText>
-      </w:r>
-      <w:r>
-        <w:fldChar w:fldCharType="separate"/>
-      </w:r>
-      <w:r>
-        <w:t>2</w:t>
-      </w:r>
-      <w:r>
-        <w:fldChar w:fldCharType="end"/>
-      </w:r>
-    </w:p>
-    <w:p>
-      <w:pPr>
         <w:pStyle w:val="Slideheading"/>
       </w:pPr>
-      <w:bookmarkStart w:id="31" w:name="s243026"/>
+      <w:bookmarkStart w:id="24" w:name="s243026"/>
       <w:r>
         <w:rPr>
           <w:rStyle w:val="Slidecode"/>
@@ -4684,7 +1963,7 @@
         </w:rPr>
         <w:t>24.3.26</w:t>
       </w:r>
-      <w:bookmarkEnd w:id="31"/>
+      <w:bookmarkEnd w:id="24"/>
     </w:p>
     <w:p>
       <w:pPr>
@@ -4771,7 +2050,7 @@
       <w:pPr>
         <w:pStyle w:val="Slideheading"/>
       </w:pPr>
-      <w:bookmarkStart w:id="32" w:name="s243027"/>
+      <w:bookmarkStart w:id="25" w:name="s243027"/>
       <w:r>
         <w:rPr>
           <w:rStyle w:val="Slidecode"/>
@@ -4785,7 +2064,7 @@
         </w:rPr>
         <w:t xml:space="preserve"> Tissues of Eudicot Root</w:t>
       </w:r>
-      <w:bookmarkEnd w:id="32"/>
+      <w:bookmarkEnd w:id="25"/>
     </w:p>
     <w:p>
       <w:pPr>
@@ -4872,7 +2151,7 @@
       <w:pPr>
         <w:pStyle w:val="Slideheading"/>
       </w:pPr>
-      <w:bookmarkStart w:id="33" w:name="s243028"/>
+      <w:bookmarkStart w:id="26" w:name="s243028"/>
       <w:r>
         <w:rPr>
           <w:rStyle w:val="Slidecode"/>
@@ -4886,7 +2165,7 @@
         </w:rPr>
         <w:t xml:space="preserve"> Eudicot Root Tip</w:t>
       </w:r>
-      <w:bookmarkEnd w:id="33"/>
+      <w:bookmarkEnd w:id="26"/>
     </w:p>
     <w:p>
       <w:pPr>
@@ -4907,7 +2186,7 @@
       <w:pPr>
         <w:pStyle w:val="Slideheading"/>
       </w:pPr>
-      <w:bookmarkStart w:id="34" w:name="s243029"/>
+      <w:bookmarkStart w:id="27" w:name="s243029"/>
       <w:r>
         <w:rPr>
           <w:rStyle w:val="Slidecode"/>
@@ -4921,7 +2200,7 @@
         </w:rPr>
         <w:t xml:space="preserve"> Branching of a Eudicot Root</w:t>
       </w:r>
-      <w:bookmarkEnd w:id="34"/>
+      <w:bookmarkEnd w:id="27"/>
     </w:p>
     <w:p>
       <w:pPr>
@@ -4957,7 +2236,7 @@
       <w:pPr>
         <w:pStyle w:val="Slideheading"/>
       </w:pPr>
-      <w:bookmarkStart w:id="35" w:name="s243030"/>
+      <w:bookmarkStart w:id="28" w:name="s243030"/>
       <w:r>
         <w:rPr>
           <w:rStyle w:val="Slidecode"/>
@@ -4971,7 +2250,7 @@
         </w:rPr>
         <w:t xml:space="preserve"> Organization of Monocot Roots</w:t>
       </w:r>
-      <w:bookmarkEnd w:id="35"/>
+      <w:bookmarkEnd w:id="28"/>
     </w:p>
     <w:p>
       <w:pPr>
@@ -5016,7 +2295,7 @@
       <w:pPr>
         <w:pStyle w:val="Slideheading"/>
       </w:pPr>
-      <w:bookmarkStart w:id="36" w:name="s243031"/>
+      <w:bookmarkStart w:id="29" w:name="s243031"/>
       <w:r>
         <w:rPr>
           <w:rStyle w:val="Slidecode"/>
@@ -5030,7 +2309,7 @@
         </w:rPr>
         <w:t xml:space="preserve"> Monocot Root</w:t>
       </w:r>
-      <w:bookmarkEnd w:id="36"/>
+      <w:bookmarkEnd w:id="29"/>
     </w:p>
     <w:p>
       <w:pPr>
@@ -5066,7 +2345,7 @@
       <w:pPr>
         <w:pStyle w:val="Slideheading"/>
       </w:pPr>
-      <w:bookmarkStart w:id="37" w:name="s243032"/>
+      <w:bookmarkStart w:id="30" w:name="s243032"/>
       <w:r>
         <w:rPr>
           <w:rStyle w:val="Slidecode"/>
@@ -5080,7 +2359,7 @@
         </w:rPr>
         <w:t xml:space="preserve"> Root Diversity</w:t>
       </w:r>
-      <w:bookmarkEnd w:id="37"/>
+      <w:bookmarkEnd w:id="30"/>
     </w:p>
     <w:p>
       <w:pPr>
@@ -5203,7 +2482,7 @@
       <w:pPr>
         <w:pStyle w:val="Slideheading"/>
       </w:pPr>
-      <w:bookmarkStart w:id="38" w:name="s243033"/>
+      <w:bookmarkStart w:id="31" w:name="s243033"/>
       <w:r>
         <w:rPr>
           <w:rStyle w:val="Slidecode"/>
@@ -5217,7 +2496,7 @@
         </w:rPr>
         <w:t xml:space="preserve"> Root Specializations</w:t>
       </w:r>
-      <w:bookmarkEnd w:id="38"/>
+      <w:bookmarkEnd w:id="31"/>
     </w:p>
     <w:p>
       <w:pPr>
@@ -5253,7 +2532,7 @@
       <w:pPr>
         <w:pStyle w:val="Slideheading"/>
       </w:pPr>
-      <w:bookmarkStart w:id="39" w:name="s243034"/>
+      <w:bookmarkStart w:id="32" w:name="s243034"/>
       <w:r>
         <w:rPr>
           <w:rStyle w:val="Slidecode"/>
@@ -5267,7 +2546,7 @@
         </w:rPr>
         <w:t xml:space="preserve"> Root Symbiotic Relationships</w:t>
       </w:r>
-      <w:bookmarkEnd w:id="39"/>
+      <w:bookmarkEnd w:id="32"/>
     </w:p>
     <w:p>
       <w:pPr>
@@ -5371,33 +2650,9 @@
     </w:p>
     <w:p>
       <w:pPr>
-        <w:pStyle w:val="Pointer"/>
-      </w:pPr>
-      <w:r>
-        <w:rPr/>
-        <w:t xml:space="preserve">Quick guide for this section: page </w:t>
-      </w:r>
-      <w:r>
-        <w:fldChar w:fldCharType="begin"/>
-      </w:r>
-      <w:r>
-        <w:instrText xml:space="preserve"> PAGEREF g244 \h </w:instrText>
-      </w:r>
-      <w:r>
-        <w:fldChar w:fldCharType="separate"/>
-      </w:r>
-      <w:r>
-        <w:t>3</w:t>
-      </w:r>
-      <w:r>
-        <w:fldChar w:fldCharType="end"/>
-      </w:r>
-    </w:p>
-    <w:p>
-      <w:pPr>
         <w:pStyle w:val="Slideheading"/>
       </w:pPr>
-      <w:bookmarkStart w:id="40" w:name="s244035"/>
+      <w:bookmarkStart w:id="33" w:name="s244035"/>
       <w:r>
         <w:rPr>
           <w:rStyle w:val="Slidecode"/>
@@ -5405,7 +2660,7 @@
         </w:rPr>
         <w:t>24.4.35</w:t>
       </w:r>
-      <w:bookmarkEnd w:id="40"/>
+      <w:bookmarkEnd w:id="33"/>
     </w:p>
     <w:p>
       <w:pPr>
@@ -5580,7 +2835,7 @@
       <w:pPr>
         <w:pStyle w:val="Slideheading"/>
       </w:pPr>
-      <w:bookmarkStart w:id="41" w:name="s244036"/>
+      <w:bookmarkStart w:id="34" w:name="s244036"/>
       <w:r>
         <w:rPr>
           <w:rStyle w:val="Slidecode"/>
@@ -5594,7 +2849,7 @@
         </w:rPr>
         <w:t xml:space="preserve"> Woody Twig</w:t>
       </w:r>
-      <w:bookmarkEnd w:id="41"/>
+      <w:bookmarkEnd w:id="34"/>
     </w:p>
     <w:p>
       <w:pPr>
@@ -5615,7 +2870,7 @@
       <w:pPr>
         <w:pStyle w:val="Slideheading"/>
       </w:pPr>
-      <w:bookmarkStart w:id="42" w:name="s244037"/>
+      <w:bookmarkStart w:id="35" w:name="s244037"/>
       <w:r>
         <w:rPr>
           <w:rStyle w:val="Slidecode"/>
@@ -5629,7 +2884,7 @@
         </w:rPr>
         <w:t xml:space="preserve"> Shoot Tip and Primary Meristems</w:t>
       </w:r>
-      <w:bookmarkEnd w:id="42"/>
+      <w:bookmarkEnd w:id="35"/>
     </w:p>
     <w:p>
       <w:pPr>
@@ -5650,7 +2905,7 @@
       <w:pPr>
         <w:pStyle w:val="Slideheading"/>
       </w:pPr>
-      <w:bookmarkStart w:id="43" w:name="s244038"/>
+      <w:bookmarkStart w:id="36" w:name="s244038"/>
       <w:r>
         <w:rPr>
           <w:rStyle w:val="Slidecode"/>
@@ -5664,7 +2919,7 @@
         </w:rPr>
         <w:t xml:space="preserve"> Herbaceous Stems</w:t>
       </w:r>
-      <w:bookmarkEnd w:id="43"/>
+      <w:bookmarkEnd w:id="36"/>
     </w:p>
     <w:p>
       <w:pPr>
@@ -5735,7 +2990,7 @@
       <w:pPr>
         <w:pStyle w:val="Slideheading"/>
       </w:pPr>
-      <w:bookmarkStart w:id="44" w:name="s244039"/>
+      <w:bookmarkStart w:id="37" w:name="s244039"/>
       <w:r>
         <w:rPr>
           <w:rStyle w:val="Slidecode"/>
@@ -5749,7 +3004,7 @@
         </w:rPr>
         <w:t xml:space="preserve"> Herbaceous Eudicot Stem</w:t>
       </w:r>
-      <w:bookmarkEnd w:id="44"/>
+      <w:bookmarkEnd w:id="37"/>
     </w:p>
     <w:p>
       <w:pPr>
@@ -5770,7 +3025,7 @@
       <w:pPr>
         <w:pStyle w:val="Slideheading"/>
       </w:pPr>
-      <w:bookmarkStart w:id="45" w:name="s244040"/>
+      <w:bookmarkStart w:id="38" w:name="s244040"/>
       <w:r>
         <w:rPr>
           <w:rStyle w:val="Slidecode"/>
@@ -5784,7 +3039,7 @@
         </w:rPr>
         <w:t xml:space="preserve"> Monocot Stem</w:t>
       </w:r>
-      <w:bookmarkEnd w:id="45"/>
+      <w:bookmarkEnd w:id="38"/>
     </w:p>
     <w:p>
       <w:pPr>
@@ -5805,7 +3060,7 @@
       <w:pPr>
         <w:pStyle w:val="Slideheading"/>
       </w:pPr>
-      <w:bookmarkStart w:id="46" w:name="s244041"/>
+      <w:bookmarkStart w:id="39" w:name="s244041"/>
       <w:r>
         <w:rPr>
           <w:rStyle w:val="Slidecode"/>
@@ -5819,7 +3074,7 @@
         </w:rPr>
         <w:t xml:space="preserve"> Woody Stems</w:t>
       </w:r>
-      <w:bookmarkEnd w:id="46"/>
+      <w:bookmarkEnd w:id="39"/>
     </w:p>
     <w:p>
       <w:pPr>
@@ -5864,7 +3119,7 @@
       <w:pPr>
         <w:pStyle w:val="Slideheading"/>
       </w:pPr>
-      <w:bookmarkStart w:id="47" w:name="s244042"/>
+      <w:bookmarkStart w:id="40" w:name="s244042"/>
       <w:r>
         <w:rPr>
           <w:rStyle w:val="Slidecode"/>
@@ -5878,7 +3133,7 @@
         </w:rPr>
         <w:t xml:space="preserve"> Woody Stem Characteristics</w:t>
       </w:r>
-      <w:bookmarkEnd w:id="47"/>
+      <w:bookmarkEnd w:id="40"/>
     </w:p>
     <w:p>
       <w:pPr>
@@ -5978,7 +3233,7 @@
       <w:pPr>
         <w:pStyle w:val="Slideheading"/>
       </w:pPr>
-      <w:bookmarkStart w:id="48" w:name="s244043"/>
+      <w:bookmarkStart w:id="41" w:name="s244043"/>
       <w:r>
         <w:rPr>
           <w:rStyle w:val="Slidecode"/>
@@ -5992,7 +3247,7 @@
         </w:rPr>
         <w:t xml:space="preserve"> Diagrams of Secondary Growth of Stems</w:t>
       </w:r>
-      <w:bookmarkEnd w:id="48"/>
+      <w:bookmarkEnd w:id="41"/>
     </w:p>
     <w:p>
       <w:pPr>
@@ -6013,7 +3268,7 @@
       <w:pPr>
         <w:pStyle w:val="Slideheading"/>
       </w:pPr>
-      <w:bookmarkStart w:id="49" w:name="s244044"/>
+      <w:bookmarkStart w:id="42" w:name="s244044"/>
       <w:r>
         <w:rPr>
           <w:rStyle w:val="Slidecode"/>
@@ -6027,7 +3282,7 @@
         </w:rPr>
         <w:t xml:space="preserve"> Bark</w:t>
       </w:r>
-      <w:bookmarkEnd w:id="49"/>
+      <w:bookmarkEnd w:id="42"/>
     </w:p>
     <w:p>
       <w:pPr>
@@ -6098,7 +3353,7 @@
       <w:pPr>
         <w:pStyle w:val="Slideheading"/>
       </w:pPr>
-      <w:bookmarkStart w:id="50" w:name="s244045"/>
+      <w:bookmarkStart w:id="43" w:name="s244045"/>
       <w:r>
         <w:rPr>
           <w:rStyle w:val="Slidecode"/>
@@ -6112,7 +3367,7 @@
         </w:rPr>
         <w:t xml:space="preserve"> Wood</w:t>
       </w:r>
-      <w:bookmarkEnd w:id="50"/>
+      <w:bookmarkEnd w:id="43"/>
     </w:p>
     <w:p>
       <w:pPr>
@@ -6183,7 +3438,7 @@
       <w:pPr>
         <w:pStyle w:val="Slideheading"/>
       </w:pPr>
-      <w:bookmarkStart w:id="51" w:name="s244046"/>
+      <w:bookmarkStart w:id="44" w:name="s244046"/>
       <w:r>
         <w:rPr>
           <w:rStyle w:val="Slidecode"/>
@@ -6197,7 +3452,7 @@
         </w:rPr>
         <w:t xml:space="preserve"> Three-Year-Old Woody Twig</w:t>
       </w:r>
-      <w:bookmarkEnd w:id="51"/>
+      <w:bookmarkEnd w:id="44"/>
     </w:p>
     <w:p>
       <w:pPr>
@@ -6234,7 +3489,7 @@
       <w:pPr>
         <w:pStyle w:val="Slideheading"/>
       </w:pPr>
-      <w:bookmarkStart w:id="52" w:name="s244047"/>
+      <w:bookmarkStart w:id="45" w:name="s244047"/>
       <w:r>
         <w:rPr>
           <w:rStyle w:val="Slidecode"/>
@@ -6248,7 +3503,7 @@
         </w:rPr>
         <w:t xml:space="preserve"> Tree Trunk</w:t>
       </w:r>
-      <w:bookmarkEnd w:id="52"/>
+      <w:bookmarkEnd w:id="45"/>
     </w:p>
     <w:p>
       <w:pPr>
@@ -6269,7 +3524,7 @@
       <w:pPr>
         <w:pStyle w:val="Slideheading"/>
       </w:pPr>
-      <w:bookmarkStart w:id="53" w:name="s244048"/>
+      <w:bookmarkStart w:id="46" w:name="s244048"/>
       <w:r>
         <w:rPr>
           <w:rStyle w:val="Slidecode"/>
@@ -6283,7 +3538,7 @@
         </w:rPr>
         <w:t xml:space="preserve"> Stem Diversity 1</w:t>
       </w:r>
-      <w:bookmarkEnd w:id="53"/>
+      <w:bookmarkEnd w:id="46"/>
     </w:p>
     <w:p>
       <w:pPr>
@@ -6471,7 +3726,7 @@
       <w:pPr>
         <w:pStyle w:val="Slideheading"/>
       </w:pPr>
-      <w:bookmarkStart w:id="54" w:name="s244049"/>
+      <w:bookmarkStart w:id="47" w:name="s244049"/>
       <w:r>
         <w:rPr>
           <w:rStyle w:val="Slidecode"/>
@@ -6485,7 +3740,7 @@
         </w:rPr>
         <w:t xml:space="preserve"> Stem Diversity 2</w:t>
       </w:r>
-      <w:bookmarkEnd w:id="54"/>
+      <w:bookmarkEnd w:id="47"/>
     </w:p>
     <w:p>
       <w:pPr>
@@ -6513,33 +3768,9 @@
     </w:p>
     <w:p>
       <w:pPr>
-        <w:pStyle w:val="Pointer"/>
-      </w:pPr>
-      <w:r>
-        <w:rPr/>
-        <w:t xml:space="preserve">Quick guide for this section: page </w:t>
-      </w:r>
-      <w:r>
-        <w:fldChar w:fldCharType="begin"/>
-      </w:r>
-      <w:r>
-        <w:instrText xml:space="preserve"> PAGEREF g245 \h </w:instrText>
-      </w:r>
-      <w:r>
-        <w:fldChar w:fldCharType="separate"/>
-      </w:r>
-      <w:r>
-        <w:t>3</w:t>
-      </w:r>
-      <w:r>
-        <w:fldChar w:fldCharType="end"/>
-      </w:r>
-    </w:p>
-    <w:p>
-      <w:pPr>
         <w:pStyle w:val="Slideheading"/>
       </w:pPr>
-      <w:bookmarkStart w:id="55" w:name="s245050"/>
+      <w:bookmarkStart w:id="48" w:name="s245050"/>
       <w:r>
         <w:rPr>
           <w:rStyle w:val="Slidecode"/>
@@ -6547,7 +3778,7 @@
         </w:rPr>
         <w:t>24.5.50</w:t>
       </w:r>
-      <w:bookmarkEnd w:id="55"/>
+      <w:bookmarkEnd w:id="48"/>
     </w:p>
     <w:p>
       <w:pPr>
@@ -6670,7 +3901,7 @@
       <w:pPr>
         <w:pStyle w:val="Slideheading"/>
       </w:pPr>
-      <w:bookmarkStart w:id="56" w:name="s245051"/>
+      <w:bookmarkStart w:id="49" w:name="s245051"/>
       <w:r>
         <w:rPr>
           <w:rStyle w:val="Slidecode"/>
@@ -6684,7 +3915,7 @@
         </w:rPr>
         <w:t xml:space="preserve"> Leaf Morphology</w:t>
       </w:r>
-      <w:bookmarkEnd w:id="56"/>
+      <w:bookmarkEnd w:id="49"/>
     </w:p>
     <w:p>
       <w:pPr>
@@ -6820,7 +4051,7 @@
       <w:pPr>
         <w:pStyle w:val="Slideheading"/>
       </w:pPr>
-      <w:bookmarkStart w:id="57" w:name="s245052"/>
+      <w:bookmarkStart w:id="50" w:name="s245052"/>
       <w:r>
         <w:rPr>
           <w:rStyle w:val="Slidecode"/>
@@ -6834,7 +4065,7 @@
         </w:rPr>
         <w:t xml:space="preserve"> Leaf Structure</w:t>
       </w:r>
-      <w:bookmarkEnd w:id="57"/>
+      <w:bookmarkEnd w:id="50"/>
     </w:p>
     <w:p>
       <w:pPr>
@@ -6871,7 +4102,7 @@
       <w:pPr>
         <w:pStyle w:val="Slideheading"/>
       </w:pPr>
-      <w:bookmarkStart w:id="58" w:name="s245053"/>
+      <w:bookmarkStart w:id="51" w:name="s245053"/>
       <w:r>
         <w:rPr>
           <w:rStyle w:val="Slidecode"/>
@@ -6885,7 +4116,7 @@
         </w:rPr>
         <w:t xml:space="preserve"> Diversity of Leaves</w:t>
       </w:r>
-      <w:bookmarkEnd w:id="58"/>
+      <w:bookmarkEnd w:id="51"/>
     </w:p>
     <w:p>
       <w:pPr>
@@ -7021,7 +4252,7 @@
       <w:pPr>
         <w:pStyle w:val="Slideheading"/>
       </w:pPr>
-      <w:bookmarkStart w:id="59" w:name="s245054"/>
+      <w:bookmarkStart w:id="52" w:name="s245054"/>
       <w:r>
         <w:rPr>
           <w:rStyle w:val="Slidecode"/>
@@ -7035,7 +4266,7 @@
         </w:rPr>
         <w:t xml:space="preserve"> Classification of Leaves</w:t>
       </w:r>
-      <w:bookmarkEnd w:id="59"/>
+      <w:bookmarkEnd w:id="52"/>
     </w:p>
     <w:p>
       <w:pPr>
@@ -7082,7 +4313,7 @@
       <w:pPr>
         <w:pStyle w:val="Slideheading"/>
       </w:pPr>
-      <w:bookmarkStart w:id="60" w:name="s245055"/>
+      <w:bookmarkStart w:id="53" w:name="s245055"/>
       <w:r>
         <w:rPr>
           <w:rStyle w:val="Slidecode"/>
@@ -7096,7 +4327,7 @@
         </w:rPr>
         <w:t xml:space="preserve"> Leaf Diversity</w:t>
       </w:r>
-      <w:bookmarkEnd w:id="60"/>
+      <w:bookmarkEnd w:id="53"/>
     </w:p>
     <w:p>
       <w:pPr>
@@ -7132,14 +4363,14 @@
       <w:pPr>
         <w:pStyle w:val="Lookupheading"/>
       </w:pPr>
-      <w:bookmarkStart w:id="61" w:name="lk24LkTables"/>
+      <w:bookmarkStart w:id="54" w:name="lk24LkTables"/>
       <w:r>
         <w:rPr>
           <w:rStyle w:val="Slidecode"/>
         </w:rPr>
         <w:t>Comparison tables</w:t>
       </w:r>
-      <w:bookmarkEnd w:id="61"/>
+      <w:bookmarkEnd w:id="54"/>
     </w:p>
     <w:p>
       <w:pPr>
@@ -10478,14 +7709,14 @@
       <w:pPr>
         <w:pStyle w:val="Lookupheading"/>
       </w:pPr>
-      <w:bookmarkStart w:id="62" w:name="lk24LkSeq"/>
+      <w:bookmarkStart w:id="55" w:name="lk24LkSeq"/>
       <w:r>
         <w:rPr>
           <w:rStyle w:val="Slidecode"/>
         </w:rPr>
         <w:t>Sequences</w:t>
       </w:r>
-      <w:bookmarkEnd w:id="62"/>
+      <w:bookmarkEnd w:id="55"/>
     </w:p>
     <w:p>
       <w:pPr>
@@ -10563,14 +7794,14 @@
       <w:pPr>
         <w:pStyle w:val="Lookupheading"/>
       </w:pPr>
-      <w:bookmarkStart w:id="63" w:name="lk24LkUses"/>
+      <w:bookmarkStart w:id="56" w:name="lk24LkUses"/>
       <w:r>
         <w:rPr>
           <w:rStyle w:val="Slidecode"/>
         </w:rPr>
         <w:t>Uses</w:t>
       </w:r>
-      <w:bookmarkEnd w:id="63"/>
+      <w:bookmarkEnd w:id="56"/>
     </w:p>
     <w:p>
       <w:pPr>
@@ -10840,7 +8071,7 @@
       <w:rPr>
         <w:sz w:val="15"/>
       </w:rPr>
-      <w:t>BIO II printed notes: Ch 24 (main)</w:t>
+      <w:t>Ch. 24: Flowering Plants: Structure and Organization</w:t>
       <w:tab/>
     </w:r>
     <w:r>
@@ -23160,16 +20391,6 @@
     <w:rPr>
       <w:b/>
       <w:sz w:val="27"/>
-    </w:rPr>
-  </w:style>
-  <w:style w:type="paragraph" w:customStyle="1" w:styleId="Pointer">
-    <w:name w:val="Pointer"/>
-    <w:basedOn w:val="Normal"/>
-    <w:pPr>
-      <w:spacing w:before="0" w:after="23"/>
-    </w:pPr>
-    <w:rPr>
-      <w:i/>
     </w:rPr>
   </w:style>
   <w:style w:type="paragraph" w:customStyle="1" w:styleId="Slideheading">

--- a/Printed Exam Notes/Ch 24 Printed Notes.docx
+++ b/Printed Exam Notes/Ch 24 Printed Notes.docx
@@ -6,19 +6,26 @@
       <w:pPr>
         <w:pStyle w:val="Notestitle"/>
       </w:pPr>
+      <w:bookmarkStart w:id="1" w:name="t24"/>
       <w:r>
         <w:rPr/>
         <w:t>Ch. 24: Flowering Plants: Structure and Organization</w:t>
       </w:r>
+      <w:bookmarkEnd w:id="1"/>
     </w:p>
     <w:p>
       <w:pPr>
         <w:sectPr>
           <w:headerReference w:type="default" r:id="rId9"/>
-          <w:footerReference w:type="default" r:id="rId10"/>
+          <w:headerReference w:type="first" r:id="rId10"/>
+          <w:footerReference w:type="default" r:id="rId11"/>
+          <w:footerReference w:type="first" r:id="rId12"/>
+          <w:type w:val="oddPage"/>
           <w:pgSz w:w="12240" w:h="15840"/>
           <w:pgMar w:top="792" w:right="576" w:bottom="720" w:left="576" w:header="432" w:footer="360" w:gutter="0"/>
+          <w:pgNumType w:start="13"/>
           <w:cols w:space="720"/>
+          <w:titlePg/>
           <w:docGrid w:linePitch="360"/>
         </w:sectPr>
       </w:pPr>
@@ -36,7 +43,7 @@
       <w:pPr>
         <w:pStyle w:val="Slideheading"/>
       </w:pPr>
-      <w:bookmarkStart w:id="1" w:name="s241003"/>
+      <w:bookmarkStart w:id="2" w:name="s241003"/>
       <w:r>
         <w:rPr>
           <w:rStyle w:val="Slidecode"/>
@@ -50,7 +57,7 @@
         </w:rPr>
         <w:t xml:space="preserve"> Apical Meristem Gives Rise to Differing Plant Tissues</w:t>
       </w:r>
-      <w:bookmarkEnd w:id="1"/>
+      <w:bookmarkEnd w:id="2"/>
     </w:p>
     <w:p>
       <w:pPr>
@@ -71,7 +78,7 @@
       <w:pPr>
         <w:pStyle w:val="Slideheading"/>
       </w:pPr>
-      <w:bookmarkStart w:id="2" w:name="s241004"/>
+      <w:bookmarkStart w:id="3" w:name="s241004"/>
       <w:r>
         <w:rPr>
           <w:rStyle w:val="Slidecode"/>
@@ -79,7 +86,7 @@
         </w:rPr>
         <w:t>24.1.4</w:t>
       </w:r>
-      <w:bookmarkEnd w:id="2"/>
+      <w:bookmarkEnd w:id="3"/>
     </w:p>
     <w:p>
       <w:pPr>
@@ -124,7 +131,7 @@
       <w:pPr>
         <w:pStyle w:val="Slideheading"/>
       </w:pPr>
-      <w:bookmarkStart w:id="3" w:name="s241005"/>
+      <w:bookmarkStart w:id="4" w:name="s241005"/>
       <w:r>
         <w:rPr>
           <w:rStyle w:val="Slidecode"/>
@@ -138,7 +145,7 @@
         </w:rPr>
         <w:t xml:space="preserve"> Meristem Cell Division</w:t>
       </w:r>
-      <w:bookmarkEnd w:id="3"/>
+      <w:bookmarkEnd w:id="4"/>
     </w:p>
     <w:p>
       <w:pPr>
@@ -159,7 +166,7 @@
       <w:pPr>
         <w:pStyle w:val="Slideheading"/>
       </w:pPr>
-      <w:bookmarkStart w:id="4" w:name="s241006"/>
+      <w:bookmarkStart w:id="5" w:name="s241006"/>
       <w:r>
         <w:rPr>
           <w:rStyle w:val="Slidecode"/>
@@ -173,7 +180,7 @@
         </w:rPr>
         <w:t xml:space="preserve"> Meristem Development</w:t>
       </w:r>
-      <w:bookmarkEnd w:id="4"/>
+      <w:bookmarkEnd w:id="5"/>
     </w:p>
     <w:p>
       <w:pPr>
@@ -283,7 +290,7 @@
       <w:pPr>
         <w:pStyle w:val="Slideheading"/>
       </w:pPr>
-      <w:bookmarkStart w:id="5" w:name="s241007"/>
+      <w:bookmarkStart w:id="6" w:name="s241007"/>
       <w:r>
         <w:rPr>
           <w:rStyle w:val="Slidecode"/>
@@ -297,7 +304,7 @@
         </w:rPr>
         <w:t xml:space="preserve"> Epidermal Tissue 1</w:t>
       </w:r>
-      <w:bookmarkEnd w:id="5"/>
+      <w:bookmarkEnd w:id="6"/>
     </w:p>
     <w:p>
       <w:pPr>
@@ -368,7 +375,7 @@
       <w:pPr>
         <w:pStyle w:val="Slideheading"/>
       </w:pPr>
-      <w:bookmarkStart w:id="6" w:name="s241008"/>
+      <w:bookmarkStart w:id="7" w:name="s241008"/>
       <w:r>
         <w:rPr>
           <w:rStyle w:val="Slidecode"/>
@@ -382,7 +389,7 @@
         </w:rPr>
         <w:t xml:space="preserve"> Epidermal Tissue 2</w:t>
       </w:r>
-      <w:bookmarkEnd w:id="6"/>
+      <w:bookmarkEnd w:id="7"/>
     </w:p>
     <w:p>
       <w:pPr>
@@ -479,7 +486,7 @@
       <w:pPr>
         <w:pStyle w:val="Slideheading"/>
       </w:pPr>
-      <w:bookmarkStart w:id="7" w:name="s241009"/>
+      <w:bookmarkStart w:id="8" w:name="s241009"/>
       <w:r>
         <w:rPr>
           <w:rStyle w:val="Slidecode"/>
@@ -493,7 +500,7 @@
         </w:rPr>
         <w:t xml:space="preserve"> Modifications of Epidermal Tissue</w:t>
       </w:r>
-      <w:bookmarkEnd w:id="7"/>
+      <w:bookmarkEnd w:id="8"/>
     </w:p>
     <w:p>
       <w:pPr>
@@ -530,7 +537,7 @@
       <w:pPr>
         <w:pStyle w:val="Slideheading"/>
       </w:pPr>
-      <w:bookmarkStart w:id="8" w:name="s241010"/>
+      <w:bookmarkStart w:id="9" w:name="s241010"/>
       <w:r>
         <w:rPr>
           <w:rStyle w:val="Slidecode"/>
@@ -544,7 +551,7 @@
         </w:rPr>
         <w:t xml:space="preserve"> Ground Tissue 1</w:t>
       </w:r>
-      <w:bookmarkEnd w:id="8"/>
+      <w:bookmarkEnd w:id="9"/>
     </w:p>
     <w:p>
       <w:pPr>
@@ -680,7 +687,7 @@
       <w:pPr>
         <w:pStyle w:val="Slideheading"/>
       </w:pPr>
-      <w:bookmarkStart w:id="9" w:name="s241011"/>
+      <w:bookmarkStart w:id="10" w:name="s241011"/>
       <w:r>
         <w:rPr>
           <w:rStyle w:val="Slidecode"/>
@@ -694,7 +701,7 @@
         </w:rPr>
         <w:t xml:space="preserve"> Ground Tissue 2</w:t>
       </w:r>
-      <w:bookmarkEnd w:id="9"/>
+      <w:bookmarkEnd w:id="10"/>
     </w:p>
     <w:p>
       <w:pPr>
@@ -791,7 +798,7 @@
       <w:pPr>
         <w:pStyle w:val="Slideheading"/>
       </w:pPr>
-      <w:bookmarkStart w:id="10" w:name="s241012"/>
+      <w:bookmarkStart w:id="11" w:name="s241012"/>
       <w:r>
         <w:rPr>
           <w:rStyle w:val="Slidecode"/>
@@ -805,7 +812,7 @@
         </w:rPr>
         <w:t xml:space="preserve"> Ground Tissue Cells</w:t>
       </w:r>
-      <w:bookmarkEnd w:id="10"/>
+      <w:bookmarkEnd w:id="11"/>
     </w:p>
     <w:p>
       <w:pPr>
@@ -826,7 +833,7 @@
       <w:pPr>
         <w:pStyle w:val="Slideheading"/>
       </w:pPr>
-      <w:bookmarkStart w:id="11" w:name="s241013"/>
+      <w:bookmarkStart w:id="12" w:name="s241013"/>
       <w:r>
         <w:rPr>
           <w:rStyle w:val="Slidecode"/>
@@ -840,7 +847,7 @@
         </w:rPr>
         <w:t xml:space="preserve"> Vascular Tissue</w:t>
       </w:r>
-      <w:bookmarkEnd w:id="11"/>
+      <w:bookmarkEnd w:id="12"/>
     </w:p>
     <w:p>
       <w:pPr>
@@ -963,7 +970,7 @@
       <w:pPr>
         <w:pStyle w:val="Slideheading"/>
       </w:pPr>
-      <w:bookmarkStart w:id="12" w:name="s241014"/>
+      <w:bookmarkStart w:id="13" w:name="s241014"/>
       <w:r>
         <w:rPr>
           <w:rStyle w:val="Slidecode"/>
@@ -977,7 +984,7 @@
         </w:rPr>
         <w:t xml:space="preserve"> Xylem Structure</w:t>
       </w:r>
-      <w:bookmarkEnd w:id="12"/>
+      <w:bookmarkEnd w:id="13"/>
     </w:p>
     <w:p>
       <w:pPr>
@@ -998,7 +1005,7 @@
       <w:pPr>
         <w:pStyle w:val="Slideheading"/>
       </w:pPr>
-      <w:bookmarkStart w:id="13" w:name="s241015"/>
+      <w:bookmarkStart w:id="14" w:name="s241015"/>
       <w:r>
         <w:rPr>
           <w:rStyle w:val="Slidecode"/>
@@ -1012,7 +1019,7 @@
         </w:rPr>
         <w:t xml:space="preserve"> Tracheids and Vessel Elements</w:t>
       </w:r>
-      <w:bookmarkEnd w:id="13"/>
+      <w:bookmarkEnd w:id="14"/>
     </w:p>
     <w:p>
       <w:pPr>
@@ -1109,7 +1116,7 @@
       <w:pPr>
         <w:pStyle w:val="Slideheading"/>
       </w:pPr>
-      <w:bookmarkStart w:id="14" w:name="s241016"/>
+      <w:bookmarkStart w:id="15" w:name="s241016"/>
       <w:r>
         <w:rPr>
           <w:rStyle w:val="Slidecode"/>
@@ -1123,7 +1130,7 @@
         </w:rPr>
         <w:t xml:space="preserve"> Sieve-Tube Members</w:t>
       </w:r>
-      <w:bookmarkEnd w:id="14"/>
+      <w:bookmarkEnd w:id="15"/>
     </w:p>
     <w:p>
       <w:pPr>
@@ -1233,7 +1240,7 @@
       <w:pPr>
         <w:pStyle w:val="Slideheading"/>
       </w:pPr>
-      <w:bookmarkStart w:id="15" w:name="s241017"/>
+      <w:bookmarkStart w:id="16" w:name="s241017"/>
       <w:r>
         <w:rPr>
           <w:rStyle w:val="Slidecode"/>
@@ -1247,7 +1254,7 @@
         </w:rPr>
         <w:t xml:space="preserve"> Phloem Structure</w:t>
       </w:r>
-      <w:bookmarkEnd w:id="15"/>
+      <w:bookmarkEnd w:id="16"/>
     </w:p>
     <w:p>
       <w:pPr>
@@ -1277,7 +1284,7 @@
       <w:pPr>
         <w:pStyle w:val="Slideheading"/>
       </w:pPr>
-      <w:bookmarkStart w:id="16" w:name="s242018"/>
+      <w:bookmarkStart w:id="17" w:name="s242018"/>
       <w:r>
         <w:rPr>
           <w:rStyle w:val="Slidecode"/>
@@ -1285,7 +1292,7 @@
         </w:rPr>
         <w:t>24.2.18</w:t>
       </w:r>
-      <w:bookmarkEnd w:id="16"/>
+      <w:bookmarkEnd w:id="17"/>
     </w:p>
     <w:p>
       <w:pPr>
@@ -1408,7 +1415,7 @@
       <w:pPr>
         <w:pStyle w:val="Slideheading"/>
       </w:pPr>
-      <w:bookmarkStart w:id="17" w:name="s242019"/>
+      <w:bookmarkStart w:id="18" w:name="s242019"/>
       <w:r>
         <w:rPr>
           <w:rStyle w:val="Slidecode"/>
@@ -1422,7 +1429,7 @@
         </w:rPr>
         <w:t xml:space="preserve"> Organization of Plant Body</w:t>
       </w:r>
-      <w:bookmarkEnd w:id="17"/>
+      <w:bookmarkEnd w:id="18"/>
     </w:p>
     <w:p>
       <w:pPr>
@@ -1443,7 +1450,7 @@
       <w:pPr>
         <w:pStyle w:val="Slideheading"/>
       </w:pPr>
-      <w:bookmarkStart w:id="18" w:name="s242020"/>
+      <w:bookmarkStart w:id="19" w:name="s242020"/>
       <w:r>
         <w:rPr>
           <w:rStyle w:val="Slidecode"/>
@@ -1457,7 +1464,7 @@
         </w:rPr>
         <w:t xml:space="preserve"> Shoot System</w:t>
       </w:r>
-      <w:bookmarkEnd w:id="18"/>
+      <w:bookmarkEnd w:id="19"/>
     </w:p>
     <w:p>
       <w:pPr>
@@ -1541,7 +1548,7 @@
       <w:pPr>
         <w:pStyle w:val="Slideheading"/>
       </w:pPr>
-      <w:bookmarkStart w:id="19" w:name="s242021"/>
+      <w:bookmarkStart w:id="20" w:name="s242021"/>
       <w:r>
         <w:rPr>
           <w:rStyle w:val="Slidecode"/>
@@ -1555,7 +1562,7 @@
         </w:rPr>
         <w:t xml:space="preserve"> A Terminal Bud</w:t>
       </w:r>
-      <w:bookmarkEnd w:id="19"/>
+      <w:bookmarkEnd w:id="20"/>
     </w:p>
     <w:p>
       <w:pPr>
@@ -1591,7 +1598,7 @@
       <w:pPr>
         <w:pStyle w:val="Slideheading"/>
       </w:pPr>
-      <w:bookmarkStart w:id="20" w:name="s242022"/>
+      <w:bookmarkStart w:id="21" w:name="s242022"/>
       <w:r>
         <w:rPr>
           <w:rStyle w:val="Slidecode"/>
@@ -1605,7 +1612,7 @@
         </w:rPr>
         <w:t xml:space="preserve"> Monocots</w:t>
       </w:r>
-      <w:bookmarkEnd w:id="20"/>
+      <w:bookmarkEnd w:id="21"/>
     </w:p>
     <w:p>
       <w:pPr>
@@ -1702,7 +1709,7 @@
       <w:pPr>
         <w:pStyle w:val="Slideheading"/>
       </w:pPr>
-      <w:bookmarkStart w:id="21" w:name="s242023"/>
+      <w:bookmarkStart w:id="22" w:name="s242023"/>
       <w:r>
         <w:rPr>
           <w:rStyle w:val="Slidecode"/>
@@ -1716,7 +1723,7 @@
         </w:rPr>
         <w:t xml:space="preserve"> Eudicots</w:t>
       </w:r>
-      <w:bookmarkEnd w:id="21"/>
+      <w:bookmarkEnd w:id="22"/>
     </w:p>
     <w:p>
       <w:pPr>
@@ -1787,7 +1794,7 @@
       <w:pPr>
         <w:pStyle w:val="Slideheading"/>
       </w:pPr>
-      <w:bookmarkStart w:id="22" w:name="s242024"/>
+      <w:bookmarkStart w:id="23" w:name="s242024"/>
       <w:r>
         <w:rPr>
           <w:rStyle w:val="Slidecode"/>
@@ -1801,7 +1808,7 @@
         </w:rPr>
         <w:t xml:space="preserve"> Flowering Plants Are Either Monocots or Eudicots</w:t>
       </w:r>
-      <w:bookmarkEnd w:id="22"/>
+      <w:bookmarkEnd w:id="23"/>
     </w:p>
     <w:p>
       <w:pPr>
@@ -1822,7 +1829,7 @@
       <w:pPr>
         <w:pStyle w:val="Slideheading"/>
       </w:pPr>
-      <w:bookmarkStart w:id="23" w:name="s242025"/>
+      <w:bookmarkStart w:id="24" w:name="s242025"/>
       <w:r>
         <w:rPr>
           <w:rStyle w:val="Slidecode"/>
@@ -1836,7 +1843,7 @@
         </w:rPr>
         <w:t xml:space="preserve"> Vegetative Organs and Plant Life Cycles</w:t>
       </w:r>
-      <w:bookmarkEnd w:id="23"/>
+      <w:bookmarkEnd w:id="24"/>
     </w:p>
     <w:p>
       <w:pPr>
@@ -1955,7 +1962,7 @@
       <w:pPr>
         <w:pStyle w:val="Slideheading"/>
       </w:pPr>
-      <w:bookmarkStart w:id="24" w:name="s243026"/>
+      <w:bookmarkStart w:id="25" w:name="s243026"/>
       <w:r>
         <w:rPr>
           <w:rStyle w:val="Slidecode"/>
@@ -1963,7 +1970,7 @@
         </w:rPr>
         <w:t>24.3.26</w:t>
       </w:r>
-      <w:bookmarkEnd w:id="24"/>
+      <w:bookmarkEnd w:id="25"/>
     </w:p>
     <w:p>
       <w:pPr>
@@ -2050,7 +2057,7 @@
       <w:pPr>
         <w:pStyle w:val="Slideheading"/>
       </w:pPr>
-      <w:bookmarkStart w:id="25" w:name="s243027"/>
+      <w:bookmarkStart w:id="26" w:name="s243027"/>
       <w:r>
         <w:rPr>
           <w:rStyle w:val="Slidecode"/>
@@ -2064,7 +2071,7 @@
         </w:rPr>
         <w:t xml:space="preserve"> Tissues of Eudicot Root</w:t>
       </w:r>
-      <w:bookmarkEnd w:id="25"/>
+      <w:bookmarkEnd w:id="26"/>
     </w:p>
     <w:p>
       <w:pPr>
@@ -2151,7 +2158,7 @@
       <w:pPr>
         <w:pStyle w:val="Slideheading"/>
       </w:pPr>
-      <w:bookmarkStart w:id="26" w:name="s243028"/>
+      <w:bookmarkStart w:id="27" w:name="s243028"/>
       <w:r>
         <w:rPr>
           <w:rStyle w:val="Slidecode"/>
@@ -2165,7 +2172,7 @@
         </w:rPr>
         <w:t xml:space="preserve"> Eudicot Root Tip</w:t>
       </w:r>
-      <w:bookmarkEnd w:id="26"/>
+      <w:bookmarkEnd w:id="27"/>
     </w:p>
     <w:p>
       <w:pPr>
@@ -2186,7 +2193,7 @@
       <w:pPr>
         <w:pStyle w:val="Slideheading"/>
       </w:pPr>
-      <w:bookmarkStart w:id="27" w:name="s243029"/>
+      <w:bookmarkStart w:id="28" w:name="s243029"/>
       <w:r>
         <w:rPr>
           <w:rStyle w:val="Slidecode"/>
@@ -2200,7 +2207,7 @@
         </w:rPr>
         <w:t xml:space="preserve"> Branching of a Eudicot Root</w:t>
       </w:r>
-      <w:bookmarkEnd w:id="27"/>
+      <w:bookmarkEnd w:id="28"/>
     </w:p>
     <w:p>
       <w:pPr>
@@ -2236,7 +2243,7 @@
       <w:pPr>
         <w:pStyle w:val="Slideheading"/>
       </w:pPr>
-      <w:bookmarkStart w:id="28" w:name="s243030"/>
+      <w:bookmarkStart w:id="29" w:name="s243030"/>
       <w:r>
         <w:rPr>
           <w:rStyle w:val="Slidecode"/>
@@ -2250,7 +2257,7 @@
         </w:rPr>
         <w:t xml:space="preserve"> Organization of Monocot Roots</w:t>
       </w:r>
-      <w:bookmarkEnd w:id="28"/>
+      <w:bookmarkEnd w:id="29"/>
     </w:p>
     <w:p>
       <w:pPr>
@@ -2295,7 +2302,7 @@
       <w:pPr>
         <w:pStyle w:val="Slideheading"/>
       </w:pPr>
-      <w:bookmarkStart w:id="29" w:name="s243031"/>
+      <w:bookmarkStart w:id="30" w:name="s243031"/>
       <w:r>
         <w:rPr>
           <w:rStyle w:val="Slidecode"/>
@@ -2309,7 +2316,7 @@
         </w:rPr>
         <w:t xml:space="preserve"> Monocot Root</w:t>
       </w:r>
-      <w:bookmarkEnd w:id="29"/>
+      <w:bookmarkEnd w:id="30"/>
     </w:p>
     <w:p>
       <w:pPr>
@@ -2345,7 +2352,7 @@
       <w:pPr>
         <w:pStyle w:val="Slideheading"/>
       </w:pPr>
-      <w:bookmarkStart w:id="30" w:name="s243032"/>
+      <w:bookmarkStart w:id="31" w:name="s243032"/>
       <w:r>
         <w:rPr>
           <w:rStyle w:val="Slidecode"/>
@@ -2359,7 +2366,7 @@
         </w:rPr>
         <w:t xml:space="preserve"> Root Diversity</w:t>
       </w:r>
-      <w:bookmarkEnd w:id="30"/>
+      <w:bookmarkEnd w:id="31"/>
     </w:p>
     <w:p>
       <w:pPr>
@@ -2482,7 +2489,7 @@
       <w:pPr>
         <w:pStyle w:val="Slideheading"/>
       </w:pPr>
-      <w:bookmarkStart w:id="31" w:name="s243033"/>
+      <w:bookmarkStart w:id="32" w:name="s243033"/>
       <w:r>
         <w:rPr>
           <w:rStyle w:val="Slidecode"/>
@@ -2496,7 +2503,7 @@
         </w:rPr>
         <w:t xml:space="preserve"> Root Specializations</w:t>
       </w:r>
-      <w:bookmarkEnd w:id="31"/>
+      <w:bookmarkEnd w:id="32"/>
     </w:p>
     <w:p>
       <w:pPr>
@@ -2532,7 +2539,7 @@
       <w:pPr>
         <w:pStyle w:val="Slideheading"/>
       </w:pPr>
-      <w:bookmarkStart w:id="32" w:name="s243034"/>
+      <w:bookmarkStart w:id="33" w:name="s243034"/>
       <w:r>
         <w:rPr>
           <w:rStyle w:val="Slidecode"/>
@@ -2546,7 +2553,7 @@
         </w:rPr>
         <w:t xml:space="preserve"> Root Symbiotic Relationships</w:t>
       </w:r>
-      <w:bookmarkEnd w:id="32"/>
+      <w:bookmarkEnd w:id="33"/>
     </w:p>
     <w:p>
       <w:pPr>
@@ -2652,7 +2659,7 @@
       <w:pPr>
         <w:pStyle w:val="Slideheading"/>
       </w:pPr>
-      <w:bookmarkStart w:id="33" w:name="s244035"/>
+      <w:bookmarkStart w:id="34" w:name="s244035"/>
       <w:r>
         <w:rPr>
           <w:rStyle w:val="Slidecode"/>
@@ -2660,7 +2667,7 @@
         </w:rPr>
         <w:t>24.4.35</w:t>
       </w:r>
-      <w:bookmarkEnd w:id="33"/>
+      <w:bookmarkEnd w:id="34"/>
     </w:p>
     <w:p>
       <w:pPr>
@@ -2835,7 +2842,7 @@
       <w:pPr>
         <w:pStyle w:val="Slideheading"/>
       </w:pPr>
-      <w:bookmarkStart w:id="34" w:name="s244036"/>
+      <w:bookmarkStart w:id="35" w:name="s244036"/>
       <w:r>
         <w:rPr>
           <w:rStyle w:val="Slidecode"/>
@@ -2849,7 +2856,7 @@
         </w:rPr>
         <w:t xml:space="preserve"> Woody Twig</w:t>
       </w:r>
-      <w:bookmarkEnd w:id="34"/>
+      <w:bookmarkEnd w:id="35"/>
     </w:p>
     <w:p>
       <w:pPr>
@@ -2870,7 +2877,7 @@
       <w:pPr>
         <w:pStyle w:val="Slideheading"/>
       </w:pPr>
-      <w:bookmarkStart w:id="35" w:name="s244037"/>
+      <w:bookmarkStart w:id="36" w:name="s244037"/>
       <w:r>
         <w:rPr>
           <w:rStyle w:val="Slidecode"/>
@@ -2884,7 +2891,7 @@
         </w:rPr>
         <w:t xml:space="preserve"> Shoot Tip and Primary Meristems</w:t>
       </w:r>
-      <w:bookmarkEnd w:id="35"/>
+      <w:bookmarkEnd w:id="36"/>
     </w:p>
     <w:p>
       <w:pPr>
@@ -2905,7 +2912,7 @@
       <w:pPr>
         <w:pStyle w:val="Slideheading"/>
       </w:pPr>
-      <w:bookmarkStart w:id="36" w:name="s244038"/>
+      <w:bookmarkStart w:id="37" w:name="s244038"/>
       <w:r>
         <w:rPr>
           <w:rStyle w:val="Slidecode"/>
@@ -2919,7 +2926,7 @@
         </w:rPr>
         <w:t xml:space="preserve"> Herbaceous Stems</w:t>
       </w:r>
-      <w:bookmarkEnd w:id="36"/>
+      <w:bookmarkEnd w:id="37"/>
     </w:p>
     <w:p>
       <w:pPr>
@@ -2990,7 +2997,7 @@
       <w:pPr>
         <w:pStyle w:val="Slideheading"/>
       </w:pPr>
-      <w:bookmarkStart w:id="37" w:name="s244039"/>
+      <w:bookmarkStart w:id="38" w:name="s244039"/>
       <w:r>
         <w:rPr>
           <w:rStyle w:val="Slidecode"/>
@@ -3004,7 +3011,7 @@
         </w:rPr>
         <w:t xml:space="preserve"> Herbaceous Eudicot Stem</w:t>
       </w:r>
-      <w:bookmarkEnd w:id="37"/>
+      <w:bookmarkEnd w:id="38"/>
     </w:p>
     <w:p>
       <w:pPr>
@@ -3025,7 +3032,7 @@
       <w:pPr>
         <w:pStyle w:val="Slideheading"/>
       </w:pPr>
-      <w:bookmarkStart w:id="38" w:name="s244040"/>
+      <w:bookmarkStart w:id="39" w:name="s244040"/>
       <w:r>
         <w:rPr>
           <w:rStyle w:val="Slidecode"/>
@@ -3039,7 +3046,7 @@
         </w:rPr>
         <w:t xml:space="preserve"> Monocot Stem</w:t>
       </w:r>
-      <w:bookmarkEnd w:id="38"/>
+      <w:bookmarkEnd w:id="39"/>
     </w:p>
     <w:p>
       <w:pPr>
@@ -3060,7 +3067,7 @@
       <w:pPr>
         <w:pStyle w:val="Slideheading"/>
       </w:pPr>
-      <w:bookmarkStart w:id="39" w:name="s244041"/>
+      <w:bookmarkStart w:id="40" w:name="s244041"/>
       <w:r>
         <w:rPr>
           <w:rStyle w:val="Slidecode"/>
@@ -3074,7 +3081,7 @@
         </w:rPr>
         <w:t xml:space="preserve"> Woody Stems</w:t>
       </w:r>
-      <w:bookmarkEnd w:id="39"/>
+      <w:bookmarkEnd w:id="40"/>
     </w:p>
     <w:p>
       <w:pPr>
@@ -3119,7 +3126,7 @@
       <w:pPr>
         <w:pStyle w:val="Slideheading"/>
       </w:pPr>
-      <w:bookmarkStart w:id="40" w:name="s244042"/>
+      <w:bookmarkStart w:id="41" w:name="s244042"/>
       <w:r>
         <w:rPr>
           <w:rStyle w:val="Slidecode"/>
@@ -3133,7 +3140,7 @@
         </w:rPr>
         <w:t xml:space="preserve"> Woody Stem Characteristics</w:t>
       </w:r>
-      <w:bookmarkEnd w:id="40"/>
+      <w:bookmarkEnd w:id="41"/>
     </w:p>
     <w:p>
       <w:pPr>
@@ -3233,7 +3240,7 @@
       <w:pPr>
         <w:pStyle w:val="Slideheading"/>
       </w:pPr>
-      <w:bookmarkStart w:id="41" w:name="s244043"/>
+      <w:bookmarkStart w:id="42" w:name="s244043"/>
       <w:r>
         <w:rPr>
           <w:rStyle w:val="Slidecode"/>
@@ -3247,7 +3254,7 @@
         </w:rPr>
         <w:t xml:space="preserve"> Diagrams of Secondary Growth of Stems</w:t>
       </w:r>
-      <w:bookmarkEnd w:id="41"/>
+      <w:bookmarkEnd w:id="42"/>
     </w:p>
     <w:p>
       <w:pPr>
@@ -3268,7 +3275,7 @@
       <w:pPr>
         <w:pStyle w:val="Slideheading"/>
       </w:pPr>
-      <w:bookmarkStart w:id="42" w:name="s244044"/>
+      <w:bookmarkStart w:id="43" w:name="s244044"/>
       <w:r>
         <w:rPr>
           <w:rStyle w:val="Slidecode"/>
@@ -3282,7 +3289,7 @@
         </w:rPr>
         <w:t xml:space="preserve"> Bark</w:t>
       </w:r>
-      <w:bookmarkEnd w:id="42"/>
+      <w:bookmarkEnd w:id="43"/>
     </w:p>
     <w:p>
       <w:pPr>
@@ -3353,7 +3360,7 @@
       <w:pPr>
         <w:pStyle w:val="Slideheading"/>
       </w:pPr>
-      <w:bookmarkStart w:id="43" w:name="s244045"/>
+      <w:bookmarkStart w:id="44" w:name="s244045"/>
       <w:r>
         <w:rPr>
           <w:rStyle w:val="Slidecode"/>
@@ -3367,7 +3374,7 @@
         </w:rPr>
         <w:t xml:space="preserve"> Wood</w:t>
       </w:r>
-      <w:bookmarkEnd w:id="43"/>
+      <w:bookmarkEnd w:id="44"/>
     </w:p>
     <w:p>
       <w:pPr>
@@ -3438,7 +3445,7 @@
       <w:pPr>
         <w:pStyle w:val="Slideheading"/>
       </w:pPr>
-      <w:bookmarkStart w:id="44" w:name="s244046"/>
+      <w:bookmarkStart w:id="45" w:name="s244046"/>
       <w:r>
         <w:rPr>
           <w:rStyle w:val="Slidecode"/>
@@ -3452,7 +3459,7 @@
         </w:rPr>
         <w:t xml:space="preserve"> Three-Year-Old Woody Twig</w:t>
       </w:r>
-      <w:bookmarkEnd w:id="44"/>
+      <w:bookmarkEnd w:id="45"/>
     </w:p>
     <w:p>
       <w:pPr>
@@ -3489,7 +3496,7 @@
       <w:pPr>
         <w:pStyle w:val="Slideheading"/>
       </w:pPr>
-      <w:bookmarkStart w:id="45" w:name="s244047"/>
+      <w:bookmarkStart w:id="46" w:name="s244047"/>
       <w:r>
         <w:rPr>
           <w:rStyle w:val="Slidecode"/>
@@ -3503,7 +3510,7 @@
         </w:rPr>
         <w:t xml:space="preserve"> Tree Trunk</w:t>
       </w:r>
-      <w:bookmarkEnd w:id="45"/>
+      <w:bookmarkEnd w:id="46"/>
     </w:p>
     <w:p>
       <w:pPr>
@@ -3524,7 +3531,7 @@
       <w:pPr>
         <w:pStyle w:val="Slideheading"/>
       </w:pPr>
-      <w:bookmarkStart w:id="46" w:name="s244048"/>
+      <w:bookmarkStart w:id="47" w:name="s244048"/>
       <w:r>
         <w:rPr>
           <w:rStyle w:val="Slidecode"/>
@@ -3538,7 +3545,7 @@
         </w:rPr>
         <w:t xml:space="preserve"> Stem Diversity 1</w:t>
       </w:r>
-      <w:bookmarkEnd w:id="46"/>
+      <w:bookmarkEnd w:id="47"/>
     </w:p>
     <w:p>
       <w:pPr>
@@ -3726,7 +3733,7 @@
       <w:pPr>
         <w:pStyle w:val="Slideheading"/>
       </w:pPr>
-      <w:bookmarkStart w:id="47" w:name="s244049"/>
+      <w:bookmarkStart w:id="48" w:name="s244049"/>
       <w:r>
         <w:rPr>
           <w:rStyle w:val="Slidecode"/>
@@ -3740,7 +3747,7 @@
         </w:rPr>
         <w:t xml:space="preserve"> Stem Diversity 2</w:t>
       </w:r>
-      <w:bookmarkEnd w:id="47"/>
+      <w:bookmarkEnd w:id="48"/>
     </w:p>
     <w:p>
       <w:pPr>
@@ -3770,7 +3777,7 @@
       <w:pPr>
         <w:pStyle w:val="Slideheading"/>
       </w:pPr>
-      <w:bookmarkStart w:id="48" w:name="s245050"/>
+      <w:bookmarkStart w:id="49" w:name="s245050"/>
       <w:r>
         <w:rPr>
           <w:rStyle w:val="Slidecode"/>
@@ -3778,7 +3785,7 @@
         </w:rPr>
         <w:t>24.5.50</w:t>
       </w:r>
-      <w:bookmarkEnd w:id="48"/>
+      <w:bookmarkEnd w:id="49"/>
     </w:p>
     <w:p>
       <w:pPr>
@@ -3901,7 +3908,7 @@
       <w:pPr>
         <w:pStyle w:val="Slideheading"/>
       </w:pPr>
-      <w:bookmarkStart w:id="49" w:name="s245051"/>
+      <w:bookmarkStart w:id="50" w:name="s245051"/>
       <w:r>
         <w:rPr>
           <w:rStyle w:val="Slidecode"/>
@@ -3915,7 +3922,7 @@
         </w:rPr>
         <w:t xml:space="preserve"> Leaf Morphology</w:t>
       </w:r>
-      <w:bookmarkEnd w:id="49"/>
+      <w:bookmarkEnd w:id="50"/>
     </w:p>
     <w:p>
       <w:pPr>
@@ -4051,7 +4058,7 @@
       <w:pPr>
         <w:pStyle w:val="Slideheading"/>
       </w:pPr>
-      <w:bookmarkStart w:id="50" w:name="s245052"/>
+      <w:bookmarkStart w:id="51" w:name="s245052"/>
       <w:r>
         <w:rPr>
           <w:rStyle w:val="Slidecode"/>
@@ -4065,7 +4072,7 @@
         </w:rPr>
         <w:t xml:space="preserve"> Leaf Structure</w:t>
       </w:r>
-      <w:bookmarkEnd w:id="50"/>
+      <w:bookmarkEnd w:id="51"/>
     </w:p>
     <w:p>
       <w:pPr>
@@ -4102,7 +4109,7 @@
       <w:pPr>
         <w:pStyle w:val="Slideheading"/>
       </w:pPr>
-      <w:bookmarkStart w:id="51" w:name="s245053"/>
+      <w:bookmarkStart w:id="52" w:name="s245053"/>
       <w:r>
         <w:rPr>
           <w:rStyle w:val="Slidecode"/>
@@ -4116,7 +4123,7 @@
         </w:rPr>
         <w:t xml:space="preserve"> Diversity of Leaves</w:t>
       </w:r>
-      <w:bookmarkEnd w:id="51"/>
+      <w:bookmarkEnd w:id="52"/>
     </w:p>
     <w:p>
       <w:pPr>
@@ -4252,7 +4259,7 @@
       <w:pPr>
         <w:pStyle w:val="Slideheading"/>
       </w:pPr>
-      <w:bookmarkStart w:id="52" w:name="s245054"/>
+      <w:bookmarkStart w:id="53" w:name="s245054"/>
       <w:r>
         <w:rPr>
           <w:rStyle w:val="Slidecode"/>
@@ -4266,7 +4273,7 @@
         </w:rPr>
         <w:t xml:space="preserve"> Classification of Leaves</w:t>
       </w:r>
-      <w:bookmarkEnd w:id="52"/>
+      <w:bookmarkEnd w:id="53"/>
     </w:p>
     <w:p>
       <w:pPr>
@@ -4313,7 +4320,7 @@
       <w:pPr>
         <w:pStyle w:val="Slideheading"/>
       </w:pPr>
-      <w:bookmarkStart w:id="53" w:name="s245055"/>
+      <w:bookmarkStart w:id="54" w:name="s245055"/>
       <w:r>
         <w:rPr>
           <w:rStyle w:val="Slidecode"/>
@@ -4327,7 +4334,7 @@
         </w:rPr>
         <w:t xml:space="preserve"> Leaf Diversity</w:t>
       </w:r>
-      <w:bookmarkEnd w:id="53"/>
+      <w:bookmarkEnd w:id="54"/>
     </w:p>
     <w:p>
       <w:pPr>
@@ -4363,14 +4370,14 @@
       <w:pPr>
         <w:pStyle w:val="Lookupheading"/>
       </w:pPr>
-      <w:bookmarkStart w:id="54" w:name="lk24LkTables"/>
+      <w:bookmarkStart w:id="55" w:name="lk24LkTables"/>
       <w:r>
         <w:rPr>
           <w:rStyle w:val="Slidecode"/>
         </w:rPr>
         <w:t>Comparison tables</w:t>
       </w:r>
-      <w:bookmarkEnd w:id="54"/>
+      <w:bookmarkEnd w:id="55"/>
     </w:p>
     <w:p>
       <w:pPr>
@@ -4407,8 +4414,8 @@
         <w:tblLook w:firstColumn="1" w:firstRow="1" w:lastColumn="0" w:lastRow="0" w:noHBand="0" w:noVBand="1" w:val="04A0"/>
       </w:tblPr>
       <w:tblGrid>
-        <w:gridCol w:w="1660"/>
-        <w:gridCol w:w="3740"/>
+        <w:gridCol w:w="1513"/>
+        <w:gridCol w:w="3887"/>
       </w:tblGrid>
       <w:tr>
         <w:trPr>
@@ -4417,7 +4424,7 @@
         </w:trPr>
         <w:tc>
           <w:tcPr>
-            <w:tcW w:type="dxa" w:w="1660"/>
+            <w:tcW w:type="dxa" w:w="1513"/>
           </w:tcPr>
           <w:p>
             <w:pPr>
@@ -4433,7 +4440,7 @@
         </w:tc>
         <w:tc>
           <w:tcPr>
-            <w:tcW w:type="dxa" w:w="3740"/>
+            <w:tcW w:type="dxa" w:w="3887"/>
           </w:tcPr>
           <w:p>
             <w:pPr>
@@ -4454,7 +4461,7 @@
         </w:trPr>
         <w:tc>
           <w:tcPr>
-            <w:tcW w:type="dxa" w:w="1660"/>
+            <w:tcW w:type="dxa" w:w="1513"/>
           </w:tcPr>
           <w:p>
             <w:pPr>
@@ -4468,7 +4475,7 @@
         </w:tc>
         <w:tc>
           <w:tcPr>
-            <w:tcW w:type="dxa" w:w="3740"/>
+            <w:tcW w:type="dxa" w:w="3887"/>
           </w:tcPr>
           <w:p>
             <w:pPr>
@@ -4487,7 +4494,7 @@
         </w:trPr>
         <w:tc>
           <w:tcPr>
-            <w:tcW w:type="dxa" w:w="1660"/>
+            <w:tcW w:type="dxa" w:w="1513"/>
           </w:tcPr>
           <w:p>
             <w:pPr>
@@ -4501,7 +4508,7 @@
         </w:tc>
         <w:tc>
           <w:tcPr>
-            <w:tcW w:type="dxa" w:w="3740"/>
+            <w:tcW w:type="dxa" w:w="3887"/>
           </w:tcPr>
           <w:p>
             <w:pPr>
@@ -4520,7 +4527,7 @@
         </w:trPr>
         <w:tc>
           <w:tcPr>
-            <w:tcW w:type="dxa" w:w="1660"/>
+            <w:tcW w:type="dxa" w:w="1513"/>
           </w:tcPr>
           <w:p>
             <w:pPr>
@@ -4534,7 +4541,7 @@
         </w:tc>
         <w:tc>
           <w:tcPr>
-            <w:tcW w:type="dxa" w:w="3740"/>
+            <w:tcW w:type="dxa" w:w="3887"/>
           </w:tcPr>
           <w:p>
             <w:pPr>
@@ -4553,7 +4560,7 @@
         </w:trPr>
         <w:tc>
           <w:tcPr>
-            <w:tcW w:type="dxa" w:w="1660"/>
+            <w:tcW w:type="dxa" w:w="1513"/>
           </w:tcPr>
           <w:p>
             <w:pPr>
@@ -4567,7 +4574,7 @@
         </w:tc>
         <w:tc>
           <w:tcPr>
-            <w:tcW w:type="dxa" w:w="3740"/>
+            <w:tcW w:type="dxa" w:w="3887"/>
           </w:tcPr>
           <w:p>
             <w:pPr>
@@ -4586,7 +4593,7 @@
         </w:trPr>
         <w:tc>
           <w:tcPr>
-            <w:tcW w:type="dxa" w:w="1660"/>
+            <w:tcW w:type="dxa" w:w="1513"/>
           </w:tcPr>
           <w:p>
             <w:pPr>
@@ -4600,7 +4607,7 @@
         </w:tc>
         <w:tc>
           <w:tcPr>
-            <w:tcW w:type="dxa" w:w="3740"/>
+            <w:tcW w:type="dxa" w:w="3887"/>
           </w:tcPr>
           <w:p>
             <w:pPr>
@@ -4619,7 +4626,7 @@
         </w:trPr>
         <w:tc>
           <w:tcPr>
-            <w:tcW w:type="dxa" w:w="1660"/>
+            <w:tcW w:type="dxa" w:w="1513"/>
           </w:tcPr>
           <w:p>
             <w:pPr>
@@ -4633,7 +4640,7 @@
         </w:tc>
         <w:tc>
           <w:tcPr>
-            <w:tcW w:type="dxa" w:w="3740"/>
+            <w:tcW w:type="dxa" w:w="3887"/>
           </w:tcPr>
           <w:p>
             <w:pPr>
@@ -4687,8 +4694,8 @@
         <w:tblLook w:firstColumn="1" w:firstRow="1" w:lastColumn="0" w:lastRow="0" w:noHBand="0" w:noVBand="1" w:val="04A0"/>
       </w:tblPr>
       <w:tblGrid>
-        <w:gridCol w:w="1725"/>
-        <w:gridCol w:w="3675"/>
+        <w:gridCol w:w="1609"/>
+        <w:gridCol w:w="3791"/>
       </w:tblGrid>
       <w:tr>
         <w:trPr>
@@ -4697,7 +4704,7 @@
         </w:trPr>
         <w:tc>
           <w:tcPr>
-            <w:tcW w:type="dxa" w:w="1725"/>
+            <w:tcW w:type="dxa" w:w="1609"/>
           </w:tcPr>
           <w:p>
             <w:pPr>
@@ -4713,7 +4720,7 @@
         </w:tc>
         <w:tc>
           <w:tcPr>
-            <w:tcW w:type="dxa" w:w="3675"/>
+            <w:tcW w:type="dxa" w:w="3791"/>
           </w:tcPr>
           <w:p>
             <w:pPr>
@@ -4734,7 +4741,7 @@
         </w:trPr>
         <w:tc>
           <w:tcPr>
-            <w:tcW w:type="dxa" w:w="1725"/>
+            <w:tcW w:type="dxa" w:w="1609"/>
           </w:tcPr>
           <w:p>
             <w:pPr>
@@ -4748,7 +4755,7 @@
         </w:tc>
         <w:tc>
           <w:tcPr>
-            <w:tcW w:type="dxa" w:w="3675"/>
+            <w:tcW w:type="dxa" w:w="3791"/>
           </w:tcPr>
           <w:p>
             <w:pPr>
@@ -4767,7 +4774,7 @@
         </w:trPr>
         <w:tc>
           <w:tcPr>
-            <w:tcW w:type="dxa" w:w="1725"/>
+            <w:tcW w:type="dxa" w:w="1609"/>
           </w:tcPr>
           <w:p>
             <w:pPr>
@@ -4781,7 +4788,7 @@
         </w:tc>
         <w:tc>
           <w:tcPr>
-            <w:tcW w:type="dxa" w:w="3675"/>
+            <w:tcW w:type="dxa" w:w="3791"/>
           </w:tcPr>
           <w:p>
             <w:pPr>
@@ -4800,7 +4807,7 @@
         </w:trPr>
         <w:tc>
           <w:tcPr>
-            <w:tcW w:type="dxa" w:w="1725"/>
+            <w:tcW w:type="dxa" w:w="1609"/>
           </w:tcPr>
           <w:p>
             <w:pPr>
@@ -4814,7 +4821,7 @@
         </w:tc>
         <w:tc>
           <w:tcPr>
-            <w:tcW w:type="dxa" w:w="3675"/>
+            <w:tcW w:type="dxa" w:w="3791"/>
           </w:tcPr>
           <w:p>
             <w:pPr>
@@ -4833,7 +4840,7 @@
         </w:trPr>
         <w:tc>
           <w:tcPr>
-            <w:tcW w:type="dxa" w:w="1725"/>
+            <w:tcW w:type="dxa" w:w="1609"/>
           </w:tcPr>
           <w:p>
             <w:pPr>
@@ -4847,7 +4854,7 @@
         </w:tc>
         <w:tc>
           <w:tcPr>
-            <w:tcW w:type="dxa" w:w="3675"/>
+            <w:tcW w:type="dxa" w:w="3791"/>
           </w:tcPr>
           <w:p>
             <w:pPr>
@@ -4866,7 +4873,7 @@
         </w:trPr>
         <w:tc>
           <w:tcPr>
-            <w:tcW w:type="dxa" w:w="1725"/>
+            <w:tcW w:type="dxa" w:w="1609"/>
           </w:tcPr>
           <w:p>
             <w:pPr>
@@ -4880,7 +4887,7 @@
         </w:tc>
         <w:tc>
           <w:tcPr>
-            <w:tcW w:type="dxa" w:w="3675"/>
+            <w:tcW w:type="dxa" w:w="3791"/>
           </w:tcPr>
           <w:p>
             <w:pPr>
@@ -4899,7 +4906,7 @@
         </w:trPr>
         <w:tc>
           <w:tcPr>
-            <w:tcW w:type="dxa" w:w="1725"/>
+            <w:tcW w:type="dxa" w:w="1609"/>
           </w:tcPr>
           <w:p>
             <w:pPr>
@@ -4913,7 +4920,7 @@
         </w:tc>
         <w:tc>
           <w:tcPr>
-            <w:tcW w:type="dxa" w:w="3675"/>
+            <w:tcW w:type="dxa" w:w="3791"/>
           </w:tcPr>
           <w:p>
             <w:pPr>
@@ -4932,7 +4939,7 @@
         </w:trPr>
         <w:tc>
           <w:tcPr>
-            <w:tcW w:type="dxa" w:w="1725"/>
+            <w:tcW w:type="dxa" w:w="1609"/>
           </w:tcPr>
           <w:p>
             <w:pPr>
@@ -4946,7 +4953,7 @@
         </w:tc>
         <w:tc>
           <w:tcPr>
-            <w:tcW w:type="dxa" w:w="3675"/>
+            <w:tcW w:type="dxa" w:w="3791"/>
           </w:tcPr>
           <w:p>
             <w:pPr>
@@ -4965,7 +4972,7 @@
         </w:trPr>
         <w:tc>
           <w:tcPr>
-            <w:tcW w:type="dxa" w:w="1725"/>
+            <w:tcW w:type="dxa" w:w="1609"/>
           </w:tcPr>
           <w:p>
             <w:pPr>
@@ -4979,7 +4986,7 @@
         </w:tc>
         <w:tc>
           <w:tcPr>
-            <w:tcW w:type="dxa" w:w="3675"/>
+            <w:tcW w:type="dxa" w:w="3791"/>
           </w:tcPr>
           <w:p>
             <w:pPr>
@@ -4998,7 +5005,7 @@
         </w:trPr>
         <w:tc>
           <w:tcPr>
-            <w:tcW w:type="dxa" w:w="1725"/>
+            <w:tcW w:type="dxa" w:w="1609"/>
           </w:tcPr>
           <w:p>
             <w:pPr>
@@ -5012,7 +5019,7 @@
         </w:tc>
         <w:tc>
           <w:tcPr>
-            <w:tcW w:type="dxa" w:w="3675"/>
+            <w:tcW w:type="dxa" w:w="3791"/>
           </w:tcPr>
           <w:p>
             <w:pPr>
@@ -5066,9 +5073,9 @@
         <w:tblLook w:firstColumn="1" w:firstRow="1" w:lastColumn="0" w:lastRow="0" w:noHBand="0" w:noVBand="1" w:val="04A0"/>
       </w:tblPr>
       <w:tblGrid>
-        <w:gridCol w:w="1392"/>
-        <w:gridCol w:w="2070"/>
-        <w:gridCol w:w="1938"/>
+        <w:gridCol w:w="1272"/>
+        <w:gridCol w:w="2154"/>
+        <w:gridCol w:w="1973"/>
       </w:tblGrid>
       <w:tr>
         <w:trPr>
@@ -5077,7 +5084,7 @@
         </w:trPr>
         <w:tc>
           <w:tcPr>
-            <w:tcW w:type="dxa" w:w="1392"/>
+            <w:tcW w:type="dxa" w:w="1272"/>
           </w:tcPr>
           <w:p>
             <w:pPr>
@@ -5092,7 +5099,7 @@
         </w:tc>
         <w:tc>
           <w:tcPr>
-            <w:tcW w:type="dxa" w:w="2070"/>
+            <w:tcW w:type="dxa" w:w="2154"/>
           </w:tcPr>
           <w:p>
             <w:pPr>
@@ -5108,7 +5115,7 @@
         </w:tc>
         <w:tc>
           <w:tcPr>
-            <w:tcW w:type="dxa" w:w="1938"/>
+            <w:tcW w:type="dxa" w:w="1973"/>
           </w:tcPr>
           <w:p>
             <w:pPr>
@@ -5129,7 +5136,7 @@
         </w:trPr>
         <w:tc>
           <w:tcPr>
-            <w:tcW w:type="dxa" w:w="1392"/>
+            <w:tcW w:type="dxa" w:w="1272"/>
           </w:tcPr>
           <w:p>
             <w:pPr>
@@ -5143,7 +5150,7 @@
         </w:tc>
         <w:tc>
           <w:tcPr>
-            <w:tcW w:type="dxa" w:w="2070"/>
+            <w:tcW w:type="dxa" w:w="2154"/>
           </w:tcPr>
           <w:p>
             <w:pPr>
@@ -5157,7 +5164,7 @@
         </w:tc>
         <w:tc>
           <w:tcPr>
-            <w:tcW w:type="dxa" w:w="1938"/>
+            <w:tcW w:type="dxa" w:w="1973"/>
           </w:tcPr>
           <w:p>
             <w:pPr>
@@ -5176,7 +5183,7 @@
         </w:trPr>
         <w:tc>
           <w:tcPr>
-            <w:tcW w:type="dxa" w:w="1392"/>
+            <w:tcW w:type="dxa" w:w="1272"/>
           </w:tcPr>
           <w:p>
             <w:pPr>
@@ -5190,7 +5197,7 @@
         </w:tc>
         <w:tc>
           <w:tcPr>
-            <w:tcW w:type="dxa" w:w="2070"/>
+            <w:tcW w:type="dxa" w:w="2154"/>
           </w:tcPr>
           <w:p>
             <w:pPr>
@@ -5204,7 +5211,7 @@
         </w:tc>
         <w:tc>
           <w:tcPr>
-            <w:tcW w:type="dxa" w:w="1938"/>
+            <w:tcW w:type="dxa" w:w="1973"/>
           </w:tcPr>
           <w:p>
             <w:pPr>
@@ -5223,7 +5230,7 @@
         </w:trPr>
         <w:tc>
           <w:tcPr>
-            <w:tcW w:type="dxa" w:w="1392"/>
+            <w:tcW w:type="dxa" w:w="1272"/>
           </w:tcPr>
           <w:p>
             <w:pPr>
@@ -5237,7 +5244,7 @@
         </w:tc>
         <w:tc>
           <w:tcPr>
-            <w:tcW w:type="dxa" w:w="2070"/>
+            <w:tcW w:type="dxa" w:w="2154"/>
           </w:tcPr>
           <w:p>
             <w:pPr>
@@ -5251,7 +5258,7 @@
         </w:tc>
         <w:tc>
           <w:tcPr>
-            <w:tcW w:type="dxa" w:w="1938"/>
+            <w:tcW w:type="dxa" w:w="1973"/>
           </w:tcPr>
           <w:p>
             <w:pPr>
@@ -5270,7 +5277,7 @@
         </w:trPr>
         <w:tc>
           <w:tcPr>
-            <w:tcW w:type="dxa" w:w="1392"/>
+            <w:tcW w:type="dxa" w:w="1272"/>
           </w:tcPr>
           <w:p>
             <w:pPr>
@@ -5284,7 +5291,7 @@
         </w:tc>
         <w:tc>
           <w:tcPr>
-            <w:tcW w:type="dxa" w:w="2070"/>
+            <w:tcW w:type="dxa" w:w="2154"/>
           </w:tcPr>
           <w:p>
             <w:pPr>
@@ -5298,7 +5305,7 @@
         </w:tc>
         <w:tc>
           <w:tcPr>
-            <w:tcW w:type="dxa" w:w="1938"/>
+            <w:tcW w:type="dxa" w:w="1973"/>
           </w:tcPr>
           <w:p>
             <w:pPr>
@@ -5352,9 +5359,9 @@
         <w:tblLook w:firstColumn="1" w:firstRow="1" w:lastColumn="0" w:lastRow="0" w:noHBand="0" w:noVBand="1" w:val="04A0"/>
       </w:tblPr>
       <w:tblGrid>
-        <w:gridCol w:w="1622"/>
-        <w:gridCol w:w="1916"/>
-        <w:gridCol w:w="1862"/>
+        <w:gridCol w:w="1560"/>
+        <w:gridCol w:w="1831"/>
+        <w:gridCol w:w="2009"/>
       </w:tblGrid>
       <w:tr>
         <w:trPr>
@@ -5363,7 +5370,7 @@
         </w:trPr>
         <w:tc>
           <w:tcPr>
-            <w:tcW w:type="dxa" w:w="1622"/>
+            <w:tcW w:type="dxa" w:w="1560"/>
           </w:tcPr>
           <w:p>
             <w:pPr>
@@ -5378,7 +5385,7 @@
         </w:tc>
         <w:tc>
           <w:tcPr>
-            <w:tcW w:type="dxa" w:w="1916"/>
+            <w:tcW w:type="dxa" w:w="1831"/>
           </w:tcPr>
           <w:p>
             <w:pPr>
@@ -5394,7 +5401,7 @@
         </w:tc>
         <w:tc>
           <w:tcPr>
-            <w:tcW w:type="dxa" w:w="1862"/>
+            <w:tcW w:type="dxa" w:w="2009"/>
           </w:tcPr>
           <w:p>
             <w:pPr>
@@ -5415,7 +5422,7 @@
         </w:trPr>
         <w:tc>
           <w:tcPr>
-            <w:tcW w:type="dxa" w:w="1622"/>
+            <w:tcW w:type="dxa" w:w="1560"/>
           </w:tcPr>
           <w:p>
             <w:pPr>
@@ -5429,7 +5436,7 @@
         </w:tc>
         <w:tc>
           <w:tcPr>
-            <w:tcW w:type="dxa" w:w="1916"/>
+            <w:tcW w:type="dxa" w:w="1831"/>
           </w:tcPr>
           <w:p>
             <w:pPr>
@@ -5443,7 +5450,7 @@
         </w:tc>
         <w:tc>
           <w:tcPr>
-            <w:tcW w:type="dxa" w:w="1862"/>
+            <w:tcW w:type="dxa" w:w="2009"/>
           </w:tcPr>
           <w:p>
             <w:pPr>
@@ -5462,7 +5469,7 @@
         </w:trPr>
         <w:tc>
           <w:tcPr>
-            <w:tcW w:type="dxa" w:w="1622"/>
+            <w:tcW w:type="dxa" w:w="1560"/>
           </w:tcPr>
           <w:p>
             <w:pPr>
@@ -5476,7 +5483,7 @@
         </w:tc>
         <w:tc>
           <w:tcPr>
-            <w:tcW w:type="dxa" w:w="1916"/>
+            <w:tcW w:type="dxa" w:w="1831"/>
           </w:tcPr>
           <w:p>
             <w:pPr>
@@ -5490,7 +5497,7 @@
         </w:tc>
         <w:tc>
           <w:tcPr>
-            <w:tcW w:type="dxa" w:w="1862"/>
+            <w:tcW w:type="dxa" w:w="2009"/>
           </w:tcPr>
           <w:p>
             <w:pPr>
@@ -5509,7 +5516,7 @@
         </w:trPr>
         <w:tc>
           <w:tcPr>
-            <w:tcW w:type="dxa" w:w="1622"/>
+            <w:tcW w:type="dxa" w:w="1560"/>
           </w:tcPr>
           <w:p>
             <w:pPr>
@@ -5523,7 +5530,7 @@
         </w:tc>
         <w:tc>
           <w:tcPr>
-            <w:tcW w:type="dxa" w:w="1916"/>
+            <w:tcW w:type="dxa" w:w="1831"/>
           </w:tcPr>
           <w:p>
             <w:pPr>
@@ -5537,7 +5544,7 @@
         </w:tc>
         <w:tc>
           <w:tcPr>
-            <w:tcW w:type="dxa" w:w="1862"/>
+            <w:tcW w:type="dxa" w:w="2009"/>
           </w:tcPr>
           <w:p>
             <w:pPr>
@@ -5556,7 +5563,7 @@
         </w:trPr>
         <w:tc>
           <w:tcPr>
-            <w:tcW w:type="dxa" w:w="1622"/>
+            <w:tcW w:type="dxa" w:w="1560"/>
           </w:tcPr>
           <w:p>
             <w:pPr>
@@ -5570,7 +5577,7 @@
         </w:tc>
         <w:tc>
           <w:tcPr>
-            <w:tcW w:type="dxa" w:w="1916"/>
+            <w:tcW w:type="dxa" w:w="1831"/>
           </w:tcPr>
           <w:p>
             <w:pPr>
@@ -5584,7 +5591,7 @@
         </w:tc>
         <w:tc>
           <w:tcPr>
-            <w:tcW w:type="dxa" w:w="1862"/>
+            <w:tcW w:type="dxa" w:w="2009"/>
           </w:tcPr>
           <w:p>
             <w:pPr>
@@ -5603,7 +5610,7 @@
         </w:trPr>
         <w:tc>
           <w:tcPr>
-            <w:tcW w:type="dxa" w:w="1622"/>
+            <w:tcW w:type="dxa" w:w="1560"/>
           </w:tcPr>
           <w:p>
             <w:pPr>
@@ -5617,7 +5624,7 @@
         </w:tc>
         <w:tc>
           <w:tcPr>
-            <w:tcW w:type="dxa" w:w="1916"/>
+            <w:tcW w:type="dxa" w:w="1831"/>
           </w:tcPr>
           <w:p>
             <w:pPr>
@@ -5631,7 +5638,7 @@
         </w:tc>
         <w:tc>
           <w:tcPr>
-            <w:tcW w:type="dxa" w:w="1862"/>
+            <w:tcW w:type="dxa" w:w="2009"/>
           </w:tcPr>
           <w:p>
             <w:pPr>
@@ -5650,7 +5657,7 @@
         </w:trPr>
         <w:tc>
           <w:tcPr>
-            <w:tcW w:type="dxa" w:w="1622"/>
+            <w:tcW w:type="dxa" w:w="1560"/>
           </w:tcPr>
           <w:p>
             <w:pPr>
@@ -5664,7 +5671,7 @@
         </w:tc>
         <w:tc>
           <w:tcPr>
-            <w:tcW w:type="dxa" w:w="1916"/>
+            <w:tcW w:type="dxa" w:w="1831"/>
           </w:tcPr>
           <w:p>
             <w:pPr>
@@ -5678,7 +5685,7 @@
         </w:tc>
         <w:tc>
           <w:tcPr>
-            <w:tcW w:type="dxa" w:w="1862"/>
+            <w:tcW w:type="dxa" w:w="2009"/>
           </w:tcPr>
           <w:p>
             <w:pPr>
@@ -5697,7 +5704,7 @@
         </w:trPr>
         <w:tc>
           <w:tcPr>
-            <w:tcW w:type="dxa" w:w="1622"/>
+            <w:tcW w:type="dxa" w:w="1560"/>
           </w:tcPr>
           <w:p>
             <w:pPr>
@@ -5711,7 +5718,7 @@
         </w:tc>
         <w:tc>
           <w:tcPr>
-            <w:tcW w:type="dxa" w:w="1916"/>
+            <w:tcW w:type="dxa" w:w="1831"/>
           </w:tcPr>
           <w:p>
             <w:pPr>
@@ -5725,7 +5732,7 @@
         </w:tc>
         <w:tc>
           <w:tcPr>
-            <w:tcW w:type="dxa" w:w="1862"/>
+            <w:tcW w:type="dxa" w:w="2009"/>
           </w:tcPr>
           <w:p>
             <w:pPr>
@@ -5779,8 +5786,8 @@
         <w:tblLook w:firstColumn="1" w:firstRow="1" w:lastColumn="0" w:lastRow="0" w:noHBand="0" w:noVBand="1" w:val="04A0"/>
       </w:tblPr>
       <w:tblGrid>
-        <w:gridCol w:w="1979"/>
-        <w:gridCol w:w="3421"/>
+        <w:gridCol w:w="1861"/>
+        <w:gridCol w:w="3539"/>
       </w:tblGrid>
       <w:tr>
         <w:trPr>
@@ -5789,7 +5796,7 @@
         </w:trPr>
         <w:tc>
           <w:tcPr>
-            <w:tcW w:type="dxa" w:w="1979"/>
+            <w:tcW w:type="dxa" w:w="1861"/>
           </w:tcPr>
           <w:p>
             <w:pPr>
@@ -5805,7 +5812,7 @@
         </w:tc>
         <w:tc>
           <w:tcPr>
-            <w:tcW w:type="dxa" w:w="3421"/>
+            <w:tcW w:type="dxa" w:w="3539"/>
           </w:tcPr>
           <w:p>
             <w:pPr>
@@ -5826,7 +5833,7 @@
         </w:trPr>
         <w:tc>
           <w:tcPr>
-            <w:tcW w:type="dxa" w:w="1979"/>
+            <w:tcW w:type="dxa" w:w="1861"/>
           </w:tcPr>
           <w:p>
             <w:pPr>
@@ -5840,7 +5847,7 @@
         </w:tc>
         <w:tc>
           <w:tcPr>
-            <w:tcW w:type="dxa" w:w="3421"/>
+            <w:tcW w:type="dxa" w:w="3539"/>
           </w:tcPr>
           <w:p>
             <w:pPr>
@@ -5859,7 +5866,7 @@
         </w:trPr>
         <w:tc>
           <w:tcPr>
-            <w:tcW w:type="dxa" w:w="1979"/>
+            <w:tcW w:type="dxa" w:w="1861"/>
           </w:tcPr>
           <w:p>
             <w:pPr>
@@ -5873,7 +5880,7 @@
         </w:tc>
         <w:tc>
           <w:tcPr>
-            <w:tcW w:type="dxa" w:w="3421"/>
+            <w:tcW w:type="dxa" w:w="3539"/>
           </w:tcPr>
           <w:p>
             <w:pPr>
@@ -5892,7 +5899,7 @@
         </w:trPr>
         <w:tc>
           <w:tcPr>
-            <w:tcW w:type="dxa" w:w="1979"/>
+            <w:tcW w:type="dxa" w:w="1861"/>
           </w:tcPr>
           <w:p>
             <w:pPr>
@@ -5906,7 +5913,7 @@
         </w:tc>
         <w:tc>
           <w:tcPr>
-            <w:tcW w:type="dxa" w:w="3421"/>
+            <w:tcW w:type="dxa" w:w="3539"/>
           </w:tcPr>
           <w:p>
             <w:pPr>
@@ -5925,7 +5932,7 @@
         </w:trPr>
         <w:tc>
           <w:tcPr>
-            <w:tcW w:type="dxa" w:w="1979"/>
+            <w:tcW w:type="dxa" w:w="1861"/>
           </w:tcPr>
           <w:p>
             <w:pPr>
@@ -5939,7 +5946,7 @@
         </w:tc>
         <w:tc>
           <w:tcPr>
-            <w:tcW w:type="dxa" w:w="3421"/>
+            <w:tcW w:type="dxa" w:w="3539"/>
           </w:tcPr>
           <w:p>
             <w:pPr>
@@ -5958,7 +5965,7 @@
         </w:trPr>
         <w:tc>
           <w:tcPr>
-            <w:tcW w:type="dxa" w:w="1979"/>
+            <w:tcW w:type="dxa" w:w="1861"/>
           </w:tcPr>
           <w:p>
             <w:pPr>
@@ -5972,7 +5979,7 @@
         </w:tc>
         <w:tc>
           <w:tcPr>
-            <w:tcW w:type="dxa" w:w="3421"/>
+            <w:tcW w:type="dxa" w:w="3539"/>
           </w:tcPr>
           <w:p>
             <w:pPr>
@@ -5991,7 +5998,7 @@
         </w:trPr>
         <w:tc>
           <w:tcPr>
-            <w:tcW w:type="dxa" w:w="1979"/>
+            <w:tcW w:type="dxa" w:w="1861"/>
           </w:tcPr>
           <w:p>
             <w:pPr>
@@ -6005,7 +6012,7 @@
         </w:tc>
         <w:tc>
           <w:tcPr>
-            <w:tcW w:type="dxa" w:w="3421"/>
+            <w:tcW w:type="dxa" w:w="3539"/>
           </w:tcPr>
           <w:p>
             <w:pPr>
@@ -6024,7 +6031,7 @@
         </w:trPr>
         <w:tc>
           <w:tcPr>
-            <w:tcW w:type="dxa" w:w="1979"/>
+            <w:tcW w:type="dxa" w:w="1861"/>
           </w:tcPr>
           <w:p>
             <w:pPr>
@@ -6038,7 +6045,7 @@
         </w:tc>
         <w:tc>
           <w:tcPr>
-            <w:tcW w:type="dxa" w:w="3421"/>
+            <w:tcW w:type="dxa" w:w="3539"/>
           </w:tcPr>
           <w:p>
             <w:pPr>
@@ -6057,7 +6064,7 @@
         </w:trPr>
         <w:tc>
           <w:tcPr>
-            <w:tcW w:type="dxa" w:w="1979"/>
+            <w:tcW w:type="dxa" w:w="1861"/>
           </w:tcPr>
           <w:p>
             <w:pPr>
@@ -6071,7 +6078,7 @@
         </w:tc>
         <w:tc>
           <w:tcPr>
-            <w:tcW w:type="dxa" w:w="3421"/>
+            <w:tcW w:type="dxa" w:w="3539"/>
           </w:tcPr>
           <w:p>
             <w:pPr>
@@ -6125,8 +6132,8 @@
         <w:tblLook w:firstColumn="1" w:firstRow="1" w:lastColumn="0" w:lastRow="0" w:noHBand="0" w:noVBand="1" w:val="04A0"/>
       </w:tblPr>
       <w:tblGrid>
-        <w:gridCol w:w="1392"/>
-        <w:gridCol w:w="4008"/>
+        <w:gridCol w:w="1370"/>
+        <w:gridCol w:w="4030"/>
       </w:tblGrid>
       <w:tr>
         <w:trPr>
@@ -6135,7 +6142,7 @@
         </w:trPr>
         <w:tc>
           <w:tcPr>
-            <w:tcW w:type="dxa" w:w="1392"/>
+            <w:tcW w:type="dxa" w:w="1370"/>
           </w:tcPr>
           <w:p>
             <w:pPr>
@@ -6151,7 +6158,7 @@
         </w:tc>
         <w:tc>
           <w:tcPr>
-            <w:tcW w:type="dxa" w:w="4008"/>
+            <w:tcW w:type="dxa" w:w="4030"/>
           </w:tcPr>
           <w:p>
             <w:pPr>
@@ -6172,7 +6179,7 @@
         </w:trPr>
         <w:tc>
           <w:tcPr>
-            <w:tcW w:type="dxa" w:w="1392"/>
+            <w:tcW w:type="dxa" w:w="1370"/>
           </w:tcPr>
           <w:p>
             <w:pPr>
@@ -6186,7 +6193,7 @@
         </w:tc>
         <w:tc>
           <w:tcPr>
-            <w:tcW w:type="dxa" w:w="4008"/>
+            <w:tcW w:type="dxa" w:w="4030"/>
           </w:tcPr>
           <w:p>
             <w:pPr>
@@ -6205,7 +6212,7 @@
         </w:trPr>
         <w:tc>
           <w:tcPr>
-            <w:tcW w:type="dxa" w:w="1392"/>
+            <w:tcW w:type="dxa" w:w="1370"/>
           </w:tcPr>
           <w:p>
             <w:pPr>
@@ -6219,7 +6226,7 @@
         </w:tc>
         <w:tc>
           <w:tcPr>
-            <w:tcW w:type="dxa" w:w="4008"/>
+            <w:tcW w:type="dxa" w:w="4030"/>
           </w:tcPr>
           <w:p>
             <w:pPr>
@@ -6238,7 +6245,7 @@
         </w:trPr>
         <w:tc>
           <w:tcPr>
-            <w:tcW w:type="dxa" w:w="1392"/>
+            <w:tcW w:type="dxa" w:w="1370"/>
           </w:tcPr>
           <w:p>
             <w:pPr>
@@ -6252,7 +6259,7 @@
         </w:tc>
         <w:tc>
           <w:tcPr>
-            <w:tcW w:type="dxa" w:w="4008"/>
+            <w:tcW w:type="dxa" w:w="4030"/>
           </w:tcPr>
           <w:p>
             <w:pPr>
@@ -6271,7 +6278,7 @@
         </w:trPr>
         <w:tc>
           <w:tcPr>
-            <w:tcW w:type="dxa" w:w="1392"/>
+            <w:tcW w:type="dxa" w:w="1370"/>
           </w:tcPr>
           <w:p>
             <w:pPr>
@@ -6285,7 +6292,7 @@
         </w:tc>
         <w:tc>
           <w:tcPr>
-            <w:tcW w:type="dxa" w:w="4008"/>
+            <w:tcW w:type="dxa" w:w="4030"/>
           </w:tcPr>
           <w:p>
             <w:pPr>
@@ -6304,7 +6311,7 @@
         </w:trPr>
         <w:tc>
           <w:tcPr>
-            <w:tcW w:type="dxa" w:w="1392"/>
+            <w:tcW w:type="dxa" w:w="1370"/>
           </w:tcPr>
           <w:p>
             <w:pPr>
@@ -6318,7 +6325,7 @@
         </w:tc>
         <w:tc>
           <w:tcPr>
-            <w:tcW w:type="dxa" w:w="4008"/>
+            <w:tcW w:type="dxa" w:w="4030"/>
           </w:tcPr>
           <w:p>
             <w:pPr>
@@ -6337,7 +6344,7 @@
         </w:trPr>
         <w:tc>
           <w:tcPr>
-            <w:tcW w:type="dxa" w:w="1392"/>
+            <w:tcW w:type="dxa" w:w="1370"/>
           </w:tcPr>
           <w:p>
             <w:pPr>
@@ -6351,7 +6358,7 @@
         </w:tc>
         <w:tc>
           <w:tcPr>
-            <w:tcW w:type="dxa" w:w="4008"/>
+            <w:tcW w:type="dxa" w:w="4030"/>
           </w:tcPr>
           <w:p>
             <w:pPr>
@@ -6405,8 +6412,8 @@
         <w:tblLook w:firstColumn="1" w:firstRow="1" w:lastColumn="0" w:lastRow="0" w:noHBand="0" w:noVBand="1" w:val="04A0"/>
       </w:tblPr>
       <w:tblGrid>
-        <w:gridCol w:w="1500"/>
-        <w:gridCol w:w="3900"/>
+        <w:gridCol w:w="1411"/>
+        <w:gridCol w:w="3989"/>
       </w:tblGrid>
       <w:tr>
         <w:trPr>
@@ -6415,7 +6422,7 @@
         </w:trPr>
         <w:tc>
           <w:tcPr>
-            <w:tcW w:type="dxa" w:w="1500"/>
+            <w:tcW w:type="dxa" w:w="1411"/>
           </w:tcPr>
           <w:p>
             <w:pPr>
@@ -6431,7 +6438,7 @@
         </w:tc>
         <w:tc>
           <w:tcPr>
-            <w:tcW w:type="dxa" w:w="3900"/>
+            <w:tcW w:type="dxa" w:w="3989"/>
           </w:tcPr>
           <w:p>
             <w:pPr>
@@ -6452,7 +6459,7 @@
         </w:trPr>
         <w:tc>
           <w:tcPr>
-            <w:tcW w:type="dxa" w:w="1500"/>
+            <w:tcW w:type="dxa" w:w="1411"/>
           </w:tcPr>
           <w:p>
             <w:pPr>
@@ -6466,7 +6473,7 @@
         </w:tc>
         <w:tc>
           <w:tcPr>
-            <w:tcW w:type="dxa" w:w="3900"/>
+            <w:tcW w:type="dxa" w:w="3989"/>
           </w:tcPr>
           <w:p>
             <w:pPr>
@@ -6485,7 +6492,7 @@
         </w:trPr>
         <w:tc>
           <w:tcPr>
-            <w:tcW w:type="dxa" w:w="1500"/>
+            <w:tcW w:type="dxa" w:w="1411"/>
           </w:tcPr>
           <w:p>
             <w:pPr>
@@ -6499,7 +6506,7 @@
         </w:tc>
         <w:tc>
           <w:tcPr>
-            <w:tcW w:type="dxa" w:w="3900"/>
+            <w:tcW w:type="dxa" w:w="3989"/>
           </w:tcPr>
           <w:p>
             <w:pPr>
@@ -6518,7 +6525,7 @@
         </w:trPr>
         <w:tc>
           <w:tcPr>
-            <w:tcW w:type="dxa" w:w="1500"/>
+            <w:tcW w:type="dxa" w:w="1411"/>
           </w:tcPr>
           <w:p>
             <w:pPr>
@@ -6532,7 +6539,7 @@
         </w:tc>
         <w:tc>
           <w:tcPr>
-            <w:tcW w:type="dxa" w:w="3900"/>
+            <w:tcW w:type="dxa" w:w="3989"/>
           </w:tcPr>
           <w:p>
             <w:pPr>
@@ -6551,7 +6558,7 @@
         </w:trPr>
         <w:tc>
           <w:tcPr>
-            <w:tcW w:type="dxa" w:w="1500"/>
+            <w:tcW w:type="dxa" w:w="1411"/>
           </w:tcPr>
           <w:p>
             <w:pPr>
@@ -6565,7 +6572,7 @@
         </w:tc>
         <w:tc>
           <w:tcPr>
-            <w:tcW w:type="dxa" w:w="3900"/>
+            <w:tcW w:type="dxa" w:w="3989"/>
           </w:tcPr>
           <w:p>
             <w:pPr>
@@ -6584,7 +6591,7 @@
         </w:trPr>
         <w:tc>
           <w:tcPr>
-            <w:tcW w:type="dxa" w:w="1500"/>
+            <w:tcW w:type="dxa" w:w="1411"/>
           </w:tcPr>
           <w:p>
             <w:pPr>
@@ -6598,7 +6605,7 @@
         </w:tc>
         <w:tc>
           <w:tcPr>
-            <w:tcW w:type="dxa" w:w="3900"/>
+            <w:tcW w:type="dxa" w:w="3989"/>
           </w:tcPr>
           <w:p>
             <w:pPr>
@@ -6617,7 +6624,7 @@
         </w:trPr>
         <w:tc>
           <w:tcPr>
-            <w:tcW w:type="dxa" w:w="1500"/>
+            <w:tcW w:type="dxa" w:w="1411"/>
           </w:tcPr>
           <w:p>
             <w:pPr>
@@ -6631,7 +6638,7 @@
         </w:tc>
         <w:tc>
           <w:tcPr>
-            <w:tcW w:type="dxa" w:w="3900"/>
+            <w:tcW w:type="dxa" w:w="3989"/>
           </w:tcPr>
           <w:p>
             <w:pPr>
@@ -6685,8 +6692,8 @@
         <w:tblLook w:firstColumn="1" w:firstRow="1" w:lastColumn="0" w:lastRow="0" w:noHBand="0" w:noVBand="1" w:val="04A0"/>
       </w:tblPr>
       <w:tblGrid>
-        <w:gridCol w:w="1564"/>
-        <w:gridCol w:w="3836"/>
+        <w:gridCol w:w="1581"/>
+        <w:gridCol w:w="3819"/>
       </w:tblGrid>
       <w:tr>
         <w:trPr>
@@ -6695,7 +6702,7 @@
         </w:trPr>
         <w:tc>
           <w:tcPr>
-            <w:tcW w:type="dxa" w:w="1564"/>
+            <w:tcW w:type="dxa" w:w="1581"/>
           </w:tcPr>
           <w:p>
             <w:pPr>
@@ -6711,7 +6718,7 @@
         </w:tc>
         <w:tc>
           <w:tcPr>
-            <w:tcW w:type="dxa" w:w="3836"/>
+            <w:tcW w:type="dxa" w:w="3819"/>
           </w:tcPr>
           <w:p>
             <w:pPr>
@@ -6732,7 +6739,7 @@
         </w:trPr>
         <w:tc>
           <w:tcPr>
-            <w:tcW w:type="dxa" w:w="1564"/>
+            <w:tcW w:type="dxa" w:w="1581"/>
           </w:tcPr>
           <w:p>
             <w:pPr>
@@ -6746,7 +6753,7 @@
         </w:tc>
         <w:tc>
           <w:tcPr>
-            <w:tcW w:type="dxa" w:w="3836"/>
+            <w:tcW w:type="dxa" w:w="3819"/>
           </w:tcPr>
           <w:p>
             <w:pPr>
@@ -6765,7 +6772,7 @@
         </w:trPr>
         <w:tc>
           <w:tcPr>
-            <w:tcW w:type="dxa" w:w="1564"/>
+            <w:tcW w:type="dxa" w:w="1581"/>
           </w:tcPr>
           <w:p>
             <w:pPr>
@@ -6779,7 +6786,7 @@
         </w:tc>
         <w:tc>
           <w:tcPr>
-            <w:tcW w:type="dxa" w:w="3836"/>
+            <w:tcW w:type="dxa" w:w="3819"/>
           </w:tcPr>
           <w:p>
             <w:pPr>
@@ -6798,7 +6805,7 @@
         </w:trPr>
         <w:tc>
           <w:tcPr>
-            <w:tcW w:type="dxa" w:w="1564"/>
+            <w:tcW w:type="dxa" w:w="1581"/>
           </w:tcPr>
           <w:p>
             <w:pPr>
@@ -6812,7 +6819,7 @@
         </w:tc>
         <w:tc>
           <w:tcPr>
-            <w:tcW w:type="dxa" w:w="3836"/>
+            <w:tcW w:type="dxa" w:w="3819"/>
           </w:tcPr>
           <w:p>
             <w:pPr>
@@ -6831,7 +6838,7 @@
         </w:trPr>
         <w:tc>
           <w:tcPr>
-            <w:tcW w:type="dxa" w:w="1564"/>
+            <w:tcW w:type="dxa" w:w="1581"/>
           </w:tcPr>
           <w:p>
             <w:pPr>
@@ -6845,7 +6852,7 @@
         </w:tc>
         <w:tc>
           <w:tcPr>
-            <w:tcW w:type="dxa" w:w="3836"/>
+            <w:tcW w:type="dxa" w:w="3819"/>
           </w:tcPr>
           <w:p>
             <w:pPr>
@@ -6864,7 +6871,7 @@
         </w:trPr>
         <w:tc>
           <w:tcPr>
-            <w:tcW w:type="dxa" w:w="1564"/>
+            <w:tcW w:type="dxa" w:w="1581"/>
           </w:tcPr>
           <w:p>
             <w:pPr>
@@ -6878,7 +6885,7 @@
         </w:tc>
         <w:tc>
           <w:tcPr>
-            <w:tcW w:type="dxa" w:w="3836"/>
+            <w:tcW w:type="dxa" w:w="3819"/>
           </w:tcPr>
           <w:p>
             <w:pPr>
@@ -6897,7 +6904,7 @@
         </w:trPr>
         <w:tc>
           <w:tcPr>
-            <w:tcW w:type="dxa" w:w="1564"/>
+            <w:tcW w:type="dxa" w:w="1581"/>
           </w:tcPr>
           <w:p>
             <w:pPr>
@@ -6911,7 +6918,7 @@
         </w:tc>
         <w:tc>
           <w:tcPr>
-            <w:tcW w:type="dxa" w:w="3836"/>
+            <w:tcW w:type="dxa" w:w="3819"/>
           </w:tcPr>
           <w:p>
             <w:pPr>
@@ -6930,7 +6937,7 @@
         </w:trPr>
         <w:tc>
           <w:tcPr>
-            <w:tcW w:type="dxa" w:w="1564"/>
+            <w:tcW w:type="dxa" w:w="1581"/>
           </w:tcPr>
           <w:p>
             <w:pPr>
@@ -6944,7 +6951,7 @@
         </w:tc>
         <w:tc>
           <w:tcPr>
-            <w:tcW w:type="dxa" w:w="3836"/>
+            <w:tcW w:type="dxa" w:w="3819"/>
           </w:tcPr>
           <w:p>
             <w:pPr>
@@ -6963,7 +6970,7 @@
         </w:trPr>
         <w:tc>
           <w:tcPr>
-            <w:tcW w:type="dxa" w:w="1564"/>
+            <w:tcW w:type="dxa" w:w="1581"/>
           </w:tcPr>
           <w:p>
             <w:pPr>
@@ -6977,7 +6984,7 @@
         </w:tc>
         <w:tc>
           <w:tcPr>
-            <w:tcW w:type="dxa" w:w="3836"/>
+            <w:tcW w:type="dxa" w:w="3819"/>
           </w:tcPr>
           <w:p>
             <w:pPr>
@@ -6996,7 +7003,7 @@
         </w:trPr>
         <w:tc>
           <w:tcPr>
-            <w:tcW w:type="dxa" w:w="1564"/>
+            <w:tcW w:type="dxa" w:w="1581"/>
           </w:tcPr>
           <w:p>
             <w:pPr>
@@ -7010,7 +7017,7 @@
         </w:tc>
         <w:tc>
           <w:tcPr>
-            <w:tcW w:type="dxa" w:w="3836"/>
+            <w:tcW w:type="dxa" w:w="3819"/>
           </w:tcPr>
           <w:p>
             <w:pPr>
@@ -7064,8 +7071,8 @@
         <w:tblLook w:firstColumn="1" w:firstRow="1" w:lastColumn="0" w:lastRow="0" w:noHBand="0" w:noVBand="1" w:val="04A0"/>
       </w:tblPr>
       <w:tblGrid>
-        <w:gridCol w:w="2015"/>
-        <w:gridCol w:w="3385"/>
+        <w:gridCol w:w="1932"/>
+        <w:gridCol w:w="3468"/>
       </w:tblGrid>
       <w:tr>
         <w:trPr>
@@ -7074,7 +7081,7 @@
         </w:trPr>
         <w:tc>
           <w:tcPr>
-            <w:tcW w:type="dxa" w:w="2015"/>
+            <w:tcW w:type="dxa" w:w="1932"/>
           </w:tcPr>
           <w:p>
             <w:pPr>
@@ -7090,7 +7097,7 @@
         </w:tc>
         <w:tc>
           <w:tcPr>
-            <w:tcW w:type="dxa" w:w="3385"/>
+            <w:tcW w:type="dxa" w:w="3468"/>
           </w:tcPr>
           <w:p>
             <w:pPr>
@@ -7111,7 +7118,7 @@
         </w:trPr>
         <w:tc>
           <w:tcPr>
-            <w:tcW w:type="dxa" w:w="2015"/>
+            <w:tcW w:type="dxa" w:w="1932"/>
           </w:tcPr>
           <w:p>
             <w:pPr>
@@ -7125,7 +7132,7 @@
         </w:tc>
         <w:tc>
           <w:tcPr>
-            <w:tcW w:type="dxa" w:w="3385"/>
+            <w:tcW w:type="dxa" w:w="3468"/>
           </w:tcPr>
           <w:p>
             <w:pPr>
@@ -7144,7 +7151,7 @@
         </w:trPr>
         <w:tc>
           <w:tcPr>
-            <w:tcW w:type="dxa" w:w="2015"/>
+            <w:tcW w:type="dxa" w:w="1932"/>
           </w:tcPr>
           <w:p>
             <w:pPr>
@@ -7158,7 +7165,7 @@
         </w:tc>
         <w:tc>
           <w:tcPr>
-            <w:tcW w:type="dxa" w:w="3385"/>
+            <w:tcW w:type="dxa" w:w="3468"/>
           </w:tcPr>
           <w:p>
             <w:pPr>
@@ -7177,7 +7184,7 @@
         </w:trPr>
         <w:tc>
           <w:tcPr>
-            <w:tcW w:type="dxa" w:w="2015"/>
+            <w:tcW w:type="dxa" w:w="1932"/>
           </w:tcPr>
           <w:p>
             <w:pPr>
@@ -7191,7 +7198,7 @@
         </w:tc>
         <w:tc>
           <w:tcPr>
-            <w:tcW w:type="dxa" w:w="3385"/>
+            <w:tcW w:type="dxa" w:w="3468"/>
           </w:tcPr>
           <w:p>
             <w:pPr>
@@ -7210,7 +7217,7 @@
         </w:trPr>
         <w:tc>
           <w:tcPr>
-            <w:tcW w:type="dxa" w:w="2015"/>
+            <w:tcW w:type="dxa" w:w="1932"/>
           </w:tcPr>
           <w:p>
             <w:pPr>
@@ -7224,7 +7231,7 @@
         </w:tc>
         <w:tc>
           <w:tcPr>
-            <w:tcW w:type="dxa" w:w="3385"/>
+            <w:tcW w:type="dxa" w:w="3468"/>
           </w:tcPr>
           <w:p>
             <w:pPr>
@@ -7243,7 +7250,7 @@
         </w:trPr>
         <w:tc>
           <w:tcPr>
-            <w:tcW w:type="dxa" w:w="2015"/>
+            <w:tcW w:type="dxa" w:w="1932"/>
           </w:tcPr>
           <w:p>
             <w:pPr>
@@ -7257,7 +7264,7 @@
         </w:tc>
         <w:tc>
           <w:tcPr>
-            <w:tcW w:type="dxa" w:w="3385"/>
+            <w:tcW w:type="dxa" w:w="3468"/>
           </w:tcPr>
           <w:p>
             <w:pPr>
@@ -7276,7 +7283,7 @@
         </w:trPr>
         <w:tc>
           <w:tcPr>
-            <w:tcW w:type="dxa" w:w="2015"/>
+            <w:tcW w:type="dxa" w:w="1932"/>
           </w:tcPr>
           <w:p>
             <w:pPr>
@@ -7290,7 +7297,7 @@
         </w:tc>
         <w:tc>
           <w:tcPr>
-            <w:tcW w:type="dxa" w:w="3385"/>
+            <w:tcW w:type="dxa" w:w="3468"/>
           </w:tcPr>
           <w:p>
             <w:pPr>
@@ -7309,7 +7316,7 @@
         </w:trPr>
         <w:tc>
           <w:tcPr>
-            <w:tcW w:type="dxa" w:w="2015"/>
+            <w:tcW w:type="dxa" w:w="1932"/>
           </w:tcPr>
           <w:p>
             <w:pPr>
@@ -7323,7 +7330,7 @@
         </w:tc>
         <w:tc>
           <w:tcPr>
-            <w:tcW w:type="dxa" w:w="3385"/>
+            <w:tcW w:type="dxa" w:w="3468"/>
           </w:tcPr>
           <w:p>
             <w:pPr>
@@ -7342,7 +7349,7 @@
         </w:trPr>
         <w:tc>
           <w:tcPr>
-            <w:tcW w:type="dxa" w:w="2015"/>
+            <w:tcW w:type="dxa" w:w="1932"/>
           </w:tcPr>
           <w:p>
             <w:pPr>
@@ -7356,7 +7363,7 @@
         </w:tc>
         <w:tc>
           <w:tcPr>
-            <w:tcW w:type="dxa" w:w="3385"/>
+            <w:tcW w:type="dxa" w:w="3468"/>
           </w:tcPr>
           <w:p>
             <w:pPr>
@@ -7375,7 +7382,7 @@
         </w:trPr>
         <w:tc>
           <w:tcPr>
-            <w:tcW w:type="dxa" w:w="2015"/>
+            <w:tcW w:type="dxa" w:w="1932"/>
           </w:tcPr>
           <w:p>
             <w:pPr>
@@ -7389,7 +7396,7 @@
         </w:tc>
         <w:tc>
           <w:tcPr>
-            <w:tcW w:type="dxa" w:w="3385"/>
+            <w:tcW w:type="dxa" w:w="3468"/>
           </w:tcPr>
           <w:p>
             <w:pPr>
@@ -7408,7 +7415,7 @@
         </w:trPr>
         <w:tc>
           <w:tcPr>
-            <w:tcW w:type="dxa" w:w="2015"/>
+            <w:tcW w:type="dxa" w:w="1932"/>
           </w:tcPr>
           <w:p>
             <w:pPr>
@@ -7422,7 +7429,7 @@
         </w:tc>
         <w:tc>
           <w:tcPr>
-            <w:tcW w:type="dxa" w:w="3385"/>
+            <w:tcW w:type="dxa" w:w="3468"/>
           </w:tcPr>
           <w:p>
             <w:pPr>
@@ -7441,7 +7448,7 @@
         </w:trPr>
         <w:tc>
           <w:tcPr>
-            <w:tcW w:type="dxa" w:w="2015"/>
+            <w:tcW w:type="dxa" w:w="1932"/>
           </w:tcPr>
           <w:p>
             <w:pPr>
@@ -7455,7 +7462,7 @@
         </w:tc>
         <w:tc>
           <w:tcPr>
-            <w:tcW w:type="dxa" w:w="3385"/>
+            <w:tcW w:type="dxa" w:w="3468"/>
           </w:tcPr>
           <w:p>
             <w:pPr>
@@ -7474,7 +7481,7 @@
         </w:trPr>
         <w:tc>
           <w:tcPr>
-            <w:tcW w:type="dxa" w:w="2015"/>
+            <w:tcW w:type="dxa" w:w="1932"/>
           </w:tcPr>
           <w:p>
             <w:pPr>
@@ -7488,7 +7495,7 @@
         </w:tc>
         <w:tc>
           <w:tcPr>
-            <w:tcW w:type="dxa" w:w="3385"/>
+            <w:tcW w:type="dxa" w:w="3468"/>
           </w:tcPr>
           <w:p>
             <w:pPr>
@@ -7507,7 +7514,7 @@
         </w:trPr>
         <w:tc>
           <w:tcPr>
-            <w:tcW w:type="dxa" w:w="2015"/>
+            <w:tcW w:type="dxa" w:w="1932"/>
           </w:tcPr>
           <w:p>
             <w:pPr>
@@ -7521,7 +7528,7 @@
         </w:tc>
         <w:tc>
           <w:tcPr>
-            <w:tcW w:type="dxa" w:w="3385"/>
+            <w:tcW w:type="dxa" w:w="3468"/>
           </w:tcPr>
           <w:p>
             <w:pPr>
@@ -7540,7 +7547,7 @@
         </w:trPr>
         <w:tc>
           <w:tcPr>
-            <w:tcW w:type="dxa" w:w="2015"/>
+            <w:tcW w:type="dxa" w:w="1932"/>
           </w:tcPr>
           <w:p>
             <w:pPr>
@@ -7554,7 +7561,7 @@
         </w:tc>
         <w:tc>
           <w:tcPr>
-            <w:tcW w:type="dxa" w:w="3385"/>
+            <w:tcW w:type="dxa" w:w="3468"/>
           </w:tcPr>
           <w:p>
             <w:pPr>
@@ -7573,7 +7580,7 @@
         </w:trPr>
         <w:tc>
           <w:tcPr>
-            <w:tcW w:type="dxa" w:w="2015"/>
+            <w:tcW w:type="dxa" w:w="1932"/>
           </w:tcPr>
           <w:p>
             <w:pPr>
@@ -7587,7 +7594,7 @@
         </w:tc>
         <w:tc>
           <w:tcPr>
-            <w:tcW w:type="dxa" w:w="3385"/>
+            <w:tcW w:type="dxa" w:w="3468"/>
           </w:tcPr>
           <w:p>
             <w:pPr>
@@ -7606,7 +7613,7 @@
         </w:trPr>
         <w:tc>
           <w:tcPr>
-            <w:tcW w:type="dxa" w:w="2015"/>
+            <w:tcW w:type="dxa" w:w="1932"/>
           </w:tcPr>
           <w:p>
             <w:pPr>
@@ -7620,7 +7627,7 @@
         </w:tc>
         <w:tc>
           <w:tcPr>
-            <w:tcW w:type="dxa" w:w="3385"/>
+            <w:tcW w:type="dxa" w:w="3468"/>
           </w:tcPr>
           <w:p>
             <w:pPr>
@@ -7639,7 +7646,7 @@
         </w:trPr>
         <w:tc>
           <w:tcPr>
-            <w:tcW w:type="dxa" w:w="2015"/>
+            <w:tcW w:type="dxa" w:w="1932"/>
           </w:tcPr>
           <w:p>
             <w:pPr>
@@ -7653,7 +7660,7 @@
         </w:tc>
         <w:tc>
           <w:tcPr>
-            <w:tcW w:type="dxa" w:w="3385"/>
+            <w:tcW w:type="dxa" w:w="3468"/>
           </w:tcPr>
           <w:p>
             <w:pPr>
@@ -7672,7 +7679,7 @@
         </w:trPr>
         <w:tc>
           <w:tcPr>
-            <w:tcW w:type="dxa" w:w="2015"/>
+            <w:tcW w:type="dxa" w:w="1932"/>
           </w:tcPr>
           <w:p>
             <w:pPr>
@@ -7686,7 +7693,7 @@
         </w:tc>
         <w:tc>
           <w:tcPr>
-            <w:tcW w:type="dxa" w:w="3385"/>
+            <w:tcW w:type="dxa" w:w="3468"/>
           </w:tcPr>
           <w:p>
             <w:pPr>
@@ -7709,14 +7716,14 @@
       <w:pPr>
         <w:pStyle w:val="Lookupheading"/>
       </w:pPr>
-      <w:bookmarkStart w:id="55" w:name="lk24LkSeq"/>
+      <w:bookmarkStart w:id="56" w:name="lk24LkSeq"/>
       <w:r>
         <w:rPr>
           <w:rStyle w:val="Slidecode"/>
         </w:rPr>
         <w:t>Sequences</w:t>
       </w:r>
-      <w:bookmarkEnd w:id="55"/>
+      <w:bookmarkEnd w:id="56"/>
     </w:p>
     <w:p>
       <w:pPr>
@@ -7794,14 +7801,14 @@
       <w:pPr>
         <w:pStyle w:val="Lookupheading"/>
       </w:pPr>
-      <w:bookmarkStart w:id="56" w:name="lk24LkUses"/>
+      <w:bookmarkStart w:id="57" w:name="lk24LkUses"/>
       <w:r>
         <w:rPr>
           <w:rStyle w:val="Slidecode"/>
         </w:rPr>
         <w:t>Uses</w:t>
       </w:r>
-      <w:bookmarkEnd w:id="56"/>
+      <w:bookmarkEnd w:id="57"/>
     </w:p>
     <w:p>
       <w:pPr>
@@ -7837,8 +7844,8 @@
         <w:tblLook w:firstColumn="1" w:firstRow="1" w:lastColumn="0" w:lastRow="0" w:noHBand="0" w:noVBand="1" w:val="04A0"/>
       </w:tblPr>
       <w:tblGrid>
-        <w:gridCol w:w="1336"/>
-        <w:gridCol w:w="4064"/>
+        <w:gridCol w:w="1293"/>
+        <w:gridCol w:w="4107"/>
       </w:tblGrid>
       <w:tr>
         <w:trPr>
@@ -7847,7 +7854,7 @@
         </w:trPr>
         <w:tc>
           <w:tcPr>
-            <w:tcW w:type="dxa" w:w="1336"/>
+            <w:tcW w:type="dxa" w:w="1293"/>
           </w:tcPr>
           <w:p>
             <w:pPr>
@@ -7863,7 +7870,7 @@
         </w:tc>
         <w:tc>
           <w:tcPr>
-            <w:tcW w:type="dxa" w:w="4064"/>
+            <w:tcW w:type="dxa" w:w="4107"/>
           </w:tcPr>
           <w:p>
             <w:pPr>
@@ -7884,7 +7891,7 @@
         </w:trPr>
         <w:tc>
           <w:tcPr>
-            <w:tcW w:type="dxa" w:w="1336"/>
+            <w:tcW w:type="dxa" w:w="1293"/>
           </w:tcPr>
           <w:p>
             <w:pPr>
@@ -7898,7 +7905,7 @@
         </w:tc>
         <w:tc>
           <w:tcPr>
-            <w:tcW w:type="dxa" w:w="4064"/>
+            <w:tcW w:type="dxa" w:w="4107"/>
           </w:tcPr>
           <w:p>
             <w:pPr>
@@ -7917,7 +7924,7 @@
         </w:trPr>
         <w:tc>
           <w:tcPr>
-            <w:tcW w:type="dxa" w:w="1336"/>
+            <w:tcW w:type="dxa" w:w="1293"/>
           </w:tcPr>
           <w:p>
             <w:pPr>
@@ -7931,7 +7938,7 @@
         </w:tc>
         <w:tc>
           <w:tcPr>
-            <w:tcW w:type="dxa" w:w="4064"/>
+            <w:tcW w:type="dxa" w:w="4107"/>
           </w:tcPr>
           <w:p>
             <w:pPr>
@@ -7950,7 +7957,7 @@
         </w:trPr>
         <w:tc>
           <w:tcPr>
-            <w:tcW w:type="dxa" w:w="1336"/>
+            <w:tcW w:type="dxa" w:w="1293"/>
           </w:tcPr>
           <w:p>
             <w:pPr>
@@ -7964,7 +7971,7 @@
         </w:tc>
         <w:tc>
           <w:tcPr>
-            <w:tcW w:type="dxa" w:w="4064"/>
+            <w:tcW w:type="dxa" w:w="4107"/>
           </w:tcPr>
           <w:p>
             <w:pPr>
@@ -7983,7 +7990,7 @@
         </w:trPr>
         <w:tc>
           <w:tcPr>
-            <w:tcW w:type="dxa" w:w="1336"/>
+            <w:tcW w:type="dxa" w:w="1293"/>
           </w:tcPr>
           <w:p>
             <w:pPr>
@@ -7997,7 +8004,7 @@
         </w:tc>
         <w:tc>
           <w:tcPr>
-            <w:tcW w:type="dxa" w:w="4064"/>
+            <w:tcW w:type="dxa" w:w="4107"/>
           </w:tcPr>
           <w:p>
             <w:pPr>
@@ -8020,7 +8027,9 @@
       <w:type w:val="continuous"/>
       <w:pgSz w:w="12240" w:h="15840"/>
       <w:pgMar w:top="792" w:right="576" w:bottom="720" w:left="576" w:header="432" w:footer="360" w:gutter="0"/>
+      <w:pgNumType w:start="13"/>
       <w:cols w:space="288" w:num="2" w:sep="1"/>
+      <w:titlePg/>
       <w:docGrid w:linePitch="360"/>
     </w:sectPr>
   </w:body>
@@ -8044,7 +8053,33 @@
       <w:fldChar w:fldCharType="separate"/>
     </w:r>
     <w:r>
-      <w:t>1</w:t>
+      <w:t>13</w:t>
+    </w:r>
+    <w:r>
+      <w:fldChar w:fldCharType="end"/>
+    </w:r>
+  </w:p>
+</w:ftr>
+</file>
+
+<file path=word/footer2.xml><?xml version="1.0" encoding="utf-8"?>
+<w:ftr xmlns:m="http://schemas.openxmlformats.org/officeDocument/2006/math" xmlns:mc="http://schemas.openxmlformats.org/markup-compatibility/2006" xmlns:mo="http://schemas.microsoft.com/office/mac/office/2008/main" xmlns:mv="urn:schemas-microsoft-com:mac:vml" xmlns:o="urn:schemas-microsoft-com:office:office" xmlns:r="http://schemas.openxmlformats.org/officeDocument/2006/relationships" xmlns:v="urn:schemas-microsoft-com:vml" xmlns:w10="urn:schemas-microsoft-com:office:word" xmlns:w14="http://schemas.microsoft.com/office/word/2010/wordml" xmlns:w="http://schemas.openxmlformats.org/wordprocessingml/2006/main" xmlns:wne="http://schemas.microsoft.com/office/word/2006/wordml" xmlns:wp14="http://schemas.microsoft.com/office/word/2010/wordprocessingDrawing" xmlns:wp="http://schemas.openxmlformats.org/drawingml/2006/wordprocessingDrawing" xmlns:wpc="http://schemas.microsoft.com/office/word/2010/wordprocessingCanvas" xmlns:wpg="http://schemas.microsoft.com/office/word/2010/wordprocessingGroup" xmlns:wpi="http://schemas.microsoft.com/office/word/2010/wordprocessingInk" xmlns:wps="http://schemas.microsoft.com/office/word/2010/wordprocessingShape" mc:Ignorable="w14 wp14">
+  <w:p>
+    <w:pPr>
+      <w:pStyle w:val="Footer"/>
+      <w:jc w:val="center"/>
+    </w:pPr>
+    <w:r>
+      <w:fldChar w:fldCharType="begin"/>
+    </w:r>
+    <w:r>
+      <w:instrText xml:space="preserve"> PAGE </w:instrText>
+    </w:r>
+    <w:r>
+      <w:fldChar w:fldCharType="separate"/>
+    </w:r>
+    <w:r>
+      <w:t>13</w:t>
     </w:r>
     <w:r>
       <w:fldChar w:fldCharType="end"/>
@@ -8144,6 +8179,16 @@
 </w:hdr>
 </file>
 
+<file path=word/header2.xml><?xml version="1.0" encoding="utf-8"?>
+<w:hdr xmlns:m="http://schemas.openxmlformats.org/officeDocument/2006/math" xmlns:mc="http://schemas.openxmlformats.org/markup-compatibility/2006" xmlns:mo="http://schemas.microsoft.com/office/mac/office/2008/main" xmlns:mv="urn:schemas-microsoft-com:mac:vml" xmlns:o="urn:schemas-microsoft-com:office:office" xmlns:r="http://schemas.openxmlformats.org/officeDocument/2006/relationships" xmlns:v="urn:schemas-microsoft-com:vml" xmlns:w10="urn:schemas-microsoft-com:office:word" xmlns:w14="http://schemas.microsoft.com/office/word/2010/wordml" xmlns:w="http://schemas.openxmlformats.org/wordprocessingml/2006/main" xmlns:wne="http://schemas.microsoft.com/office/word/2006/wordml" xmlns:wp14="http://schemas.microsoft.com/office/word/2010/wordprocessingDrawing" xmlns:wp="http://schemas.openxmlformats.org/drawingml/2006/wordprocessingDrawing" xmlns:wpc="http://schemas.microsoft.com/office/word/2010/wordprocessingCanvas" xmlns:wpg="http://schemas.microsoft.com/office/word/2010/wordprocessingGroup" xmlns:wpi="http://schemas.microsoft.com/office/word/2010/wordprocessingInk" xmlns:wps="http://schemas.microsoft.com/office/word/2010/wordprocessingShape" mc:Ignorable="w14 wp14">
+  <w:p>
+    <w:pPr>
+      <w:pStyle w:val="Header"/>
+    </w:pPr>
+  </w:p>
+</w:hdr>
+</file>
+
 <file path=word/numbering.xml><?xml version="1.0" encoding="utf-8"?>
 <w:numbering xmlns:wpc="http://schemas.microsoft.com/office/word/2010/wordprocessingCanvas" xmlns:mo="http://schemas.microsoft.com/office/mac/office/2008/main" xmlns:mc="http://schemas.openxmlformats.org/markup-compatibility/2006" xmlns:mv="urn:schemas-microsoft-com:mac:vml" xmlns:o="urn:schemas-microsoft-com:office:office" xmlns:r="http://schemas.openxmlformats.org/officeDocument/2006/relationships" xmlns:m="http://schemas.openxmlformats.org/officeDocument/2006/math" xmlns:v="urn:schemas-microsoft-com:vml" xmlns:wp14="http://schemas.microsoft.com/office/word/2010/wordprocessingDrawing" xmlns:wp="http://schemas.openxmlformats.org/drawingml/2006/wordprocessingDrawing" xmlns:w10="urn:schemas-microsoft-com:office:word" xmlns:w="http://schemas.openxmlformats.org/wordprocessingml/2006/main" xmlns:w14="http://schemas.microsoft.com/office/word/2010/wordml" xmlns:wpg="http://schemas.microsoft.com/office/word/2010/wordprocessingGroup" xmlns:wpi="http://schemas.microsoft.com/office/word/2010/wordprocessingInk" xmlns:wne="http://schemas.microsoft.com/office/word/2006/wordml" xmlns:wps="http://schemas.microsoft.com/office/word/2010/wordprocessingShape" mc:Ignorable="w14 wp14">
   <w:abstractNum w:abstractNumId="0">
@@ -8327,7 +8372,7 @@
         <w:ind w:left="172" w:hanging="172"/>
       </w:pPr>
       <w:rPr>
-        <w:rFonts w:ascii="Arial Narrow" w:hAnsi="Arial Narrow" w:cs="Arial Narrow"/>
+        <w:rFonts w:ascii="Handwriting Final" w:hAnsi="Handwriting Final" w:cs="Handwriting Final"/>
       </w:rPr>
     </w:lvl>
     <w:lvl w:ilvl="1">
@@ -8339,7 +8384,7 @@
         <w:ind w:left="356" w:hanging="172"/>
       </w:pPr>
       <w:rPr>
-        <w:rFonts w:ascii="Arial Narrow" w:hAnsi="Arial Narrow" w:cs="Arial Narrow"/>
+        <w:rFonts w:ascii="Handwriting Final" w:hAnsi="Handwriting Final" w:cs="Handwriting Final"/>
       </w:rPr>
     </w:lvl>
     <w:lvl w:ilvl="2">
@@ -8351,7 +8396,7 @@
         <w:ind w:left="540" w:hanging="172"/>
       </w:pPr>
       <w:rPr>
-        <w:rFonts w:ascii="Arial Narrow" w:hAnsi="Arial Narrow" w:cs="Arial Narrow"/>
+        <w:rFonts w:ascii="Handwriting Final" w:hAnsi="Handwriting Final" w:cs="Handwriting Final"/>
       </w:rPr>
     </w:lvl>
     <w:lvl w:ilvl="3">
@@ -8363,7 +8408,7 @@
         <w:ind w:left="724" w:hanging="172"/>
       </w:pPr>
       <w:rPr>
-        <w:rFonts w:ascii="Arial Narrow" w:hAnsi="Arial Narrow" w:cs="Arial Narrow"/>
+        <w:rFonts w:ascii="Handwriting Final" w:hAnsi="Handwriting Final" w:cs="Handwriting Final"/>
       </w:rPr>
     </w:lvl>
     <w:lvl w:ilvl="4">
@@ -8375,7 +8420,7 @@
         <w:ind w:left="908" w:hanging="172"/>
       </w:pPr>
       <w:rPr>
-        <w:rFonts w:ascii="Arial Narrow" w:hAnsi="Arial Narrow" w:cs="Arial Narrow"/>
+        <w:rFonts w:ascii="Handwriting Final" w:hAnsi="Handwriting Final" w:cs="Handwriting Final"/>
       </w:rPr>
     </w:lvl>
     <w:lvl w:ilvl="5">
@@ -8387,7 +8432,7 @@
         <w:ind w:left="1092" w:hanging="172"/>
       </w:pPr>
       <w:rPr>
-        <w:rFonts w:ascii="Arial Narrow" w:hAnsi="Arial Narrow" w:cs="Arial Narrow"/>
+        <w:rFonts w:ascii="Handwriting Final" w:hAnsi="Handwriting Final" w:cs="Handwriting Final"/>
       </w:rPr>
     </w:lvl>
     <w:lvl w:ilvl="6">
@@ -8399,7 +8444,7 @@
         <w:ind w:left="1276" w:hanging="172"/>
       </w:pPr>
       <w:rPr>
-        <w:rFonts w:ascii="Arial Narrow" w:hAnsi="Arial Narrow" w:cs="Arial Narrow"/>
+        <w:rFonts w:ascii="Handwriting Final" w:hAnsi="Handwriting Final" w:cs="Handwriting Final"/>
       </w:rPr>
     </w:lvl>
     <w:lvl w:ilvl="7">
@@ -8411,7 +8456,7 @@
         <w:ind w:left="1460" w:hanging="172"/>
       </w:pPr>
       <w:rPr>
-        <w:rFonts w:ascii="Arial Narrow" w:hAnsi="Arial Narrow" w:cs="Arial Narrow"/>
+        <w:rFonts w:ascii="Handwriting Final" w:hAnsi="Handwriting Final" w:cs="Handwriting Final"/>
       </w:rPr>
     </w:lvl>
     <w:lvl w:ilvl="8">
@@ -8423,7 +8468,7 @@
         <w:ind w:left="1644" w:hanging="172"/>
       </w:pPr>
       <w:rPr>
-        <w:rFonts w:ascii="Arial Narrow" w:hAnsi="Arial Narrow" w:cs="Arial Narrow"/>
+        <w:rFonts w:ascii="Handwriting Final" w:hAnsi="Handwriting Final" w:cs="Handwriting Final"/>
       </w:rPr>
     </w:lvl>
   </w:abstractNum>
@@ -8624,7 +8669,7 @@
       <w:spacing w:after="0" w:before="0" w:line="240" w:lineRule="auto"/>
     </w:pPr>
     <w:rPr>
-      <w:rFonts w:ascii="Arial Narrow" w:hAnsi="Arial Narrow" w:eastAsia="Arial Narrow"/>
+      <w:rFonts w:ascii="Handwriting Final" w:hAnsi="Handwriting Final" w:eastAsia="Handwriting Final"/>
       <w:sz w:val="23"/>
     </w:rPr>
   </w:style>
